--- a/docs/ITSM_User_Guide.docx
+++ b/docs/ITSM_User_Guide.docx
@@ -2,7 +2,7 @@
 <file path=word/document.xml><?xml version="1.0" encoding="utf-8"?>
 <w:document xmlns:w="http://schemas.openxmlformats.org/wordprocessingml/2006/main" xmlns:m="http://schemas.openxmlformats.org/officeDocument/2006/math" xmlns:r="http://schemas.openxmlformats.org/officeDocument/2006/relationships" xmlns:o="urn:schemas-microsoft-com:office:office" xmlns:v="urn:schemas-microsoft-com:vml" xmlns:w10="urn:schemas-microsoft-com:office:word" xmlns:a="http://schemas.openxmlformats.org/drawingml/2006/main" xmlns:pic="http://schemas.openxmlformats.org/drawingml/2006/picture" xmlns:wp="http://schemas.openxmlformats.org/drawingml/2006/wordprocessingDrawing">
   <w:body>
-    <w:bookmarkStart w:id="34" w:name="гайд-користувача--itsm-system"/>
+    <w:bookmarkStart w:id="37" w:name="гайд-користувача--itsm-system"/>
     <w:p>
       <w:pPr>
         <w:pStyle w:val="Heading1"/>
@@ -169,7 +169,23 @@
         <w:pStyle w:val="Compact"/>
       </w:pPr>
       <w:r>
-        <w:t xml:space="preserve">кількість активних проєктів, відкритих задач і відкритих тікетів (загалом по системі);</w:t>
+        <w:t xml:space="preserve">кількість</w:t>
+      </w:r>
+      <w:r>
+        <w:t xml:space="preserve"> </w:t>
+      </w:r>
+      <w:r>
+        <w:rPr>
+          <w:bCs/>
+          <w:b/>
+        </w:rPr>
+        <w:t xml:space="preserve">ваших</w:t>
+      </w:r>
+      <w:r>
+        <w:t xml:space="preserve"> </w:t>
+      </w:r>
+      <w:r>
+        <w:t xml:space="preserve">активних проєктів, відкритих задач і відкритих тікетів — тобто тих, до яких у вас є доступ (див. пояснення нижче), а не загальну статистику по всій системі;</w:t>
       </w:r>
     </w:p>
     <w:p>
@@ -181,6 +197,25 @@
         <w:pStyle w:val="Compact"/>
       </w:pPr>
       <w:r>
+        <w:rPr>
+          <w:bCs/>
+          <w:b/>
+        </w:rPr>
+        <w:t xml:space="preserve">кожна з трьох цифр — клікабельне посилання</w:t>
+      </w:r>
+      <w:r>
+        <w:t xml:space="preserve">: натисніть на «Активні проєкти», щоб перейти до списку проєктів, на «Відкриті задачі» — до списку всіх ваших відкритих задач, на «Відкриті тікети» — до списку тікетів;</w:t>
+      </w:r>
+    </w:p>
+    <w:p>
+      <w:pPr>
+        <w:numPr>
+          <w:ilvl w:val="0"/>
+          <w:numId w:val="1002"/>
+        </w:numPr>
+        <w:pStyle w:val="Compact"/>
+      </w:pPr>
+      <w:r>
         <w:t xml:space="preserve">список</w:t>
       </w:r>
       <w:r>
@@ -197,7 +232,7 @@
         <w:t xml:space="preserve"> </w:t>
       </w:r>
       <w:r>
-        <w:t xml:space="preserve">— усе, що призначено особисто вам, відсортоване за терміном виконання.</w:t>
+        <w:t xml:space="preserve">— усе, що призначено особисто вам, відсортоване за проєктом і терміном виконання.</w:t>
       </w:r>
     </w:p>
     <w:p>
@@ -238,12 +273,85 @@
         <w:t xml:space="preserve"> </w:t>
       </w:r>
       <w:r>
-        <w:t xml:space="preserve">— список усіх проєктів, до яких у вас є доступ, з кількістю відкритих задач та відповідальним (виконавцем проєкту) у кожному.</w:t>
-      </w:r>
-    </w:p>
-    <w:p>
-      <w:pPr>
-        <w:pStyle w:val="BodyText"/>
+        <w:t xml:space="preserve">— список проєктів,</w:t>
+      </w:r>
+      <w:r>
+        <w:t xml:space="preserve"> </w:t>
+      </w:r>
+      <w:r>
+        <w:rPr>
+          <w:bCs/>
+          <w:b/>
+        </w:rPr>
+        <w:t xml:space="preserve">до яких у вас є доступ</w:t>
+      </w:r>
+      <w:r>
+        <w:t xml:space="preserve">, з кількістю відкритих задач та відповідальним (виконавцем проєкту) у кожному.</w:t>
+      </w:r>
+    </w:p>
+    <w:p>
+      <w:pPr>
+        <w:pStyle w:val="BlockText"/>
+      </w:pPr>
+      <w:r>
+        <w:rPr>
+          <w:bCs/>
+          <w:b/>
+        </w:rPr>
+        <w:t xml:space="preserve">Важливо про видимість:</w:t>
+      </w:r>
+      <w:r>
+        <w:t xml:space="preserve"> </w:t>
+      </w:r>
+      <w:r>
+        <w:t xml:space="preserve">ви бачите проєкт (і в списку, і за прямим посиланням), лише якщо ви його</w:t>
+      </w:r>
+      <w:r>
+        <w:t xml:space="preserve"> </w:t>
+      </w:r>
+      <w:r>
+        <w:rPr>
+          <w:bCs/>
+          <w:b/>
+        </w:rPr>
+        <w:t xml:space="preserve">створили</w:t>
+      </w:r>
+      <w:r>
+        <w:t xml:space="preserve">, є</w:t>
+      </w:r>
+      <w:r>
+        <w:t xml:space="preserve"> </w:t>
+      </w:r>
+      <w:r>
+        <w:rPr>
+          <w:bCs/>
+          <w:b/>
+        </w:rPr>
+        <w:t xml:space="preserve">відповідальним</w:t>
+      </w:r>
+      <w:r>
+        <w:t xml:space="preserve"> </w:t>
+      </w:r>
+      <w:r>
+        <w:t xml:space="preserve">за нього, або ви</w:t>
+      </w:r>
+      <w:r>
+        <w:t xml:space="preserve"> </w:t>
+      </w:r>
+      <w:r>
+        <w:rPr>
+          <w:bCs/>
+          <w:b/>
+        </w:rPr>
+        <w:t xml:space="preserve">адміністратор системи</w:t>
+      </w:r>
+      <w:r>
+        <w:t xml:space="preserve">. Проєкти інших людей, до яких вас не залучено, у вашому списку не з'являться — це не помилка. Те саме стосується задач усередині таких проєктів. Якщо вам потрібен доступ до конкретного проєкту — попросіть адміністратора чи керівника ІТ-підрозділу призначити вас відповідальним.</w:t>
+      </w:r>
+    </w:p>
+    <w:p>
+      <w:pPr>
+        <w:pStyle w:val="FirstParagraph"/>
       </w:pPr>
       <w:r>
         <w:t xml:space="preserve">Натисніть на назву проєкту, щоб побачити всі його задачі та відповідального.</w:t>
@@ -265,7 +373,7 @@
       </w:r>
     </w:p>
     <w:bookmarkEnd w:id="22"/>
-    <w:bookmarkStart w:id="27" w:name="X38a42148eb78af68e5051bfff55ed0ae1ab82ba"/>
+    <w:bookmarkStart w:id="29" w:name="X38a42148eb78af68e5051bfff55ed0ae1ab82ba"/>
     <w:p>
       <w:pPr>
         <w:pStyle w:val="Heading2"/>
@@ -393,13 +501,29 @@
           <w:bCs/>
           <w:b/>
         </w:rPr>
-        <w:t xml:space="preserve">Термін виконання</w:t>
-      </w:r>
-      <w:r>
-        <w:t xml:space="preserve"> </w:t>
-      </w:r>
-      <w:r>
-        <w:t xml:space="preserve">— за потреби.</w:t>
+        <w:t xml:space="preserve">Дата початку</w:t>
+      </w:r>
+      <w:r>
+        <w:t xml:space="preserve"> </w:t>
+      </w:r>
+      <w:r>
+        <w:t xml:space="preserve">та</w:t>
+      </w:r>
+      <w:r>
+        <w:t xml:space="preserve"> </w:t>
+      </w:r>
+      <w:r>
+        <w:rPr>
+          <w:bCs/>
+          <w:b/>
+        </w:rPr>
+        <w:t xml:space="preserve">термін виконання</w:t>
+      </w:r>
+      <w:r>
+        <w:t xml:space="preserve"> </w:t>
+      </w:r>
+      <w:r>
+        <w:t xml:space="preserve">— за потреби (обидва поля необов'язкові, але потрібні, якщо плануєте бачити задачу на діаграмі Ганта чи в календарі з конкретними датами).</w:t>
       </w:r>
     </w:p>
     <w:p>
@@ -664,6 +788,193 @@
       </w:r>
       <w:r>
         <w:t xml:space="preserve">— час додасться до загального лічильника витрачених годин по задачі. Видалити чи виправити вже доданий запис часу поки не можна через інтерфейс — у разі помилки зверніться до адміністратора.</w:t>
+      </w:r>
+    </w:p>
+    <w:bookmarkEnd w:id="26"/>
+    <w:bookmarkStart w:id="27" w:name="X4bd7fb309eb3bd4f0a7fb9aea9b124333baefc4"/>
+    <w:p>
+      <w:pPr>
+        <w:pStyle w:val="Heading3"/>
+      </w:pPr>
+      <w:r>
+        <w:t xml:space="preserve">4.5 Канбан-дошка</w:t>
+      </w:r>
+    </w:p>
+    <w:p>
+      <w:pPr>
+        <w:pStyle w:val="FirstParagraph"/>
+      </w:pPr>
+      <w:r>
+        <w:t xml:space="preserve">На сторінці проєкту натисніть</w:t>
+      </w:r>
+      <w:r>
+        <w:t xml:space="preserve"> </w:t>
+      </w:r>
+      <w:r>
+        <w:rPr>
+          <w:bCs/>
+          <w:b/>
+        </w:rPr>
+        <w:t xml:space="preserve">«📋 Канбан-дошка»</w:t>
+      </w:r>
+      <w:r>
+        <w:t xml:space="preserve"> </w:t>
+      </w:r>
+      <w:r>
+        <w:t xml:space="preserve">— задачі показані колонками за статусом (Нова, В роботі, Очікує, Вирішена, Закрита). Перетягніть картку задачі мишкою в іншу колонку — статус зміниться одразу, без відкриття самої задачі. Якщо перетягування не спрацювало (наприклад, пропало з'єднання) — з'явиться повідомлення про помилку, а картка повернеться на своє місце.</w:t>
+      </w:r>
+    </w:p>
+    <w:bookmarkEnd w:id="27"/>
+    <w:bookmarkStart w:id="28" w:name="X54dd1c96eab6ee2e6adfabcbc4e58dadb5a4d19"/>
+    <w:p>
+      <w:pPr>
+        <w:pStyle w:val="Heading3"/>
+      </w:pPr>
+      <w:r>
+        <w:t xml:space="preserve">4.6 Діаграма Ганта</w:t>
+      </w:r>
+    </w:p>
+    <w:p>
+      <w:pPr>
+        <w:pStyle w:val="FirstParagraph"/>
+      </w:pPr>
+      <w:r>
+        <w:t xml:space="preserve">На сторінці проєкту натисніть</w:t>
+      </w:r>
+      <w:r>
+        <w:t xml:space="preserve"> </w:t>
+      </w:r>
+      <w:r>
+        <w:rPr>
+          <w:bCs/>
+          <w:b/>
+        </w:rPr>
+        <w:t xml:space="preserve">«📊 Діаграма Ганта»</w:t>
+      </w:r>
+      <w:r>
+        <w:t xml:space="preserve"> </w:t>
+      </w:r>
+      <w:r>
+        <w:t xml:space="preserve">— усі задачі проєкту показані смугами вздовж часової шкали.</w:t>
+      </w:r>
+    </w:p>
+    <w:p>
+      <w:pPr>
+        <w:numPr>
+          <w:ilvl w:val="0"/>
+          <w:numId w:val="1006"/>
+        </w:numPr>
+        <w:pStyle w:val="Compact"/>
+      </w:pPr>
+      <w:r>
+        <w:rPr>
+          <w:bCs/>
+          <w:b/>
+        </w:rPr>
+        <w:t xml:space="preserve">Зміна термінів</w:t>
+      </w:r>
+      <w:r>
+        <w:t xml:space="preserve">: перетягніть смугу вліво/вправо, щоб змінити обидві дати одразу, або розтягніть за край, щоб змінити лише дату початку чи завершення. Зміна зберігається автоматично, без окремої кнопки «Зберегти».</w:t>
+      </w:r>
+    </w:p>
+    <w:p>
+      <w:pPr>
+        <w:numPr>
+          <w:ilvl w:val="0"/>
+          <w:numId w:val="1006"/>
+        </w:numPr>
+        <w:pStyle w:val="Compact"/>
+      </w:pPr>
+      <w:r>
+        <w:t xml:space="preserve">Задачі, для яких дати ще не вказані, показані орієнтовно (за датою створення) — щойно ви їх перетягнете, з'являться справжні дати.</w:t>
+      </w:r>
+    </w:p>
+    <w:p>
+      <w:pPr>
+        <w:numPr>
+          <w:ilvl w:val="0"/>
+          <w:numId w:val="1006"/>
+        </w:numPr>
+        <w:pStyle w:val="Compact"/>
+      </w:pPr>
+      <w:r>
+        <w:rPr>
+          <w:bCs/>
+          <w:b/>
+        </w:rPr>
+        <w:t xml:space="preserve">Колір смуги</w:t>
+      </w:r>
+      <w:r>
+        <w:t xml:space="preserve"> </w:t>
+      </w:r>
+      <w:r>
+        <w:t xml:space="preserve">відповідає пріоритету задачі (як і в календарі); закриті задачі — сірі.</w:t>
+      </w:r>
+    </w:p>
+    <w:p>
+      <w:pPr>
+        <w:numPr>
+          <w:ilvl w:val="0"/>
+          <w:numId w:val="1006"/>
+        </w:numPr>
+        <w:pStyle w:val="Compact"/>
+      </w:pPr>
+      <w:r>
+        <w:t xml:space="preserve">Натисніть на смугу, щоб відкрити саму задачу.</w:t>
+      </w:r>
+    </w:p>
+    <w:p>
+      <w:pPr>
+        <w:numPr>
+          <w:ilvl w:val="0"/>
+          <w:numId w:val="1006"/>
+        </w:numPr>
+        <w:pStyle w:val="Compact"/>
+      </w:pPr>
+      <w:r>
+        <w:rPr>
+          <w:bCs/>
+          <w:b/>
+        </w:rPr>
+        <w:t xml:space="preserve">Залежності між задачами</w:t>
+      </w:r>
+      <w:r>
+        <w:t xml:space="preserve"> </w:t>
+      </w:r>
+      <w:r>
+        <w:t xml:space="preserve">показані стрілками. Щоб додати залежність — унизу сторінки оберіть дві задачі та тип зв'язку («залежить від», «блокує», «пов'язана з», «дублює») і натисніть «Додати». У таблиці нижче кожен уже створений зв'язок можна</w:t>
+      </w:r>
+      <w:r>
+        <w:t xml:space="preserve"> </w:t>
+      </w:r>
+      <w:r>
+        <w:rPr>
+          <w:bCs/>
+          <w:b/>
+        </w:rPr>
+        <w:t xml:space="preserve">змінити</w:t>
+      </w:r>
+      <w:r>
+        <w:t xml:space="preserve"> </w:t>
+      </w:r>
+      <w:r>
+        <w:t xml:space="preserve">(виберіть інший тип у випадаючому списку — зберігається одразу) або</w:t>
+      </w:r>
+      <w:r>
+        <w:t xml:space="preserve"> </w:t>
+      </w:r>
+      <w:r>
+        <w:rPr>
+          <w:bCs/>
+          <w:b/>
+        </w:rPr>
+        <w:t xml:space="preserve">видалити</w:t>
+      </w:r>
+      <w:r>
+        <w:t xml:space="preserve"> </w:t>
+      </w:r>
+      <w:r>
+        <w:t xml:space="preserve">кнопкою «Видалити» (з підтвердженням).</w:t>
       </w:r>
     </w:p>
     <w:p>
@@ -673,15 +984,15 @@
         </w:pict>
       </w:r>
     </w:p>
-    <w:bookmarkEnd w:id="26"/>
-    <w:bookmarkEnd w:id="27"/>
-    <w:bookmarkStart w:id="31" w:name="X87f007a99ac76991d4f4b02a67327329d12f783"/>
+    <w:bookmarkEnd w:id="28"/>
+    <w:bookmarkEnd w:id="29"/>
+    <w:bookmarkStart w:id="30" w:name="X2f2f700c81453342d9b7a005b842b48ecc5069f"/>
     <w:p>
       <w:pPr>
         <w:pStyle w:val="Heading2"/>
       </w:pPr>
       <w:r>
-        <w:t xml:space="preserve">5. Тікети (звернення до ІТ-підтримки)</w:t>
+        <w:t xml:space="preserve">5. Календар</w:t>
       </w:r>
     </w:p>
     <w:p>
@@ -699,116 +1010,134 @@
           <w:bCs/>
           <w:b/>
         </w:rPr>
-        <w:t xml:space="preserve">«Тікети»</w:t>
-      </w:r>
-      <w:r>
-        <w:t xml:space="preserve"> </w:t>
-      </w:r>
-      <w:r>
-        <w:t xml:space="preserve">— окремо від проєктів і задач, для швидких звернень (наприклад, «не працює принтер», «потрібен доступ до системи»).</w:t>
-      </w:r>
-    </w:p>
-    <w:bookmarkStart w:id="28" w:name="X05a65186fe608b570203da62fab8dc6d2b0c93a"/>
-    <w:p>
-      <w:pPr>
-        <w:pStyle w:val="Heading3"/>
-      </w:pPr>
-      <w:r>
-        <w:t xml:space="preserve">5.1 Створення тікета</w:t>
-      </w:r>
-    </w:p>
-    <w:p>
-      <w:pPr>
-        <w:pStyle w:val="FirstParagraph"/>
-      </w:pPr>
-      <w:r>
-        <w:t xml:space="preserve">Натисніть</w:t>
-      </w:r>
-      <w:r>
-        <w:t xml:space="preserve"> </w:t>
-      </w:r>
-      <w:r>
-        <w:rPr>
-          <w:bCs/>
-          <w:b/>
-        </w:rPr>
-        <w:t xml:space="preserve">«+ Нове звернення»</w:t>
-      </w:r>
-      <w:r>
-        <w:t xml:space="preserve">, оберіть чергу, вкажіть тему та опис, натисніть</w:t>
-      </w:r>
-      <w:r>
-        <w:t xml:space="preserve"> </w:t>
-      </w:r>
-      <w:r>
-        <w:rPr>
-          <w:bCs/>
-          <w:b/>
-        </w:rPr>
-        <w:t xml:space="preserve">«Надіслати звернення»</w:t>
-      </w:r>
-      <w:r>
-        <w:t xml:space="preserve">. Заявником автоматично записується ваш обліковий запис.</w:t>
-      </w:r>
-    </w:p>
-    <w:bookmarkEnd w:id="28"/>
-    <w:bookmarkStart w:id="29" w:name="Xd0692f8a176549f5320a33b72bface056b1ac2f"/>
-    <w:p>
-      <w:pPr>
-        <w:pStyle w:val="Heading3"/>
-      </w:pPr>
-      <w:r>
-        <w:t xml:space="preserve">5.2 Перегляд і статус тікета</w:t>
-      </w:r>
-    </w:p>
-    <w:p>
-      <w:pPr>
-        <w:pStyle w:val="FirstParagraph"/>
-      </w:pPr>
-      <w:r>
-        <w:t xml:space="preserve">На сторінці тікета видно чергу, ваші дані як заявника та листування. Змінити статус (наприклад, позначити як вирішений) можна там само у випадаючому списку.</w:t>
-      </w:r>
-    </w:p>
-    <w:p>
-      <w:pPr>
-        <w:pStyle w:val="BlockText"/>
-      </w:pPr>
-      <w:r>
-        <w:t xml:space="preserve">Призначати оператора (виконавця) тікета можуть лише керівник ІТ-підрозділу, адміністратор системи або оператор служби підтримки — рядовий користувач лише бачить, хто вже призначений.</w:t>
-      </w:r>
-    </w:p>
-    <w:bookmarkEnd w:id="29"/>
-    <w:bookmarkStart w:id="30" w:name="X00512b7798400a219388e862a80fc3ca95b21a5"/>
-    <w:p>
-      <w:pPr>
-        <w:pStyle w:val="Heading3"/>
-      </w:pPr>
-      <w:r>
-        <w:t xml:space="preserve">5.3 Листування</w:t>
-      </w:r>
-    </w:p>
-    <w:p>
-      <w:pPr>
-        <w:pStyle w:val="FirstParagraph"/>
-      </w:pPr>
-      <w:r>
-        <w:t xml:space="preserve">Внизу сторінки тікета — стрічка повідомлень. Напишіть відповідь і натисніть</w:t>
-      </w:r>
-      <w:r>
-        <w:t xml:space="preserve"> </w:t>
-      </w:r>
-      <w:r>
-        <w:rPr>
-          <w:bCs/>
-          <w:b/>
-        </w:rPr>
-        <w:t xml:space="preserve">«Надіслати»</w:t>
-      </w:r>
-      <w:r>
-        <w:t xml:space="preserve"> </w:t>
-      </w:r>
-      <w:r>
-        <w:t xml:space="preserve">— вона додасться до листування з позначкою, від оператора вона чи від заявника.</w:t>
+        <w:t xml:space="preserve">«Календар»</w:t>
+      </w:r>
+      <w:r>
+        <w:t xml:space="preserve"> </w:t>
+      </w:r>
+      <w:r>
+        <w:t xml:space="preserve">показує місячну сітку з задачами (з проєктів, до яких у вас є доступ).</w:t>
+      </w:r>
+    </w:p>
+    <w:p>
+      <w:pPr>
+        <w:numPr>
+          <w:ilvl w:val="0"/>
+          <w:numId w:val="1007"/>
+        </w:numPr>
+        <w:pStyle w:val="Compact"/>
+      </w:pPr>
+      <w:r>
+        <w:t xml:space="preserve">Якщо в задачі вказані</w:t>
+      </w:r>
+      <w:r>
+        <w:t xml:space="preserve"> </w:t>
+      </w:r>
+      <w:r>
+        <w:rPr>
+          <w:bCs/>
+          <w:b/>
+        </w:rPr>
+        <w:t xml:space="preserve">і дата початку, і термін виконання</w:t>
+      </w:r>
+      <w:r>
+        <w:t xml:space="preserve"> </w:t>
+      </w:r>
+      <w:r>
+        <w:t xml:space="preserve">— вона показується</w:t>
+      </w:r>
+      <w:r>
+        <w:t xml:space="preserve"> </w:t>
+      </w:r>
+      <w:r>
+        <w:rPr>
+          <w:bCs/>
+          <w:b/>
+        </w:rPr>
+        <w:t xml:space="preserve">лише двічі</w:t>
+      </w:r>
+      <w:r>
+        <w:t xml:space="preserve">: у день початку (з «▶» перед назвою) і в день терміну виконання (з «◀» після назви). Дні між ними лишаються порожніми — це зроблено свідомо, щоб не захаращувати календар довгими задачами. Якщо вказана лише одна дата — задача показується один раз, без стрілок.</w:t>
+      </w:r>
+    </w:p>
+    <w:p>
+      <w:pPr>
+        <w:numPr>
+          <w:ilvl w:val="0"/>
+          <w:numId w:val="1007"/>
+        </w:numPr>
+        <w:pStyle w:val="Compact"/>
+      </w:pPr>
+      <w:r>
+        <w:t xml:space="preserve">Кожна картка кольорова за пріоритетом: червона — критичний, помаранчева — високий, синя — звичайний, сіра — низький.</w:t>
+      </w:r>
+    </w:p>
+    <w:p>
+      <w:pPr>
+        <w:numPr>
+          <w:ilvl w:val="0"/>
+          <w:numId w:val="1007"/>
+        </w:numPr>
+        <w:pStyle w:val="Compact"/>
+      </w:pPr>
+      <w:r>
+        <w:t xml:space="preserve">Закриті задачі показані перекресленими та сірими — щоб не плутати з активними термінами.</w:t>
+      </w:r>
+    </w:p>
+    <w:p>
+      <w:pPr>
+        <w:numPr>
+          <w:ilvl w:val="0"/>
+          <w:numId w:val="1007"/>
+        </w:numPr>
+        <w:pStyle w:val="Compact"/>
+      </w:pPr>
+      <w:r>
+        <w:t xml:space="preserve">Натисніть на картку задачі, щоб відкрити її.</w:t>
+      </w:r>
+    </w:p>
+    <w:p>
+      <w:pPr>
+        <w:numPr>
+          <w:ilvl w:val="0"/>
+          <w:numId w:val="1007"/>
+        </w:numPr>
+        <w:pStyle w:val="Compact"/>
+      </w:pPr>
+      <w:r>
+        <w:t xml:space="preserve">Кнопками</w:t>
+      </w:r>
+      <w:r>
+        <w:t xml:space="preserve"> </w:t>
+      </w:r>
+      <w:r>
+        <w:rPr>
+          <w:bCs/>
+          <w:b/>
+        </w:rPr>
+        <w:t xml:space="preserve">«← Попередній» / «Наступний →»</w:t>
+      </w:r>
+      <w:r>
+        <w:t xml:space="preserve"> </w:t>
+      </w:r>
+      <w:r>
+        <w:t xml:space="preserve">гортайте місяці,</w:t>
+      </w:r>
+      <w:r>
+        <w:t xml:space="preserve"> </w:t>
+      </w:r>
+      <w:r>
+        <w:rPr>
+          <w:bCs/>
+          <w:b/>
+        </w:rPr>
+        <w:t xml:space="preserve">«Сьогодні»</w:t>
+      </w:r>
+      <w:r>
+        <w:t xml:space="preserve"> </w:t>
+      </w:r>
+      <w:r>
+        <w:t xml:space="preserve">— повернутися до поточного місяця. Задача, що триває через межу місяця, покаже «▶» в місяці початку і «◀» в місяці завершення — кожне окремо.</w:t>
       </w:r>
     </w:p>
     <w:p>
@@ -819,14 +1148,90 @@
       </w:r>
     </w:p>
     <w:bookmarkEnd w:id="30"/>
+    <w:bookmarkStart w:id="34" w:name="X87004d0061df4f63b17bcb87f95fb2709a605c5"/>
+    <w:p>
+      <w:pPr>
+        <w:pStyle w:val="Heading2"/>
+      </w:pPr>
+      <w:r>
+        <w:t xml:space="preserve">6. Тікети (звернення до ІТ-підтримки)</w:t>
+      </w:r>
+    </w:p>
+    <w:p>
+      <w:pPr>
+        <w:pStyle w:val="FirstParagraph"/>
+      </w:pPr>
+      <w:r>
+        <w:t xml:space="preserve">Пункт меню</w:t>
+      </w:r>
+      <w:r>
+        <w:t xml:space="preserve"> </w:t>
+      </w:r>
+      <w:r>
+        <w:rPr>
+          <w:bCs/>
+          <w:b/>
+        </w:rPr>
+        <w:t xml:space="preserve">«Тікети»</w:t>
+      </w:r>
+      <w:r>
+        <w:t xml:space="preserve"> </w:t>
+      </w:r>
+      <w:r>
+        <w:t xml:space="preserve">— окремо від проєктів і задач, для швидких звернень (наприклад, «не працює принтер», «потрібен доступ до системи»). У списку показуються лише тікети, де ви заявник або призначений оператор — чужі тікети не відображаються.</w:t>
+      </w:r>
+    </w:p>
+    <w:bookmarkStart w:id="31" w:name="X05e590a6768b4bb74cfbaf2927764cd3ed48327"/>
+    <w:p>
+      <w:pPr>
+        <w:pStyle w:val="Heading3"/>
+      </w:pPr>
+      <w:r>
+        <w:t xml:space="preserve">6.1 Створення тікета</w:t>
+      </w:r>
+    </w:p>
+    <w:p>
+      <w:pPr>
+        <w:pStyle w:val="FirstParagraph"/>
+      </w:pPr>
+      <w:r>
+        <w:t xml:space="preserve">Натисніть</w:t>
+      </w:r>
+      <w:r>
+        <w:t xml:space="preserve"> </w:t>
+      </w:r>
+      <w:r>
+        <w:rPr>
+          <w:bCs/>
+          <w:b/>
+        </w:rPr>
+        <w:t xml:space="preserve">«+ Нове звернення»</w:t>
+      </w:r>
+      <w:r>
+        <w:t xml:space="preserve">, оберіть чергу, вкажіть тему та опис, натисніть</w:t>
+      </w:r>
+      <w:r>
+        <w:t xml:space="preserve"> </w:t>
+      </w:r>
+      <w:r>
+        <w:rPr>
+          <w:bCs/>
+          <w:b/>
+        </w:rPr>
+        <w:t xml:space="preserve">«Надіслати звернення»</w:t>
+      </w:r>
+      <w:r>
+        <w:t xml:space="preserve">. Заявником автоматично записується ваш обліковий запис.</w:t>
+      </w:r>
+    </w:p>
     <w:bookmarkEnd w:id="31"/>
-    <w:bookmarkStart w:id="32" w:name="Xeccfb20791d79003aefb1639cebd3282c043d95"/>
-    <w:p>
-      <w:pPr>
-        <w:pStyle w:val="Heading2"/>
-      </w:pPr>
-      <w:r>
-        <w:t xml:space="preserve">6. Пароль</w:t>
+    <w:bookmarkStart w:id="32" w:name="Xdf0c7ede29f125c89549f0e09c0922ec35b1ae2"/>
+    <w:p>
+      <w:pPr>
+        <w:pStyle w:val="Heading3"/>
+      </w:pPr>
+      <w:r>
+        <w:t xml:space="preserve">6.2 Перегляд і статус тікета</w:t>
       </w:r>
     </w:p>
     <w:p>
@@ -834,7 +1239,49 @@
         <w:pStyle w:val="FirstParagraph"/>
       </w:pPr>
       <w:r>
-        <w:t xml:space="preserve">Змінити власний пароль самостійно поки не можна — це робить лише адміністратор системи через адмін-панель. Якщо потрібно змінити пароль — зверніться до нього.</w:t>
+        <w:t xml:space="preserve">На сторінці тікета видно чергу, ваші дані як заявника та листування. Змінити статус (наприклад, позначити як вирішений) можна там само у випадаючому списку.</w:t>
+      </w:r>
+    </w:p>
+    <w:p>
+      <w:pPr>
+        <w:pStyle w:val="BlockText"/>
+      </w:pPr>
+      <w:r>
+        <w:t xml:space="preserve">Призначати оператора (виконавця) тікета можуть лише керівник ІТ-підрозділу, адміністратор системи або оператор служби підтримки — рядовий користувач лише бачить, хто вже призначений.</w:t>
+      </w:r>
+    </w:p>
+    <w:bookmarkEnd w:id="32"/>
+    <w:bookmarkStart w:id="33" w:name="X08820b9d9629ceba60231a4842306b42413e7a8"/>
+    <w:p>
+      <w:pPr>
+        <w:pStyle w:val="Heading3"/>
+      </w:pPr>
+      <w:r>
+        <w:t xml:space="preserve">6.3 Листування</w:t>
+      </w:r>
+    </w:p>
+    <w:p>
+      <w:pPr>
+        <w:pStyle w:val="FirstParagraph"/>
+      </w:pPr>
+      <w:r>
+        <w:t xml:space="preserve">Внизу сторінки тікета — стрічка повідомлень. Напишіть відповідь і натисніть</w:t>
+      </w:r>
+      <w:r>
+        <w:t xml:space="preserve"> </w:t>
+      </w:r>
+      <w:r>
+        <w:rPr>
+          <w:bCs/>
+          <w:b/>
+        </w:rPr>
+        <w:t xml:space="preserve">«Надіслати»</w:t>
+      </w:r>
+      <w:r>
+        <w:t xml:space="preserve"> </w:t>
+      </w:r>
+      <w:r>
+        <w:t xml:space="preserve">— вона додасться до листування з позначкою, від оператора вона чи від заявника.</w:t>
       </w:r>
     </w:p>
     <w:p>
@@ -844,89 +1291,115 @@
         </w:pict>
       </w:r>
     </w:p>
-    <w:bookmarkEnd w:id="32"/>
-    <w:bookmarkStart w:id="33" w:name="X807f96eeb2d84d6f448517777e238615879c836"/>
-    <w:p>
-      <w:pPr>
-        <w:pStyle w:val="Heading2"/>
-      </w:pPr>
-      <w:r>
-        <w:t xml:space="preserve">7. Чого в системі поки немає</w:t>
-      </w:r>
-    </w:p>
-    <w:p>
-      <w:pPr>
-        <w:numPr>
-          <w:ilvl w:val="0"/>
-          <w:numId w:val="1006"/>
-        </w:numPr>
-        <w:pStyle w:val="Compact"/>
-      </w:pPr>
-      <w:r>
-        <w:t xml:space="preserve">Особистий кабінет зі зміною власного пароля.</w:t>
-      </w:r>
-    </w:p>
-    <w:p>
-      <w:pPr>
-        <w:numPr>
-          <w:ilvl w:val="0"/>
-          <w:numId w:val="1006"/>
-        </w:numPr>
-        <w:pStyle w:val="Compact"/>
-      </w:pPr>
-      <w:r>
-        <w:t xml:space="preserve">Канбан-дошка, діаграма Ганта, календар задач.</w:t>
-      </w:r>
-    </w:p>
-    <w:p>
-      <w:pPr>
-        <w:numPr>
-          <w:ilvl w:val="0"/>
-          <w:numId w:val="1006"/>
-        </w:numPr>
-        <w:pStyle w:val="Compact"/>
-      </w:pPr>
-      <w:r>
-        <w:t xml:space="preserve">Wiki, форуми, файлові вкладення.</w:t>
-      </w:r>
-    </w:p>
-    <w:p>
-      <w:pPr>
-        <w:numPr>
-          <w:ilvl w:val="0"/>
-          <w:numId w:val="1006"/>
-        </w:numPr>
-        <w:pStyle w:val="Compact"/>
-      </w:pPr>
-      <w:r>
-        <w:t xml:space="preserve">Портал самообслуговування для подання тікетів без входу в систему, email-сповіщення про зміни в задачах і тікетах.</w:t>
-      </w:r>
-    </w:p>
-    <w:p>
-      <w:pPr>
-        <w:pStyle w:val="FirstParagraph"/>
-      </w:pPr>
-      <w:r>
-        <w:t xml:space="preserve">Якщо у вас є пропозиції чи ви очікували побачити функціонал, якого немає, — повідомте адміністратора системи: перелік того, що заплановано, є в</w:t>
-      </w:r>
-      <w:r>
-        <w:t xml:space="preserve"> </w:t>
-      </w:r>
-      <w:r>
-        <w:rPr>
-          <w:rStyle w:val="VerbatimChar"/>
-        </w:rPr>
-        <w:t xml:space="preserve">docs/ADMIN_GUIDE.md</w:t>
-      </w:r>
-      <w:r>
-        <w:t xml:space="preserve"> </w:t>
-      </w:r>
-      <w:r>
-        <w:t xml:space="preserve">(розділ 8).</w:t>
-      </w:r>
-    </w:p>
     <w:bookmarkEnd w:id="33"/>
     <w:bookmarkEnd w:id="34"/>
+    <w:bookmarkStart w:id="35" w:name="X5eed0be78eabf4a016e239b93d620375f3eb322"/>
+    <w:p>
+      <w:pPr>
+        <w:pStyle w:val="Heading2"/>
+      </w:pPr>
+      <w:r>
+        <w:t xml:space="preserve">7. Пароль</w:t>
+      </w:r>
+    </w:p>
+    <w:p>
+      <w:pPr>
+        <w:pStyle w:val="FirstParagraph"/>
+      </w:pPr>
+      <w:r>
+        <w:t xml:space="preserve">Змінити власний пароль самостійно поки не можна — це робить лише адміністратор системи через адмін-панель. Якщо потрібно змінити пароль — зверніться до нього.</w:t>
+      </w:r>
+    </w:p>
+    <w:p>
+      <w:r>
+        <w:pict>
+          <v:rect style="width:0;height:1.5pt" o:hralign="center" o:hrstd="t" o:hr="t"/>
+        </w:pict>
+      </w:r>
+    </w:p>
+    <w:bookmarkEnd w:id="35"/>
+    <w:bookmarkStart w:id="36" w:name="X4ed08e9d8126e170ba01c990bbf86e13aa44d00"/>
+    <w:p>
+      <w:pPr>
+        <w:pStyle w:val="Heading2"/>
+      </w:pPr>
+      <w:r>
+        <w:t xml:space="preserve">8. Чого в системі поки немає</w:t>
+      </w:r>
+    </w:p>
+    <w:p>
+      <w:pPr>
+        <w:numPr>
+          <w:ilvl w:val="0"/>
+          <w:numId w:val="1008"/>
+        </w:numPr>
+        <w:pStyle w:val="Compact"/>
+      </w:pPr>
+      <w:r>
+        <w:t xml:space="preserve">Особистий кабінет зі зміною власного пароля.</w:t>
+      </w:r>
+    </w:p>
+    <w:p>
+      <w:pPr>
+        <w:numPr>
+          <w:ilvl w:val="0"/>
+          <w:numId w:val="1008"/>
+        </w:numPr>
+        <w:pStyle w:val="Compact"/>
+      </w:pPr>
+      <w:r>
+        <w:t xml:space="preserve">Дорожня карта проєкту на основі етапів.</w:t>
+      </w:r>
+    </w:p>
+    <w:p>
+      <w:pPr>
+        <w:numPr>
+          <w:ilvl w:val="0"/>
+          <w:numId w:val="1008"/>
+        </w:numPr>
+        <w:pStyle w:val="Compact"/>
+      </w:pPr>
+      <w:r>
+        <w:t xml:space="preserve">Wiki, форуми, файлові вкладення.</w:t>
+      </w:r>
+    </w:p>
+    <w:p>
+      <w:pPr>
+        <w:numPr>
+          <w:ilvl w:val="0"/>
+          <w:numId w:val="1008"/>
+        </w:numPr>
+        <w:pStyle w:val="Compact"/>
+      </w:pPr>
+      <w:r>
+        <w:t xml:space="preserve">Портал самообслуговування для подання тікетів без входу в систему, email-сповіщення про зміни в задачах і тікетах.</w:t>
+      </w:r>
+    </w:p>
+    <w:p>
+      <w:pPr>
+        <w:pStyle w:val="FirstParagraph"/>
+      </w:pPr>
+      <w:r>
+        <w:t xml:space="preserve">Якщо у вас є пропозиції чи ви очікували побачити функціонал, якого немає, — повідомте адміністратора системи: перелік того, що заплановано, є в</w:t>
+      </w:r>
+      <w:r>
+        <w:t xml:space="preserve"> </w:t>
+      </w:r>
+      <w:r>
+        <w:rPr>
+          <w:rStyle w:val="VerbatimChar"/>
+        </w:rPr>
+        <w:t xml:space="preserve">docs/ADMIN_GUIDE.md</w:t>
+      </w:r>
+      <w:r>
+        <w:t xml:space="preserve"> </w:t>
+      </w:r>
+      <w:r>
+        <w:t xml:space="preserve">(розділ 10).</w:t>
+      </w:r>
+    </w:p>
+    <w:bookmarkEnd w:id="36"/>
+    <w:bookmarkEnd w:id="37"/>
     <w:sectPr/>
   </w:body>
 </w:document>
@@ -1240,6 +1713,12 @@
     <w:abstractNumId w:val="991"/>
   </w:num>
   <w:num w:numId="1006">
+    <w:abstractNumId w:val="991"/>
+  </w:num>
+  <w:num w:numId="1007">
+    <w:abstractNumId w:val="991"/>
+  </w:num>
+  <w:num w:numId="1008">
     <w:abstractNumId w:val="991"/>
   </w:num>
 </w:numbering>

--- a/docs/ITSM_User_Guide.docx
+++ b/docs/ITSM_User_Guide.docx
@@ -2,7 +2,7 @@
 <file path=word/document.xml><?xml version="1.0" encoding="utf-8"?>
 <w:document xmlns:w="http://schemas.openxmlformats.org/wordprocessingml/2006/main" xmlns:m="http://schemas.openxmlformats.org/officeDocument/2006/math" xmlns:r="http://schemas.openxmlformats.org/officeDocument/2006/relationships" xmlns:o="urn:schemas-microsoft-com:office:office" xmlns:v="urn:schemas-microsoft-com:vml" xmlns:w10="urn:schemas-microsoft-com:office:word" xmlns:a="http://schemas.openxmlformats.org/drawingml/2006/main" xmlns:pic="http://schemas.openxmlformats.org/drawingml/2006/picture" xmlns:wp="http://schemas.openxmlformats.org/drawingml/2006/wordprocessingDrawing">
   <w:body>
-    <w:bookmarkStart w:id="37" w:name="гайд-користувача--itsm-system"/>
+    <w:bookmarkStart w:id="39" w:name="гайд-користувача--itsm-system"/>
     <w:p>
       <w:pPr>
         <w:pStyle w:val="Heading1"/>
@@ -373,7 +373,7 @@
       </w:r>
     </w:p>
     <w:bookmarkEnd w:id="22"/>
-    <w:bookmarkStart w:id="29" w:name="X38a42148eb78af68e5051bfff55ed0ae1ab82ba"/>
+    <w:bookmarkStart w:id="31" w:name="X38a42148eb78af68e5051bfff55ed0ae1ab82ba"/>
     <w:p>
       <w:pPr>
         <w:pStyle w:val="Heading2"/>
@@ -546,6 +546,28 @@
       </w:r>
       <w:r>
         <w:t xml:space="preserve">— оберіть зі списку наявних користувачів, або залиште «— не призначено —», якщо ще не відомо, хто займатиметься.</w:t>
+      </w:r>
+    </w:p>
+    <w:p>
+      <w:pPr>
+        <w:numPr>
+          <w:ilvl w:val="0"/>
+          <w:numId w:val="1003"/>
+        </w:numPr>
+        <w:pStyle w:val="Compact"/>
+      </w:pPr>
+      <w:r>
+        <w:rPr>
+          <w:bCs/>
+          <w:b/>
+        </w:rPr>
+        <w:t xml:space="preserve">Етап</w:t>
+      </w:r>
+      <w:r>
+        <w:t xml:space="preserve"> </w:t>
+      </w:r>
+      <w:r>
+        <w:t xml:space="preserve">— прив'яжіть задачу до одного з етапів дорожньої карти проєкту (якщо вони вже створені), або залиште «— не прив'язано —».</w:t>
       </w:r>
     </w:p>
     <w:p>
@@ -787,7 +809,7 @@
         <w:t xml:space="preserve"> </w:t>
       </w:r>
       <w:r>
-        <w:t xml:space="preserve">— час додасться до загального лічильника витрачених годин по задачі. Видалити чи виправити вже доданий запис часу поки не можна через інтерфейс — у разі помилки зверніться до адміністратора.</w:t>
+        <w:t xml:space="preserve">— час додасться до загального лічильника витрачених годин по задачі, а сам запис з'явиться в таблиці нижче форми (дата, хто додав, скільки годин, категорія). Видалити чи виправити вже доданий запис часу поки не можна через інтерфейс — у разі помилки зверніться до адміністратора.</w:t>
       </w:r>
     </w:p>
     <w:bookmarkEnd w:id="26"/>
@@ -855,7 +877,23 @@
         <w:t xml:space="preserve"> </w:t>
       </w:r>
       <w:r>
-        <w:t xml:space="preserve">— усі задачі проєкту показані смугами вздовж часової шкали.</w:t>
+        <w:t xml:space="preserve">— усі задачі проєкту показані смугами вздовж часової шкали. При відкритті сторінка одразу прокручується так, щоб</w:t>
+      </w:r>
+      <w:r>
+        <w:t xml:space="preserve"> </w:t>
+      </w:r>
+      <w:r>
+        <w:rPr>
+          <w:bCs/>
+          <w:b/>
+        </w:rPr>
+        <w:t xml:space="preserve">сьогоднішня дата була біля лівого краю</w:t>
+      </w:r>
+      <w:r>
+        <w:t xml:space="preserve"> </w:t>
+      </w:r>
+      <w:r>
+        <w:t xml:space="preserve">— щоб не гортати вручну в пошуках поточного моменту серед задач.</w:t>
       </w:r>
     </w:p>
     <w:p>
@@ -975,6 +1013,228 @@
       </w:r>
       <w:r>
         <w:t xml:space="preserve">кнопкою «Видалити» (з підтвердженням).</w:t>
+      </w:r>
+    </w:p>
+    <w:bookmarkEnd w:id="28"/>
+    <w:bookmarkStart w:id="29" w:name="Xdfc1115e4e16263a9fcd8213a76d83cfdfbadeb"/>
+    <w:p>
+      <w:pPr>
+        <w:pStyle w:val="Heading3"/>
+      </w:pPr>
+      <w:r>
+        <w:t xml:space="preserve">4.7 Дорожня карта</w:t>
+      </w:r>
+    </w:p>
+    <w:p>
+      <w:pPr>
+        <w:pStyle w:val="FirstParagraph"/>
+      </w:pPr>
+      <w:r>
+        <w:t xml:space="preserve">На сторінці проєкту натисніть</w:t>
+      </w:r>
+      <w:r>
+        <w:t xml:space="preserve"> </w:t>
+      </w:r>
+      <w:r>
+        <w:rPr>
+          <w:bCs/>
+          <w:b/>
+        </w:rPr>
+        <w:t xml:space="preserve">«🗺️ Дорожня карта»</w:t>
+      </w:r>
+      <w:r>
+        <w:t xml:space="preserve"> </w:t>
+      </w:r>
+      <w:r>
+        <w:t xml:space="preserve">— етапи (контрольні точки) проєкту у вигляді карток, кожна з:</w:t>
+      </w:r>
+    </w:p>
+    <w:p>
+      <w:pPr>
+        <w:numPr>
+          <w:ilvl w:val="0"/>
+          <w:numId w:val="1007"/>
+        </w:numPr>
+        <w:pStyle w:val="Compact"/>
+      </w:pPr>
+      <w:r>
+        <w:t xml:space="preserve">статусом (заплановано / у процесі / завершено / затримується) — змінюється одразу у випадаючому списку;</w:t>
+      </w:r>
+    </w:p>
+    <w:p>
+      <w:pPr>
+        <w:numPr>
+          <w:ilvl w:val="0"/>
+          <w:numId w:val="1007"/>
+        </w:numPr>
+        <w:pStyle w:val="Compact"/>
+      </w:pPr>
+      <w:r>
+        <w:t xml:space="preserve">цільовою датою (якщо вказана);</w:t>
+      </w:r>
+    </w:p>
+    <w:p>
+      <w:pPr>
+        <w:numPr>
+          <w:ilvl w:val="0"/>
+          <w:numId w:val="1007"/>
+        </w:numPr>
+        <w:pStyle w:val="Compact"/>
+      </w:pPr>
+      <w:r>
+        <w:t xml:space="preserve">прогрес-баром і лічильником задач («N з M задач закрито») — рахується автоматично на основі задач, прив'язаних до цього етапу;</w:t>
+      </w:r>
+    </w:p>
+    <w:p>
+      <w:pPr>
+        <w:numPr>
+          <w:ilvl w:val="0"/>
+          <w:numId w:val="1007"/>
+        </w:numPr>
+        <w:pStyle w:val="Compact"/>
+      </w:pPr>
+      <w:r>
+        <w:t xml:space="preserve">списком самих прив'язаних задач (закриті — перекреслені).</w:t>
+      </w:r>
+    </w:p>
+    <w:p>
+      <w:pPr>
+        <w:pStyle w:val="BlockText"/>
+      </w:pPr>
+      <w:r>
+        <w:t xml:space="preserve">Створювати та видаляти етапи можуть лише ролі «Адміністратор системи» та «Керівник ІТ-підрозділу». Змінювати статус уже створеного етапу може будь-хто з доступом до проєкту. Видалення етапу</w:t>
+      </w:r>
+      <w:r>
+        <w:t xml:space="preserve"> </w:t>
+      </w:r>
+      <w:r>
+        <w:rPr>
+          <w:bCs/>
+          <w:b/>
+        </w:rPr>
+        <w:t xml:space="preserve">не видаляє</w:t>
+      </w:r>
+      <w:r>
+        <w:t xml:space="preserve"> </w:t>
+      </w:r>
+      <w:r>
+        <w:t xml:space="preserve">прив'язані задачі — вони просто втрачають прив'язку до цього етапу і лишаються в проєкті.</w:t>
+      </w:r>
+    </w:p>
+    <w:p>
+      <w:pPr>
+        <w:pStyle w:val="FirstParagraph"/>
+      </w:pPr>
+      <w:r>
+        <w:t xml:space="preserve">Прив'язати задачу до етапу можна при її створенні (розділ 4.1) або пізніше на сторінці самої задачі — там же можна й зняти прив'язку, обравши «— не прив'язано —».</w:t>
+      </w:r>
+    </w:p>
+    <w:bookmarkEnd w:id="29"/>
+    <w:bookmarkStart w:id="30" w:name="X156b9daba6f226d7f56608f44dae08633c2a840"/>
+    <w:p>
+      <w:pPr>
+        <w:pStyle w:val="Heading3"/>
+      </w:pPr>
+      <w:r>
+        <w:t xml:space="preserve">4.8 Облік часу по проєкту</w:t>
+      </w:r>
+    </w:p>
+    <w:p>
+      <w:pPr>
+        <w:pStyle w:val="FirstParagraph"/>
+      </w:pPr>
+      <w:r>
+        <w:t xml:space="preserve">На сторінці проєкту натисніть</w:t>
+      </w:r>
+      <w:r>
+        <w:t xml:space="preserve"> </w:t>
+      </w:r>
+      <w:r>
+        <w:rPr>
+          <w:bCs/>
+          <w:b/>
+        </w:rPr>
+        <w:t xml:space="preserve">«⏱️ Облік часу»</w:t>
+      </w:r>
+      <w:r>
+        <w:t xml:space="preserve"> </w:t>
+      </w:r>
+      <w:r>
+        <w:t xml:space="preserve">— зведена сторінка з трьох частин:</w:t>
+      </w:r>
+    </w:p>
+    <w:p>
+      <w:pPr>
+        <w:numPr>
+          <w:ilvl w:val="0"/>
+          <w:numId w:val="1008"/>
+        </w:numPr>
+        <w:pStyle w:val="Compact"/>
+      </w:pPr>
+      <w:r>
+        <w:rPr>
+          <w:bCs/>
+          <w:b/>
+        </w:rPr>
+        <w:t xml:space="preserve">Загальна сума годин</w:t>
+      </w:r>
+      <w:r>
+        <w:t xml:space="preserve"> </w:t>
+      </w:r>
+      <w:r>
+        <w:t xml:space="preserve">по всьому проєкту одразу.</w:t>
+      </w:r>
+    </w:p>
+    <w:p>
+      <w:pPr>
+        <w:numPr>
+          <w:ilvl w:val="0"/>
+          <w:numId w:val="1008"/>
+        </w:numPr>
+        <w:pStyle w:val="Compact"/>
+      </w:pPr>
+      <w:r>
+        <w:rPr>
+          <w:bCs/>
+          <w:b/>
+        </w:rPr>
+        <w:t xml:space="preserve">Розбивка по учасниках</w:t>
+      </w:r>
+      <w:r>
+        <w:t xml:space="preserve"> </w:t>
+      </w:r>
+      <w:r>
+        <w:t xml:space="preserve">— хто скільки годин витратив, від найбільшого до найменшого.</w:t>
+      </w:r>
+    </w:p>
+    <w:p>
+      <w:pPr>
+        <w:numPr>
+          <w:ilvl w:val="0"/>
+          <w:numId w:val="1008"/>
+        </w:numPr>
+        <w:pStyle w:val="Compact"/>
+      </w:pPr>
+      <w:r>
+        <w:rPr>
+          <w:bCs/>
+          <w:b/>
+        </w:rPr>
+        <w:t xml:space="preserve">Повний список усіх записів</w:t>
+      </w:r>
+      <w:r>
+        <w:t xml:space="preserve"> </w:t>
+      </w:r>
+      <w:r>
+        <w:t xml:space="preserve">по всіх задачах проєкту — дата, задача (з посиланням), хто, скільки годин, категорія.</w:t>
+      </w:r>
+    </w:p>
+    <w:p>
+      <w:pPr>
+        <w:pStyle w:val="FirstParagraph"/>
+      </w:pPr>
+      <w:r>
+        <w:t xml:space="preserve">Це те саме, що й окремі записи на сторінках задач (розділ 4.4), лише зібрані в одному місці для проєкту в цілому.</w:t>
       </w:r>
     </w:p>
     <w:p>
@@ -984,9 +1244,9 @@
         </w:pict>
       </w:r>
     </w:p>
-    <w:bookmarkEnd w:id="28"/>
-    <w:bookmarkEnd w:id="29"/>
-    <w:bookmarkStart w:id="30" w:name="X2f2f700c81453342d9b7a005b842b48ecc5069f"/>
+    <w:bookmarkEnd w:id="30"/>
+    <w:bookmarkEnd w:id="31"/>
+    <w:bookmarkStart w:id="32" w:name="X2f2f700c81453342d9b7a005b842b48ecc5069f"/>
     <w:p>
       <w:pPr>
         <w:pStyle w:val="Heading2"/>
@@ -1023,7 +1283,7 @@
       <w:pPr>
         <w:numPr>
           <w:ilvl w:val="0"/>
-          <w:numId w:val="1007"/>
+          <w:numId w:val="1009"/>
         </w:numPr>
         <w:pStyle w:val="Compact"/>
       </w:pPr>
@@ -1064,7 +1324,7 @@
       <w:pPr>
         <w:numPr>
           <w:ilvl w:val="0"/>
-          <w:numId w:val="1007"/>
+          <w:numId w:val="1009"/>
         </w:numPr>
         <w:pStyle w:val="Compact"/>
       </w:pPr>
@@ -1076,7 +1336,7 @@
       <w:pPr>
         <w:numPr>
           <w:ilvl w:val="0"/>
-          <w:numId w:val="1007"/>
+          <w:numId w:val="1009"/>
         </w:numPr>
         <w:pStyle w:val="Compact"/>
       </w:pPr>
@@ -1088,7 +1348,7 @@
       <w:pPr>
         <w:numPr>
           <w:ilvl w:val="0"/>
-          <w:numId w:val="1007"/>
+          <w:numId w:val="1009"/>
         </w:numPr>
         <w:pStyle w:val="Compact"/>
       </w:pPr>
@@ -1100,7 +1360,7 @@
       <w:pPr>
         <w:numPr>
           <w:ilvl w:val="0"/>
-          <w:numId w:val="1007"/>
+          <w:numId w:val="1009"/>
         </w:numPr>
         <w:pStyle w:val="Compact"/>
       </w:pPr>
@@ -1147,8 +1407,8 @@
         </w:pict>
       </w:r>
     </w:p>
-    <w:bookmarkEnd w:id="30"/>
-    <w:bookmarkStart w:id="34" w:name="X87004d0061df4f63b17bcb87f95fb2709a605c5"/>
+    <w:bookmarkEnd w:id="32"/>
+    <w:bookmarkStart w:id="36" w:name="X87004d0061df4f63b17bcb87f95fb2709a605c5"/>
     <w:p>
       <w:pPr>
         <w:pStyle w:val="Heading2"/>
@@ -1181,7 +1441,7 @@
         <w:t xml:space="preserve">— окремо від проєктів і задач, для швидких звернень (наприклад, «не працює принтер», «потрібен доступ до системи»). У списку показуються лише тікети, де ви заявник або призначений оператор — чужі тікети не відображаються.</w:t>
       </w:r>
     </w:p>
-    <w:bookmarkStart w:id="31" w:name="X05e590a6768b4bb74cfbaf2927764cd3ed48327"/>
+    <w:bookmarkStart w:id="33" w:name="X05e590a6768b4bb74cfbaf2927764cd3ed48327"/>
     <w:p>
       <w:pPr>
         <w:pStyle w:val="Heading3"/>
@@ -1224,8 +1484,8 @@
         <w:t xml:space="preserve">. Заявником автоматично записується ваш обліковий запис.</w:t>
       </w:r>
     </w:p>
-    <w:bookmarkEnd w:id="31"/>
-    <w:bookmarkStart w:id="32" w:name="Xdf0c7ede29f125c89549f0e09c0922ec35b1ae2"/>
+    <w:bookmarkEnd w:id="33"/>
+    <w:bookmarkStart w:id="34" w:name="Xdf0c7ede29f125c89549f0e09c0922ec35b1ae2"/>
     <w:p>
       <w:pPr>
         <w:pStyle w:val="Heading3"/>
@@ -1250,8 +1510,8 @@
         <w:t xml:space="preserve">Призначати оператора (виконавця) тікета можуть лише керівник ІТ-підрозділу, адміністратор системи або оператор служби підтримки — рядовий користувач лише бачить, хто вже призначений.</w:t>
       </w:r>
     </w:p>
-    <w:bookmarkEnd w:id="32"/>
-    <w:bookmarkStart w:id="33" w:name="X08820b9d9629ceba60231a4842306b42413e7a8"/>
+    <w:bookmarkEnd w:id="34"/>
+    <w:bookmarkStart w:id="35" w:name="X08820b9d9629ceba60231a4842306b42413e7a8"/>
     <w:p>
       <w:pPr>
         <w:pStyle w:val="Heading3"/>
@@ -1291,9 +1551,9 @@
         </w:pict>
       </w:r>
     </w:p>
-    <w:bookmarkEnd w:id="33"/>
-    <w:bookmarkEnd w:id="34"/>
-    <w:bookmarkStart w:id="35" w:name="X5eed0be78eabf4a016e239b93d620375f3eb322"/>
+    <w:bookmarkEnd w:id="35"/>
+    <w:bookmarkEnd w:id="36"/>
+    <w:bookmarkStart w:id="37" w:name="X5eed0be78eabf4a016e239b93d620375f3eb322"/>
     <w:p>
       <w:pPr>
         <w:pStyle w:val="Heading2"/>
@@ -1317,8 +1577,8 @@
         </w:pict>
       </w:r>
     </w:p>
-    <w:bookmarkEnd w:id="35"/>
-    <w:bookmarkStart w:id="36" w:name="X4ed08e9d8126e170ba01c990bbf86e13aa44d00"/>
+    <w:bookmarkEnd w:id="37"/>
+    <w:bookmarkStart w:id="38" w:name="X4ed08e9d8126e170ba01c990bbf86e13aa44d00"/>
     <w:p>
       <w:pPr>
         <w:pStyle w:val="Heading2"/>
@@ -1331,7 +1591,7 @@
       <w:pPr>
         <w:numPr>
           <w:ilvl w:val="0"/>
-          <w:numId w:val="1008"/>
+          <w:numId w:val="1010"/>
         </w:numPr>
         <w:pStyle w:val="Compact"/>
       </w:pPr>
@@ -1343,19 +1603,7 @@
       <w:pPr>
         <w:numPr>
           <w:ilvl w:val="0"/>
-          <w:numId w:val="1008"/>
-        </w:numPr>
-        <w:pStyle w:val="Compact"/>
-      </w:pPr>
-      <w:r>
-        <w:t xml:space="preserve">Дорожня карта проєкту на основі етапів.</w:t>
-      </w:r>
-    </w:p>
-    <w:p>
-      <w:pPr>
-        <w:numPr>
-          <w:ilvl w:val="0"/>
-          <w:numId w:val="1008"/>
+          <w:numId w:val="1010"/>
         </w:numPr>
         <w:pStyle w:val="Compact"/>
       </w:pPr>
@@ -1367,7 +1615,7 @@
       <w:pPr>
         <w:numPr>
           <w:ilvl w:val="0"/>
-          <w:numId w:val="1008"/>
+          <w:numId w:val="1010"/>
         </w:numPr>
         <w:pStyle w:val="Compact"/>
       </w:pPr>
@@ -1398,8 +1646,8 @@
         <w:t xml:space="preserve">(розділ 10).</w:t>
       </w:r>
     </w:p>
-    <w:bookmarkEnd w:id="36"/>
-    <w:bookmarkEnd w:id="37"/>
+    <w:bookmarkEnd w:id="38"/>
+    <w:bookmarkEnd w:id="39"/>
     <w:sectPr/>
   </w:body>
 </w:document>
@@ -1719,6 +1967,39 @@
     <w:abstractNumId w:val="991"/>
   </w:num>
   <w:num w:numId="1008">
+    <w:abstractNumId w:val="99411"/>
+    <w:lvlOverride w:ilvl="0">
+      <w:startOverride w:val="1"/>
+    </w:lvlOverride>
+    <w:lvlOverride w:ilvl="1">
+      <w:startOverride w:val="1"/>
+    </w:lvlOverride>
+    <w:lvlOverride w:ilvl="2">
+      <w:startOverride w:val="1"/>
+    </w:lvlOverride>
+    <w:lvlOverride w:ilvl="3">
+      <w:startOverride w:val="1"/>
+    </w:lvlOverride>
+    <w:lvlOverride w:ilvl="4">
+      <w:startOverride w:val="1"/>
+    </w:lvlOverride>
+    <w:lvlOverride w:ilvl="5">
+      <w:startOverride w:val="1"/>
+    </w:lvlOverride>
+    <w:lvlOverride w:ilvl="6">
+      <w:startOverride w:val="1"/>
+    </w:lvlOverride>
+    <w:lvlOverride w:ilvl="7">
+      <w:startOverride w:val="1"/>
+    </w:lvlOverride>
+    <w:lvlOverride w:ilvl="8">
+      <w:startOverride w:val="1"/>
+    </w:lvlOverride>
+  </w:num>
+  <w:num w:numId="1009">
+    <w:abstractNumId w:val="991"/>
+  </w:num>
+  <w:num w:numId="1010">
     <w:abstractNumId w:val="991"/>
   </w:num>
 </w:numbering>

--- a/docs/ITSM_User_Guide.docx
+++ b/docs/ITSM_User_Guide.docx
@@ -2,7 +2,7 @@
 <file path=word/document.xml><?xml version="1.0" encoding="utf-8"?>
 <w:document xmlns:w="http://schemas.openxmlformats.org/wordprocessingml/2006/main" xmlns:m="http://schemas.openxmlformats.org/officeDocument/2006/math" xmlns:r="http://schemas.openxmlformats.org/officeDocument/2006/relationships" xmlns:o="urn:schemas-microsoft-com:office:office" xmlns:v="urn:schemas-microsoft-com:vml" xmlns:w10="urn:schemas-microsoft-com:office:word" xmlns:a="http://schemas.openxmlformats.org/drawingml/2006/main" xmlns:pic="http://schemas.openxmlformats.org/drawingml/2006/picture" xmlns:wp="http://schemas.openxmlformats.org/drawingml/2006/wordprocessingDrawing">
   <w:body>
-    <w:bookmarkStart w:id="39" w:name="гайд-користувача--itsm-system"/>
+    <w:bookmarkStart w:id="40" w:name="гайд-користувача--itsm-system"/>
     <w:p>
       <w:pPr>
         <w:pStyle w:val="Heading1"/>
@@ -1160,7 +1160,7 @@
         <w:t xml:space="preserve"> </w:t>
       </w:r>
       <w:r>
-        <w:t xml:space="preserve">— зведена сторінка з трьох частин:</w:t>
+        <w:t xml:space="preserve">— зведена сторінка з чотирьох частин:</w:t>
       </w:r>
     </w:p>
     <w:p>
@@ -1198,6 +1198,28 @@
           <w:bCs/>
           <w:b/>
         </w:rPr>
+        <w:t xml:space="preserve">Розбивка за період</w:t>
+      </w:r>
+      <w:r>
+        <w:t xml:space="preserve"> </w:t>
+      </w:r>
+      <w:r>
+        <w:t xml:space="preserve">— три вкладки: «По днях», «По тижнях» (тиждень рахується за ISO 8601, з понеділка), «По місяцях». У кожній — дві таблиці поруч: скільки годин витрачено в кожен конкретний день/тиждень/місяць загалом, і скільки — з розбивкою по кожному учаснику окремо (та сама сума, тільки по особах).</w:t>
+      </w:r>
+    </w:p>
+    <w:p>
+      <w:pPr>
+        <w:numPr>
+          <w:ilvl w:val="0"/>
+          <w:numId w:val="1008"/>
+        </w:numPr>
+        <w:pStyle w:val="Compact"/>
+      </w:pPr>
+      <w:r>
+        <w:rPr>
+          <w:bCs/>
+          <w:b/>
+        </w:rPr>
         <w:t xml:space="preserve">Розбивка по учасниках</w:t>
       </w:r>
       <w:r>
@@ -1234,7 +1256,7 @@
         <w:pStyle w:val="FirstParagraph"/>
       </w:pPr>
       <w:r>
-        <w:t xml:space="preserve">Це те саме, що й окремі записи на сторінках задач (розділ 4.4), лише зібрані в одному місці для проєкту в цілому.</w:t>
+        <w:t xml:space="preserve">Це те саме, що й окремі записи на сторінках задач (розділ 4.4), лише зібрані і згруповані в одному місці для проєкту в цілому.</w:t>
       </w:r>
     </w:p>
     <w:p>
@@ -1408,13 +1430,13 @@
       </w:r>
     </w:p>
     <w:bookmarkEnd w:id="32"/>
-    <w:bookmarkStart w:id="36" w:name="X87004d0061df4f63b17bcb87f95fb2709a605c5"/>
+    <w:bookmarkStart w:id="33" w:name="X8e9c35bc91409514cbb85f0195f01e6d00b3c48"/>
     <w:p>
       <w:pPr>
         <w:pStyle w:val="Heading2"/>
       </w:pPr>
       <w:r>
-        <w:t xml:space="preserve">6. Тікети (звернення до ІТ-підтримки)</w:t>
+        <w:t xml:space="preserve">6. Звіти</w:t>
       </w:r>
     </w:p>
     <w:p>
@@ -1422,32 +1444,111 @@
         <w:pStyle w:val="FirstParagraph"/>
       </w:pPr>
       <w:r>
-        <w:t xml:space="preserve">Пункт меню</w:t>
-      </w:r>
-      <w:r>
-        <w:t xml:space="preserve"> </w:t>
-      </w:r>
-      <w:r>
-        <w:rPr>
-          <w:bCs/>
-          <w:b/>
-        </w:rPr>
-        <w:t xml:space="preserve">«Тікети»</w:t>
-      </w:r>
-      <w:r>
-        <w:t xml:space="preserve"> </w:t>
-      </w:r>
-      <w:r>
-        <w:t xml:space="preserve">— окремо від проєктів і задач, для швидких звернень (наприклад, «не працює принтер», «потрібен доступ до системи»). У списку показуються лише тікети, де ви заявник або призначений оператор — чужі тікети не відображаються.</w:t>
-      </w:r>
-    </w:p>
-    <w:bookmarkStart w:id="33" w:name="X05e590a6768b4bb74cfbaf2927764cd3ed48327"/>
-    <w:p>
-      <w:pPr>
-        <w:pStyle w:val="Heading3"/>
-      </w:pPr>
-      <w:r>
-        <w:t xml:space="preserve">6.1 Створення тікета</w:t>
+        <w:t xml:space="preserve">Кнопка</w:t>
+      </w:r>
+      <w:r>
+        <w:t xml:space="preserve"> </w:t>
+      </w:r>
+      <w:r>
+        <w:rPr>
+          <w:bCs/>
+          <w:b/>
+        </w:rPr>
+        <w:t xml:space="preserve">«📄 Сформувати звіт»</w:t>
+      </w:r>
+      <w:r>
+        <w:t xml:space="preserve"> </w:t>
+      </w:r>
+      <w:r>
+        <w:t xml:space="preserve">на сторінці обліку часу (розділ 4.8 — обліку часу проєкту, або сторінка обліку часу всієї системи для адміністратора) відкриває форму PDF-звіту. Якщо перейти за цією кнопкою зі сторінки конкретного проєкту — цей проєкт одразу буде обраний у формі. Форма формує PDF-файл з обліком часу за обраний період:</w:t>
+      </w:r>
+    </w:p>
+    <w:p>
+      <w:pPr>
+        <w:numPr>
+          <w:ilvl w:val="0"/>
+          <w:numId w:val="1010"/>
+        </w:numPr>
+        <w:pStyle w:val="Compact"/>
+      </w:pPr>
+      <w:r>
+        <w:rPr>
+          <w:bCs/>
+          <w:b/>
+        </w:rPr>
+        <w:t xml:space="preserve">Період</w:t>
+      </w:r>
+      <w:r>
+        <w:t xml:space="preserve"> </w:t>
+      </w:r>
+      <w:r>
+        <w:t xml:space="preserve">— оберіть «Тиждень» або «Місяць», потім вкажіть конкретний тиждень/місяць у полі поруч (стандартний вибір дати браузера).</w:t>
+      </w:r>
+    </w:p>
+    <w:p>
+      <w:pPr>
+        <w:numPr>
+          <w:ilvl w:val="0"/>
+          <w:numId w:val="1010"/>
+        </w:numPr>
+        <w:pStyle w:val="Compact"/>
+      </w:pPr>
+      <w:r>
+        <w:rPr>
+          <w:bCs/>
+          <w:b/>
+        </w:rPr>
+        <w:t xml:space="preserve">Проєкт</w:t>
+      </w:r>
+      <w:r>
+        <w:t xml:space="preserve"> </w:t>
+      </w:r>
+      <w:r>
+        <w:t xml:space="preserve">(необов'язково) — залиште «усі доступні проєкти» або оберіть один конкретний. Список містить лише проєкти, до яких у вас є доступ.</w:t>
+      </w:r>
+    </w:p>
+    <w:p>
+      <w:pPr>
+        <w:numPr>
+          <w:ilvl w:val="0"/>
+          <w:numId w:val="1010"/>
+        </w:numPr>
+        <w:pStyle w:val="Compact"/>
+      </w:pPr>
+      <w:r>
+        <w:rPr>
+          <w:bCs/>
+          <w:b/>
+        </w:rPr>
+        <w:t xml:space="preserve">Користувач</w:t>
+      </w:r>
+      <w:r>
+        <w:t xml:space="preserve"> </w:t>
+      </w:r>
+      <w:r>
+        <w:t xml:space="preserve">(необов'язково) — щоб побачити облік часу лише однієї людини.</w:t>
+      </w:r>
+    </w:p>
+    <w:p>
+      <w:pPr>
+        <w:numPr>
+          <w:ilvl w:val="0"/>
+          <w:numId w:val="1010"/>
+        </w:numPr>
+        <w:pStyle w:val="Compact"/>
+      </w:pPr>
+      <w:r>
+        <w:rPr>
+          <w:bCs/>
+          <w:b/>
+        </w:rPr>
+        <w:t xml:space="preserve">Категорія активності</w:t>
+      </w:r>
+      <w:r>
+        <w:t xml:space="preserve"> </w:t>
+      </w:r>
+      <w:r>
+        <w:t xml:space="preserve">(необов'язково) — текстове поле з підказками вже використаних категорій; шукає за частковим збігом.</w:t>
       </w:r>
     </w:p>
     <w:p>
@@ -1465,33 +1566,92 @@
           <w:bCs/>
           <w:b/>
         </w:rPr>
-        <w:t xml:space="preserve">«+ Нове звернення»</w:t>
-      </w:r>
-      <w:r>
-        <w:t xml:space="preserve">, оберіть чергу, вкажіть тему та опис, натисніть</w:t>
-      </w:r>
-      <w:r>
-        <w:t xml:space="preserve"> </w:t>
-      </w:r>
-      <w:r>
-        <w:rPr>
-          <w:bCs/>
-          <w:b/>
-        </w:rPr>
-        <w:t xml:space="preserve">«Надіслати звернення»</w:t>
-      </w:r>
-      <w:r>
-        <w:t xml:space="preserve">. Заявником автоматично записується ваш обліковий запис.</w:t>
-      </w:r>
-    </w:p>
-    <w:bookmarkEnd w:id="33"/>
-    <w:bookmarkStart w:id="34" w:name="Xdf0c7ede29f125c89549f0e09c0922ec35b1ae2"/>
-    <w:p>
-      <w:pPr>
-        <w:pStyle w:val="Heading3"/>
-      </w:pPr>
-      <w:r>
-        <w:t xml:space="preserve">6.2 Перегляд і статус тікета</w:t>
+        <w:t xml:space="preserve">«Сформувати PDF»</w:t>
+      </w:r>
+      <w:r>
+        <w:t xml:space="preserve"> </w:t>
+      </w:r>
+      <w:r>
+        <w:t xml:space="preserve">— файл відкриється в новій вкладці й одразу почне завантажуватись. Звіт складається з трьох частин:</w:t>
+      </w:r>
+    </w:p>
+    <w:p>
+      <w:pPr>
+        <w:numPr>
+          <w:ilvl w:val="0"/>
+          <w:numId w:val="1011"/>
+        </w:numPr>
+        <w:pStyle w:val="Compact"/>
+      </w:pPr>
+      <w:r>
+        <w:rPr>
+          <w:bCs/>
+          <w:b/>
+        </w:rPr>
+        <w:t xml:space="preserve">Діаграма</w:t>
+      </w:r>
+      <w:r>
+        <w:t xml:space="preserve"> </w:t>
+      </w:r>
+      <w:r>
+        <w:t xml:space="preserve">у шапці — горизонтальні смуги, по одній на кожного користувача, чиї записи потрапили у звіт; довжина смуги пропорційна кількості годин, поруч — точна сума.</w:t>
+      </w:r>
+    </w:p>
+    <w:p>
+      <w:pPr>
+        <w:numPr>
+          <w:ilvl w:val="0"/>
+          <w:numId w:val="1011"/>
+        </w:numPr>
+        <w:pStyle w:val="Compact"/>
+      </w:pPr>
+      <w:r>
+        <w:rPr>
+          <w:bCs/>
+          <w:b/>
+        </w:rPr>
+        <w:t xml:space="preserve">Таблиця</w:t>
+      </w:r>
+      <w:r>
+        <w:t xml:space="preserve">, розбита на розділи</w:t>
+      </w:r>
+      <w:r>
+        <w:t xml:space="preserve"> </w:t>
+      </w:r>
+      <w:r>
+        <w:rPr>
+          <w:bCs/>
+          <w:b/>
+        </w:rPr>
+        <w:t xml:space="preserve">по проєктах</w:t>
+      </w:r>
+      <w:r>
+        <w:t xml:space="preserve"> </w:t>
+      </w:r>
+      <w:r>
+        <w:t xml:space="preserve">— кожен проєкт своєю плашкою, під нею лише його задачі (дата, задача, користувач, категорія, години), і рядок «Витрачено на опрацювання проєкту» з підсумком. Проєкти показані від найбільшої кількості витрачених годин до найменшої.</w:t>
+      </w:r>
+    </w:p>
+    <w:p>
+      <w:pPr>
+        <w:numPr>
+          <w:ilvl w:val="0"/>
+          <w:numId w:val="1011"/>
+        </w:numPr>
+        <w:pStyle w:val="Compact"/>
+      </w:pPr>
+      <w:r>
+        <w:rPr>
+          <w:bCs/>
+          <w:b/>
+        </w:rPr>
+        <w:t xml:space="preserve">Загальний підсумок</w:t>
+      </w:r>
+      <w:r>
+        <w:t xml:space="preserve"> </w:t>
+      </w:r>
+      <w:r>
+        <w:t xml:space="preserve">(«Разом: … год.») унизу — сума по всіх проєктах.</w:t>
       </w:r>
     </w:p>
     <w:p>
@@ -1499,49 +1659,7 @@
         <w:pStyle w:val="FirstParagraph"/>
       </w:pPr>
       <w:r>
-        <w:t xml:space="preserve">На сторінці тікета видно чергу, ваші дані як заявника та листування. Змінити статус (наприклад, позначити як вирішений) можна там само у випадаючому списку.</w:t>
-      </w:r>
-    </w:p>
-    <w:p>
-      <w:pPr>
-        <w:pStyle w:val="BlockText"/>
-      </w:pPr>
-      <w:r>
-        <w:t xml:space="preserve">Призначати оператора (виконавця) тікета можуть лише керівник ІТ-підрозділу, адміністратор системи або оператор служби підтримки — рядовий користувач лише бачить, хто вже призначений.</w:t>
-      </w:r>
-    </w:p>
-    <w:bookmarkEnd w:id="34"/>
-    <w:bookmarkStart w:id="35" w:name="X08820b9d9629ceba60231a4842306b42413e7a8"/>
-    <w:p>
-      <w:pPr>
-        <w:pStyle w:val="Heading3"/>
-      </w:pPr>
-      <w:r>
-        <w:t xml:space="preserve">6.3 Листування</w:t>
-      </w:r>
-    </w:p>
-    <w:p>
-      <w:pPr>
-        <w:pStyle w:val="FirstParagraph"/>
-      </w:pPr>
-      <w:r>
-        <w:t xml:space="preserve">Внизу сторінки тікета — стрічка повідомлень. Напишіть відповідь і натисніть</w:t>
-      </w:r>
-      <w:r>
-        <w:t xml:space="preserve"> </w:t>
-      </w:r>
-      <w:r>
-        <w:rPr>
-          <w:bCs/>
-          <w:b/>
-        </w:rPr>
-        <w:t xml:space="preserve">«Надіслати»</w:t>
-      </w:r>
-      <w:r>
-        <w:t xml:space="preserve"> </w:t>
-      </w:r>
-      <w:r>
-        <w:t xml:space="preserve">— вона додасться до листування з позначкою, від оператора вона чи від заявника.</w:t>
+        <w:t xml:space="preserve">Якщо нічого не знайдено за обраними фільтрами — звіт так і повідомить, замість порожньої таблиці.</w:t>
       </w:r>
     </w:p>
     <w:p>
@@ -1551,15 +1669,117 @@
         </w:pict>
       </w:r>
     </w:p>
+    <w:bookmarkEnd w:id="33"/>
+    <w:bookmarkStart w:id="37" w:name="Xcc7d581a970c8299901cd28a26d07868faf2a6d"/>
+    <w:p>
+      <w:pPr>
+        <w:pStyle w:val="Heading2"/>
+      </w:pPr>
+      <w:r>
+        <w:t xml:space="preserve">7. Тікети (звернення до ІТ-підтримки)</w:t>
+      </w:r>
+    </w:p>
+    <w:p>
+      <w:pPr>
+        <w:pStyle w:val="FirstParagraph"/>
+      </w:pPr>
+      <w:r>
+        <w:t xml:space="preserve">Пункт меню</w:t>
+      </w:r>
+      <w:r>
+        <w:t xml:space="preserve"> </w:t>
+      </w:r>
+      <w:r>
+        <w:rPr>
+          <w:bCs/>
+          <w:b/>
+        </w:rPr>
+        <w:t xml:space="preserve">«Тікети»</w:t>
+      </w:r>
+      <w:r>
+        <w:t xml:space="preserve"> </w:t>
+      </w:r>
+      <w:r>
+        <w:t xml:space="preserve">— окремо від проєктів і задач, для швидких звернень (наприклад, «не працює принтер», «потрібен доступ до системи»). У списку показуються лише тікети, де ви заявник або призначений оператор — чужі тікети не відображаються.</w:t>
+      </w:r>
+    </w:p>
+    <w:bookmarkStart w:id="34" w:name="X65f1f0f282e74129854557814c2789e5666eaa3"/>
+    <w:p>
+      <w:pPr>
+        <w:pStyle w:val="Heading3"/>
+      </w:pPr>
+      <w:r>
+        <w:t xml:space="preserve">7.1 Створення тікета</w:t>
+      </w:r>
+    </w:p>
+    <w:p>
+      <w:pPr>
+        <w:pStyle w:val="FirstParagraph"/>
+      </w:pPr>
+      <w:r>
+        <w:t xml:space="preserve">Натисніть</w:t>
+      </w:r>
+      <w:r>
+        <w:t xml:space="preserve"> </w:t>
+      </w:r>
+      <w:r>
+        <w:rPr>
+          <w:bCs/>
+          <w:b/>
+        </w:rPr>
+        <w:t xml:space="preserve">«+ Нове звернення»</w:t>
+      </w:r>
+      <w:r>
+        <w:t xml:space="preserve">, оберіть чергу, вкажіть тему та опис, натисніть</w:t>
+      </w:r>
+      <w:r>
+        <w:t xml:space="preserve"> </w:t>
+      </w:r>
+      <w:r>
+        <w:rPr>
+          <w:bCs/>
+          <w:b/>
+        </w:rPr>
+        <w:t xml:space="preserve">«Надіслати звернення»</w:t>
+      </w:r>
+      <w:r>
+        <w:t xml:space="preserve">. Заявником автоматично записується ваш обліковий запис.</w:t>
+      </w:r>
+    </w:p>
+    <w:bookmarkEnd w:id="34"/>
+    <w:bookmarkStart w:id="35" w:name="X566bfbc1a38dd856c2a3fddc831d3ee32711b56"/>
+    <w:p>
+      <w:pPr>
+        <w:pStyle w:val="Heading3"/>
+      </w:pPr>
+      <w:r>
+        <w:t xml:space="preserve">7.2 Перегляд і статус тікета</w:t>
+      </w:r>
+    </w:p>
+    <w:p>
+      <w:pPr>
+        <w:pStyle w:val="FirstParagraph"/>
+      </w:pPr>
+      <w:r>
+        <w:t xml:space="preserve">На сторінці тікета видно чергу, ваші дані як заявника та листування. Змінити статус (наприклад, позначити як вирішений) можна там само у випадаючому списку.</w:t>
+      </w:r>
+    </w:p>
+    <w:p>
+      <w:pPr>
+        <w:pStyle w:val="BlockText"/>
+      </w:pPr>
+      <w:r>
+        <w:t xml:space="preserve">Призначати оператора (виконавця) тікета можуть лише керівник ІТ-підрозділу, адміністратор системи або оператор служби підтримки — рядовий користувач лише бачить, хто вже призначений.</w:t>
+      </w:r>
+    </w:p>
     <w:bookmarkEnd w:id="35"/>
-    <w:bookmarkEnd w:id="36"/>
-    <w:bookmarkStart w:id="37" w:name="X5eed0be78eabf4a016e239b93d620375f3eb322"/>
-    <w:p>
-      <w:pPr>
-        <w:pStyle w:val="Heading2"/>
-      </w:pPr>
-      <w:r>
-        <w:t xml:space="preserve">7. Пароль</w:t>
+    <w:bookmarkStart w:id="36" w:name="Xf60126fbe4e6ae54e98a7bfc16e401fa0ba049f"/>
+    <w:p>
+      <w:pPr>
+        <w:pStyle w:val="Heading3"/>
+      </w:pPr>
+      <w:r>
+        <w:t xml:space="preserve">7.3 Листування</w:t>
       </w:r>
     </w:p>
     <w:p>
@@ -1567,7 +1787,23 @@
         <w:pStyle w:val="FirstParagraph"/>
       </w:pPr>
       <w:r>
-        <w:t xml:space="preserve">Змінити власний пароль самостійно поки не можна — це робить лише адміністратор системи через адмін-панель. Якщо потрібно змінити пароль — зверніться до нього.</w:t>
+        <w:t xml:space="preserve">Внизу сторінки тікета — стрічка повідомлень. Напишіть відповідь і натисніть</w:t>
+      </w:r>
+      <w:r>
+        <w:t xml:space="preserve"> </w:t>
+      </w:r>
+      <w:r>
+        <w:rPr>
+          <w:bCs/>
+          <w:b/>
+        </w:rPr>
+        <w:t xml:space="preserve">«Надіслати»</w:t>
+      </w:r>
+      <w:r>
+        <w:t xml:space="preserve"> </w:t>
+      </w:r>
+      <w:r>
+        <w:t xml:space="preserve">— вона додасться до листування з позначкою, від оператора вона чи від заявника.</w:t>
       </w:r>
     </w:p>
     <w:p>
@@ -1577,21 +1813,47 @@
         </w:pict>
       </w:r>
     </w:p>
+    <w:bookmarkEnd w:id="36"/>
     <w:bookmarkEnd w:id="37"/>
-    <w:bookmarkStart w:id="38" w:name="X4ed08e9d8126e170ba01c990bbf86e13aa44d00"/>
+    <w:bookmarkStart w:id="38" w:name="X20dc61e0ed41588d7de8eedd16299a463621300"/>
     <w:p>
       <w:pPr>
         <w:pStyle w:val="Heading2"/>
       </w:pPr>
       <w:r>
-        <w:t xml:space="preserve">8. Чого в системі поки немає</w:t>
-      </w:r>
-    </w:p>
-    <w:p>
-      <w:pPr>
-        <w:numPr>
-          <w:ilvl w:val="0"/>
-          <w:numId w:val="1010"/>
+        <w:t xml:space="preserve">8. Пароль</w:t>
+      </w:r>
+    </w:p>
+    <w:p>
+      <w:pPr>
+        <w:pStyle w:val="FirstParagraph"/>
+      </w:pPr>
+      <w:r>
+        <w:t xml:space="preserve">Змінити власний пароль самостійно поки не можна — це робить лише адміністратор системи через адмін-панель. Якщо потрібно змінити пароль — зверніться до нього.</w:t>
+      </w:r>
+    </w:p>
+    <w:p>
+      <w:r>
+        <w:pict>
+          <v:rect style="width:0;height:1.5pt" o:hralign="center" o:hrstd="t" o:hr="t"/>
+        </w:pict>
+      </w:r>
+    </w:p>
+    <w:bookmarkEnd w:id="38"/>
+    <w:bookmarkStart w:id="39" w:name="Xa6d246dba4ad509a1a87e9decbf9d1a2f8e567b"/>
+    <w:p>
+      <w:pPr>
+        <w:pStyle w:val="Heading2"/>
+      </w:pPr>
+      <w:r>
+        <w:t xml:space="preserve">9. Чого в системі поки немає</w:t>
+      </w:r>
+    </w:p>
+    <w:p>
+      <w:pPr>
+        <w:numPr>
+          <w:ilvl w:val="0"/>
+          <w:numId w:val="1012"/>
         </w:numPr>
         <w:pStyle w:val="Compact"/>
       </w:pPr>
@@ -1603,7 +1865,7 @@
       <w:pPr>
         <w:numPr>
           <w:ilvl w:val="0"/>
-          <w:numId w:val="1010"/>
+          <w:numId w:val="1012"/>
         </w:numPr>
         <w:pStyle w:val="Compact"/>
       </w:pPr>
@@ -1615,7 +1877,7 @@
       <w:pPr>
         <w:numPr>
           <w:ilvl w:val="0"/>
-          <w:numId w:val="1010"/>
+          <w:numId w:val="1012"/>
         </w:numPr>
         <w:pStyle w:val="Compact"/>
       </w:pPr>
@@ -1643,11 +1905,11 @@
         <w:t xml:space="preserve"> </w:t>
       </w:r>
       <w:r>
-        <w:t xml:space="preserve">(розділ 10).</w:t>
-      </w:r>
-    </w:p>
-    <w:bookmarkEnd w:id="38"/>
+        <w:t xml:space="preserve">(розділ 11).</w:t>
+      </w:r>
+    </w:p>
     <w:bookmarkEnd w:id="39"/>
+    <w:bookmarkEnd w:id="40"/>
     <w:sectPr/>
   </w:body>
 </w:document>
@@ -2000,6 +2262,39 @@
     <w:abstractNumId w:val="991"/>
   </w:num>
   <w:num w:numId="1010">
+    <w:abstractNumId w:val="99411"/>
+    <w:lvlOverride w:ilvl="0">
+      <w:startOverride w:val="1"/>
+    </w:lvlOverride>
+    <w:lvlOverride w:ilvl="1">
+      <w:startOverride w:val="1"/>
+    </w:lvlOverride>
+    <w:lvlOverride w:ilvl="2">
+      <w:startOverride w:val="1"/>
+    </w:lvlOverride>
+    <w:lvlOverride w:ilvl="3">
+      <w:startOverride w:val="1"/>
+    </w:lvlOverride>
+    <w:lvlOverride w:ilvl="4">
+      <w:startOverride w:val="1"/>
+    </w:lvlOverride>
+    <w:lvlOverride w:ilvl="5">
+      <w:startOverride w:val="1"/>
+    </w:lvlOverride>
+    <w:lvlOverride w:ilvl="6">
+      <w:startOverride w:val="1"/>
+    </w:lvlOverride>
+    <w:lvlOverride w:ilvl="7">
+      <w:startOverride w:val="1"/>
+    </w:lvlOverride>
+    <w:lvlOverride w:ilvl="8">
+      <w:startOverride w:val="1"/>
+    </w:lvlOverride>
+  </w:num>
+  <w:num w:numId="1011">
+    <w:abstractNumId w:val="991"/>
+  </w:num>
+  <w:num w:numId="1012">
     <w:abstractNumId w:val="991"/>
   </w:num>
 </w:numbering>

--- a/docs/ITSM_User_Guide.docx
+++ b/docs/ITSM_User_Guide.docx
@@ -1482,7 +1482,7 @@
         <w:t xml:space="preserve"> </w:t>
       </w:r>
       <w:r>
-        <w:t xml:space="preserve">— оберіть «Тиждень» або «Місяць», потім вкажіть конкретний тиждень/місяць у полі поруч (стандартний вибір дати браузера).</w:t>
+        <w:t xml:space="preserve">— оберіть «Тиждень» або «Місяць», потім вкажіть рік і конкретний тиждень/місяць у списках поруч (звичайні випадаючі списки — за замовчуванням підставляється поточний тиждень/місяць).</w:t>
       </w:r>
     </w:p>
     <w:p>

--- a/docs/ITSM_User_Guide.docx
+++ b/docs/ITSM_User_Guide.docx
@@ -20,7 +20,7 @@
           <w:iCs/>
           <w:i/>
         </w:rPr>
-        <w:t xml:space="preserve">Версія застосунку: 0.1.0</w:t>
+        <w:t xml:space="preserve">Версія застосунку: 0.1.1</w:t>
       </w:r>
     </w:p>
     <w:p>
@@ -1815,13 +1815,13 @@
     </w:p>
     <w:bookmarkEnd w:id="36"/>
     <w:bookmarkEnd w:id="37"/>
-    <w:bookmarkStart w:id="38" w:name="X20dc61e0ed41588d7de8eedd16299a463621300"/>
+    <w:bookmarkStart w:id="38" w:name="Xc2a034ab61973d280507f8c5fe62099dfdd736c"/>
     <w:p>
       <w:pPr>
         <w:pStyle w:val="Heading2"/>
       </w:pPr>
       <w:r>
-        <w:t xml:space="preserve">8. Пароль</w:t>
+        <w:t xml:space="preserve">8. Мій профіль і пароль</w:t>
       </w:r>
     </w:p>
     <w:p>
@@ -1829,7 +1829,88 @@
         <w:pStyle w:val="FirstParagraph"/>
       </w:pPr>
       <w:r>
-        <w:t xml:space="preserve">Змінити власний пароль самостійно поки не можна — це робить лише адміністратор системи через адмін-панель. Якщо потрібно змінити пароль — зверніться до нього.</w:t>
+        <w:t xml:space="preserve">Натисніть на своє ім'я у верхньому правому куті (поруч із кнопкою «Вийти») — відкриється сторінка</w:t>
+      </w:r>
+      <w:r>
+        <w:t xml:space="preserve"> </w:t>
+      </w:r>
+      <w:r>
+        <w:rPr>
+          <w:bCs/>
+          <w:b/>
+        </w:rPr>
+        <w:t xml:space="preserve">«Мій профіль»</w:t>
+      </w:r>
+      <w:r>
+        <w:t xml:space="preserve"> </w:t>
+      </w:r>
+      <w:r>
+        <w:t xml:space="preserve">з двома блоками:</w:t>
+      </w:r>
+    </w:p>
+    <w:p>
+      <w:pPr>
+        <w:numPr>
+          <w:ilvl w:val="0"/>
+          <w:numId w:val="1012"/>
+        </w:numPr>
+        <w:pStyle w:val="Compact"/>
+      </w:pPr>
+      <w:r>
+        <w:rPr>
+          <w:bCs/>
+          <w:b/>
+        </w:rPr>
+        <w:t xml:space="preserve">Дані облікового запису</w:t>
+      </w:r>
+      <w:r>
+        <w:t xml:space="preserve"> </w:t>
+      </w:r>
+      <w:r>
+        <w:t xml:space="preserve">— ім'я, email, роль, тип автентифікації (тільки для перегляду).</w:t>
+      </w:r>
+    </w:p>
+    <w:p>
+      <w:pPr>
+        <w:numPr>
+          <w:ilvl w:val="0"/>
+          <w:numId w:val="1012"/>
+        </w:numPr>
+        <w:pStyle w:val="Compact"/>
+      </w:pPr>
+      <w:r>
+        <w:rPr>
+          <w:bCs/>
+          <w:b/>
+        </w:rPr>
+        <w:t xml:space="preserve">Зміна пароля</w:t>
+      </w:r>
+      <w:r>
+        <w:t xml:space="preserve"> </w:t>
+      </w:r>
+      <w:r>
+        <w:t xml:space="preserve">— вкажіть поточний пароль, новий пароль (щонайменше 8 символів) і підтвердження нового пароля, натисніть</w:t>
+      </w:r>
+      <w:r>
+        <w:t xml:space="preserve"> </w:t>
+      </w:r>
+      <w:r>
+        <w:rPr>
+          <w:bCs/>
+          <w:b/>
+        </w:rPr>
+        <w:t xml:space="preserve">«Змінити пароль»</w:t>
+      </w:r>
+      <w:r>
+        <w:t xml:space="preserve">.</w:t>
+      </w:r>
+    </w:p>
+    <w:p>
+      <w:pPr>
+        <w:pStyle w:val="FirstParagraph"/>
+      </w:pPr>
+      <w:r>
+        <w:t xml:space="preserve">Якщо ваш обліковий запис автентифікується через Active Directory — блоку зміни пароля не буде: пароль для таких облікових записів керується самим AD, а не тут.</w:t>
       </w:r>
     </w:p>
     <w:p>
@@ -1853,19 +1934,7 @@
       <w:pPr>
         <w:numPr>
           <w:ilvl w:val="0"/>
-          <w:numId w:val="1012"/>
-        </w:numPr>
-        <w:pStyle w:val="Compact"/>
-      </w:pPr>
-      <w:r>
-        <w:t xml:space="preserve">Особистий кабінет зі зміною власного пароля.</w:t>
-      </w:r>
-    </w:p>
-    <w:p>
-      <w:pPr>
-        <w:numPr>
-          <w:ilvl w:val="0"/>
-          <w:numId w:val="1012"/>
+          <w:numId w:val="1013"/>
         </w:numPr>
         <w:pStyle w:val="Compact"/>
       </w:pPr>
@@ -1877,7 +1946,7 @@
       <w:pPr>
         <w:numPr>
           <w:ilvl w:val="0"/>
-          <w:numId w:val="1012"/>
+          <w:numId w:val="1013"/>
         </w:numPr>
         <w:pStyle w:val="Compact"/>
       </w:pPr>
@@ -2295,6 +2364,36 @@
     <w:abstractNumId w:val="991"/>
   </w:num>
   <w:num w:numId="1012">
+    <w:abstractNumId w:val="99411"/>
+    <w:lvlOverride w:ilvl="0">
+      <w:startOverride w:val="1"/>
+    </w:lvlOverride>
+    <w:lvlOverride w:ilvl="1">
+      <w:startOverride w:val="1"/>
+    </w:lvlOverride>
+    <w:lvlOverride w:ilvl="2">
+      <w:startOverride w:val="1"/>
+    </w:lvlOverride>
+    <w:lvlOverride w:ilvl="3">
+      <w:startOverride w:val="1"/>
+    </w:lvlOverride>
+    <w:lvlOverride w:ilvl="4">
+      <w:startOverride w:val="1"/>
+    </w:lvlOverride>
+    <w:lvlOverride w:ilvl="5">
+      <w:startOverride w:val="1"/>
+    </w:lvlOverride>
+    <w:lvlOverride w:ilvl="6">
+      <w:startOverride w:val="1"/>
+    </w:lvlOverride>
+    <w:lvlOverride w:ilvl="7">
+      <w:startOverride w:val="1"/>
+    </w:lvlOverride>
+    <w:lvlOverride w:ilvl="8">
+      <w:startOverride w:val="1"/>
+    </w:lvlOverride>
+  </w:num>
+  <w:num w:numId="1013">
     <w:abstractNumId w:val="991"/>
   </w:num>
 </w:numbering>

--- a/docs/ITSM_User_Guide.docx
+++ b/docs/ITSM_User_Guide.docx
@@ -20,7 +20,7 @@
           <w:iCs/>
           <w:i/>
         </w:rPr>
-        <w:t xml:space="preserve">Версія застосунку: 0.1.1</w:t>
+        <w:t xml:space="preserve">Версія застосунку: 0.1.2</w:t>
       </w:r>
     </w:p>
     <w:p>
@@ -359,6 +359,62 @@
     </w:p>
     <w:p>
       <w:pPr>
+        <w:pStyle w:val="BodyText"/>
+      </w:pPr>
+      <w:r>
+        <w:t xml:space="preserve">Кольоровий бейдж на картці проєкту показує його статус:</w:t>
+      </w:r>
+      <w:r>
+        <w:t xml:space="preserve"> </w:t>
+      </w:r>
+      <w:r>
+        <w:rPr>
+          <w:bCs/>
+          <w:b/>
+        </w:rPr>
+        <w:t xml:space="preserve">зелений</w:t>
+      </w:r>
+      <w:r>
+        <w:t xml:space="preserve"> </w:t>
+      </w:r>
+      <w:r>
+        <w:t xml:space="preserve">— активний,</w:t>
+      </w:r>
+      <w:r>
+        <w:t xml:space="preserve"> </w:t>
+      </w:r>
+      <w:r>
+        <w:rPr>
+          <w:bCs/>
+          <w:b/>
+        </w:rPr>
+        <w:t xml:space="preserve">сірий</w:t>
+      </w:r>
+      <w:r>
+        <w:t xml:space="preserve"> </w:t>
+      </w:r>
+      <w:r>
+        <w:t xml:space="preserve">— архівний,</w:t>
+      </w:r>
+      <w:r>
+        <w:t xml:space="preserve"> </w:t>
+      </w:r>
+      <w:r>
+        <w:rPr>
+          <w:bCs/>
+          <w:b/>
+        </w:rPr>
+        <w:t xml:space="preserve">чорний</w:t>
+      </w:r>
+      <w:r>
+        <w:t xml:space="preserve"> </w:t>
+      </w:r>
+      <w:r>
+        <w:t xml:space="preserve">— закритий. Змінити статус може лише адміністратор системи (через адмін-панель) — самому це зробити не можна.</w:t>
+      </w:r>
+    </w:p>
+    <w:p>
+      <w:pPr>
         <w:pStyle w:val="BlockText"/>
       </w:pPr>
       <w:r>
@@ -1974,7 +2030,7 @@
         <w:t xml:space="preserve"> </w:t>
       </w:r>
       <w:r>
-        <w:t xml:space="preserve">(розділ 11).</w:t>
+        <w:t xml:space="preserve">(розділ 12).</w:t>
       </w:r>
     </w:p>
     <w:bookmarkEnd w:id="39"/>

--- a/docs/ITSM_User_Guide.docx
+++ b/docs/ITSM_User_Guide.docx
@@ -2,7 +2,7 @@
 <file path=word/document.xml><?xml version="1.0" encoding="utf-8"?>
 <w:document xmlns:w="http://schemas.openxmlformats.org/wordprocessingml/2006/main" xmlns:m="http://schemas.openxmlformats.org/officeDocument/2006/math" xmlns:r="http://schemas.openxmlformats.org/officeDocument/2006/relationships" xmlns:o="urn:schemas-microsoft-com:office:office" xmlns:v="urn:schemas-microsoft-com:vml" xmlns:w10="urn:schemas-microsoft-com:office:word" xmlns:a="http://schemas.openxmlformats.org/drawingml/2006/main" xmlns:pic="http://schemas.openxmlformats.org/drawingml/2006/picture" xmlns:wp="http://schemas.openxmlformats.org/drawingml/2006/wordprocessingDrawing">
   <w:body>
-    <w:bookmarkStart w:id="40" w:name="гайд-користувача--itsm-system"/>
+    <w:bookmarkStart w:id="41" w:name="гайд-користувача--itsm-system"/>
     <w:p>
       <w:pPr>
         <w:pStyle w:val="Heading1"/>
@@ -20,7 +20,7 @@
           <w:iCs/>
           <w:i/>
         </w:rPr>
-        <w:t xml:space="preserve">Версія застосунку: 0.1.2</w:t>
+        <w:t xml:space="preserve">Версія застосунку: 0.1.3</w:t>
       </w:r>
     </w:p>
     <w:p>
@@ -243,7 +243,7 @@
       </w:r>
     </w:p>
     <w:bookmarkEnd w:id="21"/>
-    <w:bookmarkStart w:id="22" w:name="X5e414f13bdb863a5ec98689116b1aa50d0d2e79"/>
+    <w:bookmarkStart w:id="23" w:name="X5e414f13bdb863a5ec98689116b1aa50d0d2e79"/>
     <w:p>
       <w:pPr>
         <w:pStyle w:val="Heading2"/>
@@ -411,6 +411,83 @@
       </w:r>
       <w:r>
         <w:t xml:space="preserve">— закритий. Змінити статус може лише адміністратор системи (через адмін-панель) — самому це зробити не можна.</w:t>
+      </w:r>
+    </w:p>
+    <w:bookmarkStart w:id="22" w:name="підпроєкти"/>
+    <w:p>
+      <w:pPr>
+        <w:pStyle w:val="Heading3"/>
+      </w:pPr>
+      <w:r>
+        <w:t xml:space="preserve">Підпроєкти</w:t>
+      </w:r>
+    </w:p>
+    <w:p>
+      <w:pPr>
+        <w:pStyle w:val="FirstParagraph"/>
+      </w:pPr>
+      <w:r>
+        <w:t xml:space="preserve">На сторінці проєкту кнопка</w:t>
+      </w:r>
+      <w:r>
+        <w:t xml:space="preserve"> </w:t>
+      </w:r>
+      <w:r>
+        <w:rPr>
+          <w:bCs/>
+          <w:b/>
+        </w:rPr>
+        <w:t xml:space="preserve">«+ Підпроєкт»</w:t>
+      </w:r>
+      <w:r>
+        <w:t xml:space="preserve"> </w:t>
+      </w:r>
+      <w:r>
+        <w:t xml:space="preserve">створює новий проєкт, прив'язаний до цього як до основного — зі своєю видимістю, відповідальним і власними задачами, повністю окремими від задач основного проєкту.</w:t>
+      </w:r>
+    </w:p>
+    <w:p>
+      <w:pPr>
+        <w:pStyle w:val="BodyText"/>
+      </w:pPr>
+      <w:r>
+        <w:t xml:space="preserve">Підпроєкти показуються картками</w:t>
+      </w:r>
+      <w:r>
+        <w:t xml:space="preserve"> </w:t>
+      </w:r>
+      <w:r>
+        <w:rPr>
+          <w:bCs/>
+          <w:b/>
+        </w:rPr>
+        <w:t xml:space="preserve">вгорі сторінки основного проєкту</w:t>
+      </w:r>
+      <w:r>
+        <w:t xml:space="preserve">, над описом — а не в загальному списку</w:t>
+      </w:r>
+      <w:r>
+        <w:t xml:space="preserve"> </w:t>
+      </w:r>
+      <w:r>
+        <w:rPr>
+          <w:rStyle w:val="VerbatimChar"/>
+        </w:rPr>
+        <w:t xml:space="preserve">/projects</w:t>
+      </w:r>
+      <w:r>
+        <w:t xml:space="preserve"> </w:t>
+      </w:r>
+      <w:r>
+        <w:t xml:space="preserve">(щоб не перевантажувати його). Щоб знайти конкретний підпроєкт, відкрийте його основний проєкт і оберіть картку. На сторінці самого підпроєкту зверху є посилання назад на основний проєкт.</w:t>
+      </w:r>
+    </w:p>
+    <w:p>
+      <w:pPr>
+        <w:pStyle w:val="BlockText"/>
+      </w:pPr>
+      <w:r>
+        <w:t xml:space="preserve">Створити підпроєкт можуть ті самі ролі, що й звичайний проєкт (розділ нижче), і лише для проєкту, до якого вони мають доступ.</w:t>
       </w:r>
     </w:p>
     <w:p>
@@ -429,7 +506,8 @@
       </w:r>
     </w:p>
     <w:bookmarkEnd w:id="22"/>
-    <w:bookmarkStart w:id="31" w:name="X38a42148eb78af68e5051bfff55ed0ae1ab82ba"/>
+    <w:bookmarkEnd w:id="23"/>
+    <w:bookmarkStart w:id="32" w:name="X38a42148eb78af68e5051bfff55ed0ae1ab82ba"/>
     <w:p>
       <w:pPr>
         <w:pStyle w:val="Heading2"/>
@@ -438,7 +516,7 @@
         <w:t xml:space="preserve">4. Задачі</w:t>
       </w:r>
     </w:p>
-    <w:bookmarkStart w:id="23" w:name="X7bf45d73e884932a08060ca5fe10fc14f051c8a"/>
+    <w:bookmarkStart w:id="24" w:name="X7bf45d73e884932a08060ca5fe10fc14f051c8a"/>
     <w:p>
       <w:pPr>
         <w:pStyle w:val="Heading3"/>
@@ -647,8 +725,8 @@
         <w:t xml:space="preserve">, а автором записуєтесь ви.</w:t>
       </w:r>
     </w:p>
-    <w:bookmarkEnd w:id="23"/>
-    <w:bookmarkStart w:id="24" w:name="X390fed8e8a1d8b04e7625a9be152801ed5908ec"/>
+    <w:bookmarkEnd w:id="24"/>
+    <w:bookmarkStart w:id="25" w:name="X390fed8e8a1d8b04e7625a9be152801ed5908ec"/>
     <w:p>
       <w:pPr>
         <w:pStyle w:val="Heading3"/>
@@ -731,8 +809,8 @@
         <w:t xml:space="preserve">. Доступні статуси: Нова → В роботі → Очікує → Вирішена → Закрита.</w:t>
       </w:r>
     </w:p>
-    <w:bookmarkEnd w:id="24"/>
-    <w:bookmarkStart w:id="25" w:name="X38ddd45aadb8e8161eac185bcf100d9bb143940"/>
+    <w:bookmarkEnd w:id="25"/>
+    <w:bookmarkStart w:id="26" w:name="X38ddd45aadb8e8161eac185bcf100d9bb143940"/>
     <w:p>
       <w:pPr>
         <w:pStyle w:val="Heading3"/>
@@ -762,8 +840,8 @@
         <w:t xml:space="preserve">. Коментарі підтримують перенос рядків, але поки без розширеного форматування (Markdown, згадування @користувача — заплановано на майбутні версії).</w:t>
       </w:r>
     </w:p>
-    <w:bookmarkEnd w:id="25"/>
-    <w:bookmarkStart w:id="26" w:name="X44115ccc58c907abb9cddef1af09085a50b089f"/>
+    <w:bookmarkEnd w:id="26"/>
+    <w:bookmarkStart w:id="27" w:name="X44115ccc58c907abb9cddef1af09085a50b089f"/>
     <w:p>
       <w:pPr>
         <w:pStyle w:val="Heading3"/>
@@ -868,8 +946,8 @@
         <w:t xml:space="preserve">— час додасться до загального лічильника витрачених годин по задачі, а сам запис з'явиться в таблиці нижче форми (дата, хто додав, скільки годин, категорія). Видалити чи виправити вже доданий запис часу поки не можна через інтерфейс — у разі помилки зверніться до адміністратора.</w:t>
       </w:r>
     </w:p>
-    <w:bookmarkEnd w:id="26"/>
-    <w:bookmarkStart w:id="27" w:name="X4bd7fb309eb3bd4f0a7fb9aea9b124333baefc4"/>
+    <w:bookmarkEnd w:id="27"/>
+    <w:bookmarkStart w:id="28" w:name="X4bd7fb309eb3bd4f0a7fb9aea9b124333baefc4"/>
     <w:p>
       <w:pPr>
         <w:pStyle w:val="Heading3"/>
@@ -902,8 +980,8 @@
         <w:t xml:space="preserve">— задачі показані колонками за статусом (Нова, В роботі, Очікує, Вирішена, Закрита). Перетягніть картку задачі мишкою в іншу колонку — статус зміниться одразу, без відкриття самої задачі. Якщо перетягування не спрацювало (наприклад, пропало з'єднання) — з'явиться повідомлення про помилку, а картка повернеться на своє місце.</w:t>
       </w:r>
     </w:p>
-    <w:bookmarkEnd w:id="27"/>
-    <w:bookmarkStart w:id="28" w:name="X54dd1c96eab6ee2e6adfabcbc4e58dadb5a4d19"/>
+    <w:bookmarkEnd w:id="28"/>
+    <w:bookmarkStart w:id="29" w:name="X54dd1c96eab6ee2e6adfabcbc4e58dadb5a4d19"/>
     <w:p>
       <w:pPr>
         <w:pStyle w:val="Heading3"/>
@@ -1071,8 +1149,8 @@
         <w:t xml:space="preserve">кнопкою «Видалити» (з підтвердженням).</w:t>
       </w:r>
     </w:p>
-    <w:bookmarkEnd w:id="28"/>
-    <w:bookmarkStart w:id="29" w:name="Xdfc1115e4e16263a9fcd8213a76d83cfdfbadeb"/>
+    <w:bookmarkEnd w:id="29"/>
+    <w:bookmarkStart w:id="30" w:name="Xdfc1115e4e16263a9fcd8213a76d83cfdfbadeb"/>
     <w:p>
       <w:pPr>
         <w:pStyle w:val="Heading3"/>
@@ -1185,8 +1263,8 @@
         <w:t xml:space="preserve">Прив'язати задачу до етапу можна при її створенні (розділ 4.1) або пізніше на сторінці самої задачі — там же можна й зняти прив'язку, обравши «— не прив'язано —».</w:t>
       </w:r>
     </w:p>
-    <w:bookmarkEnd w:id="29"/>
-    <w:bookmarkStart w:id="30" w:name="X156b9daba6f226d7f56608f44dae08633c2a840"/>
+    <w:bookmarkEnd w:id="30"/>
+    <w:bookmarkStart w:id="31" w:name="X156b9daba6f226d7f56608f44dae08633c2a840"/>
     <w:p>
       <w:pPr>
         <w:pStyle w:val="Heading3"/>
@@ -1322,9 +1400,9 @@
         </w:pict>
       </w:r>
     </w:p>
-    <w:bookmarkEnd w:id="30"/>
     <w:bookmarkEnd w:id="31"/>
-    <w:bookmarkStart w:id="32" w:name="X2f2f700c81453342d9b7a005b842b48ecc5069f"/>
+    <w:bookmarkEnd w:id="32"/>
+    <w:bookmarkStart w:id="33" w:name="X2f2f700c81453342d9b7a005b842b48ecc5069f"/>
     <w:p>
       <w:pPr>
         <w:pStyle w:val="Heading2"/>
@@ -1485,8 +1563,8 @@
         </w:pict>
       </w:r>
     </w:p>
-    <w:bookmarkEnd w:id="32"/>
-    <w:bookmarkStart w:id="33" w:name="X8e9c35bc91409514cbb85f0195f01e6d00b3c48"/>
+    <w:bookmarkEnd w:id="33"/>
+    <w:bookmarkStart w:id="34" w:name="X8e9c35bc91409514cbb85f0195f01e6d00b3c48"/>
     <w:p>
       <w:pPr>
         <w:pStyle w:val="Heading2"/>
@@ -1560,7 +1638,7 @@
         <w:t xml:space="preserve"> </w:t>
       </w:r>
       <w:r>
-        <w:t xml:space="preserve">(необов'язково) — залиште «усі доступні проєкти» або оберіть один конкретний. Список містить лише проєкти, до яких у вас є доступ.</w:t>
+        <w:t xml:space="preserve">(необов'язково) — залиште «усі доступні проєкти» або оберіть один конкретний. Список містить лише проєкти, до яких у вас є доступ. Якщо обраний проєкт має підпроєкти — їхні записи автоматично потрапляють у звіт теж, кожен своєю окремою секцією в таблиці (див. нижче).</w:t>
       </w:r>
     </w:p>
     <w:p>
@@ -1725,8 +1803,8 @@
         </w:pict>
       </w:r>
     </w:p>
-    <w:bookmarkEnd w:id="33"/>
-    <w:bookmarkStart w:id="37" w:name="Xcc7d581a970c8299901cd28a26d07868faf2a6d"/>
+    <w:bookmarkEnd w:id="34"/>
+    <w:bookmarkStart w:id="38" w:name="Xcc7d581a970c8299901cd28a26d07868faf2a6d"/>
     <w:p>
       <w:pPr>
         <w:pStyle w:val="Heading2"/>
@@ -1759,7 +1837,7 @@
         <w:t xml:space="preserve">— окремо від проєктів і задач, для швидких звернень (наприклад, «не працює принтер», «потрібен доступ до системи»). У списку показуються лише тікети, де ви заявник або призначений оператор — чужі тікети не відображаються.</w:t>
       </w:r>
     </w:p>
-    <w:bookmarkStart w:id="34" w:name="X65f1f0f282e74129854557814c2789e5666eaa3"/>
+    <w:bookmarkStart w:id="35" w:name="X65f1f0f282e74129854557814c2789e5666eaa3"/>
     <w:p>
       <w:pPr>
         <w:pStyle w:val="Heading3"/>
@@ -1802,8 +1880,32 @@
         <w:t xml:space="preserve">. Заявником автоматично записується ваш обліковий запис.</w:t>
       </w:r>
     </w:p>
-    <w:bookmarkEnd w:id="34"/>
-    <w:bookmarkStart w:id="35" w:name="X566bfbc1a38dd856c2a3fddc831d3ee32711b56"/>
+    <w:p>
+      <w:pPr>
+        <w:pStyle w:val="BodyText"/>
+      </w:pPr>
+      <w:r>
+        <w:t xml:space="preserve">За бажанням можна прив'язати тікет до проєкту (список показує лише ваші проєкти) — зручно, коли звернення стосується конкретної роботи над проєктом, а не загального ІТ-запиту. Якщо перейти за кнопкою</w:t>
+      </w:r>
+      <w:r>
+        <w:t xml:space="preserve"> </w:t>
+      </w:r>
+      <w:r>
+        <w:rPr>
+          <w:bCs/>
+          <w:b/>
+        </w:rPr>
+        <w:t xml:space="preserve">«+ Тікет»</w:t>
+      </w:r>
+      <w:r>
+        <w:t xml:space="preserve"> </w:t>
+      </w:r>
+      <w:r>
+        <w:t xml:space="preserve">зі сторінки самого проєкту — він одразу буде обраний у формі.</w:t>
+      </w:r>
+    </w:p>
+    <w:bookmarkEnd w:id="35"/>
+    <w:bookmarkStart w:id="36" w:name="X566bfbc1a38dd856c2a3fddc831d3ee32711b56"/>
     <w:p>
       <w:pPr>
         <w:pStyle w:val="Heading3"/>
@@ -1817,7 +1919,7 @@
         <w:pStyle w:val="FirstParagraph"/>
       </w:pPr>
       <w:r>
-        <w:t xml:space="preserve">На сторінці тікета видно чергу, ваші дані як заявника та листування. Змінити статус (наприклад, позначити як вирішений) можна там само у випадаючому списку.</w:t>
+        <w:t xml:space="preserve">На сторінці тікета видно чергу, прив'язаний проєкт (якщо є), ваші дані як заявника та листування. Змінити статус (наприклад, позначити як вирішений) можна там само у випадаючому списку.</w:t>
       </w:r>
     </w:p>
     <w:p>
@@ -1828,8 +1930,8 @@
         <w:t xml:space="preserve">Призначати оператора (виконавця) тікета можуть лише керівник ІТ-підрозділу, адміністратор системи або оператор служби підтримки — рядовий користувач лише бачить, хто вже призначений.</w:t>
       </w:r>
     </w:p>
-    <w:bookmarkEnd w:id="35"/>
-    <w:bookmarkStart w:id="36" w:name="Xf60126fbe4e6ae54e98a7bfc16e401fa0ba049f"/>
+    <w:bookmarkEnd w:id="36"/>
+    <w:bookmarkStart w:id="37" w:name="Xf60126fbe4e6ae54e98a7bfc16e401fa0ba049f"/>
     <w:p>
       <w:pPr>
         <w:pStyle w:val="Heading3"/>
@@ -1869,9 +1971,9 @@
         </w:pict>
       </w:r>
     </w:p>
-    <w:bookmarkEnd w:id="36"/>
     <w:bookmarkEnd w:id="37"/>
-    <w:bookmarkStart w:id="38" w:name="Xc2a034ab61973d280507f8c5fe62099dfdd736c"/>
+    <w:bookmarkEnd w:id="38"/>
+    <w:bookmarkStart w:id="39" w:name="Xc2a034ab61973d280507f8c5fe62099dfdd736c"/>
     <w:p>
       <w:pPr>
         <w:pStyle w:val="Heading2"/>
@@ -1976,8 +2078,8 @@
         </w:pict>
       </w:r>
     </w:p>
-    <w:bookmarkEnd w:id="38"/>
-    <w:bookmarkStart w:id="39" w:name="Xa6d246dba4ad509a1a87e9decbf9d1a2f8e567b"/>
+    <w:bookmarkEnd w:id="39"/>
+    <w:bookmarkStart w:id="40" w:name="Xa6d246dba4ad509a1a87e9decbf9d1a2f8e567b"/>
     <w:p>
       <w:pPr>
         <w:pStyle w:val="Heading2"/>
@@ -2033,8 +2135,8 @@
         <w:t xml:space="preserve">(розділ 12).</w:t>
       </w:r>
     </w:p>
-    <w:bookmarkEnd w:id="39"/>
     <w:bookmarkEnd w:id="40"/>
+    <w:bookmarkEnd w:id="41"/>
     <w:sectPr/>
   </w:body>
 </w:document>

--- a/docs/ITSM_User_Guide.docx
+++ b/docs/ITSM_User_Guide.docx
@@ -726,13 +726,13 @@
       </w:r>
     </w:p>
     <w:bookmarkEnd w:id="24"/>
-    <w:bookmarkStart w:id="25" w:name="X390fed8e8a1d8b04e7625a9be152801ed5908ec"/>
+    <w:bookmarkStart w:id="25" w:name="X488be37565f24d290444a9718c5795909bd3427"/>
     <w:p>
       <w:pPr>
         <w:pStyle w:val="Heading3"/>
       </w:pPr>
       <w:r>
-        <w:t xml:space="preserve">4.2 Перегляд, зміна виконавця та статусу задачі</w:t>
+        <w:t xml:space="preserve">4.2 Перегляд і редагування задачі</w:t>
       </w:r>
     </w:p>
     <w:p>
@@ -752,6 +752,41 @@
         <w:pStyle w:val="Compact"/>
       </w:pPr>
       <w:r>
+        <w:rPr>
+          <w:bCs/>
+          <w:b/>
+        </w:rPr>
+        <w:t xml:space="preserve">Опис</w:t>
+      </w:r>
+      <w:r>
+        <w:t xml:space="preserve"> </w:t>
+      </w:r>
+      <w:r>
+        <w:t xml:space="preserve">редагується прямо на сторінці — змініть текст у полі й натисніть</w:t>
+      </w:r>
+      <w:r>
+        <w:t xml:space="preserve"> </w:t>
+      </w:r>
+      <w:r>
+        <w:rPr>
+          <w:bCs/>
+          <w:b/>
+        </w:rPr>
+        <w:t xml:space="preserve">«Зберегти опис»</w:t>
+      </w:r>
+      <w:r>
+        <w:t xml:space="preserve">.</w:t>
+      </w:r>
+    </w:p>
+    <w:p>
+      <w:pPr>
+        <w:numPr>
+          <w:ilvl w:val="0"/>
+          <w:numId w:val="1004"/>
+        </w:numPr>
+        <w:pStyle w:val="Compact"/>
+      </w:pPr>
+      <w:r>
         <w:t xml:space="preserve">Щоб призначити або змінити виконавця — оберіть потрібну людину у випадаючому списку</w:t>
       </w:r>
       <w:r>
@@ -807,6 +842,95 @@
       </w:r>
       <w:r>
         <w:t xml:space="preserve">. Доступні статуси: Нова → В роботі → Очікує → Вирішена → Закрита.</w:t>
+      </w:r>
+    </w:p>
+    <w:p>
+      <w:pPr>
+        <w:numPr>
+          <w:ilvl w:val="0"/>
+          <w:numId w:val="1004"/>
+        </w:numPr>
+        <w:pStyle w:val="Compact"/>
+      </w:pPr>
+      <w:r>
+        <w:rPr>
+          <w:bCs/>
+          <w:b/>
+        </w:rPr>
+        <w:t xml:space="preserve">Перенесення в інший проєкт</w:t>
+      </w:r>
+      <w:r>
+        <w:t xml:space="preserve"> </w:t>
+      </w:r>
+      <w:r>
+        <w:t xml:space="preserve">— випадаючий список</w:t>
+      </w:r>
+      <w:r>
+        <w:t xml:space="preserve"> </w:t>
+      </w:r>
+      <w:r>
+        <w:rPr>
+          <w:bCs/>
+          <w:b/>
+        </w:rPr>
+        <w:t xml:space="preserve">«Проєкт»</w:t>
+      </w:r>
+      <w:r>
+        <w:t xml:space="preserve"> </w:t>
+      </w:r>
+      <w:r>
+        <w:t xml:space="preserve">показує всі проєкти, до яких у вас є доступ (основні й підпроєкти, не лише в межах поточного проєкту), натисніть</w:t>
+      </w:r>
+      <w:r>
+        <w:t xml:space="preserve"> </w:t>
+      </w:r>
+      <w:r>
+        <w:rPr>
+          <w:bCs/>
+          <w:b/>
+        </w:rPr>
+        <w:t xml:space="preserve">«Перенести»</w:t>
+      </w:r>
+      <w:r>
+        <w:t xml:space="preserve">. Якщо задача була прив'язана до етапу дорожньої карти або мала залежність з іншою задачею, що лишається в старому проєкті, — ці прив'язки автоматично знімаються (залежність можлива лише між задачами одного проєкту).</w:t>
+      </w:r>
+    </w:p>
+    <w:p>
+      <w:pPr>
+        <w:numPr>
+          <w:ilvl w:val="0"/>
+          <w:numId w:val="1004"/>
+        </w:numPr>
+        <w:pStyle w:val="Compact"/>
+      </w:pPr>
+      <w:r>
+        <w:rPr>
+          <w:bCs/>
+          <w:b/>
+        </w:rPr>
+        <w:t xml:space="preserve">Видалення задачі</w:t>
+      </w:r>
+      <w:r>
+        <w:t xml:space="preserve"> </w:t>
+      </w:r>
+      <w:r>
+        <w:t xml:space="preserve">— кнопка</w:t>
+      </w:r>
+      <w:r>
+        <w:t xml:space="preserve"> </w:t>
+      </w:r>
+      <w:r>
+        <w:rPr>
+          <w:bCs/>
+          <w:b/>
+        </w:rPr>
+        <w:t xml:space="preserve">«🗑️ Видалити задачу»</w:t>
+      </w:r>
+      <w:r>
+        <w:t xml:space="preserve"> </w:t>
+      </w:r>
+      <w:r>
+        <w:t xml:space="preserve">внизу сторінки, з підтвердженням. Дія незворотна: коментарі, записи обліку часу й зв'язки з іншими задачами видаляються разом із нею.</w:t>
       </w:r>
     </w:p>
     <w:bookmarkEnd w:id="25"/>

--- a/docs/ITSM_User_Guide.docx
+++ b/docs/ITSM_User_Guide.docx
@@ -1989,6 +1989,42 @@
       </w:r>
       <w:r>
         <w:t xml:space="preserve">(посилання на сторінці входу) дозволяє подати тікет анонімно, без пароля.</w:t>
+      </w:r>
+    </w:p>
+    <w:p>
+      <w:pPr>
+        <w:pStyle w:val="BlockText"/>
+      </w:pPr>
+      <w:r>
+        <w:t xml:space="preserve">Звернення можна також надіслати</w:t>
+      </w:r>
+      <w:r>
+        <w:t xml:space="preserve"> </w:t>
+      </w:r>
+      <w:r>
+        <w:rPr>
+          <w:bCs/>
+          <w:b/>
+        </w:rPr>
+        <w:t xml:space="preserve">листом</w:t>
+      </w:r>
+      <w:r>
+        <w:t xml:space="preserve"> </w:t>
+      </w:r>
+      <w:r>
+        <w:t xml:space="preserve">на адресу поштової скриньки підтримки (адресу повідомить адміністратор системи) — лист автоматично стане тікетом: тема листа — темою, текст — описом. Якщо ви пишете з тієї самої адреси, що вказана у вашому обліковому записі, тікет з'явиться у вашому списку «Тікети». Відповідь у тій самій гілці листування додається коментарем до цього тікета (можна також вказати в темі номер:</w:t>
+      </w:r>
+      <w:r>
+        <w:t xml:space="preserve"> </w:t>
+      </w:r>
+      <w:r>
+        <w:rPr>
+          <w:rStyle w:val="VerbatimChar"/>
+        </w:rPr>
+        <w:t xml:space="preserve">[#123]</w:t>
+      </w:r>
+      <w:r>
+        <w:t xml:space="preserve">). Вкладення до тікета поки не зберігаються, а підтвердження листом система поки не надсилає — про появу тікета можна дізнатись у списку «Тікети».</w:t>
       </w:r>
     </w:p>
     <w:bookmarkStart w:id="35" w:name="X65f1f0f282e74129854557814c2789e5666eaa3"/>

--- a/docs/ITSM_User_Guide.docx
+++ b/docs/ITSM_User_Guide.docx
@@ -2,7 +2,7 @@
 <file path=word/document.xml><?xml version="1.0" encoding="utf-8"?>
 <w:document xmlns:w="http://schemas.openxmlformats.org/wordprocessingml/2006/main" xmlns:m="http://schemas.openxmlformats.org/officeDocument/2006/math" xmlns:r="http://schemas.openxmlformats.org/officeDocument/2006/relationships" xmlns:o="urn:schemas-microsoft-com:office:office" xmlns:v="urn:schemas-microsoft-com:vml" xmlns:w10="urn:schemas-microsoft-com:office:word" xmlns:a="http://schemas.openxmlformats.org/drawingml/2006/main" xmlns:pic="http://schemas.openxmlformats.org/drawingml/2006/picture" xmlns:wp="http://schemas.openxmlformats.org/drawingml/2006/wordprocessingDrawing">
   <w:body>
-    <w:bookmarkStart w:id="41" w:name="гайд-користувача--itsm-system"/>
+    <w:bookmarkStart w:id="42" w:name="гайд-користувача--itsm-system"/>
     <w:p>
       <w:pPr>
         <w:pStyle w:val="Heading1"/>
@@ -20,7 +20,7 @@
           <w:iCs/>
           <w:i/>
         </w:rPr>
-        <w:t xml:space="preserve">Версія застосунку: 0.1.3</w:t>
+        <w:t xml:space="preserve">Версія застосунку: 0.2.0</w:t>
       </w:r>
     </w:p>
     <w:p>
@@ -326,7 +326,23 @@
         <w:pStyle w:val="FirstParagraph"/>
       </w:pPr>
       <w:r>
-        <w:t xml:space="preserve">Натисніть на назву проєкту, щоб побачити всі його задачі та відповідального.</w:t>
+        <w:t xml:space="preserve">Натисніть на назву проєкту, щоб побачити всі його</w:t>
+      </w:r>
+      <w:r>
+        <w:t xml:space="preserve"> </w:t>
+      </w:r>
+      <w:r>
+        <w:rPr>
+          <w:bCs/>
+          <w:b/>
+        </w:rPr>
+        <w:t xml:space="preserve">незакриті</w:t>
+      </w:r>
+      <w:r>
+        <w:t xml:space="preserve"> </w:t>
+      </w:r>
+      <w:r>
+        <w:t xml:space="preserve">задачі та відповідального — закриті задачі прибрані з цієї таблиці (як і скрізь) і зібрані окремо на сторінці «Архів» (розділ 9 нижче); Канбан-дошка та діаграма Ганта проєкту, на відміну від цієї таблиці, показують задачі всіх статусів, включно із закритими.</w:t>
       </w:r>
     </w:p>
     <w:p>
@@ -366,23 +382,47 @@
         <w:t xml:space="preserve"> </w:t>
       </w:r>
       <w:r>
-        <w:t xml:space="preserve">— архівний,</w:t>
-      </w:r>
-      <w:r>
-        <w:t xml:space="preserve"> </w:t>
-      </w:r>
-      <w:r>
-        <w:rPr>
-          <w:bCs/>
-          <w:b/>
-        </w:rPr>
-        <w:t xml:space="preserve">чорний</w:t>
-      </w:r>
-      <w:r>
-        <w:t xml:space="preserve"> </w:t>
-      </w:r>
-      <w:r>
-        <w:t xml:space="preserve">— закритий. Змінити статус може лише адміністратор системи (через адмін-панель) — самому це зробити не можна.</w:t>
+        <w:t xml:space="preserve">— архівний. Змінити статус може лише адміністратор системи (через адмін-панель) — самому це зробити не можна.</w:t>
+      </w:r>
+      <w:r>
+        <w:t xml:space="preserve"> </w:t>
+      </w:r>
+      <w:r>
+        <w:rPr>
+          <w:bCs/>
+          <w:b/>
+        </w:rPr>
+        <w:t xml:space="preserve">Закриті</w:t>
+      </w:r>
+      <w:r>
+        <w:t xml:space="preserve"> </w:t>
+      </w:r>
+      <w:r>
+        <w:t xml:space="preserve">проєкти в цьому списку не показуються — вони зібрані окремо на сторінці</w:t>
+      </w:r>
+      <w:r>
+        <w:t xml:space="preserve"> </w:t>
+      </w:r>
+      <w:r>
+        <w:rPr>
+          <w:bCs/>
+          <w:b/>
+        </w:rPr>
+        <w:t xml:space="preserve">«Архів»</w:t>
+      </w:r>
+      <w:r>
+        <w:t xml:space="preserve"> </w:t>
+      </w:r>
+      <w:r>
+        <w:t xml:space="preserve">(розділ 9 нижче).</w:t>
+      </w:r>
+    </w:p>
+    <w:p>
+      <w:pPr>
+        <w:pStyle w:val="BodyText"/>
+      </w:pPr>
+      <w:r>
+        <w:t xml:space="preserve">Якщо у проєкту є підпроєкти, на картці з'явиться ще один бейдж — «📁 N підпроєктів» (рахуються лише незакриті).</w:t>
       </w:r>
     </w:p>
     <w:bookmarkStart w:id="22" w:name="підпроєкти"/>
@@ -694,7 +734,7 @@
         <w:t xml:space="preserve">«Нова»</w:t>
       </w:r>
       <w:r>
-        <w:t xml:space="preserve">, а автором записуєтесь ви.</w:t>
+        <w:t xml:space="preserve">, а автором записуєтесь ви. Якщо адміністратор увімкнув email-сповіщення, і ви одразу обрали виконавця (не себе), цій людині прийде лист про призначення; те саме — якщо виконавця призначать пізніше на сторінці задачі. Ближче до терміну виконання, якщо він вказаний, виконавець отримає нагадування листом (за 2 дні, за 1 день і в день настання терміну).</w:t>
       </w:r>
     </w:p>
     <w:bookmarkEnd w:id="24"/>
@@ -1965,7 +2005,23 @@
         <w:t xml:space="preserve"> </w:t>
       </w:r>
       <w:r>
-        <w:t xml:space="preserve">— окремо від проєктів і задач, для швидких звернень (наприклад, «не працює принтер», «потрібен доступ до системи»). У списку показуються лише тікети, де ви заявник або призначений оператор — чужі тікети не відображаються.</w:t>
+        <w:t xml:space="preserve">— окремо від проєктів і задач, для швидких звернень (наприклад, «не працює принтер», «потрібен доступ до системи»). У списку показуються лише тікети, де ви заявник або призначений оператор — чужі тікети не відображаються. Закриті тікети в цьому списку теж не показуються — вони зібрані окремо на сторінці</w:t>
+      </w:r>
+      <w:r>
+        <w:t xml:space="preserve"> </w:t>
+      </w:r>
+      <w:r>
+        <w:rPr>
+          <w:bCs/>
+          <w:b/>
+        </w:rPr>
+        <w:t xml:space="preserve">«Архів»</w:t>
+      </w:r>
+      <w:r>
+        <w:t xml:space="preserve"> </w:t>
+      </w:r>
+      <w:r>
+        <w:t xml:space="preserve">(розділ 9 нижче).</w:t>
       </w:r>
     </w:p>
     <w:p>
@@ -2024,7 +2080,7 @@
         <w:t xml:space="preserve">[#123]</w:t>
       </w:r>
       <w:r>
-        <w:t xml:space="preserve">). Вкладення до тікета поки не зберігаються, а підтвердження листом система поки не надсилає — про появу тікета можна дізнатись у списку «Тікети».</w:t>
+        <w:t xml:space="preserve">). Вкладення до тікета поки не зберігаються. Якщо адміністратор увімкнув автовідповідь, у відповідь на такий лист прийде підтвердження з посиланням для відстеження статусу — навіть якщо у вас немає облікового запису в системі.</w:t>
       </w:r>
     </w:p>
     <w:bookmarkStart w:id="35" w:name="X65f1f0f282e74129854557814c2789e5666eaa3"/>
@@ -2109,7 +2165,7 @@
         <w:pStyle w:val="FirstParagraph"/>
       </w:pPr>
       <w:r>
-        <w:t xml:space="preserve">На сторінці тікета видно чергу, прив'язаний проєкт (якщо є), ваші дані як заявника та листування. Змінити статус (наприклад, позначити як вирішений) можна там само у випадаючому списку.</w:t>
+        <w:t xml:space="preserve">На сторінці тікета видно чергу, прив'язаний проєкт (якщо є), ваші дані як заявника та листування. Змінити статус (наприклад, позначити як вирішений) можна там само у випадаючому списку. Якщо адміністратор увімкнув email-сповіщення, про зміну статусу листом дізнається заявник і призначений оператор (крім того, хто саме цю зміну зробив).</w:t>
       </w:r>
     </w:p>
     <w:p>
@@ -2151,7 +2207,7 @@
         <w:t xml:space="preserve"> </w:t>
       </w:r>
       <w:r>
-        <w:t xml:space="preserve">— вона додасться до листування з позначкою, від оператора вона чи від заявника.</w:t>
+        <w:t xml:space="preserve">— вона додасться до листування з позначкою, від оператора вона чи від заявника. Якщо email-сповіщення увімкнені, про нове повідомлення листом дізнається інша сторона — відповідь оператора надійде заявнику, відповідь заявника — призначеному оператору.</w:t>
       </w:r>
     </w:p>
     <w:p>
@@ -2269,13 +2325,83 @@
       </w:r>
     </w:p>
     <w:bookmarkEnd w:id="39"/>
-    <w:bookmarkStart w:id="40" w:name="Xa6d246dba4ad509a1a87e9decbf9d1a2f8e567b"/>
+    <w:bookmarkStart w:id="40" w:name="Xd450aed09f98598169258fa29caca8ed084ee67"/>
     <w:p>
       <w:pPr>
         <w:pStyle w:val="Heading2"/>
       </w:pPr>
       <w:r>
-        <w:t xml:space="preserve">9. Чого в системі поки немає</w:t>
+        <w:t xml:space="preserve">9. Архів</w:t>
+      </w:r>
+    </w:p>
+    <w:p>
+      <w:pPr>
+        <w:pStyle w:val="FirstParagraph"/>
+      </w:pPr>
+      <w:r>
+        <w:t xml:space="preserve">Пункт меню</w:t>
+      </w:r>
+      <w:r>
+        <w:t xml:space="preserve"> </w:t>
+      </w:r>
+      <w:r>
+        <w:rPr>
+          <w:bCs/>
+          <w:b/>
+        </w:rPr>
+        <w:t xml:space="preserve">«Архів»</w:t>
+      </w:r>
+      <w:r>
+        <w:t xml:space="preserve"> </w:t>
+      </w:r>
+      <w:r>
+        <w:t xml:space="preserve">збирає в одному місці все закрите, до чого у вас є доступ, — закриті проєкти, тікети (статус «Закрито») і задачі — саме те, що прибрано з головних списків (</w:t>
+      </w:r>
+      <w:r>
+        <w:rPr>
+          <w:rStyle w:val="VerbatimChar"/>
+        </w:rPr>
+        <w:t xml:space="preserve">/projects</w:t>
+      </w:r>
+      <w:r>
+        <w:t xml:space="preserve">,</w:t>
+      </w:r>
+      <w:r>
+        <w:t xml:space="preserve"> </w:t>
+      </w:r>
+      <w:r>
+        <w:rPr>
+          <w:rStyle w:val="VerbatimChar"/>
+        </w:rPr>
+        <w:t xml:space="preserve">/tickets</w:t>
+      </w:r>
+      <w:r>
+        <w:t xml:space="preserve">, таблиці задач на сторінці проєкту), щоб ті показували лише актуальну роботу. Видимість тут та сама, що й скрізь: адміністратор бачить усе, решта — лише своє.</w:t>
+      </w:r>
+    </w:p>
+    <w:p>
+      <w:pPr>
+        <w:pStyle w:val="BodyText"/>
+      </w:pPr>
+      <w:r>
+        <w:t xml:space="preserve">Кожен рядок — посилання на саму сутність (проєкт, тікет чи задачу); закритий підпроєкт додатково підписаний назвою свого основного проєкту.</w:t>
+      </w:r>
+    </w:p>
+    <w:p>
+      <w:r>
+        <w:pict>
+          <v:rect style="width:0;height:1.5pt" o:hralign="center" o:hrstd="t" o:hr="t"/>
+        </w:pict>
+      </w:r>
+    </w:p>
+    <w:bookmarkEnd w:id="40"/>
+    <w:bookmarkStart w:id="41" w:name="X06bd064d8eeb4ba209bd10f9a26aacd7f7a992d"/>
+    <w:p>
+      <w:pPr>
+        <w:pStyle w:val="Heading2"/>
+      </w:pPr>
+      <w:r>
+        <w:t xml:space="preserve">10. Чого в системі поки немає</w:t>
       </w:r>
     </w:p>
     <w:p>
@@ -2287,7 +2413,7 @@
         <w:pStyle w:val="Compact"/>
       </w:pPr>
       <w:r>
-        <w:t xml:space="preserve">Wiki, форуми, файлові вкладення.</w:t>
+        <w:t xml:space="preserve">Wiki, форуми, файлові вкладення (у тікетах і в порталі самообслуговування вкладення поки не зберігаються).</w:t>
       </w:r>
     </w:p>
     <w:p>
@@ -2299,7 +2425,7 @@
         <w:pStyle w:val="Compact"/>
       </w:pPr>
       <w:r>
-        <w:t xml:space="preserve">Портал самообслуговування для подання тікетів без входу в систему, email-сповіщення про зміни в задачах і тікетах.</w:t>
+        <w:t xml:space="preserve">Окремі перемикачі для різних типів email-сповіщень — адміністратор вмикає їх усі одразу однією галочкою, обрати лише частину поки не можна.</w:t>
       </w:r>
     </w:p>
     <w:p>
@@ -2325,8 +2451,8 @@
         <w:t xml:space="preserve">(розділ 12).</w:t>
       </w:r>
     </w:p>
-    <w:bookmarkEnd w:id="40"/>
     <w:bookmarkEnd w:id="41"/>
+    <w:bookmarkEnd w:id="42"/>
     <w:sectPr/>
   </w:body>
 </w:document>

--- a/docs/ITSM_User_Guide.docx
+++ b/docs/ITSM_User_Guide.docx
@@ -2005,7 +2005,20 @@
         <w:t xml:space="preserve"> </w:t>
       </w:r>
       <w:r>
-        <w:t xml:space="preserve">— окремо від проєктів і задач, для швидких звернень (наприклад, «не працює принтер», «потрібен доступ до системи»). У списку показуються лише тікети, де ви заявник або призначений оператор — чужі тікети не відображаються. Закриті тікети в цьому списку теж не показуються — вони зібрані окремо на сторінці</w:t>
+        <w:t xml:space="preserve">— окремо від проєктів і задач, для швидких звернень (наприклад, «не працює принтер», «потрібен доступ до системи»). У списку показуються лише тікети, де ви заявник або призначений оператор — чужі тікети не відображаються.</w:t>
+      </w:r>
+      <w:r>
+        <w:t xml:space="preserve"> </w:t>
+      </w:r>
+      <w:r>
+        <w:rPr>
+          <w:bCs/>
+          <w:b/>
+        </w:rPr>
+        <w:t xml:space="preserve">Виняток</w:t>
+      </w:r>
+      <w:r>
+        <w:t xml:space="preserve">: якщо ваша роль — «Оператор служби підтримки» чи «Керівник ІТ-підрозділу», ви також бачите тут усі ще нікому не призначені тікети (позначені бейджем «Непризначено»), незалежно від того, хто їх створив, — щоб було з чого обирати роботу. Щойно хтось призначить себе (чи буде призначений) оператором такого тікета, він лишається видимим лише заявнику й новопризначеному оператору. Закриті тікети в цьому списку теж не показуються — вони зібрані окремо на сторінці</w:t>
       </w:r>
       <w:r>
         <w:t xml:space="preserve"> </w:t>

--- a/docs/ITSM_User_Guide.docx
+++ b/docs/ITSM_User_Guide.docx
@@ -2,7 +2,7 @@
 <file path=word/document.xml><?xml version="1.0" encoding="utf-8"?>
 <w:document xmlns:w="http://schemas.openxmlformats.org/wordprocessingml/2006/main" xmlns:m="http://schemas.openxmlformats.org/officeDocument/2006/math" xmlns:r="http://schemas.openxmlformats.org/officeDocument/2006/relationships" xmlns:o="urn:schemas-microsoft-com:office:office" xmlns:v="urn:schemas-microsoft-com:vml" xmlns:w10="urn:schemas-microsoft-com:office:word" xmlns:a="http://schemas.openxmlformats.org/drawingml/2006/main" xmlns:pic="http://schemas.openxmlformats.org/drawingml/2006/picture" xmlns:wp="http://schemas.openxmlformats.org/drawingml/2006/wordprocessingDrawing">
   <w:body>
-    <w:bookmarkStart w:id="42" w:name="гайд-користувача--itsm-system"/>
+    <w:bookmarkStart w:id="43" w:name="гайд-користувача--itsm-system"/>
     <w:p>
       <w:pPr>
         <w:pStyle w:val="Heading1"/>
@@ -20,7 +20,7 @@
           <w:iCs/>
           <w:i/>
         </w:rPr>
-        <w:t xml:space="preserve">Версія застосунку: 0.2.0</w:t>
+        <w:t xml:space="preserve">Версія застосунку: 0.2.2</w:t>
       </w:r>
     </w:p>
     <w:p>
@@ -101,7 +101,20 @@
         <w:pStyle w:val="FirstParagraph"/>
       </w:pPr>
       <w:r>
-        <w:t xml:space="preserve">Обліковий запис вам створює адміністратор системи.</w:t>
+        <w:t xml:space="preserve">Обліковий запис вам створює адміністратор системи — або він з'являється автоматично, якщо ваша організація підключила систему до</w:t>
+      </w:r>
+      <w:r>
+        <w:t xml:space="preserve"> </w:t>
+      </w:r>
+      <w:r>
+        <w:rPr>
+          <w:bCs/>
+          <w:b/>
+        </w:rPr>
+        <w:t xml:space="preserve">Active Directory</w:t>
+      </w:r>
+      <w:r>
+        <w:t xml:space="preserve">.</w:t>
       </w:r>
       <w:r>
         <w:t xml:space="preserve"> </w:t>
@@ -115,6 +128,103 @@
       </w:r>
       <w:r>
         <w:t xml:space="preserve">: самостійного відновлення пароля через email система поки не підтримує.</w:t>
+      </w:r>
+    </w:p>
+    <w:p>
+      <w:pPr>
+        <w:pStyle w:val="BodyText"/>
+      </w:pPr>
+      <w:r>
+        <w:rPr>
+          <w:bCs/>
+          <w:b/>
+        </w:rPr>
+        <w:t xml:space="preserve">Якщо ваш обліковий запис з Active Directory:</w:t>
+      </w:r>
+    </w:p>
+    <w:p>
+      <w:pPr>
+        <w:numPr>
+          <w:ilvl w:val="0"/>
+          <w:numId w:val="1002"/>
+        </w:numPr>
+        <w:pStyle w:val="Compact"/>
+      </w:pPr>
+      <w:r>
+        <w:t xml:space="preserve">в поле</w:t>
+      </w:r>
+      <w:r>
+        <w:t xml:space="preserve"> </w:t>
+      </w:r>
+      <w:r>
+        <w:rPr>
+          <w:bCs/>
+          <w:b/>
+        </w:rPr>
+        <w:t xml:space="preserve">email</w:t>
+      </w:r>
+      <w:r>
+        <w:t xml:space="preserve"> </w:t>
+      </w:r>
+      <w:r>
+        <w:t xml:space="preserve">вводьте адресу, під якою вас зареєстровано в системі (не доменний логін типу</w:t>
+      </w:r>
+      <w:r>
+        <w:t xml:space="preserve"> </w:t>
+      </w:r>
+      <w:r>
+        <w:rPr>
+          <w:rStyle w:val="VerbatimChar"/>
+        </w:rPr>
+        <w:t xml:space="preserve">ivan.petrenko</w:t>
+      </w:r>
+      <w:r>
+        <w:t xml:space="preserve">), а в поле пароля —</w:t>
+      </w:r>
+      <w:r>
+        <w:t xml:space="preserve"> </w:t>
+      </w:r>
+      <w:r>
+        <w:rPr>
+          <w:bCs/>
+          <w:b/>
+        </w:rPr>
+        <w:t xml:space="preserve">той самий пароль, яким заходите в Windows</w:t>
+      </w:r>
+      <w:r>
+        <w:t xml:space="preserve">;</w:t>
+      </w:r>
+    </w:p>
+    <w:p>
+      <w:pPr>
+        <w:numPr>
+          <w:ilvl w:val="0"/>
+          <w:numId w:val="1002"/>
+        </w:numPr>
+        <w:pStyle w:val="Compact"/>
+      </w:pPr>
+      <w:r>
+        <w:t xml:space="preserve">пароль змінюється лише в Windows/домені (за правилами вашої організації) — після цього в системі діє вже новий, нічого оновлювати не треба;</w:t>
+      </w:r>
+    </w:p>
+    <w:p>
+      <w:pPr>
+        <w:numPr>
+          <w:ilvl w:val="0"/>
+          <w:numId w:val="1002"/>
+        </w:numPr>
+        <w:pStyle w:val="Compact"/>
+      </w:pPr>
+      <w:r>
+        <w:t xml:space="preserve">якщо вхід не вдається, хоча пароль точно правильний, — ваш обліковий запис у системі, найімовірніше, ще не створено (він з'являється після чергової синхронізації з доменом). Зверніться до адміністратора.</w:t>
+      </w:r>
+    </w:p>
+    <w:p>
+      <w:pPr>
+        <w:pStyle w:val="FirstParagraph"/>
+      </w:pPr>
+      <w:r>
+        <w:t xml:space="preserve">Після кількох невдалих спроб входу поспіль обліковий запис тимчасово блокується (і локальний, і з AD) — це захист від підбору пароля; зачекайте вказаний час або попросіть адміністратора зняти блокування.</w:t>
       </w:r>
     </w:p>
     <w:p>
@@ -164,7 +274,7 @@
       <w:pPr>
         <w:numPr>
           <w:ilvl w:val="0"/>
-          <w:numId w:val="1002"/>
+          <w:numId w:val="1003"/>
         </w:numPr>
         <w:pStyle w:val="Compact"/>
       </w:pPr>
@@ -183,7 +293,7 @@
       <w:pPr>
         <w:numPr>
           <w:ilvl w:val="0"/>
-          <w:numId w:val="1002"/>
+          <w:numId w:val="1003"/>
         </w:numPr>
         <w:pStyle w:val="Compact"/>
       </w:pPr>
@@ -562,7 +672,7 @@
       <w:pPr>
         <w:numPr>
           <w:ilvl w:val="0"/>
-          <w:numId w:val="1003"/>
+          <w:numId w:val="1004"/>
         </w:numPr>
         <w:pStyle w:val="Compact"/>
       </w:pPr>
@@ -600,7 +710,7 @@
       <w:pPr>
         <w:numPr>
           <w:ilvl w:val="0"/>
-          <w:numId w:val="1003"/>
+          <w:numId w:val="1004"/>
         </w:numPr>
         <w:pStyle w:val="Compact"/>
       </w:pPr>
@@ -619,7 +729,7 @@
       <w:pPr>
         <w:numPr>
           <w:ilvl w:val="0"/>
-          <w:numId w:val="1003"/>
+          <w:numId w:val="1004"/>
         </w:numPr>
         <w:pStyle w:val="Compact"/>
       </w:pPr>
@@ -638,7 +748,7 @@
       <w:pPr>
         <w:numPr>
           <w:ilvl w:val="0"/>
-          <w:numId w:val="1003"/>
+          <w:numId w:val="1004"/>
         </w:numPr>
         <w:pStyle w:val="Compact"/>
       </w:pPr>
@@ -676,7 +786,7 @@
       <w:pPr>
         <w:numPr>
           <w:ilvl w:val="0"/>
-          <w:numId w:val="1003"/>
+          <w:numId w:val="1004"/>
         </w:numPr>
         <w:pStyle w:val="Compact"/>
       </w:pPr>
@@ -698,7 +808,7 @@
       <w:pPr>
         <w:numPr>
           <w:ilvl w:val="0"/>
-          <w:numId w:val="1003"/>
+          <w:numId w:val="1004"/>
         </w:numPr>
         <w:pStyle w:val="Compact"/>
       </w:pPr>
@@ -759,7 +869,7 @@
       <w:pPr>
         <w:numPr>
           <w:ilvl w:val="0"/>
-          <w:numId w:val="1004"/>
+          <w:numId w:val="1005"/>
         </w:numPr>
         <w:pStyle w:val="Compact"/>
       </w:pPr>
@@ -794,7 +904,7 @@
       <w:pPr>
         <w:numPr>
           <w:ilvl w:val="0"/>
-          <w:numId w:val="1004"/>
+          <w:numId w:val="1005"/>
         </w:numPr>
         <w:pStyle w:val="Compact"/>
       </w:pPr>
@@ -835,7 +945,7 @@
       <w:pPr>
         <w:numPr>
           <w:ilvl w:val="0"/>
-          <w:numId w:val="1004"/>
+          <w:numId w:val="1005"/>
         </w:numPr>
         <w:pStyle w:val="Compact"/>
       </w:pPr>
@@ -860,7 +970,7 @@
       <w:pPr>
         <w:numPr>
           <w:ilvl w:val="0"/>
-          <w:numId w:val="1004"/>
+          <w:numId w:val="1005"/>
         </w:numPr>
         <w:pStyle w:val="Compact"/>
       </w:pPr>
@@ -911,7 +1021,7 @@
       <w:pPr>
         <w:numPr>
           <w:ilvl w:val="0"/>
-          <w:numId w:val="1004"/>
+          <w:numId w:val="1005"/>
         </w:numPr>
         <w:pStyle w:val="Compact"/>
       </w:pPr>
@@ -949,7 +1059,7 @@
       <w:pPr>
         <w:numPr>
           <w:ilvl w:val="0"/>
-          <w:numId w:val="1004"/>
+          <w:numId w:val="1005"/>
         </w:numPr>
         <w:pStyle w:val="Compact"/>
       </w:pPr>
@@ -1026,7 +1136,7 @@
       <w:pPr>
         <w:numPr>
           <w:ilvl w:val="0"/>
-          <w:numId w:val="1005"/>
+          <w:numId w:val="1006"/>
         </w:numPr>
         <w:pStyle w:val="Compact"/>
       </w:pPr>
@@ -1050,7 +1160,7 @@
       <w:pPr>
         <w:numPr>
           <w:ilvl w:val="0"/>
-          <w:numId w:val="1005"/>
+          <w:numId w:val="1006"/>
         </w:numPr>
         <w:pStyle w:val="Compact"/>
       </w:pPr>
@@ -1062,7 +1172,7 @@
       <w:pPr>
         <w:numPr>
           <w:ilvl w:val="0"/>
-          <w:numId w:val="1005"/>
+          <w:numId w:val="1006"/>
         </w:numPr>
         <w:pStyle w:val="Compact"/>
       </w:pPr>
@@ -1182,7 +1292,7 @@
       <w:pPr>
         <w:numPr>
           <w:ilvl w:val="0"/>
-          <w:numId w:val="1006"/>
+          <w:numId w:val="1007"/>
         </w:numPr>
         <w:pStyle w:val="Compact"/>
       </w:pPr>
@@ -1201,7 +1311,7 @@
       <w:pPr>
         <w:numPr>
           <w:ilvl w:val="0"/>
-          <w:numId w:val="1006"/>
+          <w:numId w:val="1007"/>
         </w:numPr>
         <w:pStyle w:val="Compact"/>
       </w:pPr>
@@ -1213,7 +1323,7 @@
       <w:pPr>
         <w:numPr>
           <w:ilvl w:val="0"/>
-          <w:numId w:val="1006"/>
+          <w:numId w:val="1007"/>
         </w:numPr>
         <w:pStyle w:val="Compact"/>
       </w:pPr>
@@ -1235,7 +1345,7 @@
       <w:pPr>
         <w:numPr>
           <w:ilvl w:val="0"/>
-          <w:numId w:val="1006"/>
+          <w:numId w:val="1007"/>
         </w:numPr>
         <w:pStyle w:val="Compact"/>
       </w:pPr>
@@ -1247,7 +1357,7 @@
       <w:pPr>
         <w:numPr>
           <w:ilvl w:val="0"/>
-          <w:numId w:val="1006"/>
+          <w:numId w:val="1007"/>
         </w:numPr>
         <w:pStyle w:val="Compact"/>
       </w:pPr>
@@ -1335,7 +1445,7 @@
       <w:pPr>
         <w:numPr>
           <w:ilvl w:val="0"/>
-          <w:numId w:val="1007"/>
+          <w:numId w:val="1008"/>
         </w:numPr>
         <w:pStyle w:val="Compact"/>
       </w:pPr>
@@ -1347,7 +1457,7 @@
       <w:pPr>
         <w:numPr>
           <w:ilvl w:val="0"/>
-          <w:numId w:val="1007"/>
+          <w:numId w:val="1008"/>
         </w:numPr>
         <w:pStyle w:val="Compact"/>
       </w:pPr>
@@ -1359,7 +1469,7 @@
       <w:pPr>
         <w:numPr>
           <w:ilvl w:val="0"/>
-          <w:numId w:val="1007"/>
+          <w:numId w:val="1008"/>
         </w:numPr>
         <w:pStyle w:val="Compact"/>
       </w:pPr>
@@ -1371,7 +1481,7 @@
       <w:pPr>
         <w:numPr>
           <w:ilvl w:val="0"/>
-          <w:numId w:val="1007"/>
+          <w:numId w:val="1008"/>
         </w:numPr>
         <w:pStyle w:val="Compact"/>
       </w:pPr>
@@ -1472,7 +1582,7 @@
       <w:pPr>
         <w:numPr>
           <w:ilvl w:val="0"/>
-          <w:numId w:val="1008"/>
+          <w:numId w:val="1009"/>
         </w:numPr>
         <w:pStyle w:val="Compact"/>
       </w:pPr>
@@ -1494,7 +1604,7 @@
       <w:pPr>
         <w:numPr>
           <w:ilvl w:val="0"/>
-          <w:numId w:val="1008"/>
+          <w:numId w:val="1009"/>
         </w:numPr>
         <w:pStyle w:val="Compact"/>
       </w:pPr>
@@ -1516,7 +1626,7 @@
       <w:pPr>
         <w:numPr>
           <w:ilvl w:val="0"/>
-          <w:numId w:val="1008"/>
+          <w:numId w:val="1009"/>
         </w:numPr>
         <w:pStyle w:val="Compact"/>
       </w:pPr>
@@ -1538,7 +1648,7 @@
       <w:pPr>
         <w:numPr>
           <w:ilvl w:val="0"/>
-          <w:numId w:val="1008"/>
+          <w:numId w:val="1009"/>
         </w:numPr>
         <w:pStyle w:val="Compact"/>
       </w:pPr>
@@ -1610,7 +1720,7 @@
       <w:pPr>
         <w:numPr>
           <w:ilvl w:val="0"/>
-          <w:numId w:val="1009"/>
+          <w:numId w:val="1010"/>
         </w:numPr>
         <w:pStyle w:val="Compact"/>
       </w:pPr>
@@ -1651,7 +1761,7 @@
       <w:pPr>
         <w:numPr>
           <w:ilvl w:val="0"/>
-          <w:numId w:val="1009"/>
+          <w:numId w:val="1010"/>
         </w:numPr>
         <w:pStyle w:val="Compact"/>
       </w:pPr>
@@ -1663,7 +1773,7 @@
       <w:pPr>
         <w:numPr>
           <w:ilvl w:val="0"/>
-          <w:numId w:val="1009"/>
+          <w:numId w:val="1010"/>
         </w:numPr>
         <w:pStyle w:val="Compact"/>
       </w:pPr>
@@ -1675,7 +1785,7 @@
       <w:pPr>
         <w:numPr>
           <w:ilvl w:val="0"/>
-          <w:numId w:val="1009"/>
+          <w:numId w:val="1010"/>
         </w:numPr>
         <w:pStyle w:val="Compact"/>
       </w:pPr>
@@ -1687,7 +1797,7 @@
       <w:pPr>
         <w:numPr>
           <w:ilvl w:val="0"/>
-          <w:numId w:val="1009"/>
+          <w:numId w:val="1010"/>
         </w:numPr>
         <w:pStyle w:val="Compact"/>
       </w:pPr>
@@ -1772,7 +1882,7 @@
       <w:pPr>
         <w:numPr>
           <w:ilvl w:val="0"/>
-          <w:numId w:val="1010"/>
+          <w:numId w:val="1011"/>
         </w:numPr>
         <w:pStyle w:val="Compact"/>
       </w:pPr>
@@ -1794,7 +1904,7 @@
       <w:pPr>
         <w:numPr>
           <w:ilvl w:val="0"/>
-          <w:numId w:val="1010"/>
+          <w:numId w:val="1011"/>
         </w:numPr>
         <w:pStyle w:val="Compact"/>
       </w:pPr>
@@ -1816,7 +1926,7 @@
       <w:pPr>
         <w:numPr>
           <w:ilvl w:val="0"/>
-          <w:numId w:val="1010"/>
+          <w:numId w:val="1011"/>
         </w:numPr>
         <w:pStyle w:val="Compact"/>
       </w:pPr>
@@ -1838,7 +1948,7 @@
       <w:pPr>
         <w:numPr>
           <w:ilvl w:val="0"/>
-          <w:numId w:val="1010"/>
+          <w:numId w:val="1011"/>
         </w:numPr>
         <w:pStyle w:val="Compact"/>
       </w:pPr>
@@ -1884,7 +1994,7 @@
       <w:pPr>
         <w:numPr>
           <w:ilvl w:val="0"/>
-          <w:numId w:val="1011"/>
+          <w:numId w:val="1012"/>
         </w:numPr>
         <w:pStyle w:val="Compact"/>
       </w:pPr>
@@ -1906,7 +2016,7 @@
       <w:pPr>
         <w:numPr>
           <w:ilvl w:val="0"/>
-          <w:numId w:val="1011"/>
+          <w:numId w:val="1012"/>
         </w:numPr>
         <w:pStyle w:val="Compact"/>
       </w:pPr>
@@ -1941,7 +2051,7 @@
       <w:pPr>
         <w:numPr>
           <w:ilvl w:val="0"/>
-          <w:numId w:val="1011"/>
+          <w:numId w:val="1012"/>
         </w:numPr>
         <w:pStyle w:val="Compact"/>
       </w:pPr>
@@ -1975,7 +2085,7 @@
       </w:r>
     </w:p>
     <w:bookmarkEnd w:id="34"/>
-    <w:bookmarkStart w:id="38" w:name="Xcc7d581a970c8299901cd28a26d07868faf2a6d"/>
+    <w:bookmarkStart w:id="39" w:name="Xcc7d581a970c8299901cd28a26d07868faf2a6d"/>
     <w:p>
       <w:pPr>
         <w:pStyle w:val="Heading2"/>
@@ -2221,6 +2331,157 @@
       </w:r>
       <w:r>
         <w:t xml:space="preserve">— вона додасться до листування з позначкою, від оператора вона чи від заявника. Якщо email-сповіщення увімкнені, про нове повідомлення листом дізнається інша сторона — відповідь оператора надійде заявнику, відповідь заявника — призначеному оператору.</w:t>
+      </w:r>
+    </w:p>
+    <w:bookmarkEnd w:id="37"/>
+    <w:bookmarkStart w:id="38" w:name="X27c8890bba55310c393b34a574dee6871a36f5c"/>
+    <w:p>
+      <w:pPr>
+        <w:pStyle w:val="Heading3"/>
+      </w:pPr>
+      <w:r>
+        <w:t xml:space="preserve">7.4 Оцінка вирішення (CSAT)</w:t>
+      </w:r>
+    </w:p>
+    <w:p>
+      <w:pPr>
+        <w:pStyle w:val="FirstParagraph"/>
+      </w:pPr>
+      <w:r>
+        <w:t xml:space="preserve">Коли ваше звернення має статус</w:t>
+      </w:r>
+      <w:r>
+        <w:t xml:space="preserve"> </w:t>
+      </w:r>
+      <w:r>
+        <w:rPr>
+          <w:bCs/>
+          <w:b/>
+        </w:rPr>
+        <w:t xml:space="preserve">«Вирішено»</w:t>
+      </w:r>
+      <w:r>
+        <w:t xml:space="preserve"> </w:t>
+      </w:r>
+      <w:r>
+        <w:t xml:space="preserve">або</w:t>
+      </w:r>
+      <w:r>
+        <w:t xml:space="preserve"> </w:t>
+      </w:r>
+      <w:r>
+        <w:rPr>
+          <w:bCs/>
+          <w:b/>
+        </w:rPr>
+        <w:t xml:space="preserve">«Закрито»</w:t>
+      </w:r>
+      <w:r>
+        <w:t xml:space="preserve">, внизу сторінки тікета, під листуванням, з'являється запитання</w:t>
+      </w:r>
+      <w:r>
+        <w:t xml:space="preserve"> </w:t>
+      </w:r>
+      <w:r>
+        <w:rPr>
+          <w:bCs/>
+          <w:b/>
+        </w:rPr>
+        <w:t xml:space="preserve">«Наскільки ви задоволені вирішенням звернення?»</w:t>
+      </w:r>
+      <w:r>
+        <w:t xml:space="preserve"> </w:t>
+      </w:r>
+      <w:r>
+        <w:t xml:space="preserve">і п'ять кнопок від 1 до 5 (1 — незадовільно, 5 — відмінно). Натисніть потрібну — вгорі сторінки з'явиться «Дякуємо за оцінку!», а кнопки замінить напис «Дякуємо, ви вже оцінили це звернення: N з 5».</w:t>
+      </w:r>
+    </w:p>
+    <w:p>
+      <w:pPr>
+        <w:numPr>
+          <w:ilvl w:val="0"/>
+          <w:numId w:val="1013"/>
+        </w:numPr>
+        <w:pStyle w:val="Compact"/>
+      </w:pPr>
+      <w:r>
+        <w:t xml:space="preserve">Оцінити можна</w:t>
+      </w:r>
+      <w:r>
+        <w:t xml:space="preserve"> </w:t>
+      </w:r>
+      <w:r>
+        <w:rPr>
+          <w:bCs/>
+          <w:b/>
+        </w:rPr>
+        <w:t xml:space="preserve">лише один раз</w:t>
+      </w:r>
+      <w:r>
+        <w:t xml:space="preserve"> </w:t>
+      </w:r>
+      <w:r>
+        <w:t xml:space="preserve">— змінити її потім не можна.</w:t>
+      </w:r>
+    </w:p>
+    <w:p>
+      <w:pPr>
+        <w:numPr>
+          <w:ilvl w:val="0"/>
+          <w:numId w:val="1013"/>
+        </w:numPr>
+        <w:pStyle w:val="Compact"/>
+      </w:pPr>
+      <w:r>
+        <w:t xml:space="preserve">Оцінити може</w:t>
+      </w:r>
+      <w:r>
+        <w:t xml:space="preserve"> </w:t>
+      </w:r>
+      <w:r>
+        <w:rPr>
+          <w:bCs/>
+          <w:b/>
+        </w:rPr>
+        <w:t xml:space="preserve">лише заявник</w:t>
+      </w:r>
+      <w:r>
+        <w:t xml:space="preserve"> </w:t>
+      </w:r>
+      <w:r>
+        <w:t xml:space="preserve">— той, хто створив звернення. Оператор чи адміністратор, відкривши ваш тікет, оцінку лише бачать.</w:t>
+      </w:r>
+    </w:p>
+    <w:p>
+      <w:pPr>
+        <w:numPr>
+          <w:ilvl w:val="0"/>
+          <w:numId w:val="1013"/>
+        </w:numPr>
+        <w:pStyle w:val="Compact"/>
+      </w:pPr>
+      <w:r>
+        <w:t xml:space="preserve">Якщо звернення ще не вирішено (статуси «Новий», «В роботі», «Очікує відповіді»), кнопок немає.</w:t>
+      </w:r>
+    </w:p>
+    <w:p>
+      <w:pPr>
+        <w:numPr>
+          <w:ilvl w:val="0"/>
+          <w:numId w:val="1013"/>
+        </w:numPr>
+        <w:pStyle w:val="Compact"/>
+      </w:pPr>
+      <w:r>
+        <w:t xml:space="preserve">Оцінка допомагає ІТ-підрозділу бачити якість обслуговування: адміністратор переглядає середні оцінки по чергах і по операторах.</w:t>
+      </w:r>
+    </w:p>
+    <w:p>
+      <w:pPr>
+        <w:pStyle w:val="FirstParagraph"/>
+      </w:pPr>
+      <w:r>
+        <w:t xml:space="preserve">Те саме працює й для звернень, поданих через портал самообслуговування без входу в систему, — кнопки оцінки з'являються на сторінці відстеження за вашим персональним посиланням.</w:t>
       </w:r>
     </w:p>
     <w:p>
@@ -2230,9 +2491,9 @@
         </w:pict>
       </w:r>
     </w:p>
-    <w:bookmarkEnd w:id="37"/>
     <w:bookmarkEnd w:id="38"/>
-    <w:bookmarkStart w:id="39" w:name="Xc2a034ab61973d280507f8c5fe62099dfdd736c"/>
+    <w:bookmarkEnd w:id="39"/>
+    <w:bookmarkStart w:id="40" w:name="Xc2a034ab61973d280507f8c5fe62099dfdd736c"/>
     <w:p>
       <w:pPr>
         <w:pStyle w:val="Heading2"/>
@@ -2269,7 +2530,7 @@
       <w:pPr>
         <w:numPr>
           <w:ilvl w:val="0"/>
-          <w:numId w:val="1012"/>
+          <w:numId w:val="1014"/>
         </w:numPr>
         <w:pStyle w:val="Compact"/>
       </w:pPr>
@@ -2291,7 +2552,7 @@
       <w:pPr>
         <w:numPr>
           <w:ilvl w:val="0"/>
-          <w:numId w:val="1012"/>
+          <w:numId w:val="1014"/>
         </w:numPr>
         <w:pStyle w:val="Compact"/>
       </w:pPr>
@@ -2327,7 +2588,7 @@
         <w:pStyle w:val="FirstParagraph"/>
       </w:pPr>
       <w:r>
-        <w:t xml:space="preserve">Якщо ваш обліковий запис автентифікується через Active Directory — блоку зміни пароля не буде: пароль для таких облікових записів керується самим AD, а не тут.</w:t>
+        <w:t xml:space="preserve">Якщо ваш обліковий запис автентифікується через Active Directory — блоку зміни пароля не буде: пароль для таких облікових записів керується самим AD (змінюйте його в Windows, як зазвичай), а не тут.</w:t>
       </w:r>
     </w:p>
     <w:p>
@@ -2337,8 +2598,8 @@
         </w:pict>
       </w:r>
     </w:p>
-    <w:bookmarkEnd w:id="39"/>
-    <w:bookmarkStart w:id="40" w:name="Xd450aed09f98598169258fa29caca8ed084ee67"/>
+    <w:bookmarkEnd w:id="40"/>
+    <w:bookmarkStart w:id="41" w:name="Xd450aed09f98598169258fa29caca8ed084ee67"/>
     <w:p>
       <w:pPr>
         <w:pStyle w:val="Heading2"/>
@@ -2407,8 +2668,8 @@
         </w:pict>
       </w:r>
     </w:p>
-    <w:bookmarkEnd w:id="40"/>
-    <w:bookmarkStart w:id="41" w:name="X06bd064d8eeb4ba209bd10f9a26aacd7f7a992d"/>
+    <w:bookmarkEnd w:id="41"/>
+    <w:bookmarkStart w:id="42" w:name="X06bd064d8eeb4ba209bd10f9a26aacd7f7a992d"/>
     <w:p>
       <w:pPr>
         <w:pStyle w:val="Heading2"/>
@@ -2421,7 +2682,7 @@
       <w:pPr>
         <w:numPr>
           <w:ilvl w:val="0"/>
-          <w:numId w:val="1013"/>
+          <w:numId w:val="1015"/>
         </w:numPr>
         <w:pStyle w:val="Compact"/>
       </w:pPr>
@@ -2433,12 +2694,12 @@
       <w:pPr>
         <w:numPr>
           <w:ilvl w:val="0"/>
-          <w:numId w:val="1013"/>
-        </w:numPr>
-        <w:pStyle w:val="Compact"/>
-      </w:pPr>
-      <w:r>
-        <w:t xml:space="preserve">Окремі перемикачі для різних типів email-сповіщень — адміністратор вмикає їх усі одразу однією галочкою, обрати лише частину поки не можна.</w:t>
+          <w:numId w:val="1015"/>
+        </w:numPr>
+        <w:pStyle w:val="Compact"/>
+      </w:pPr>
+      <w:r>
+        <w:t xml:space="preserve">Вхід без введення пароля (автоматично під обліковим записом Windows) для користувачів Active Directory — поки лише форма з email і доменним паролем.</w:t>
       </w:r>
     </w:p>
     <w:p>
@@ -2461,11 +2722,11 @@
         <w:t xml:space="preserve"> </w:t>
       </w:r>
       <w:r>
-        <w:t xml:space="preserve">(розділ 12).</w:t>
-      </w:r>
-    </w:p>
-    <w:bookmarkEnd w:id="41"/>
+        <w:t xml:space="preserve">(розділ 13).</w:t>
+      </w:r>
+    </w:p>
     <w:bookmarkEnd w:id="42"/>
+    <w:bookmarkEnd w:id="43"/>
     <w:sectPr/>
   </w:body>
 </w:document>
@@ -2785,6 +3046,9 @@
     <w:abstractNumId w:val="991"/>
   </w:num>
   <w:num w:numId="1008">
+    <w:abstractNumId w:val="991"/>
+  </w:num>
+  <w:num w:numId="1009">
     <w:abstractNumId w:val="99411"/>
     <w:lvlOverride w:ilvl="0">
       <w:startOverride w:val="1"/>
@@ -2814,10 +3078,10 @@
       <w:startOverride w:val="1"/>
     </w:lvlOverride>
   </w:num>
-  <w:num w:numId="1009">
+  <w:num w:numId="1010">
     <w:abstractNumId w:val="991"/>
   </w:num>
-  <w:num w:numId="1010">
+  <w:num w:numId="1011">
     <w:abstractNumId w:val="99411"/>
     <w:lvlOverride w:ilvl="0">
       <w:startOverride w:val="1"/>
@@ -2847,10 +3111,13 @@
       <w:startOverride w:val="1"/>
     </w:lvlOverride>
   </w:num>
-  <w:num w:numId="1011">
+  <w:num w:numId="1012">
     <w:abstractNumId w:val="991"/>
   </w:num>
-  <w:num w:numId="1012">
+  <w:num w:numId="1013">
+    <w:abstractNumId w:val="991"/>
+  </w:num>
+  <w:num w:numId="1014">
     <w:abstractNumId w:val="99411"/>
     <w:lvlOverride w:ilvl="0">
       <w:startOverride w:val="1"/>
@@ -2880,7 +3147,7 @@
       <w:startOverride w:val="1"/>
     </w:lvlOverride>
   </w:num>
-  <w:num w:numId="1013">
+  <w:num w:numId="1015">
     <w:abstractNumId w:val="991"/>
   </w:num>
 </w:numbering>

--- a/docs/ITSM_User_Guide.docx
+++ b/docs/ITSM_User_Guide.docx
@@ -2,7 +2,7 @@
 <file path=word/document.xml><?xml version="1.0" encoding="utf-8"?>
 <w:document xmlns:w="http://schemas.openxmlformats.org/wordprocessingml/2006/main" xmlns:m="http://schemas.openxmlformats.org/officeDocument/2006/math" xmlns:r="http://schemas.openxmlformats.org/officeDocument/2006/relationships" xmlns:o="urn:schemas-microsoft-com:office:office" xmlns:v="urn:schemas-microsoft-com:vml" xmlns:w10="urn:schemas-microsoft-com:office:word" xmlns:a="http://schemas.openxmlformats.org/drawingml/2006/main" xmlns:pic="http://schemas.openxmlformats.org/drawingml/2006/picture" xmlns:wp="http://schemas.openxmlformats.org/drawingml/2006/wordprocessingDrawing">
   <w:body>
-    <w:bookmarkStart w:id="43" w:name="гайд-користувача--itsm-system"/>
+    <w:bookmarkStart w:id="48" w:name="гайд-користувача--itsm-system"/>
     <w:p>
       <w:pPr>
         <w:pStyle w:val="Heading1"/>
@@ -325,7 +325,7 @@
       </w:r>
     </w:p>
     <w:bookmarkEnd w:id="21"/>
-    <w:bookmarkStart w:id="23" w:name="X5e414f13bdb863a5ec98689116b1aa50d0d2e79"/>
+    <w:bookmarkStart w:id="24" w:name="X5e414f13bdb863a5ec98689116b1aa50d0d2e79"/>
     <w:p>
       <w:pPr>
         <w:pStyle w:val="Heading2"/>
@@ -415,7 +415,23 @@
         <w:t xml:space="preserve"> </w:t>
       </w:r>
       <w:r>
-        <w:t xml:space="preserve">за нього, або ви</w:t>
+        <w:t xml:space="preserve">за нього, вам</w:t>
+      </w:r>
+      <w:r>
+        <w:t xml:space="preserve"> </w:t>
+      </w:r>
+      <w:r>
+        <w:rPr>
+          <w:bCs/>
+          <w:b/>
+        </w:rPr>
+        <w:t xml:space="preserve">надали доступ як учаснику</w:t>
+      </w:r>
+      <w:r>
+        <w:t xml:space="preserve"> </w:t>
+      </w:r>
+      <w:r>
+        <w:t xml:space="preserve">(див. «Доступ до проєкту» нижче), або ви</w:t>
       </w:r>
       <w:r>
         <w:t xml:space="preserve"> </w:t>
@@ -428,7 +444,7 @@
         <w:t xml:space="preserve">адміністратор системи</w:t>
       </w:r>
       <w:r>
-        <w:t xml:space="preserve">. Проєкти інших людей, до яких вас не залучено, у вашому списку не з'являться — це не помилка. Те саме стосується задач усередині таких проєктів. Якщо вам потрібен доступ до конкретного проєкту — попросіть адміністратора чи керівника ІТ-підрозділу призначити вас відповідальним.</w:t>
+        <w:t xml:space="preserve">. Проєкти інших людей, до яких вас не залучено, у вашому списку не з'являться — це не помилка. Те саме стосується задач усередині таких проєктів. Якщо вам потрібен доступ до якогось проєкту — попросіть його автора, відповідального чи адміністратора додати вас учасником.</w:t>
       </w:r>
     </w:p>
     <w:p>
@@ -601,7 +617,38 @@
         <w:t xml:space="preserve"> </w:t>
       </w:r>
       <w:r>
-        <w:t xml:space="preserve">(щоб не перевантажувати його). Щоб знайти конкретний підпроєкт, відкрийте його основний проєкт і оберіть картку. На сторінці самого підпроєкту зверху є посилання назад на основний проєкт.</w:t>
+        <w:t xml:space="preserve">(щоб не перевантажувати його). Щоб знайти конкретний підпроєкт, відкрийте його основний проєкт і оберіть картку.</w:t>
+      </w:r>
+      <w:r>
+        <w:t xml:space="preserve"> </w:t>
+      </w:r>
+      <w:r>
+        <w:rPr>
+          <w:bCs/>
+          <w:b/>
+        </w:rPr>
+        <w:t xml:space="preserve">Виняток:</w:t>
+      </w:r>
+      <w:r>
+        <w:t xml:space="preserve"> </w:t>
+      </w:r>
+      <w:r>
+        <w:t xml:space="preserve">якщо вам надали доступ до підпроєкту, а до його основного проєкту — ні, такий підпроєкт з'явиться у вашому списку</w:t>
+      </w:r>
+      <w:r>
+        <w:t xml:space="preserve"> </w:t>
+      </w:r>
+      <w:r>
+        <w:rPr>
+          <w:rStyle w:val="VerbatimChar"/>
+        </w:rPr>
+        <w:t xml:space="preserve">/projects</w:t>
+      </w:r>
+      <w:r>
+        <w:t xml:space="preserve"> </w:t>
+      </w:r>
+      <w:r>
+        <w:t xml:space="preserve">із позначкою «Підпроєкт · назва основного проєкту». На сторінці самого підпроєкту зверху є посилання назад на основний проєкт.</w:t>
       </w:r>
     </w:p>
     <w:p>
@@ -618,6 +665,207 @@
       </w:pPr>
       <w:r>
         <w:t xml:space="preserve">Створювати нові проєкти та призначати/змінювати відповідального можуть лише ролі «Адміністратор системи» та «Керівник ІТ-підрозділу». Якщо потрібен новий проєкт або зміна відповідального — попросіть їх.</w:t>
+      </w:r>
+    </w:p>
+    <w:bookmarkEnd w:id="22"/>
+    <w:bookmarkStart w:id="23" w:name="доступ-до-проєкту-учасники"/>
+    <w:p>
+      <w:pPr>
+        <w:pStyle w:val="Heading3"/>
+      </w:pPr>
+      <w:r>
+        <w:t xml:space="preserve">Доступ до проєкту (учасники)</w:t>
+      </w:r>
+    </w:p>
+    <w:p>
+      <w:pPr>
+        <w:pStyle w:val="FirstParagraph"/>
+      </w:pPr>
+      <w:r>
+        <w:t xml:space="preserve">Крім автора й відповідального, проєкт можна</w:t>
+      </w:r>
+      <w:r>
+        <w:t xml:space="preserve"> </w:t>
+      </w:r>
+      <w:r>
+        <w:rPr>
+          <w:bCs/>
+          <w:b/>
+        </w:rPr>
+        <w:t xml:space="preserve">відкрити для інших людей</w:t>
+      </w:r>
+      <w:r>
+        <w:t xml:space="preserve"> </w:t>
+      </w:r>
+      <w:r>
+        <w:t xml:space="preserve">— вони стають його</w:t>
+      </w:r>
+      <w:r>
+        <w:t xml:space="preserve"> </w:t>
+      </w:r>
+      <w:r>
+        <w:rPr>
+          <w:bCs/>
+          <w:b/>
+        </w:rPr>
+        <w:t xml:space="preserve">учасниками</w:t>
+      </w:r>
+      <w:r>
+        <w:t xml:space="preserve">. На сторінці проєкту є блок</w:t>
+      </w:r>
+      <w:r>
+        <w:t xml:space="preserve"> </w:t>
+      </w:r>
+      <w:r>
+        <w:rPr>
+          <w:bCs/>
+          <w:b/>
+        </w:rPr>
+        <w:t xml:space="preserve">«🔑 Доступ до проєкту»</w:t>
+      </w:r>
+      <w:r>
+        <w:t xml:space="preserve">: у ньому видно, хто має доступ (ім'я, email, коли й ким надано).</w:t>
+      </w:r>
+    </w:p>
+    <w:p>
+      <w:pPr>
+        <w:pStyle w:val="BodyText"/>
+      </w:pPr>
+      <w:r>
+        <w:rPr>
+          <w:bCs/>
+          <w:b/>
+        </w:rPr>
+        <w:t xml:space="preserve">Якщо вас додали учасником:</w:t>
+      </w:r>
+      <w:r>
+        <w:t xml:space="preserve"> </w:t>
+      </w:r>
+      <w:r>
+        <w:t xml:space="preserve">проєкт з'явиться у вашому списку, ви побачите всі його задачі (також у загальному списку задач, календарі, на канбан-дошці й діаграмі Ганта проєкту) і зможете працювати з ними так само, як автор чи відповідальний: створювати задачі, коментувати, змінювати статус, вести облік часу, додавати файли. Про доступ вам може прийти лист «Вам надано доступ до проєкту «…»» — якщо адміністратор увімкнув сповіщення про проєкти. Не можна лише керувати складом учасників, змінювати відповідального чи статус проєкту.</w:t>
+      </w:r>
+    </w:p>
+    <w:p>
+      <w:pPr>
+        <w:pStyle w:val="BodyText"/>
+      </w:pPr>
+      <w:r>
+        <w:rPr>
+          <w:bCs/>
+          <w:b/>
+        </w:rPr>
+        <w:t xml:space="preserve">Якщо ви автор чи відповідальний за проєкт</w:t>
+      </w:r>
+      <w:r>
+        <w:t xml:space="preserve"> </w:t>
+      </w:r>
+      <w:r>
+        <w:t xml:space="preserve">(навіть якщо ви оператор, а не керівник) — ви можете давати й забирати доступ самі:</w:t>
+      </w:r>
+    </w:p>
+    <w:p>
+      <w:pPr>
+        <w:numPr>
+          <w:ilvl w:val="0"/>
+          <w:numId w:val="1004"/>
+        </w:numPr>
+        <w:pStyle w:val="Compact"/>
+      </w:pPr>
+      <w:r>
+        <w:t xml:space="preserve">Відкрийте проєкт і знайдіть блок «Доступ до проєкту».</w:t>
+      </w:r>
+    </w:p>
+    <w:p>
+      <w:pPr>
+        <w:numPr>
+          <w:ilvl w:val="0"/>
+          <w:numId w:val="1004"/>
+        </w:numPr>
+        <w:pStyle w:val="Compact"/>
+      </w:pPr>
+      <w:r>
+        <w:t xml:space="preserve">У полі</w:t>
+      </w:r>
+      <w:r>
+        <w:t xml:space="preserve"> </w:t>
+      </w:r>
+      <w:r>
+        <w:rPr>
+          <w:bCs/>
+          <w:b/>
+        </w:rPr>
+        <w:t xml:space="preserve">«Надати доступ користувачу»</w:t>
+      </w:r>
+      <w:r>
+        <w:t xml:space="preserve"> </w:t>
+      </w:r>
+      <w:r>
+        <w:t xml:space="preserve">клацніть і почніть набирати ім'я — список звузиться; оберіть людину.</w:t>
+      </w:r>
+    </w:p>
+    <w:p>
+      <w:pPr>
+        <w:numPr>
+          <w:ilvl w:val="0"/>
+          <w:numId w:val="1004"/>
+        </w:numPr>
+        <w:pStyle w:val="Compact"/>
+      </w:pPr>
+      <w:r>
+        <w:t xml:space="preserve">Натисніть</w:t>
+      </w:r>
+      <w:r>
+        <w:t xml:space="preserve"> </w:t>
+      </w:r>
+      <w:r>
+        <w:rPr>
+          <w:bCs/>
+          <w:b/>
+        </w:rPr>
+        <w:t xml:space="preserve">«Надати доступ»</w:t>
+      </w:r>
+      <w:r>
+        <w:t xml:space="preserve">. Щоб забрати доступ — кнопка</w:t>
+      </w:r>
+      <w:r>
+        <w:t xml:space="preserve"> </w:t>
+      </w:r>
+      <w:r>
+        <w:rPr>
+          <w:bCs/>
+          <w:b/>
+        </w:rPr>
+        <w:t xml:space="preserve">«Забрати доступ»</w:t>
+      </w:r>
+      <w:r>
+        <w:t xml:space="preserve"> </w:t>
+      </w:r>
+      <w:r>
+        <w:t xml:space="preserve">біля людини (з підтвердженням).</w:t>
+      </w:r>
+    </w:p>
+    <w:p>
+      <w:pPr>
+        <w:pStyle w:val="FirstParagraph"/>
+      </w:pPr>
+      <w:r>
+        <w:t xml:space="preserve">Добре знати: автору й відповідальному доступ дається завжди, додавати їх не потрібно; додати можна лише активного користувача;</w:t>
+      </w:r>
+      <w:r>
+        <w:t xml:space="preserve"> </w:t>
+      </w:r>
+      <w:r>
+        <w:rPr>
+          <w:bCs/>
+          <w:b/>
+        </w:rPr>
+        <w:t xml:space="preserve">доступ до підпроєкту надається окремо</w:t>
+      </w:r>
+      <w:r>
+        <w:t xml:space="preserve"> </w:t>
+      </w:r>
+      <w:r>
+        <w:t xml:space="preserve">— учасник основного проєкту не бачить його підпроєктів, доки його не додали й туди. Коли в людини забирають доступ, проєкт і його задачі зникають у неї одразу, навіть із тих, що створила чи виконувала вона сама.</w:t>
       </w:r>
     </w:p>
     <w:p>
@@ -627,9 +875,9 @@
         </w:pict>
       </w:r>
     </w:p>
-    <w:bookmarkEnd w:id="22"/>
     <w:bookmarkEnd w:id="23"/>
-    <w:bookmarkStart w:id="32" w:name="X38a42148eb78af68e5051bfff55ed0ae1ab82ba"/>
+    <w:bookmarkEnd w:id="24"/>
+    <w:bookmarkStart w:id="34" w:name="X38a42148eb78af68e5051bfff55ed0ae1ab82ba"/>
     <w:p>
       <w:pPr>
         <w:pStyle w:val="Heading2"/>
@@ -638,7 +886,7 @@
         <w:t xml:space="preserve">4. Задачі</w:t>
       </w:r>
     </w:p>
-    <w:bookmarkStart w:id="24" w:name="X7bf45d73e884932a08060ca5fe10fc14f051c8a"/>
+    <w:bookmarkStart w:id="25" w:name="X7bf45d73e884932a08060ca5fe10fc14f051c8a"/>
     <w:p>
       <w:pPr>
         <w:pStyle w:val="Heading3"/>
@@ -672,7 +920,7 @@
       <w:pPr>
         <w:numPr>
           <w:ilvl w:val="0"/>
-          <w:numId w:val="1004"/>
+          <w:numId w:val="1005"/>
         </w:numPr>
         <w:pStyle w:val="Compact"/>
       </w:pPr>
@@ -710,7 +958,7 @@
       <w:pPr>
         <w:numPr>
           <w:ilvl w:val="0"/>
-          <w:numId w:val="1004"/>
+          <w:numId w:val="1005"/>
         </w:numPr>
         <w:pStyle w:val="Compact"/>
       </w:pPr>
@@ -729,7 +977,7 @@
       <w:pPr>
         <w:numPr>
           <w:ilvl w:val="0"/>
-          <w:numId w:val="1004"/>
+          <w:numId w:val="1005"/>
         </w:numPr>
         <w:pStyle w:val="Compact"/>
       </w:pPr>
@@ -748,7 +996,7 @@
       <w:pPr>
         <w:numPr>
           <w:ilvl w:val="0"/>
-          <w:numId w:val="1004"/>
+          <w:numId w:val="1005"/>
         </w:numPr>
         <w:pStyle w:val="Compact"/>
       </w:pPr>
@@ -786,7 +1034,7 @@
       <w:pPr>
         <w:numPr>
           <w:ilvl w:val="0"/>
-          <w:numId w:val="1004"/>
+          <w:numId w:val="1005"/>
         </w:numPr>
         <w:pStyle w:val="Compact"/>
       </w:pPr>
@@ -801,14 +1049,59 @@
         <w:t xml:space="preserve"> </w:t>
       </w:r>
       <w:r>
-        <w:t xml:space="preserve">— оберіть зі списку наявних користувачів, або залиште «— не призначено —», якщо ще не відомо, хто займатиметься.</w:t>
-      </w:r>
-    </w:p>
-    <w:p>
-      <w:pPr>
-        <w:numPr>
-          <w:ilvl w:val="0"/>
-          <w:numId w:val="1004"/>
+        <w:t xml:space="preserve">— оберіть зі списку наявних користувачів, або залиште «— не призначено —», якщо ще не відомо, хто займатиметься. Це поле з</w:t>
+      </w:r>
+      <w:r>
+        <w:t xml:space="preserve"> </w:t>
+      </w:r>
+      <w:r>
+        <w:rPr>
+          <w:bCs/>
+          <w:b/>
+        </w:rPr>
+        <w:t xml:space="preserve">пошуком</w:t>
+      </w:r>
+      <w:r>
+        <w:t xml:space="preserve">: клацніть у нього й почніть набирати ім'я — список одразу звузиться до тих, хто підходить (регістр не важливий, можна кілька слів у будь-якому порядку; збіги підсвічуються).</w:t>
+      </w:r>
+      <w:r>
+        <w:t xml:space="preserve"> </w:t>
+      </w:r>
+      <w:r>
+        <w:rPr>
+          <w:bCs/>
+          <w:b/>
+        </w:rPr>
+        <w:t xml:space="preserve">Enter</w:t>
+      </w:r>
+      <w:r>
+        <w:t xml:space="preserve"> </w:t>
+      </w:r>
+      <w:r>
+        <w:t xml:space="preserve">або клік обирає людину,</w:t>
+      </w:r>
+      <w:r>
+        <w:t xml:space="preserve"> </w:t>
+      </w:r>
+      <w:r>
+        <w:rPr>
+          <w:bCs/>
+          <w:b/>
+        </w:rPr>
+        <w:t xml:space="preserve">Esc</w:t>
+      </w:r>
+      <w:r>
+        <w:t xml:space="preserve"> </w:t>
+      </w:r>
+      <w:r>
+        <w:t xml:space="preserve">скасовує.</w:t>
+      </w:r>
+    </w:p>
+    <w:p>
+      <w:pPr>
+        <w:numPr>
+          <w:ilvl w:val="0"/>
+          <w:numId w:val="1005"/>
         </w:numPr>
         <w:pStyle w:val="Compact"/>
       </w:pPr>
@@ -847,8 +1140,8 @@
         <w:t xml:space="preserve">, а автором записуєтесь ви. Якщо адміністратор увімкнув email-сповіщення, і ви одразу обрали виконавця (не себе), цій людині прийде лист про призначення; те саме — якщо виконавця призначать пізніше на сторінці задачі. Ближче до терміну виконання, якщо він вказаний, виконавець отримає нагадування листом (за 2 дні, за 1 день і в день настання терміну).</w:t>
       </w:r>
     </w:p>
-    <w:bookmarkEnd w:id="24"/>
-    <w:bookmarkStart w:id="25" w:name="X488be37565f24d290444a9718c5795909bd3427"/>
+    <w:bookmarkEnd w:id="25"/>
+    <w:bookmarkStart w:id="26" w:name="X488be37565f24d290444a9718c5795909bd3427"/>
     <w:p>
       <w:pPr>
         <w:pStyle w:val="Heading3"/>
@@ -869,7 +1162,7 @@
       <w:pPr>
         <w:numPr>
           <w:ilvl w:val="0"/>
-          <w:numId w:val="1005"/>
+          <w:numId w:val="1006"/>
         </w:numPr>
         <w:pStyle w:val="Compact"/>
       </w:pPr>
@@ -904,12 +1197,12 @@
       <w:pPr>
         <w:numPr>
           <w:ilvl w:val="0"/>
-          <w:numId w:val="1005"/>
-        </w:numPr>
-        <w:pStyle w:val="Compact"/>
-      </w:pPr>
-      <w:r>
-        <w:t xml:space="preserve">Щоб призначити або змінити виконавця — оберіть потрібну людину у випадаючому списку</w:t>
+          <w:numId w:val="1006"/>
+        </w:numPr>
+        <w:pStyle w:val="Compact"/>
+      </w:pPr>
+      <w:r>
+        <w:t xml:space="preserve">Щоб призначити або змінити виконавця — клацніть у полі</w:t>
       </w:r>
       <w:r>
         <w:t xml:space="preserve"> </w:t>
@@ -922,10 +1215,7 @@
         <w:t xml:space="preserve">«Виконавець»</w:t>
       </w:r>
       <w:r>
-        <w:t xml:space="preserve"> </w:t>
-      </w:r>
-      <w:r>
-        <w:t xml:space="preserve">і натисніть</w:t>
+        <w:t xml:space="preserve">, оберіть потрібну людину зі списку (або почніть набирати ім'я, щоб знайти її швидко) і натисніть</w:t>
       </w:r>
       <w:r>
         <w:t xml:space="preserve"> </w:t>
@@ -945,7 +1235,7 @@
       <w:pPr>
         <w:numPr>
           <w:ilvl w:val="0"/>
-          <w:numId w:val="1005"/>
+          <w:numId w:val="1006"/>
         </w:numPr>
         <w:pStyle w:val="Compact"/>
       </w:pPr>
@@ -970,7 +1260,7 @@
       <w:pPr>
         <w:numPr>
           <w:ilvl w:val="0"/>
-          <w:numId w:val="1005"/>
+          <w:numId w:val="1006"/>
         </w:numPr>
         <w:pStyle w:val="Compact"/>
       </w:pPr>
@@ -1021,7 +1311,29 @@
       <w:pPr>
         <w:numPr>
           <w:ilvl w:val="0"/>
-          <w:numId w:val="1005"/>
+          <w:numId w:val="1006"/>
+        </w:numPr>
+        <w:pStyle w:val="Compact"/>
+      </w:pPr>
+      <w:r>
+        <w:rPr>
+          <w:bCs/>
+          <w:b/>
+        </w:rPr>
+        <w:t xml:space="preserve">Вкладення</w:t>
+      </w:r>
+      <w:r>
+        <w:t xml:space="preserve"> </w:t>
+      </w:r>
+      <w:r>
+        <w:t xml:space="preserve">— блок «Вкладення» нижче: скриншоти, фото, PDF (докладніше — розділ 4.9).</w:t>
+      </w:r>
+    </w:p>
+    <w:p>
+      <w:pPr>
+        <w:numPr>
+          <w:ilvl w:val="0"/>
+          <w:numId w:val="1006"/>
         </w:numPr>
         <w:pStyle w:val="Compact"/>
       </w:pPr>
@@ -1059,7 +1371,7 @@
       <w:pPr>
         <w:numPr>
           <w:ilvl w:val="0"/>
-          <w:numId w:val="1005"/>
+          <w:numId w:val="1006"/>
         </w:numPr>
         <w:pStyle w:val="Compact"/>
       </w:pPr>
@@ -1067,8 +1379,8 @@
         <w:t xml:space="preserve">Якщо термін виконання минув, а задача ще не закрита — вгорі сторінки з'являється червоне попередження «Прострочено термін виконання». Той самий сигнал (бейдж «⚠️») видно й на Канбан-дошці, у таблиці задач проєкту та на дашборді — зникає одразу після закриття задачі.</w:t>
       </w:r>
     </w:p>
-    <w:bookmarkEnd w:id="25"/>
-    <w:bookmarkStart w:id="26" w:name="X38ddd45aadb8e8161eac185bcf100d9bb143940"/>
+    <w:bookmarkEnd w:id="26"/>
+    <w:bookmarkStart w:id="27" w:name="X38ddd45aadb8e8161eac185bcf100d9bb143940"/>
     <w:p>
       <w:pPr>
         <w:pStyle w:val="Heading3"/>
@@ -1098,8 +1410,8 @@
         <w:t xml:space="preserve">. Коментарі підтримують перенос рядків, але поки без розширеного форматування (Markdown, згадування @користувача — заплановано на майбутні версії).</w:t>
       </w:r>
     </w:p>
-    <w:bookmarkEnd w:id="26"/>
-    <w:bookmarkStart w:id="27" w:name="X44115ccc58c907abb9cddef1af09085a50b089f"/>
+    <w:bookmarkEnd w:id="27"/>
+    <w:bookmarkStart w:id="28" w:name="X44115ccc58c907abb9cddef1af09085a50b089f"/>
     <w:p>
       <w:pPr>
         <w:pStyle w:val="Heading3"/>
@@ -1136,7 +1448,7 @@
       <w:pPr>
         <w:numPr>
           <w:ilvl w:val="0"/>
-          <w:numId w:val="1006"/>
+          <w:numId w:val="1007"/>
         </w:numPr>
         <w:pStyle w:val="Compact"/>
       </w:pPr>
@@ -1160,7 +1472,7 @@
       <w:pPr>
         <w:numPr>
           <w:ilvl w:val="0"/>
-          <w:numId w:val="1006"/>
+          <w:numId w:val="1007"/>
         </w:numPr>
         <w:pStyle w:val="Compact"/>
       </w:pPr>
@@ -1172,7 +1484,7 @@
       <w:pPr>
         <w:numPr>
           <w:ilvl w:val="0"/>
-          <w:numId w:val="1006"/>
+          <w:numId w:val="1007"/>
         </w:numPr>
         <w:pStyle w:val="Compact"/>
       </w:pPr>
@@ -1204,8 +1516,8 @@
         <w:t xml:space="preserve">— час додасться до загального лічильника витрачених годин по задачі, а сам запис з'явиться в таблиці нижче форми (дата, хто додав, скільки годин, категорія). Видалити чи виправити вже доданий запис часу поки не можна через інтерфейс — у разі помилки зверніться до адміністратора.</w:t>
       </w:r>
     </w:p>
-    <w:bookmarkEnd w:id="27"/>
-    <w:bookmarkStart w:id="28" w:name="X4bd7fb309eb3bd4f0a7fb9aea9b124333baefc4"/>
+    <w:bookmarkEnd w:id="28"/>
+    <w:bookmarkStart w:id="29" w:name="X4bd7fb309eb3bd4f0a7fb9aea9b124333baefc4"/>
     <w:p>
       <w:pPr>
         <w:pStyle w:val="Heading3"/>
@@ -1238,8 +1550,8 @@
         <w:t xml:space="preserve">— задачі показані колонками за статусом (Нова, В роботі, Очікує, Вирішена, Закрита). Перетягніть картку задачі мишкою в іншу колонку — статус зміниться одразу, без відкриття самої задачі. Якщо перетягування не спрацювало (наприклад, пропало з'єднання) — з'явиться повідомлення про помилку, а картка повернеться на своє місце.</w:t>
       </w:r>
     </w:p>
-    <w:bookmarkEnd w:id="28"/>
-    <w:bookmarkStart w:id="29" w:name="X54dd1c96eab6ee2e6adfabcbc4e58dadb5a4d19"/>
+    <w:bookmarkEnd w:id="29"/>
+    <w:bookmarkStart w:id="30" w:name="X54dd1c96eab6ee2e6adfabcbc4e58dadb5a4d19"/>
     <w:p>
       <w:pPr>
         <w:pStyle w:val="Heading3"/>
@@ -1292,7 +1604,7 @@
       <w:pPr>
         <w:numPr>
           <w:ilvl w:val="0"/>
-          <w:numId w:val="1007"/>
+          <w:numId w:val="1008"/>
         </w:numPr>
         <w:pStyle w:val="Compact"/>
       </w:pPr>
@@ -1311,7 +1623,7 @@
       <w:pPr>
         <w:numPr>
           <w:ilvl w:val="0"/>
-          <w:numId w:val="1007"/>
+          <w:numId w:val="1008"/>
         </w:numPr>
         <w:pStyle w:val="Compact"/>
       </w:pPr>
@@ -1323,7 +1635,7 @@
       <w:pPr>
         <w:numPr>
           <w:ilvl w:val="0"/>
-          <w:numId w:val="1007"/>
+          <w:numId w:val="1008"/>
         </w:numPr>
         <w:pStyle w:val="Compact"/>
       </w:pPr>
@@ -1345,7 +1657,7 @@
       <w:pPr>
         <w:numPr>
           <w:ilvl w:val="0"/>
-          <w:numId w:val="1007"/>
+          <w:numId w:val="1008"/>
         </w:numPr>
         <w:pStyle w:val="Compact"/>
       </w:pPr>
@@ -1357,7 +1669,7 @@
       <w:pPr>
         <w:numPr>
           <w:ilvl w:val="0"/>
-          <w:numId w:val="1007"/>
+          <w:numId w:val="1008"/>
         </w:numPr>
         <w:pStyle w:val="Compact"/>
       </w:pPr>
@@ -1407,8 +1719,8 @@
         <w:t xml:space="preserve">кнопкою «Видалити» (з підтвердженням).</w:t>
       </w:r>
     </w:p>
-    <w:bookmarkEnd w:id="29"/>
-    <w:bookmarkStart w:id="30" w:name="Xdfc1115e4e16263a9fcd8213a76d83cfdfbadeb"/>
+    <w:bookmarkEnd w:id="30"/>
+    <w:bookmarkStart w:id="31" w:name="Xdfc1115e4e16263a9fcd8213a76d83cfdfbadeb"/>
     <w:p>
       <w:pPr>
         <w:pStyle w:val="Heading3"/>
@@ -1445,7 +1757,7 @@
       <w:pPr>
         <w:numPr>
           <w:ilvl w:val="0"/>
-          <w:numId w:val="1008"/>
+          <w:numId w:val="1009"/>
         </w:numPr>
         <w:pStyle w:val="Compact"/>
       </w:pPr>
@@ -1457,7 +1769,7 @@
       <w:pPr>
         <w:numPr>
           <w:ilvl w:val="0"/>
-          <w:numId w:val="1008"/>
+          <w:numId w:val="1009"/>
         </w:numPr>
         <w:pStyle w:val="Compact"/>
       </w:pPr>
@@ -1469,7 +1781,7 @@
       <w:pPr>
         <w:numPr>
           <w:ilvl w:val="0"/>
-          <w:numId w:val="1008"/>
+          <w:numId w:val="1009"/>
         </w:numPr>
         <w:pStyle w:val="Compact"/>
       </w:pPr>
@@ -1481,7 +1793,7 @@
       <w:pPr>
         <w:numPr>
           <w:ilvl w:val="0"/>
-          <w:numId w:val="1008"/>
+          <w:numId w:val="1009"/>
         </w:numPr>
         <w:pStyle w:val="Compact"/>
       </w:pPr>
@@ -1544,8 +1856,8 @@
         <w:t xml:space="preserve">і на сторінці самого проєкту.</w:t>
       </w:r>
     </w:p>
-    <w:bookmarkEnd w:id="30"/>
-    <w:bookmarkStart w:id="31" w:name="X156b9daba6f226d7f56608f44dae08633c2a840"/>
+    <w:bookmarkEnd w:id="31"/>
+    <w:bookmarkStart w:id="32" w:name="X156b9daba6f226d7f56608f44dae08633c2a840"/>
     <w:p>
       <w:pPr>
         <w:pStyle w:val="Heading3"/>
@@ -1582,7 +1894,7 @@
       <w:pPr>
         <w:numPr>
           <w:ilvl w:val="0"/>
-          <w:numId w:val="1009"/>
+          <w:numId w:val="1010"/>
         </w:numPr>
         <w:pStyle w:val="Compact"/>
       </w:pPr>
@@ -1604,7 +1916,7 @@
       <w:pPr>
         <w:numPr>
           <w:ilvl w:val="0"/>
-          <w:numId w:val="1009"/>
+          <w:numId w:val="1010"/>
         </w:numPr>
         <w:pStyle w:val="Compact"/>
       </w:pPr>
@@ -1626,7 +1938,7 @@
       <w:pPr>
         <w:numPr>
           <w:ilvl w:val="0"/>
-          <w:numId w:val="1009"/>
+          <w:numId w:val="1010"/>
         </w:numPr>
         <w:pStyle w:val="Compact"/>
       </w:pPr>
@@ -1648,7 +1960,7 @@
       <w:pPr>
         <w:numPr>
           <w:ilvl w:val="0"/>
-          <w:numId w:val="1009"/>
+          <w:numId w:val="1010"/>
         </w:numPr>
         <w:pStyle w:val="Compact"/>
       </w:pPr>
@@ -1672,6 +1984,226 @@
       </w:pPr>
       <w:r>
         <w:t xml:space="preserve">Це те саме, що й окремі записи на сторінках задач (розділ 4.4), лише зібрані і згруповані в одному місці для проєкту в цілому.</w:t>
+      </w:r>
+    </w:p>
+    <w:bookmarkEnd w:id="32"/>
+    <w:bookmarkStart w:id="33" w:name="Xe6558fff4c7d4a539ce4787d39efff944a87732"/>
+    <w:p>
+      <w:pPr>
+        <w:pStyle w:val="Heading3"/>
+      </w:pPr>
+      <w:r>
+        <w:t xml:space="preserve">4.9 Вкладення до задачі</w:t>
+      </w:r>
+    </w:p>
+    <w:p>
+      <w:pPr>
+        <w:pStyle w:val="FirstParagraph"/>
+      </w:pPr>
+      <w:r>
+        <w:t xml:space="preserve">На сторінці задачі є блок</w:t>
+      </w:r>
+      <w:r>
+        <w:t xml:space="preserve"> </w:t>
+      </w:r>
+      <w:r>
+        <w:rPr>
+          <w:bCs/>
+          <w:b/>
+        </w:rPr>
+        <w:t xml:space="preserve">«Вкладення»</w:t>
+      </w:r>
+      <w:r>
+        <w:t xml:space="preserve"> </w:t>
+      </w:r>
+      <w:r>
+        <w:t xml:space="preserve">— сюди можна прикріпити скриншот помилки, фото, PDF-документ чи інструкцію, щоб усе потрібне для роботи було в самій задачі.</w:t>
+      </w:r>
+    </w:p>
+    <w:p>
+      <w:pPr>
+        <w:numPr>
+          <w:ilvl w:val="0"/>
+          <w:numId w:val="1011"/>
+        </w:numPr>
+        <w:pStyle w:val="Compact"/>
+      </w:pPr>
+      <w:r>
+        <w:rPr>
+          <w:bCs/>
+          <w:b/>
+        </w:rPr>
+        <w:t xml:space="preserve">Які файли:</w:t>
+      </w:r>
+      <w:r>
+        <w:t xml:space="preserve"> </w:t>
+      </w:r>
+      <w:r>
+        <w:t xml:space="preserve">JPG, PNG і PDF. Інші формати (Word, Excel, архіви тощо) не приймаються.</w:t>
+      </w:r>
+    </w:p>
+    <w:p>
+      <w:pPr>
+        <w:numPr>
+          <w:ilvl w:val="0"/>
+          <w:numId w:val="1011"/>
+        </w:numPr>
+        <w:pStyle w:val="Compact"/>
+      </w:pPr>
+      <w:r>
+        <w:rPr>
+          <w:bCs/>
+          <w:b/>
+        </w:rPr>
+        <w:t xml:space="preserve">Як прикріпити:</w:t>
+      </w:r>
+      <w:r>
+        <w:t xml:space="preserve"> </w:t>
+      </w:r>
+      <w:r>
+        <w:t xml:space="preserve">у нижній частині блоку натисніть «Вибрати файли», оберіть один чи кілька файлів (одразу до 10) і натисніть</w:t>
+      </w:r>
+      <w:r>
+        <w:t xml:space="preserve"> </w:t>
+      </w:r>
+      <w:r>
+        <w:rPr>
+          <w:bCs/>
+          <w:b/>
+        </w:rPr>
+        <w:t xml:space="preserve">«Прикріпити»</w:t>
+      </w:r>
+      <w:r>
+        <w:t xml:space="preserve">. До однієї задачі можна прикріпити до 30 файлів.</w:t>
+      </w:r>
+    </w:p>
+    <w:p>
+      <w:pPr>
+        <w:numPr>
+          <w:ilvl w:val="0"/>
+          <w:numId w:val="1011"/>
+        </w:numPr>
+        <w:pStyle w:val="Compact"/>
+      </w:pPr>
+      <w:r>
+        <w:rPr>
+          <w:bCs/>
+          <w:b/>
+        </w:rPr>
+        <w:t xml:space="preserve">Розмір:</w:t>
+      </w:r>
+      <w:r>
+        <w:t xml:space="preserve"> </w:t>
+      </w:r>
+      <w:r>
+        <w:t xml:space="preserve">під полем вибору написано, скільки можна — зазвичай до 10 МБ на файл; точне значення залежить від налаштувань сервера.</w:t>
+      </w:r>
+    </w:p>
+    <w:p>
+      <w:pPr>
+        <w:numPr>
+          <w:ilvl w:val="0"/>
+          <w:numId w:val="1011"/>
+        </w:numPr>
+        <w:pStyle w:val="Compact"/>
+      </w:pPr>
+      <w:r>
+        <w:rPr>
+          <w:bCs/>
+          <w:b/>
+        </w:rPr>
+        <w:t xml:space="preserve">Як переглянути:</w:t>
+      </w:r>
+      <w:r>
+        <w:t xml:space="preserve"> </w:t>
+      </w:r>
+      <w:r>
+        <w:t xml:space="preserve">зображення мають мініатюри; клік по назві відкриває файл у новій вкладці, кнопка</w:t>
+      </w:r>
+      <w:r>
+        <w:t xml:space="preserve"> </w:t>
+      </w:r>
+      <w:r>
+        <w:rPr>
+          <w:bCs/>
+          <w:b/>
+        </w:rPr>
+        <w:t xml:space="preserve">«Завантажити»</w:t>
+      </w:r>
+      <w:r>
+        <w:t xml:space="preserve"> </w:t>
+      </w:r>
+      <w:r>
+        <w:t xml:space="preserve">зберігає його на комп'ютер.</w:t>
+      </w:r>
+    </w:p>
+    <w:p>
+      <w:pPr>
+        <w:numPr>
+          <w:ilvl w:val="0"/>
+          <w:numId w:val="1011"/>
+        </w:numPr>
+        <w:pStyle w:val="Compact"/>
+      </w:pPr>
+      <w:r>
+        <w:rPr>
+          <w:bCs/>
+          <w:b/>
+        </w:rPr>
+        <w:t xml:space="preserve">Як видалити:</w:t>
+      </w:r>
+      <w:r>
+        <w:t xml:space="preserve"> </w:t>
+      </w:r>
+      <w:r>
+        <w:t xml:space="preserve">кнопка «Видалити» (з підтвердженням) — свої файли може видалити їхній автор, а адміністратор — будь-які. Файл зникає назавжди.</w:t>
+      </w:r>
+    </w:p>
+    <w:p>
+      <w:pPr>
+        <w:numPr>
+          <w:ilvl w:val="0"/>
+          <w:numId w:val="1011"/>
+        </w:numPr>
+        <w:pStyle w:val="Compact"/>
+      </w:pPr>
+      <w:r>
+        <w:rPr>
+          <w:bCs/>
+          <w:b/>
+        </w:rPr>
+        <w:t xml:space="preserve">Хто бачить:</w:t>
+      </w:r>
+      <w:r>
+        <w:t xml:space="preserve"> </w:t>
+      </w:r>
+      <w:r>
+        <w:t xml:space="preserve">усі, хто має доступ до проєкту цієї задачі. Той, хто доступу до проєкту не має, не відкриє навіть пряме посилання на файл.</w:t>
+      </w:r>
+    </w:p>
+    <w:p>
+      <w:pPr>
+        <w:numPr>
+          <w:ilvl w:val="0"/>
+          <w:numId w:val="1011"/>
+        </w:numPr>
+        <w:pStyle w:val="Compact"/>
+      </w:pPr>
+      <w:r>
+        <w:t xml:space="preserve">Якщо частину файлів не прийнято (не той формат, завеликий, пошкоджений), система напише,</w:t>
+      </w:r>
+      <w:r>
+        <w:t xml:space="preserve"> </w:t>
+      </w:r>
+      <w:r>
+        <w:rPr>
+          <w:bCs/>
+          <w:b/>
+        </w:rPr>
+        <w:t xml:space="preserve">які саме й чому</w:t>
+      </w:r>
+      <w:r>
+        <w:t xml:space="preserve">, а решту все одно прикріпить.</w:t>
       </w:r>
     </w:p>
     <w:p>
@@ -1681,9 +2213,9 @@
         </w:pict>
       </w:r>
     </w:p>
-    <w:bookmarkEnd w:id="31"/>
-    <w:bookmarkEnd w:id="32"/>
-    <w:bookmarkStart w:id="33" w:name="X2f2f700c81453342d9b7a005b842b48ecc5069f"/>
+    <w:bookmarkEnd w:id="33"/>
+    <w:bookmarkEnd w:id="34"/>
+    <w:bookmarkStart w:id="35" w:name="X2f2f700c81453342d9b7a005b842b48ecc5069f"/>
     <w:p>
       <w:pPr>
         <w:pStyle w:val="Heading2"/>
@@ -1720,7 +2252,7 @@
       <w:pPr>
         <w:numPr>
           <w:ilvl w:val="0"/>
-          <w:numId w:val="1010"/>
+          <w:numId w:val="1012"/>
         </w:numPr>
         <w:pStyle w:val="Compact"/>
       </w:pPr>
@@ -1761,7 +2293,7 @@
       <w:pPr>
         <w:numPr>
           <w:ilvl w:val="0"/>
-          <w:numId w:val="1010"/>
+          <w:numId w:val="1012"/>
         </w:numPr>
         <w:pStyle w:val="Compact"/>
       </w:pPr>
@@ -1773,7 +2305,7 @@
       <w:pPr>
         <w:numPr>
           <w:ilvl w:val="0"/>
-          <w:numId w:val="1010"/>
+          <w:numId w:val="1012"/>
         </w:numPr>
         <w:pStyle w:val="Compact"/>
       </w:pPr>
@@ -1785,7 +2317,7 @@
       <w:pPr>
         <w:numPr>
           <w:ilvl w:val="0"/>
-          <w:numId w:val="1010"/>
+          <w:numId w:val="1012"/>
         </w:numPr>
         <w:pStyle w:val="Compact"/>
       </w:pPr>
@@ -1797,7 +2329,7 @@
       <w:pPr>
         <w:numPr>
           <w:ilvl w:val="0"/>
-          <w:numId w:val="1010"/>
+          <w:numId w:val="1012"/>
         </w:numPr>
         <w:pStyle w:val="Compact"/>
       </w:pPr>
@@ -1844,8 +2376,8 @@
         </w:pict>
       </w:r>
     </w:p>
-    <w:bookmarkEnd w:id="33"/>
-    <w:bookmarkStart w:id="34" w:name="X8e9c35bc91409514cbb85f0195f01e6d00b3c48"/>
+    <w:bookmarkEnd w:id="35"/>
+    <w:bookmarkStart w:id="36" w:name="X8e9c35bc91409514cbb85f0195f01e6d00b3c48"/>
     <w:p>
       <w:pPr>
         <w:pStyle w:val="Heading2"/>
@@ -1882,7 +2414,7 @@
       <w:pPr>
         <w:numPr>
           <w:ilvl w:val="0"/>
-          <w:numId w:val="1011"/>
+          <w:numId w:val="1013"/>
         </w:numPr>
         <w:pStyle w:val="Compact"/>
       </w:pPr>
@@ -1904,7 +2436,7 @@
       <w:pPr>
         <w:numPr>
           <w:ilvl w:val="0"/>
-          <w:numId w:val="1011"/>
+          <w:numId w:val="1013"/>
         </w:numPr>
         <w:pStyle w:val="Compact"/>
       </w:pPr>
@@ -1926,7 +2458,7 @@
       <w:pPr>
         <w:numPr>
           <w:ilvl w:val="0"/>
-          <w:numId w:val="1011"/>
+          <w:numId w:val="1013"/>
         </w:numPr>
         <w:pStyle w:val="Compact"/>
       </w:pPr>
@@ -1948,7 +2480,7 @@
       <w:pPr>
         <w:numPr>
           <w:ilvl w:val="0"/>
-          <w:numId w:val="1011"/>
+          <w:numId w:val="1013"/>
         </w:numPr>
         <w:pStyle w:val="Compact"/>
       </w:pPr>
@@ -1994,7 +2526,7 @@
       <w:pPr>
         <w:numPr>
           <w:ilvl w:val="0"/>
-          <w:numId w:val="1012"/>
+          <w:numId w:val="1014"/>
         </w:numPr>
         <w:pStyle w:val="Compact"/>
       </w:pPr>
@@ -2016,7 +2548,7 @@
       <w:pPr>
         <w:numPr>
           <w:ilvl w:val="0"/>
-          <w:numId w:val="1012"/>
+          <w:numId w:val="1014"/>
         </w:numPr>
         <w:pStyle w:val="Compact"/>
       </w:pPr>
@@ -2051,7 +2583,7 @@
       <w:pPr>
         <w:numPr>
           <w:ilvl w:val="0"/>
-          <w:numId w:val="1012"/>
+          <w:numId w:val="1014"/>
         </w:numPr>
         <w:pStyle w:val="Compact"/>
       </w:pPr>
@@ -2084,8 +2616,8 @@
         </w:pict>
       </w:r>
     </w:p>
-    <w:bookmarkEnd w:id="34"/>
-    <w:bookmarkStart w:id="39" w:name="Xcc7d581a970c8299901cd28a26d07868faf2a6d"/>
+    <w:bookmarkEnd w:id="36"/>
+    <w:bookmarkStart w:id="42" w:name="Xcc7d581a970c8299901cd28a26d07868faf2a6d"/>
     <w:p>
       <w:pPr>
         <w:pStyle w:val="Heading2"/>
@@ -2175,6 +2707,27 @@
         <w:pStyle w:val="BlockText"/>
       </w:pPr>
       <w:r>
+        <w:t xml:space="preserve">Скриншоти й фото (PNG/JPG), додані до листа</w:t>
+      </w:r>
+      <w:r>
+        <w:t xml:space="preserve"> </w:t>
+      </w:r>
+      <w:r>
+        <w:rPr>
+          <w:bCs/>
+          <w:b/>
+        </w:rPr>
+        <w:t xml:space="preserve">або вставлені прямо в його текст</w:t>
+      </w:r>
+      <w:r>
+        <w:t xml:space="preserve">, теж потраплять до тікета як вкладення — окремо їх прикріплювати не треба. Інші вкладення листа (PDF, документи) до системи не потрапляють.</w:t>
+      </w:r>
+    </w:p>
+    <w:p>
+      <w:pPr>
+        <w:pStyle w:val="BlockText"/>
+      </w:pPr>
+      <w:r>
         <w:t xml:space="preserve">Звернення можна також надіслати</w:t>
       </w:r>
       <w:r>
@@ -2203,10 +2756,10 @@
         <w:t xml:space="preserve">[#123]</w:t>
       </w:r>
       <w:r>
-        <w:t xml:space="preserve">). Вкладення до тікета поки не зберігаються. Якщо адміністратор увімкнув автовідповідь, у відповідь на такий лист прийде підтвердження з посиланням для відстеження статусу — навіть якщо у вас немає облікового запису в системі.</w:t>
-      </w:r>
-    </w:p>
-    <w:bookmarkStart w:id="35" w:name="X65f1f0f282e74129854557814c2789e5666eaa3"/>
+        <w:t xml:space="preserve">). Зберігаються лише зображення PNG/JPG (див. нижче); решта вкладень листа до тікета не потрапляє. Якщо адміністратор увімкнув автовідповідь, у відповідь на такий лист прийде підтвердження з посиланням для відстеження статусу — навіть якщо у вас немає облікового запису в системі.</w:t>
+      </w:r>
+    </w:p>
+    <w:bookmarkStart w:id="37" w:name="X65f1f0f282e74129854557814c2789e5666eaa3"/>
     <w:p>
       <w:pPr>
         <w:pStyle w:val="Heading3"/>
@@ -2254,6 +2807,243 @@
         <w:pStyle w:val="BodyText"/>
       </w:pPr>
       <w:r>
+        <w:t xml:space="preserve">У формі є необов'язкове поле</w:t>
+      </w:r>
+      <w:r>
+        <w:t xml:space="preserve"> </w:t>
+      </w:r>
+      <w:r>
+        <w:rPr>
+          <w:bCs/>
+          <w:b/>
+        </w:rPr>
+        <w:t xml:space="preserve">«Зображення»</w:t>
+      </w:r>
+      <w:r>
+        <w:t xml:space="preserve"> </w:t>
+      </w:r>
+      <w:r>
+        <w:t xml:space="preserve">(PNG або JPG, до 10 файлів) — для скриншота помилки чи фото, що допоможуть оператору зрозуміти проблему без зайвих запитань. Додати можна двома способами:</w:t>
+      </w:r>
+    </w:p>
+    <w:p>
+      <w:pPr>
+        <w:numPr>
+          <w:ilvl w:val="0"/>
+          <w:numId w:val="1015"/>
+        </w:numPr>
+        <w:pStyle w:val="Compact"/>
+      </w:pPr>
+      <w:r>
+        <w:rPr>
+          <w:bCs/>
+          <w:b/>
+        </w:rPr>
+        <w:t xml:space="preserve">вибрати файли</w:t>
+      </w:r>
+      <w:r>
+        <w:t xml:space="preserve"> </w:t>
+      </w:r>
+      <w:r>
+        <w:t xml:space="preserve">кнопкою «Вибрати файли»;</w:t>
+      </w:r>
+    </w:p>
+    <w:p>
+      <w:pPr>
+        <w:numPr>
+          <w:ilvl w:val="0"/>
+          <w:numId w:val="1015"/>
+        </w:numPr>
+        <w:pStyle w:val="Compact"/>
+      </w:pPr>
+      <w:r>
+        <w:rPr>
+          <w:bCs/>
+          <w:b/>
+        </w:rPr>
+        <w:t xml:space="preserve">вставити скриншот з буфера обміну</w:t>
+      </w:r>
+      <w:r>
+        <w:t xml:space="preserve"> </w:t>
+      </w:r>
+      <w:r>
+        <w:t xml:space="preserve">— зробіть знімок екрана так, щоб він потрапив у буфер (у Windows —</w:t>
+      </w:r>
+      <w:r>
+        <w:t xml:space="preserve"> </w:t>
+      </w:r>
+      <w:r>
+        <w:rPr>
+          <w:rStyle w:val="VerbatimChar"/>
+        </w:rPr>
+        <w:t xml:space="preserve">Win</w:t>
+      </w:r>
+      <w:r>
+        <w:t xml:space="preserve">+</w:t>
+      </w:r>
+      <w:r>
+        <w:rPr>
+          <w:rStyle w:val="VerbatimChar"/>
+        </w:rPr>
+        <w:t xml:space="preserve">Shift</w:t>
+      </w:r>
+      <w:r>
+        <w:t xml:space="preserve">+</w:t>
+      </w:r>
+      <w:r>
+        <w:rPr>
+          <w:rStyle w:val="VerbatimChar"/>
+        </w:rPr>
+        <w:t xml:space="preserve">S</w:t>
+      </w:r>
+      <w:r>
+        <w:t xml:space="preserve">, на Mac —</w:t>
+      </w:r>
+      <w:r>
+        <w:t xml:space="preserve"> </w:t>
+      </w:r>
+      <w:r>
+        <w:rPr>
+          <w:rStyle w:val="VerbatimChar"/>
+        </w:rPr>
+        <w:t xml:space="preserve">Cmd</w:t>
+      </w:r>
+      <w:r>
+        <w:t xml:space="preserve">+</w:t>
+      </w:r>
+      <w:r>
+        <w:rPr>
+          <w:rStyle w:val="VerbatimChar"/>
+        </w:rPr>
+        <w:t xml:space="preserve">Ctrl</w:t>
+      </w:r>
+      <w:r>
+        <w:t xml:space="preserve">+</w:t>
+      </w:r>
+      <w:r>
+        <w:rPr>
+          <w:rStyle w:val="VerbatimChar"/>
+        </w:rPr>
+        <w:t xml:space="preserve">Shift</w:t>
+      </w:r>
+      <w:r>
+        <w:t xml:space="preserve">+</w:t>
+      </w:r>
+      <w:r>
+        <w:rPr>
+          <w:rStyle w:val="VerbatimChar"/>
+        </w:rPr>
+        <w:t xml:space="preserve">4</w:t>
+      </w:r>
+      <w:r>
+        <w:t xml:space="preserve">), клацніть у форму (наприклад, у поле «Опис») і натисніть</w:t>
+      </w:r>
+      <w:r>
+        <w:t xml:space="preserve"> </w:t>
+      </w:r>
+      <w:r>
+        <w:rPr>
+          <w:rStyle w:val="VerbatimChar"/>
+        </w:rPr>
+        <w:t xml:space="preserve">Ctrl</w:t>
+      </w:r>
+      <w:r>
+        <w:t xml:space="preserve">+</w:t>
+      </w:r>
+      <w:r>
+        <w:rPr>
+          <w:rStyle w:val="VerbatimChar"/>
+        </w:rPr>
+        <w:t xml:space="preserve">V</w:t>
+      </w:r>
+      <w:r>
+        <w:t xml:space="preserve"> </w:t>
+      </w:r>
+      <w:r>
+        <w:t xml:space="preserve">(на Mac —</w:t>
+      </w:r>
+      <w:r>
+        <w:t xml:space="preserve"> </w:t>
+      </w:r>
+      <w:r>
+        <w:rPr>
+          <w:rStyle w:val="VerbatimChar"/>
+        </w:rPr>
+        <w:t xml:space="preserve">Cmd</w:t>
+      </w:r>
+      <w:r>
+        <w:t xml:space="preserve">+</w:t>
+      </w:r>
+      <w:r>
+        <w:rPr>
+          <w:rStyle w:val="VerbatimChar"/>
+        </w:rPr>
+        <w:t xml:space="preserve">V</w:t>
+      </w:r>
+      <w:r>
+        <w:t xml:space="preserve">). Скриншот з'явиться в списку.</w:t>
+      </w:r>
+    </w:p>
+    <w:p>
+      <w:pPr>
+        <w:pStyle w:val="FirstParagraph"/>
+      </w:pPr>
+      <w:r>
+        <w:t xml:space="preserve">Усе вибране показується списком із мініатюрами; зайве можна прибрати кнопкою</w:t>
+      </w:r>
+      <w:r>
+        <w:t xml:space="preserve"> </w:t>
+      </w:r>
+      <w:r>
+        <w:rPr>
+          <w:bCs/>
+          <w:b/>
+        </w:rPr>
+        <w:t xml:space="preserve">«Прибрати»</w:t>
+      </w:r>
+      <w:r>
+        <w:t xml:space="preserve">. Якщо якийсь файл не пройде перевірку (не той формат, завеликий),</w:t>
+      </w:r>
+      <w:r>
+        <w:t xml:space="preserve"> </w:t>
+      </w:r>
+      <w:r>
+        <w:rPr>
+          <w:bCs/>
+          <w:b/>
+        </w:rPr>
+        <w:t xml:space="preserve">тікет усе одно створиться</w:t>
+      </w:r>
+      <w:r>
+        <w:t xml:space="preserve">, а на його сторінці буде написано, що саме не прикріпилось і чому. Звичайна вставка тексту (</w:t>
+      </w:r>
+      <w:r>
+        <w:rPr>
+          <w:rStyle w:val="VerbatimChar"/>
+        </w:rPr>
+        <w:t xml:space="preserve">Ctrl</w:t>
+      </w:r>
+      <w:r>
+        <w:t xml:space="preserve">+</w:t>
+      </w:r>
+      <w:r>
+        <w:rPr>
+          <w:rStyle w:val="VerbatimChar"/>
+        </w:rPr>
+        <w:t xml:space="preserve">V</w:t>
+      </w:r>
+      <w:r>
+        <w:t xml:space="preserve"> </w:t>
+      </w:r>
+      <w:r>
+        <w:t xml:space="preserve">із текстом) працює як завжди; зображення додається лише тоді, коли воно справді є в буфері обміну (якщо там і текст, і картинка, вставиться і текст, і додасться картинка). PDF у формі створення не приймається — додайте його на сторінці вже створеного тікета (розділ 7.5).</w:t>
+      </w:r>
+    </w:p>
+    <w:p>
+      <w:pPr>
+        <w:pStyle w:val="BodyText"/>
+      </w:pPr>
+      <w:r>
         <w:t xml:space="preserve">За бажанням можна прив'язати тікет до проєкту (список показує лише ваші проєкти) — зручно, коли звернення стосується конкретної роботи над проєктом, а не загального ІТ-запиту. Якщо перейти за кнопкою</w:t>
       </w:r>
       <w:r>
@@ -2273,8 +3063,8 @@
         <w:t xml:space="preserve">зі сторінки самого проєкту — він одразу буде обраний у формі.</w:t>
       </w:r>
     </w:p>
-    <w:bookmarkEnd w:id="35"/>
-    <w:bookmarkStart w:id="36" w:name="X566bfbc1a38dd856c2a3fddc831d3ee32711b56"/>
+    <w:bookmarkEnd w:id="37"/>
+    <w:bookmarkStart w:id="38" w:name="X566bfbc1a38dd856c2a3fddc831d3ee32711b56"/>
     <w:p>
       <w:pPr>
         <w:pStyle w:val="Heading3"/>
@@ -2299,8 +3089,8 @@
         <w:t xml:space="preserve">Призначати оператора (виконавця) тікета можуть лише керівник ІТ-підрозділу, адміністратор системи або оператор служби підтримки — рядовий користувач лише бачить, хто вже призначений.</w:t>
       </w:r>
     </w:p>
-    <w:bookmarkEnd w:id="36"/>
-    <w:bookmarkStart w:id="37" w:name="Xf60126fbe4e6ae54e98a7bfc16e401fa0ba049f"/>
+    <w:bookmarkEnd w:id="38"/>
+    <w:bookmarkStart w:id="39" w:name="Xf60126fbe4e6ae54e98a7bfc16e401fa0ba049f"/>
     <w:p>
       <w:pPr>
         <w:pStyle w:val="Heading3"/>
@@ -2333,8 +3123,8 @@
         <w:t xml:space="preserve">— вона додасться до листування з позначкою, від оператора вона чи від заявника. Якщо email-сповіщення увімкнені, про нове повідомлення листом дізнається інша сторона — відповідь оператора надійде заявнику, відповідь заявника — призначеному оператору.</w:t>
       </w:r>
     </w:p>
-    <w:bookmarkEnd w:id="37"/>
-    <w:bookmarkStart w:id="38" w:name="X27c8890bba55310c393b34a574dee6871a36f5c"/>
+    <w:bookmarkEnd w:id="39"/>
+    <w:bookmarkStart w:id="40" w:name="X27c8890bba55310c393b34a574dee6871a36f5c"/>
     <w:p>
       <w:pPr>
         <w:pStyle w:val="Heading3"/>
@@ -2400,7 +3190,7 @@
       <w:pPr>
         <w:numPr>
           <w:ilvl w:val="0"/>
-          <w:numId w:val="1013"/>
+          <w:numId w:val="1016"/>
         </w:numPr>
         <w:pStyle w:val="Compact"/>
       </w:pPr>
@@ -2428,7 +3218,7 @@
       <w:pPr>
         <w:numPr>
           <w:ilvl w:val="0"/>
-          <w:numId w:val="1013"/>
+          <w:numId w:val="1016"/>
         </w:numPr>
         <w:pStyle w:val="Compact"/>
       </w:pPr>
@@ -2456,7 +3246,7 @@
       <w:pPr>
         <w:numPr>
           <w:ilvl w:val="0"/>
-          <w:numId w:val="1013"/>
+          <w:numId w:val="1016"/>
         </w:numPr>
         <w:pStyle w:val="Compact"/>
       </w:pPr>
@@ -2468,7 +3258,7 @@
       <w:pPr>
         <w:numPr>
           <w:ilvl w:val="0"/>
-          <w:numId w:val="1013"/>
+          <w:numId w:val="1016"/>
         </w:numPr>
         <w:pStyle w:val="Compact"/>
       </w:pPr>
@@ -2482,6 +3272,168 @@
       </w:pPr>
       <w:r>
         <w:t xml:space="preserve">Те саме працює й для звернень, поданих через портал самообслуговування без входу в систему, — кнопки оцінки з'являються на сторінці відстеження за вашим персональним посиланням.</w:t>
+      </w:r>
+    </w:p>
+    <w:bookmarkEnd w:id="40"/>
+    <w:bookmarkStart w:id="41" w:name="Xd1b2dc32ce815bb538e73e3fd9ed2af3f4597b6"/>
+    <w:p>
+      <w:pPr>
+        <w:pStyle w:val="Heading3"/>
+      </w:pPr>
+      <w:r>
+        <w:t xml:space="preserve">7.5 Вкладення тікета</w:t>
+      </w:r>
+    </w:p>
+    <w:p>
+      <w:pPr>
+        <w:pStyle w:val="FirstParagraph"/>
+      </w:pPr>
+      <w:r>
+        <w:t xml:space="preserve">Файли можна прикріпити й</w:t>
+      </w:r>
+      <w:r>
+        <w:t xml:space="preserve"> </w:t>
+      </w:r>
+      <w:r>
+        <w:rPr>
+          <w:bCs/>
+          <w:b/>
+        </w:rPr>
+        <w:t xml:space="preserve">після</w:t>
+      </w:r>
+      <w:r>
+        <w:t xml:space="preserve"> </w:t>
+      </w:r>
+      <w:r>
+        <w:t xml:space="preserve">створення тікета: на його сторінці є блок</w:t>
+      </w:r>
+      <w:r>
+        <w:t xml:space="preserve"> </w:t>
+      </w:r>
+      <w:r>
+        <w:rPr>
+          <w:bCs/>
+          <w:b/>
+        </w:rPr>
+        <w:t xml:space="preserve">«Вкладення»</w:t>
+      </w:r>
+      <w:r>
+        <w:t xml:space="preserve"> </w:t>
+      </w:r>
+      <w:r>
+        <w:t xml:space="preserve">(над листуванням) — той самий, що й у задачах (розділ 4.9). Тут, на відміну від форми створення, приймаються</w:t>
+      </w:r>
+      <w:r>
+        <w:t xml:space="preserve"> </w:t>
+      </w:r>
+      <w:r>
+        <w:rPr>
+          <w:bCs/>
+          <w:b/>
+        </w:rPr>
+        <w:t xml:space="preserve">JPG, PNG і PDF</w:t>
+      </w:r>
+      <w:r>
+        <w:t xml:space="preserve">.</w:t>
+      </w:r>
+    </w:p>
+    <w:p>
+      <w:pPr>
+        <w:numPr>
+          <w:ilvl w:val="0"/>
+          <w:numId w:val="1017"/>
+        </w:numPr>
+        <w:pStyle w:val="Compact"/>
+      </w:pPr>
+      <w:r>
+        <w:t xml:space="preserve">Прикріплювати файли можуть заявник, оператор і ті, хто бачить тікет; видаляти — лише автор файлу або адміністратор.</w:t>
+      </w:r>
+    </w:p>
+    <w:p>
+      <w:pPr>
+        <w:numPr>
+          <w:ilvl w:val="0"/>
+          <w:numId w:val="1017"/>
+        </w:numPr>
+        <w:pStyle w:val="Compact"/>
+      </w:pPr>
+      <w:r>
+        <w:t xml:space="preserve">Біля кожного файлу написано, хто його додав: ім'я користувача,</w:t>
+      </w:r>
+      <w:r>
+        <w:t xml:space="preserve"> </w:t>
+      </w:r>
+      <w:r>
+        <w:rPr>
+          <w:bCs/>
+          <w:b/>
+        </w:rPr>
+        <w:t xml:space="preserve">«заявник (портал)»</w:t>
+      </w:r>
+      <w:r>
+        <w:t xml:space="preserve"> </w:t>
+      </w:r>
+      <w:r>
+        <w:t xml:space="preserve">(якщо тікет подано без входу в систему) або</w:t>
+      </w:r>
+      <w:r>
+        <w:t xml:space="preserve"> </w:t>
+      </w:r>
+      <w:r>
+        <w:rPr>
+          <w:bCs/>
+          <w:b/>
+        </w:rPr>
+        <w:t xml:space="preserve">«з електронного листа»</w:t>
+      </w:r>
+      <w:r>
+        <w:t xml:space="preserve"> </w:t>
+      </w:r>
+      <w:r>
+        <w:t xml:space="preserve">(картинки з листа).</w:t>
+      </w:r>
+    </w:p>
+    <w:p>
+      <w:pPr>
+        <w:numPr>
+          <w:ilvl w:val="0"/>
+          <w:numId w:val="1017"/>
+        </w:numPr>
+        <w:pStyle w:val="Compact"/>
+      </w:pPr>
+      <w:r>
+        <w:t xml:space="preserve">Якщо ви подали тікет через портал</w:t>
+      </w:r>
+      <w:r>
+        <w:t xml:space="preserve"> </w:t>
+      </w:r>
+      <w:r>
+        <w:rPr>
+          <w:rStyle w:val="VerbatimChar"/>
+        </w:rPr>
+        <w:t xml:space="preserve">/support</w:t>
+      </w:r>
+      <w:r>
+        <w:t xml:space="preserve"> </w:t>
+      </w:r>
+      <w:r>
+        <w:t xml:space="preserve">без входу, свої файли на сторінці відстеження ви</w:t>
+      </w:r>
+      <w:r>
+        <w:t xml:space="preserve"> </w:t>
+      </w:r>
+      <w:r>
+        <w:rPr>
+          <w:bCs/>
+          <w:b/>
+        </w:rPr>
+        <w:t xml:space="preserve">не побачите</w:t>
+      </w:r>
+      <w:r>
+        <w:t xml:space="preserve"> </w:t>
+      </w:r>
+      <w:r>
+        <w:t xml:space="preserve">— їх бачать оператори; це обмеження системи, а не втрата файлів.</w:t>
       </w:r>
     </w:p>
     <w:p>
@@ -2491,9 +3443,9 @@
         </w:pict>
       </w:r>
     </w:p>
-    <w:bookmarkEnd w:id="38"/>
-    <w:bookmarkEnd w:id="39"/>
-    <w:bookmarkStart w:id="40" w:name="Xc2a034ab61973d280507f8c5fe62099dfdd736c"/>
+    <w:bookmarkEnd w:id="41"/>
+    <w:bookmarkEnd w:id="42"/>
+    <w:bookmarkStart w:id="43" w:name="Xc2a034ab61973d280507f8c5fe62099dfdd736c"/>
     <w:p>
       <w:pPr>
         <w:pStyle w:val="Heading2"/>
@@ -2530,7 +3482,7 @@
       <w:pPr>
         <w:numPr>
           <w:ilvl w:val="0"/>
-          <w:numId w:val="1014"/>
+          <w:numId w:val="1018"/>
         </w:numPr>
         <w:pStyle w:val="Compact"/>
       </w:pPr>
@@ -2552,7 +3504,7 @@
       <w:pPr>
         <w:numPr>
           <w:ilvl w:val="0"/>
-          <w:numId w:val="1014"/>
+          <w:numId w:val="1018"/>
         </w:numPr>
         <w:pStyle w:val="Compact"/>
       </w:pPr>
@@ -2598,8 +3550,8 @@
         </w:pict>
       </w:r>
     </w:p>
-    <w:bookmarkEnd w:id="40"/>
-    <w:bookmarkStart w:id="41" w:name="Xd450aed09f98598169258fa29caca8ed084ee67"/>
+    <w:bookmarkEnd w:id="43"/>
+    <w:bookmarkStart w:id="44" w:name="Xd450aed09f98598169258fa29caca8ed084ee67"/>
     <w:p>
       <w:pPr>
         <w:pStyle w:val="Heading2"/>
@@ -2668,33 +3620,204 @@
         </w:pict>
       </w:r>
     </w:p>
-    <w:bookmarkEnd w:id="41"/>
-    <w:bookmarkStart w:id="42" w:name="X06bd064d8eeb4ba209bd10f9a26aacd7f7a992d"/>
+    <w:bookmarkEnd w:id="44"/>
+    <w:bookmarkStart w:id="45" w:name="X610c11f445103ecdb2407a89154d1647186f56a"/>
     <w:p>
       <w:pPr>
         <w:pStyle w:val="Heading2"/>
       </w:pPr>
       <w:r>
-        <w:t xml:space="preserve">10. Чого в системі поки немає</w:t>
-      </w:r>
-    </w:p>
-    <w:p>
-      <w:pPr>
-        <w:numPr>
-          <w:ilvl w:val="0"/>
-          <w:numId w:val="1015"/>
-        </w:numPr>
-        <w:pStyle w:val="Compact"/>
-      </w:pPr>
-      <w:r>
-        <w:t xml:space="preserve">Wiki, форуми, файлові вкладення (у тікетах і в порталі самообслуговування вкладення поки не зберігаються).</w:t>
-      </w:r>
-    </w:p>
-    <w:p>
-      <w:pPr>
-        <w:numPr>
-          <w:ilvl w:val="0"/>
-          <w:numId w:val="1015"/>
+        <w:t xml:space="preserve">10. Вікі</w:t>
+      </w:r>
+    </w:p>
+    <w:p>
+      <w:pPr>
+        <w:pStyle w:val="FirstParagraph"/>
+      </w:pPr>
+      <w:r>
+        <w:t xml:space="preserve">Пункт меню</w:t>
+      </w:r>
+      <w:r>
+        <w:t xml:space="preserve"> </w:t>
+      </w:r>
+      <w:r>
+        <w:rPr>
+          <w:bCs/>
+          <w:b/>
+        </w:rPr>
+        <w:t xml:space="preserve">«Вікі»</w:t>
+      </w:r>
+      <w:r>
+        <w:t xml:space="preserve"> </w:t>
+      </w:r>
+      <w:r>
+        <w:t xml:space="preserve">— база знань: інструкції, регламенти й відповіді на типові запитання. Зокрема, тут можна прочитати цей гайд у зручному вигляді зі змістом і пошуком (сторінка «Гайд користувача»).</w:t>
+      </w:r>
+    </w:p>
+    <w:p>
+      <w:pPr>
+        <w:numPr>
+          <w:ilvl w:val="0"/>
+          <w:numId w:val="1019"/>
+        </w:numPr>
+        <w:pStyle w:val="Compact"/>
+      </w:pPr>
+      <w:r>
+        <w:rPr>
+          <w:bCs/>
+          <w:b/>
+        </w:rPr>
+        <w:t xml:space="preserve">Список сторінок і пошук</w:t>
+      </w:r>
+      <w:r>
+        <w:t xml:space="preserve"> </w:t>
+      </w:r>
+      <w:r>
+        <w:t xml:space="preserve">— ліворуч. Рядок «Пошук у вікі» шукає за назвою й текстом (від 2 символів, регістр не важливий) і показує фрагмент зі знайденим словом. Бачите ви лише ті сторінки, що призначені для вашої ролі; якщо колега згадує сторінку, якої у вас немає, — вона не для вашої ролі.</w:t>
+      </w:r>
+    </w:p>
+    <w:p>
+      <w:pPr>
+        <w:numPr>
+          <w:ilvl w:val="0"/>
+          <w:numId w:val="1019"/>
+        </w:numPr>
+        <w:pStyle w:val="Compact"/>
+      </w:pPr>
+      <w:r>
+        <w:rPr>
+          <w:bCs/>
+          <w:b/>
+        </w:rPr>
+        <w:t xml:space="preserve">Зміст</w:t>
+      </w:r>
+      <w:r>
+        <w:t xml:space="preserve"> </w:t>
+      </w:r>
+      <w:r>
+        <w:t xml:space="preserve">— угорі великої сторінки: клік по пункту переносить до розділу. Якщо розділів багато, зміст згорнуто — клацніть «Зміст», щоб розгорнути.</w:t>
+      </w:r>
+    </w:p>
+    <w:p>
+      <w:pPr>
+        <w:numPr>
+          <w:ilvl w:val="0"/>
+          <w:numId w:val="1019"/>
+        </w:numPr>
+        <w:pStyle w:val="Compact"/>
+      </w:pPr>
+      <w:r>
+        <w:rPr>
+          <w:bCs/>
+          <w:b/>
+        </w:rPr>
+        <w:t xml:space="preserve">Історія</w:t>
+      </w:r>
+      <w:r>
+        <w:t xml:space="preserve"> </w:t>
+      </w:r>
+      <w:r>
+        <w:t xml:space="preserve">— кнопка на сторінці показує, як вона змінювалась: хто й коли зберіг кожну версію; будь-яку можна переглянути.</w:t>
+      </w:r>
+    </w:p>
+    <w:p>
+      <w:pPr>
+        <w:numPr>
+          <w:ilvl w:val="0"/>
+          <w:numId w:val="1019"/>
+        </w:numPr>
+        <w:pStyle w:val="Compact"/>
+      </w:pPr>
+      <w:r>
+        <w:rPr>
+          <w:bCs/>
+          <w:b/>
+        </w:rPr>
+        <w:t xml:space="preserve">Посилання між сторінками</w:t>
+      </w:r>
+      <w:r>
+        <w:t xml:space="preserve"> </w:t>
+      </w:r>
+      <w:r>
+        <w:t xml:space="preserve">— у тексті сторінок можуть бути посилання на інші сторінки вікі; червоне посилання означає, що такої сторінки ще немає.</w:t>
+      </w:r>
+    </w:p>
+    <w:p>
+      <w:pPr>
+        <w:pStyle w:val="FirstParagraph"/>
+      </w:pPr>
+      <w:r>
+        <w:rPr>
+          <w:bCs/>
+          <w:b/>
+        </w:rPr>
+        <w:t xml:space="preserve">Створювати й редагувати сторінки можуть лише адміністратор системи та керівник ІТ-підрозділу</w:t>
+      </w:r>
+      <w:r>
+        <w:t xml:space="preserve"> </w:t>
+      </w:r>
+      <w:r>
+        <w:t xml:space="preserve">— для всіх інших вікі працює на читання. Якщо ви помітили помилку чи застарілий пункт, повідомте одного з них. Якщо ви один із них, див. розділ 14 гайда адміністратора (розмітка, версії, видимість сторінок).</w:t>
+      </w:r>
+    </w:p>
+    <w:p>
+      <w:r>
+        <w:pict>
+          <v:rect style="width:0;height:1.5pt" o:hralign="center" o:hrstd="t" o:hr="t"/>
+        </w:pict>
+      </w:r>
+    </w:p>
+    <w:bookmarkEnd w:id="45"/>
+    <w:bookmarkStart w:id="46" w:name="X5cd786e3c0f6ab0ef45d4430829a6afe9f94f05"/>
+    <w:p>
+      <w:pPr>
+        <w:pStyle w:val="Heading2"/>
+      </w:pPr>
+      <w:r>
+        <w:t xml:space="preserve">11. Чого в системі поки немає</w:t>
+      </w:r>
+    </w:p>
+    <w:p>
+      <w:pPr>
+        <w:numPr>
+          <w:ilvl w:val="0"/>
+          <w:numId w:val="1020"/>
+        </w:numPr>
+        <w:pStyle w:val="Compact"/>
+      </w:pPr>
+      <w:r>
+        <w:t xml:space="preserve">Форуми й окрема бібліотека файлових документів. Вкладення прикріплюються лише до тікетів і задач (не до коментарів, проєктів чи сторінок вікі); у сторінки вікі зображення вставити поки не можна.</w:t>
+      </w:r>
+    </w:p>
+    <w:p>
+      <w:pPr>
+        <w:numPr>
+          <w:ilvl w:val="0"/>
+          <w:numId w:val="1020"/>
+        </w:numPr>
+        <w:pStyle w:val="Compact"/>
+      </w:pPr>
+      <w:r>
+        <w:t xml:space="preserve">Перегляд власних файлів на сторінці відстеження порталу (без входу в систему) — їх бачать лише оператори.</w:t>
+      </w:r>
+    </w:p>
+    <w:p>
+      <w:pPr>
+        <w:numPr>
+          <w:ilvl w:val="0"/>
+          <w:numId w:val="1020"/>
+        </w:numPr>
+        <w:pStyle w:val="Compact"/>
+      </w:pPr>
+      <w:r>
+        <w:t xml:space="preserve">Кнопка «Вийти з проєкту»: доступ учасника скасовує автор, відповідальний чи адміністратор.</w:t>
+      </w:r>
+    </w:p>
+    <w:p>
+      <w:pPr>
+        <w:numPr>
+          <w:ilvl w:val="0"/>
+          <w:numId w:val="1020"/>
         </w:numPr>
         <w:pStyle w:val="Compact"/>
       </w:pPr>
@@ -2722,11 +3845,118 @@
         <w:t xml:space="preserve"> </w:t>
       </w:r>
       <w:r>
-        <w:t xml:space="preserve">(розділ 13).</w:t>
-      </w:r>
-    </w:p>
-    <w:bookmarkEnd w:id="42"/>
-    <w:bookmarkEnd w:id="43"/>
+        <w:t xml:space="preserve">(розділ 15).</w:t>
+      </w:r>
+    </w:p>
+    <w:p>
+      <w:r>
+        <w:pict>
+          <v:rect style="width:0;height:1.5pt" o:hralign="center" o:hrstd="t" o:hr="t"/>
+        </w:pict>
+      </w:r>
+    </w:p>
+    <w:bookmarkEnd w:id="46"/>
+    <w:bookmarkStart w:id="47" w:name="X08ec01698902ac6f13da53e33deacb23b832ea8"/>
+    <w:p>
+      <w:pPr>
+        <w:pStyle w:val="Heading2"/>
+      </w:pPr>
+      <w:r>
+        <w:t xml:space="preserve">12. Якщо сторінка показала помилку</w:t>
+      </w:r>
+    </w:p>
+    <w:p>
+      <w:pPr>
+        <w:pStyle w:val="FirstParagraph"/>
+      </w:pPr>
+      <w:r>
+        <w:t xml:space="preserve">Якщо замість сторінки з'явилося повідомлення</w:t>
+      </w:r>
+      <w:r>
+        <w:t xml:space="preserve"> </w:t>
+      </w:r>
+      <w:r>
+        <w:rPr>
+          <w:bCs/>
+          <w:b/>
+        </w:rPr>
+        <w:t xml:space="preserve">«Сталася внутрішня помилка»</w:t>
+      </w:r>
+      <w:r>
+        <w:t xml:space="preserve"> </w:t>
+      </w:r>
+      <w:r>
+        <w:t xml:space="preserve">з кодом із 8 символів (наприклад,</w:t>
+      </w:r>
+      <w:r>
+        <w:t xml:space="preserve"> </w:t>
+      </w:r>
+      <w:r>
+        <w:rPr>
+          <w:rStyle w:val="VerbatimChar"/>
+        </w:rPr>
+        <w:t xml:space="preserve">28D228AD</w:t>
+      </w:r>
+      <w:r>
+        <w:t xml:space="preserve">) — це збій на сервері, а не ваша помилка.</w:t>
+      </w:r>
+    </w:p>
+    <w:p>
+      <w:pPr>
+        <w:numPr>
+          <w:ilvl w:val="0"/>
+          <w:numId w:val="1021"/>
+        </w:numPr>
+        <w:pStyle w:val="Compact"/>
+      </w:pPr>
+      <w:r>
+        <w:rPr>
+          <w:bCs/>
+          <w:b/>
+        </w:rPr>
+        <w:t xml:space="preserve">Запишіть код</w:t>
+      </w:r>
+      <w:r>
+        <w:t xml:space="preserve"> </w:t>
+      </w:r>
+      <w:r>
+        <w:t xml:space="preserve">і повідомте його адміністратору системи — за ним він одразу знайде причину.</w:t>
+      </w:r>
+    </w:p>
+    <w:p>
+      <w:pPr>
+        <w:numPr>
+          <w:ilvl w:val="0"/>
+          <w:numId w:val="1021"/>
+        </w:numPr>
+        <w:pStyle w:val="Compact"/>
+      </w:pPr>
+      <w:r>
+        <w:t xml:space="preserve">Спробуйте оновити сторінку чи повернутися на головну (кнопка «← На головну» на сторінці помилки). Якщо помилка повторюється на одній і тій самій дії — не натискайте її знову й кілька разів, а передайте адміністратору код і що саме ви робили.</w:t>
+      </w:r>
+    </w:p>
+    <w:p>
+      <w:pPr>
+        <w:numPr>
+          <w:ilvl w:val="0"/>
+          <w:numId w:val="1021"/>
+        </w:numPr>
+        <w:pStyle w:val="Compact"/>
+      </w:pPr>
+      <w:r>
+        <w:t xml:space="preserve">Не повторюйте дію «про всяк випадок»: якщо помилка сталася під час збереження, спершу перевірте на відповідній сторінці, чи не збереглось уже — інакше можна створити дублікат.</w:t>
+      </w:r>
+    </w:p>
+    <w:p>
+      <w:pPr>
+        <w:pStyle w:val="BlockText"/>
+      </w:pPr>
+      <w:r>
+        <w:t xml:space="preserve">Повідомлення на кшталт «Доступ обмежено», «Сторінку не знайдено», «Недостатньо прав» чи червоні підказки у формах — це не збої, а нормальні відповіді системи (немає доступу, невірні дані тощо); для них код не потрібен.</w:t>
+      </w:r>
+    </w:p>
+    <w:bookmarkEnd w:id="47"/>
+    <w:bookmarkEnd w:id="48"/>
     <w:sectPr/>
   </w:body>
 </w:document>
@@ -3034,21 +4264,6 @@
     <w:abstractNumId w:val="991"/>
   </w:num>
   <w:num w:numId="1004">
-    <w:abstractNumId w:val="991"/>
-  </w:num>
-  <w:num w:numId="1005">
-    <w:abstractNumId w:val="991"/>
-  </w:num>
-  <w:num w:numId="1006">
-    <w:abstractNumId w:val="991"/>
-  </w:num>
-  <w:num w:numId="1007">
-    <w:abstractNumId w:val="991"/>
-  </w:num>
-  <w:num w:numId="1008">
-    <w:abstractNumId w:val="991"/>
-  </w:num>
-  <w:num w:numId="1009">
     <w:abstractNumId w:val="99411"/>
     <w:lvlOverride w:ilvl="0">
       <w:startOverride w:val="1"/>
@@ -3078,10 +4293,22 @@
       <w:startOverride w:val="1"/>
     </w:lvlOverride>
   </w:num>
-  <w:num w:numId="1010">
+  <w:num w:numId="1005">
     <w:abstractNumId w:val="991"/>
   </w:num>
-  <w:num w:numId="1011">
+  <w:num w:numId="1006">
+    <w:abstractNumId w:val="991"/>
+  </w:num>
+  <w:num w:numId="1007">
+    <w:abstractNumId w:val="991"/>
+  </w:num>
+  <w:num w:numId="1008">
+    <w:abstractNumId w:val="991"/>
+  </w:num>
+  <w:num w:numId="1009">
+    <w:abstractNumId w:val="991"/>
+  </w:num>
+  <w:num w:numId="1010">
     <w:abstractNumId w:val="99411"/>
     <w:lvlOverride w:ilvl="0">
       <w:startOverride w:val="1"/>
@@ -3111,13 +4338,13 @@
       <w:startOverride w:val="1"/>
     </w:lvlOverride>
   </w:num>
+  <w:num w:numId="1011">
+    <w:abstractNumId w:val="991"/>
+  </w:num>
   <w:num w:numId="1012">
     <w:abstractNumId w:val="991"/>
   </w:num>
   <w:num w:numId="1013">
-    <w:abstractNumId w:val="991"/>
-  </w:num>
-  <w:num w:numId="1014">
     <w:abstractNumId w:val="99411"/>
     <w:lvlOverride w:ilvl="0">
       <w:startOverride w:val="1"/>
@@ -3147,8 +4374,83 @@
       <w:startOverride w:val="1"/>
     </w:lvlOverride>
   </w:num>
+  <w:num w:numId="1014">
+    <w:abstractNumId w:val="991"/>
+  </w:num>
   <w:num w:numId="1015">
     <w:abstractNumId w:val="991"/>
+  </w:num>
+  <w:num w:numId="1016">
+    <w:abstractNumId w:val="991"/>
+  </w:num>
+  <w:num w:numId="1017">
+    <w:abstractNumId w:val="991"/>
+  </w:num>
+  <w:num w:numId="1018">
+    <w:abstractNumId w:val="99411"/>
+    <w:lvlOverride w:ilvl="0">
+      <w:startOverride w:val="1"/>
+    </w:lvlOverride>
+    <w:lvlOverride w:ilvl="1">
+      <w:startOverride w:val="1"/>
+    </w:lvlOverride>
+    <w:lvlOverride w:ilvl="2">
+      <w:startOverride w:val="1"/>
+    </w:lvlOverride>
+    <w:lvlOverride w:ilvl="3">
+      <w:startOverride w:val="1"/>
+    </w:lvlOverride>
+    <w:lvlOverride w:ilvl="4">
+      <w:startOverride w:val="1"/>
+    </w:lvlOverride>
+    <w:lvlOverride w:ilvl="5">
+      <w:startOverride w:val="1"/>
+    </w:lvlOverride>
+    <w:lvlOverride w:ilvl="6">
+      <w:startOverride w:val="1"/>
+    </w:lvlOverride>
+    <w:lvlOverride w:ilvl="7">
+      <w:startOverride w:val="1"/>
+    </w:lvlOverride>
+    <w:lvlOverride w:ilvl="8">
+      <w:startOverride w:val="1"/>
+    </w:lvlOverride>
+  </w:num>
+  <w:num w:numId="1019">
+    <w:abstractNumId w:val="991"/>
+  </w:num>
+  <w:num w:numId="1020">
+    <w:abstractNumId w:val="991"/>
+  </w:num>
+  <w:num w:numId="1021">
+    <w:abstractNumId w:val="99411"/>
+    <w:lvlOverride w:ilvl="0">
+      <w:startOverride w:val="1"/>
+    </w:lvlOverride>
+    <w:lvlOverride w:ilvl="1">
+      <w:startOverride w:val="1"/>
+    </w:lvlOverride>
+    <w:lvlOverride w:ilvl="2">
+      <w:startOverride w:val="1"/>
+    </w:lvlOverride>
+    <w:lvlOverride w:ilvl="3">
+      <w:startOverride w:val="1"/>
+    </w:lvlOverride>
+    <w:lvlOverride w:ilvl="4">
+      <w:startOverride w:val="1"/>
+    </w:lvlOverride>
+    <w:lvlOverride w:ilvl="5">
+      <w:startOverride w:val="1"/>
+    </w:lvlOverride>
+    <w:lvlOverride w:ilvl="6">
+      <w:startOverride w:val="1"/>
+    </w:lvlOverride>
+    <w:lvlOverride w:ilvl="7">
+      <w:startOverride w:val="1"/>
+    </w:lvlOverride>
+    <w:lvlOverride w:ilvl="8">
+      <w:startOverride w:val="1"/>
+    </w:lvlOverride>
   </w:num>
 </w:numbering>
 </file>

--- a/docs/ITSM_User_Guide.docx
+++ b/docs/ITSM_User_Guide.docx
@@ -2,7 +2,7 @@
 <file path=word/document.xml><?xml version="1.0" encoding="utf-8"?>
 <w:document xmlns:w="http://schemas.openxmlformats.org/wordprocessingml/2006/main" xmlns:m="http://schemas.openxmlformats.org/officeDocument/2006/math" xmlns:r="http://schemas.openxmlformats.org/officeDocument/2006/relationships" xmlns:o="urn:schemas-microsoft-com:office:office" xmlns:v="urn:schemas-microsoft-com:vml" xmlns:w10="urn:schemas-microsoft-com:office:word" xmlns:a="http://schemas.openxmlformats.org/drawingml/2006/main" xmlns:pic="http://schemas.openxmlformats.org/drawingml/2006/picture" xmlns:wp="http://schemas.openxmlformats.org/drawingml/2006/wordprocessingDrawing">
   <w:body>
-    <w:bookmarkStart w:id="48" w:name="гайд-користувача--itsm-system"/>
+    <w:bookmarkStart w:id="51" w:name="гайд-користувача-itsm-system"/>
     <w:p>
       <w:pPr>
         <w:pStyle w:val="Heading1"/>
@@ -50,7 +50,7 @@
         </w:pict>
       </w:r>
     </w:p>
-    <w:bookmarkStart w:id="20" w:name="X1f4421a3bdc54311f1c6c0c243ecb290fd5667d"/>
+    <w:bookmarkStart w:id="20" w:name="вхід-у-систему"/>
     <w:p>
       <w:pPr>
         <w:pStyle w:val="Heading2"/>
@@ -101,7 +101,7 @@
         <w:pStyle w:val="FirstParagraph"/>
       </w:pPr>
       <w:r>
-        <w:t xml:space="preserve">Обліковий запис вам створює адміністратор системи — або він з'являється автоматично, якщо ваша організація підключила систему до</w:t>
+        <w:t xml:space="preserve">Обліковий запис вам створює адміністратор системи — або він з’являється автоматично, якщо ваша організація підключила систему до</w:t>
       </w:r>
       <w:r>
         <w:t xml:space="preserve"> </w:t>
@@ -141,17 +141,11 @@
         </w:rPr>
         <w:t xml:space="preserve">Якщо ваш обліковий запис з Active Directory:</w:t>
       </w:r>
-    </w:p>
-    <w:p>
-      <w:pPr>
-        <w:numPr>
-          <w:ilvl w:val="0"/>
-          <w:numId w:val="1002"/>
-        </w:numPr>
-        <w:pStyle w:val="Compact"/>
-      </w:pPr>
-      <w:r>
-        <w:t xml:space="preserve">в поле</w:t>
+      <w:r>
+        <w:t xml:space="preserve"> </w:t>
+      </w:r>
+      <w:r>
+        <w:t xml:space="preserve">- в поле</w:t>
       </w:r>
       <w:r>
         <w:t xml:space="preserve"> </w:t>
@@ -194,34 +188,22 @@
       <w:r>
         <w:t xml:space="preserve">;</w:t>
       </w:r>
-    </w:p>
-    <w:p>
-      <w:pPr>
-        <w:numPr>
-          <w:ilvl w:val="0"/>
-          <w:numId w:val="1002"/>
-        </w:numPr>
-        <w:pStyle w:val="Compact"/>
-      </w:pPr>
-      <w:r>
-        <w:t xml:space="preserve">пароль змінюється лише в Windows/домені (за правилами вашої організації) — після цього в системі діє вже новий, нічого оновлювати не треба;</w:t>
-      </w:r>
-    </w:p>
-    <w:p>
-      <w:pPr>
-        <w:numPr>
-          <w:ilvl w:val="0"/>
-          <w:numId w:val="1002"/>
-        </w:numPr>
-        <w:pStyle w:val="Compact"/>
-      </w:pPr>
-      <w:r>
-        <w:t xml:space="preserve">якщо вхід не вдається, хоча пароль точно правильний, — ваш обліковий запис у системі, найімовірніше, ще не створено (він з'являється після чергової синхронізації з доменом). Зверніться до адміністратора.</w:t>
-      </w:r>
-    </w:p>
-    <w:p>
-      <w:pPr>
-        <w:pStyle w:val="FirstParagraph"/>
+      <w:r>
+        <w:t xml:space="preserve"> </w:t>
+      </w:r>
+      <w:r>
+        <w:t xml:space="preserve">- пароль змінюється лише в Windows/домені (за правилами вашої організації) — після цього в системі діє вже новий, нічого оновлювати не треба;</w:t>
+      </w:r>
+      <w:r>
+        <w:t xml:space="preserve"> </w:t>
+      </w:r>
+      <w:r>
+        <w:t xml:space="preserve">- якщо вхід не вдається, хоча пароль точно правильний, — ваш обліковий запис у системі, найімовірніше, ще не створено (він з’являється після чергової синхронізації з доменом). Зверніться до адміністратора.</w:t>
+      </w:r>
+    </w:p>
+    <w:p>
+      <w:pPr>
+        <w:pStyle w:val="BodyText"/>
       </w:pPr>
       <w:r>
         <w:t xml:space="preserve">Після кількох невдалих спроб входу поспіль обліковий запис тимчасово блокується (і локальний, і з AD) — це захист від підбору пароля; зачекайте вказаний час або попросіть адміністратора зняти блокування.</w:t>
@@ -253,7 +235,7 @@
       </w:r>
     </w:p>
     <w:bookmarkEnd w:id="20"/>
-    <w:bookmarkStart w:id="21" w:name="X7effac3b89ad0af8f90363145aec7d40e187f3d"/>
+    <w:bookmarkStart w:id="21" w:name="дашборд"/>
     <w:p>
       <w:pPr>
         <w:pStyle w:val="Heading2"/>
@@ -269,15 +251,15 @@
       <w:r>
         <w:t xml:space="preserve">Головна сторінка після входу показує:</w:t>
       </w:r>
-    </w:p>
-    <w:p>
-      <w:pPr>
-        <w:numPr>
-          <w:ilvl w:val="0"/>
-          <w:numId w:val="1003"/>
-        </w:numPr>
-        <w:pStyle w:val="Compact"/>
-      </w:pPr>
+      <w:r>
+        <w:t xml:space="preserve"> </w:t>
+      </w:r>
+      <w:r>
+        <w:t xml:space="preserve">-</w:t>
+      </w:r>
+      <w:r>
+        <w:t xml:space="preserve"> </w:t>
+      </w:r>
       <w:r>
         <w:rPr>
           <w:bCs/>
@@ -288,17 +270,11 @@
       <w:r>
         <w:t xml:space="preserve">: кількість ваших активних (основних) проєктів, ваших підпроєктів, відкритих задач і відкритих тікетів — тобто тих, до яких у вас є доступ (див. пояснення нижче), а не загальну статистику по всій системі. Перші три й остання цифра — клікабельні посилання (на список проєктів, задач, тікетів відповідно); «Підпроєкти» — просто цифра, без переходу, бо єдиного списку підпроєктів немає (кожен відкривається з картки на сторінці свого основного проєкту, розділ 3);</w:t>
       </w:r>
-    </w:p>
-    <w:p>
-      <w:pPr>
-        <w:numPr>
-          <w:ilvl w:val="0"/>
-          <w:numId w:val="1003"/>
-        </w:numPr>
-        <w:pStyle w:val="Compact"/>
-      </w:pPr>
-      <w:r>
-        <w:t xml:space="preserve">список</w:t>
+      <w:r>
+        <w:t xml:space="preserve"> </w:t>
+      </w:r>
+      <w:r>
+        <w:t xml:space="preserve">- список</w:t>
       </w:r>
       <w:r>
         <w:t xml:space="preserve"> </w:t>
@@ -325,7 +301,7 @@
       </w:r>
     </w:p>
     <w:bookmarkEnd w:id="21"/>
-    <w:bookmarkStart w:id="24" w:name="X5e414f13bdb863a5ec98689116b1aa50d0d2e79"/>
+    <w:bookmarkStart w:id="24" w:name="проєкти"/>
     <w:p>
       <w:pPr>
         <w:pStyle w:val="Heading2"/>
@@ -444,7 +420,7 @@
         <w:t xml:space="preserve">адміністратор системи</w:t>
       </w:r>
       <w:r>
-        <w:t xml:space="preserve">. Проєкти інших людей, до яких вас не залучено, у вашому списку не з'являться — це не помилка. Те саме стосується задач усередині таких проєктів. Якщо вам потрібен доступ до якогось проєкту — попросіть його автора, відповідального чи адміністратора додати вас учасником.</w:t>
+        <w:t xml:space="preserve">. Проєкти інших людей, до яких вас не залучено, у вашому списку не з’являться — це не помилка. Те саме стосується задач усередині таких проєктів. Якщо вам потрібен доступ до якогось проєкту — попросіть його автора, відповідального чи адміністратора додати вас учасником.</w:t>
       </w:r>
     </w:p>
     <w:p>
@@ -548,7 +524,7 @@
         <w:pStyle w:val="BodyText"/>
       </w:pPr>
       <w:r>
-        <w:t xml:space="preserve">Якщо у проєкту є підпроєкти, на картці з'явиться ще один бейдж — «📁 N підпроєктів» (рахуються лише незакриті).</w:t>
+        <w:t xml:space="preserve">Якщо у проєкту є підпроєкти, на картці з’явиться ще один бейдж — «📁 N підпроєктів» (рахуються лише незакриті).</w:t>
       </w:r>
     </w:p>
     <w:bookmarkStart w:id="22" w:name="підпроєкти"/>
@@ -581,7 +557,7 @@
         <w:t xml:space="preserve"> </w:t>
       </w:r>
       <w:r>
-        <w:t xml:space="preserve">створює новий проєкт, прив'язаний до цього як до основного — зі своєю видимістю, відповідальним і власними задачами, повністю окремими від задач основного проєкту.</w:t>
+        <w:t xml:space="preserve">створює новий проєкт, прив’язаний до цього як до основного — зі своєю видимістю, відповідальним і власними задачами, повністю окремими від задач основного проєкту.</w:t>
       </w:r>
     </w:p>
     <w:p>
@@ -633,7 +609,7 @@
         <w:t xml:space="preserve"> </w:t>
       </w:r>
       <w:r>
-        <w:t xml:space="preserve">якщо вам надали доступ до підпроєкту, а до його основного проєкту — ні, такий підпроєкт з'явиться у вашому списку</w:t>
+        <w:t xml:space="preserve">якщо вам надали доступ до підпроєкту, а до його основного проєкту — ні, такий підпроєкт з’явиться у вашому списку</w:t>
       </w:r>
       <w:r>
         <w:t xml:space="preserve"> </w:t>
@@ -724,7 +700,7 @@
         <w:t xml:space="preserve">«🔑 Доступ до проєкту»</w:t>
       </w:r>
       <w:r>
-        <w:t xml:space="preserve">: у ньому видно, хто має доступ (ім'я, email, коли й ким надано).</w:t>
+        <w:t xml:space="preserve">: у ньому видно, хто має доступ (ім’я, email, коли й ким надано).</w:t>
       </w:r>
     </w:p>
     <w:p>
@@ -742,7 +718,7 @@
         <w:t xml:space="preserve"> </w:t>
       </w:r>
       <w:r>
-        <w:t xml:space="preserve">проєкт з'явиться у вашому списку, ви побачите всі його задачі (також у загальному списку задач, календарі, на канбан-дошці й діаграмі Ганта проєкту) і зможете працювати з ними так само, як автор чи відповідальний: створювати задачі, коментувати, змінювати статус, вести облік часу, додавати файли. Про доступ вам може прийти лист «Вам надано доступ до проєкту «…»» — якщо адміністратор увімкнув сповіщення про проєкти. Не можна лише керувати складом учасників, змінювати відповідального чи статус проєкту.</w:t>
+        <w:t xml:space="preserve">проєкт з’явиться у вашому списку, ви побачите всі його задачі (також у загальному списку задач, календарі, на канбан-дошці й діаграмі Ганта проєкту) і зможете працювати з ними так само, як автор чи відповідальний: створювати задачі, коментувати, змінювати статус, вести облік часу, додавати файли. Про доступ вам може прийти лист «Вам надано доступ до проєкту «…»» — якщо адміністратор увімкнув сповіщення про проєкти. Не можна лише керувати складом учасників, змінювати відповідального чи статус проєкту.</w:t>
       </w:r>
     </w:p>
     <w:p>
@@ -762,29 +738,17 @@
       <w:r>
         <w:t xml:space="preserve">(навіть якщо ви оператор, а не керівник) — ви можете давати й забирати доступ самі:</w:t>
       </w:r>
-    </w:p>
-    <w:p>
-      <w:pPr>
-        <w:numPr>
-          <w:ilvl w:val="0"/>
-          <w:numId w:val="1004"/>
-        </w:numPr>
-        <w:pStyle w:val="Compact"/>
-      </w:pPr>
-      <w:r>
-        <w:t xml:space="preserve">Відкрийте проєкт і знайдіть блок «Доступ до проєкту».</w:t>
-      </w:r>
-    </w:p>
-    <w:p>
-      <w:pPr>
-        <w:numPr>
-          <w:ilvl w:val="0"/>
-          <w:numId w:val="1004"/>
-        </w:numPr>
-        <w:pStyle w:val="Compact"/>
-      </w:pPr>
-      <w:r>
-        <w:t xml:space="preserve">У полі</w:t>
+      <w:r>
+        <w:t xml:space="preserve"> </w:t>
+      </w:r>
+      <w:r>
+        <w:t xml:space="preserve">1. Відкрийте проєкт і знайдіть блок «Доступ до проєкту».</w:t>
+      </w:r>
+      <w:r>
+        <w:t xml:space="preserve"> </w:t>
+      </w:r>
+      <w:r>
+        <w:t xml:space="preserve">2. У полі</w:t>
       </w:r>
       <w:r>
         <w:t xml:space="preserve"> </w:t>
@@ -800,19 +764,13 @@
         <w:t xml:space="preserve"> </w:t>
       </w:r>
       <w:r>
-        <w:t xml:space="preserve">клацніть і почніть набирати ім'я — список звузиться; оберіть людину.</w:t>
-      </w:r>
-    </w:p>
-    <w:p>
-      <w:pPr>
-        <w:numPr>
-          <w:ilvl w:val="0"/>
-          <w:numId w:val="1004"/>
-        </w:numPr>
-        <w:pStyle w:val="Compact"/>
-      </w:pPr>
-      <w:r>
-        <w:t xml:space="preserve">Натисніть</w:t>
+        <w:t xml:space="preserve">клацніть і почніть набирати ім’я — список звузиться; оберіть людину.</w:t>
+      </w:r>
+      <w:r>
+        <w:t xml:space="preserve"> </w:t>
+      </w:r>
+      <w:r>
+        <w:t xml:space="preserve">3. Натисніть</w:t>
       </w:r>
       <w:r>
         <w:t xml:space="preserve"> </w:t>
@@ -846,7 +804,7 @@
     </w:p>
     <w:p>
       <w:pPr>
-        <w:pStyle w:val="FirstParagraph"/>
+        <w:pStyle w:val="BodyText"/>
       </w:pPr>
       <w:r>
         <w:t xml:space="preserve">Добре знати: автору й відповідальному доступ дається завжди, додавати їх не потрібно; додати можна лише активного користувача;</w:t>
@@ -877,7 +835,7 @@
     </w:p>
     <w:bookmarkEnd w:id="23"/>
     <w:bookmarkEnd w:id="24"/>
-    <w:bookmarkStart w:id="34" w:name="X38a42148eb78af68e5051bfff55ed0ae1ab82ba"/>
+    <w:bookmarkStart w:id="34" w:name="задачі"/>
     <w:p>
       <w:pPr>
         <w:pStyle w:val="Heading2"/>
@@ -886,7 +844,7 @@
         <w:t xml:space="preserve">4. Задачі</w:t>
       </w:r>
     </w:p>
-    <w:bookmarkStart w:id="25" w:name="X7bf45d73e884932a08060ca5fe10fc14f051c8a"/>
+    <w:bookmarkStart w:id="25" w:name="створення-задачі"/>
     <w:p>
       <w:pPr>
         <w:pStyle w:val="Heading3"/>
@@ -915,15 +873,15 @@
       <w:r>
         <w:t xml:space="preserve">:</w:t>
       </w:r>
-    </w:p>
-    <w:p>
-      <w:pPr>
-        <w:numPr>
-          <w:ilvl w:val="0"/>
-          <w:numId w:val="1005"/>
-        </w:numPr>
-        <w:pStyle w:val="Compact"/>
-      </w:pPr>
+      <w:r>
+        <w:t xml:space="preserve"> </w:t>
+      </w:r>
+      <w:r>
+        <w:t xml:space="preserve">-</w:t>
+      </w:r>
+      <w:r>
+        <w:t xml:space="preserve"> </w:t>
+      </w:r>
       <w:r>
         <w:rPr>
           <w:bCs/>
@@ -951,17 +909,17 @@
         <w:t xml:space="preserve"> </w:t>
       </w:r>
       <w:r>
-        <w:t xml:space="preserve">— обов'язково опишіть суть.</w:t>
-      </w:r>
-    </w:p>
-    <w:p>
-      <w:pPr>
-        <w:numPr>
-          <w:ilvl w:val="0"/>
-          <w:numId w:val="1005"/>
-        </w:numPr>
-        <w:pStyle w:val="Compact"/>
-      </w:pPr>
+        <w:t xml:space="preserve">— обов’язково опишіть суть.</w:t>
+      </w:r>
+      <w:r>
+        <w:t xml:space="preserve"> </w:t>
+      </w:r>
+      <w:r>
+        <w:t xml:space="preserve">-</w:t>
+      </w:r>
+      <w:r>
+        <w:t xml:space="preserve"> </w:t>
+      </w:r>
       <w:r>
         <w:rPr>
           <w:bCs/>
@@ -972,15 +930,15 @@
       <w:r>
         <w:t xml:space="preserve">: інцидент, запит на обслуговування, проблема або планове завдання.</w:t>
       </w:r>
-    </w:p>
-    <w:p>
-      <w:pPr>
-        <w:numPr>
-          <w:ilvl w:val="0"/>
-          <w:numId w:val="1005"/>
-        </w:numPr>
-        <w:pStyle w:val="Compact"/>
-      </w:pPr>
+      <w:r>
+        <w:t xml:space="preserve"> </w:t>
+      </w:r>
+      <w:r>
+        <w:t xml:space="preserve">-</w:t>
+      </w:r>
+      <w:r>
+        <w:t xml:space="preserve"> </w:t>
+      </w:r>
       <w:r>
         <w:rPr>
           <w:bCs/>
@@ -991,15 +949,15 @@
       <w:r>
         <w:t xml:space="preserve">: низький / звичайний / високий / критичний.</w:t>
       </w:r>
-    </w:p>
-    <w:p>
-      <w:pPr>
-        <w:numPr>
-          <w:ilvl w:val="0"/>
-          <w:numId w:val="1005"/>
-        </w:numPr>
-        <w:pStyle w:val="Compact"/>
-      </w:pPr>
+      <w:r>
+        <w:t xml:space="preserve"> </w:t>
+      </w:r>
+      <w:r>
+        <w:t xml:space="preserve">-</w:t>
+      </w:r>
+      <w:r>
+        <w:t xml:space="preserve"> </w:t>
+      </w:r>
       <w:r>
         <w:rPr>
           <w:bCs/>
@@ -1027,17 +985,17 @@
         <w:t xml:space="preserve"> </w:t>
       </w:r>
       <w:r>
-        <w:t xml:space="preserve">— за потреби (обидва поля необов'язкові, але потрібні, якщо плануєте бачити задачу на діаграмі Ганта чи в календарі з конкретними датами).</w:t>
-      </w:r>
-    </w:p>
-    <w:p>
-      <w:pPr>
-        <w:numPr>
-          <w:ilvl w:val="0"/>
-          <w:numId w:val="1005"/>
-        </w:numPr>
-        <w:pStyle w:val="Compact"/>
-      </w:pPr>
+        <w:t xml:space="preserve">— за потреби (обидва поля необов’язкові, але потрібні, якщо плануєте бачити задачу на діаграмі Ганта чи в календарі з конкретними датами).</w:t>
+      </w:r>
+      <w:r>
+        <w:t xml:space="preserve"> </w:t>
+      </w:r>
+      <w:r>
+        <w:t xml:space="preserve">-</w:t>
+      </w:r>
+      <w:r>
+        <w:t xml:space="preserve"> </w:t>
+      </w:r>
       <w:r>
         <w:rPr>
           <w:bCs/>
@@ -1062,7 +1020,7 @@
         <w:t xml:space="preserve">пошуком</w:t>
       </w:r>
       <w:r>
-        <w:t xml:space="preserve">: клацніть у нього й почніть набирати ім'я — список одразу звузиться до тих, хто підходить (регістр не важливий, можна кілька слів у будь-якому порядку; збіги підсвічуються).</w:t>
+        <w:t xml:space="preserve">: клацніть у нього й почніть набирати ім’я — список одразу звузиться до тих, хто підходить (регістр не важливий, можна кілька слів у будь-якому порядку; збіги підсвічуються).</w:t>
       </w:r>
       <w:r>
         <w:t xml:space="preserve"> </w:t>
@@ -1096,15 +1054,15 @@
       <w:r>
         <w:t xml:space="preserve">скасовує.</w:t>
       </w:r>
-    </w:p>
-    <w:p>
-      <w:pPr>
-        <w:numPr>
-          <w:ilvl w:val="0"/>
-          <w:numId w:val="1005"/>
-        </w:numPr>
-        <w:pStyle w:val="Compact"/>
-      </w:pPr>
+      <w:r>
+        <w:t xml:space="preserve"> </w:t>
+      </w:r>
+      <w:r>
+        <w:t xml:space="preserve">-</w:t>
+      </w:r>
+      <w:r>
+        <w:t xml:space="preserve"> </w:t>
+      </w:r>
       <w:r>
         <w:rPr>
           <w:bCs/>
@@ -1116,7 +1074,38 @@
         <w:t xml:space="preserve"> </w:t>
       </w:r>
       <w:r>
-        <w:t xml:space="preserve">— прив'яжіть задачу до одного з етапів дорожньої карти проєкту (якщо вони вже створені), або залиште «— не прив'язано —».</w:t>
+        <w:t xml:space="preserve">— прив’яжіть задачу до одного з етапів дорожньої карти проєкту (якщо вони вже створені), або залиште «— не прив’язано —».</w:t>
+      </w:r>
+    </w:p>
+    <w:p>
+      <w:pPr>
+        <w:pStyle w:val="BodyText"/>
+      </w:pPr>
+      <w:r>
+        <w:t xml:space="preserve">Новостворена задача автоматично отримує статус</w:t>
+      </w:r>
+      <w:r>
+        <w:t xml:space="preserve"> </w:t>
+      </w:r>
+      <w:r>
+        <w:rPr>
+          <w:bCs/>
+          <w:b/>
+        </w:rPr>
+        <w:t xml:space="preserve">«Нова»</w:t>
+      </w:r>
+      <w:r>
+        <w:t xml:space="preserve">, а автором записуєтесь ви. Якщо адміністратор увімкнув email-сповіщення, і ви одразу обрали виконавця (не себе), цій людині прийде лист про призначення; те саме — якщо виконавця призначать пізніше на сторінці задачі. Ближче до терміну виконання, якщо він вказаний, виконавець отримає нагадування листом (за 2 дні, за 1 день і в день настання терміну).</w:t>
+      </w:r>
+    </w:p>
+    <w:bookmarkEnd w:id="25"/>
+    <w:bookmarkStart w:id="26" w:name="перегляд-і-редагування-задачі"/>
+    <w:p>
+      <w:pPr>
+        <w:pStyle w:val="Heading3"/>
+      </w:pPr>
+      <w:r>
+        <w:t xml:space="preserve">4.2 Перегляд і редагування задачі</w:t>
       </w:r>
     </w:p>
     <w:p>
@@ -1124,30 +1113,238 @@
         <w:pStyle w:val="FirstParagraph"/>
       </w:pPr>
       <w:r>
-        <w:t xml:space="preserve">Новостворена задача автоматично отримує статус</w:t>
-      </w:r>
-      <w:r>
-        <w:t xml:space="preserve"> </w:t>
-      </w:r>
-      <w:r>
-        <w:rPr>
-          <w:bCs/>
-          <w:b/>
-        </w:rPr>
-        <w:t xml:space="preserve">«Нова»</w:t>
-      </w:r>
-      <w:r>
-        <w:t xml:space="preserve">, а автором записуєтесь ви. Якщо адміністратор увімкнув email-сповіщення, і ви одразу обрали виконавця (не себе), цій людині прийде лист про призначення; те саме — якщо виконавця призначать пізніше на сторінці задачі. Ближче до терміну виконання, якщо він вказаний, виконавець отримає нагадування листом (за 2 дні, за 1 день і в день настання терміну).</w:t>
-      </w:r>
-    </w:p>
-    <w:bookmarkEnd w:id="25"/>
-    <w:bookmarkStart w:id="26" w:name="X488be37565f24d290444a9718c5795909bd3427"/>
+        <w:t xml:space="preserve">На сторінці задачі відображаються всі деталі: тип, пріоритет, автор, термін, витрачені години.</w:t>
+      </w:r>
+    </w:p>
+    <w:p>
+      <w:pPr>
+        <w:numPr>
+          <w:ilvl w:val="0"/>
+          <w:numId w:val="1002"/>
+        </w:numPr>
+        <w:pStyle w:val="Compact"/>
+      </w:pPr>
+      <w:r>
+        <w:rPr>
+          <w:bCs/>
+          <w:b/>
+        </w:rPr>
+        <w:t xml:space="preserve">Опис</w:t>
+      </w:r>
+      <w:r>
+        <w:t xml:space="preserve"> </w:t>
+      </w:r>
+      <w:r>
+        <w:t xml:space="preserve">редагується прямо на сторінці — змініть текст у полі й натисніть</w:t>
+      </w:r>
+      <w:r>
+        <w:t xml:space="preserve"> </w:t>
+      </w:r>
+      <w:r>
+        <w:rPr>
+          <w:bCs/>
+          <w:b/>
+        </w:rPr>
+        <w:t xml:space="preserve">«Зберегти опис»</w:t>
+      </w:r>
+      <w:r>
+        <w:t xml:space="preserve">.</w:t>
+      </w:r>
+    </w:p>
+    <w:p>
+      <w:pPr>
+        <w:numPr>
+          <w:ilvl w:val="0"/>
+          <w:numId w:val="1002"/>
+        </w:numPr>
+        <w:pStyle w:val="Compact"/>
+      </w:pPr>
+      <w:r>
+        <w:t xml:space="preserve">Щоб призначити або змінити виконавця — клацніть у полі</w:t>
+      </w:r>
+      <w:r>
+        <w:t xml:space="preserve"> </w:t>
+      </w:r>
+      <w:r>
+        <w:rPr>
+          <w:bCs/>
+          <w:b/>
+        </w:rPr>
+        <w:t xml:space="preserve">«Виконавець»</w:t>
+      </w:r>
+      <w:r>
+        <w:t xml:space="preserve">, оберіть потрібну людину зі списку (або почніть набирати ім’я, щоб знайти її швидко) і натисніть</w:t>
+      </w:r>
+      <w:r>
+        <w:t xml:space="preserve"> </w:t>
+      </w:r>
+      <w:r>
+        <w:rPr>
+          <w:bCs/>
+          <w:b/>
+        </w:rPr>
+        <w:t xml:space="preserve">«Призначити»</w:t>
+      </w:r>
+      <w:r>
+        <w:t xml:space="preserve">. Це може зробити будь-який залогінений користувач (не лише керівник) — команда сама розподіляє задачі між собою.</w:t>
+      </w:r>
+    </w:p>
+    <w:p>
+      <w:pPr>
+        <w:numPr>
+          <w:ilvl w:val="0"/>
+          <w:numId w:val="1002"/>
+        </w:numPr>
+        <w:pStyle w:val="Compact"/>
+      </w:pPr>
+      <w:r>
+        <w:t xml:space="preserve">Щоб змінити статус (наприклад, узяти задачу в роботу) — оберіть новий статус у випадаючому списку і натисніть</w:t>
+      </w:r>
+      <w:r>
+        <w:t xml:space="preserve"> </w:t>
+      </w:r>
+      <w:r>
+        <w:rPr>
+          <w:bCs/>
+          <w:b/>
+        </w:rPr>
+        <w:t xml:space="preserve">«Оновити»</w:t>
+      </w:r>
+      <w:r>
+        <w:t xml:space="preserve">. Доступні статуси: Нова → В роботі → Очікує → Вирішена → Закрита.</w:t>
+      </w:r>
+    </w:p>
+    <w:p>
+      <w:pPr>
+        <w:numPr>
+          <w:ilvl w:val="0"/>
+          <w:numId w:val="1002"/>
+        </w:numPr>
+        <w:pStyle w:val="Compact"/>
+      </w:pPr>
+      <w:r>
+        <w:rPr>
+          <w:bCs/>
+          <w:b/>
+        </w:rPr>
+        <w:t xml:space="preserve">Перенесення в інший проєкт</w:t>
+      </w:r>
+      <w:r>
+        <w:t xml:space="preserve"> </w:t>
+      </w:r>
+      <w:r>
+        <w:t xml:space="preserve">— випадаючий список</w:t>
+      </w:r>
+      <w:r>
+        <w:t xml:space="preserve"> </w:t>
+      </w:r>
+      <w:r>
+        <w:rPr>
+          <w:bCs/>
+          <w:b/>
+        </w:rPr>
+        <w:t xml:space="preserve">«Проєкт»</w:t>
+      </w:r>
+      <w:r>
+        <w:t xml:space="preserve"> </w:t>
+      </w:r>
+      <w:r>
+        <w:t xml:space="preserve">показує всі проєкти, до яких у вас є доступ (основні й підпроєкти, не лише в межах поточного проєкту), натисніть</w:t>
+      </w:r>
+      <w:r>
+        <w:t xml:space="preserve"> </w:t>
+      </w:r>
+      <w:r>
+        <w:rPr>
+          <w:bCs/>
+          <w:b/>
+        </w:rPr>
+        <w:t xml:space="preserve">«Перенести»</w:t>
+      </w:r>
+      <w:r>
+        <w:t xml:space="preserve">. Якщо задача була прив’язана до етапу дорожньої карти або мала залежність з іншою задачею, що лишається в старому проєкті, — ці прив’язки автоматично знімаються (залежність можлива лише між задачами одного проєкту).</w:t>
+      </w:r>
+    </w:p>
+    <w:p>
+      <w:pPr>
+        <w:numPr>
+          <w:ilvl w:val="0"/>
+          <w:numId w:val="1002"/>
+        </w:numPr>
+        <w:pStyle w:val="Compact"/>
+      </w:pPr>
+      <w:r>
+        <w:rPr>
+          <w:bCs/>
+          <w:b/>
+        </w:rPr>
+        <w:t xml:space="preserve">Вкладення</w:t>
+      </w:r>
+      <w:r>
+        <w:t xml:space="preserve"> </w:t>
+      </w:r>
+      <w:r>
+        <w:t xml:space="preserve">— блок «Вкладення» нижче: скриншоти, фото, PDF (докладніше — розділ 4.9).</w:t>
+      </w:r>
+    </w:p>
+    <w:p>
+      <w:pPr>
+        <w:numPr>
+          <w:ilvl w:val="0"/>
+          <w:numId w:val="1002"/>
+        </w:numPr>
+        <w:pStyle w:val="Compact"/>
+      </w:pPr>
+      <w:r>
+        <w:rPr>
+          <w:bCs/>
+          <w:b/>
+        </w:rPr>
+        <w:t xml:space="preserve">Видалення задачі</w:t>
+      </w:r>
+      <w:r>
+        <w:t xml:space="preserve"> </w:t>
+      </w:r>
+      <w:r>
+        <w:t xml:space="preserve">— кнопка</w:t>
+      </w:r>
+      <w:r>
+        <w:t xml:space="preserve"> </w:t>
+      </w:r>
+      <w:r>
+        <w:rPr>
+          <w:bCs/>
+          <w:b/>
+        </w:rPr>
+        <w:t xml:space="preserve">«🗑️ Видалити задачу»</w:t>
+      </w:r>
+      <w:r>
+        <w:t xml:space="preserve"> </w:t>
+      </w:r>
+      <w:r>
+        <w:t xml:space="preserve">внизу сторінки, з підтвердженням. Дія незворотна: коментарі, записи обліку часу й зв’язки з іншими задачами видаляються разом із нею.</w:t>
+      </w:r>
+    </w:p>
+    <w:p>
+      <w:pPr>
+        <w:numPr>
+          <w:ilvl w:val="0"/>
+          <w:numId w:val="1002"/>
+        </w:numPr>
+        <w:pStyle w:val="Compact"/>
+      </w:pPr>
+      <w:r>
+        <w:t xml:space="preserve">Якщо термін виконання минув, а задача ще не закрита — вгорі сторінки з’являється червоне попередження «Прострочено термін виконання». Той самий сигнал (бейдж «⚠️») видно й на Канбан-дошці, у таблиці задач проєкту та на дашборді — зникає одразу після закриття задачі.</w:t>
+      </w:r>
+    </w:p>
+    <w:bookmarkEnd w:id="26"/>
+    <w:bookmarkStart w:id="27" w:name="коментарі"/>
     <w:p>
       <w:pPr>
         <w:pStyle w:val="Heading3"/>
       </w:pPr>
       <w:r>
-        <w:t xml:space="preserve">4.2 Перегляд і редагування задачі</w:t>
+        <w:t xml:space="preserve">4.3 Коментарі</w:t>
       </w:r>
     </w:p>
     <w:p>
@@ -1155,238 +1352,42 @@
         <w:pStyle w:val="FirstParagraph"/>
       </w:pPr>
       <w:r>
-        <w:t xml:space="preserve">На сторінці задачі відображаються всі деталі: тип, пріоритет, автор, термін, витрачені години.</w:t>
-      </w:r>
-    </w:p>
-    <w:p>
-      <w:pPr>
-        <w:numPr>
-          <w:ilvl w:val="0"/>
-          <w:numId w:val="1006"/>
-        </w:numPr>
-        <w:pStyle w:val="Compact"/>
-      </w:pPr>
-      <w:r>
-        <w:rPr>
-          <w:bCs/>
-          <w:b/>
-        </w:rPr>
-        <w:t xml:space="preserve">Опис</w:t>
-      </w:r>
-      <w:r>
-        <w:t xml:space="preserve"> </w:t>
-      </w:r>
-      <w:r>
-        <w:t xml:space="preserve">редагується прямо на сторінці — змініть текст у полі й натисніть</w:t>
-      </w:r>
-      <w:r>
-        <w:t xml:space="preserve"> </w:t>
-      </w:r>
-      <w:r>
-        <w:rPr>
-          <w:bCs/>
-          <w:b/>
-        </w:rPr>
-        <w:t xml:space="preserve">«Зберегти опис»</w:t>
-      </w:r>
-      <w:r>
-        <w:t xml:space="preserve">.</w:t>
-      </w:r>
-    </w:p>
-    <w:p>
-      <w:pPr>
-        <w:numPr>
-          <w:ilvl w:val="0"/>
-          <w:numId w:val="1006"/>
-        </w:numPr>
-        <w:pStyle w:val="Compact"/>
-      </w:pPr>
-      <w:r>
-        <w:t xml:space="preserve">Щоб призначити або змінити виконавця — клацніть у полі</w:t>
-      </w:r>
-      <w:r>
-        <w:t xml:space="preserve"> </w:t>
-      </w:r>
-      <w:r>
-        <w:rPr>
-          <w:bCs/>
-          <w:b/>
-        </w:rPr>
-        <w:t xml:space="preserve">«Виконавець»</w:t>
-      </w:r>
-      <w:r>
-        <w:t xml:space="preserve">, оберіть потрібну людину зі списку (або почніть набирати ім'я, щоб знайти її швидко) і натисніть</w:t>
-      </w:r>
-      <w:r>
-        <w:t xml:space="preserve"> </w:t>
-      </w:r>
-      <w:r>
-        <w:rPr>
-          <w:bCs/>
-          <w:b/>
-        </w:rPr>
-        <w:t xml:space="preserve">«Призначити»</w:t>
-      </w:r>
-      <w:r>
-        <w:t xml:space="preserve">. Це може зробити будь-який залогінений користувач (не лише керівник) — команда сама розподіляє задачі між собою.</w:t>
-      </w:r>
-    </w:p>
-    <w:p>
-      <w:pPr>
-        <w:numPr>
-          <w:ilvl w:val="0"/>
-          <w:numId w:val="1006"/>
-        </w:numPr>
-        <w:pStyle w:val="Compact"/>
-      </w:pPr>
-      <w:r>
-        <w:t xml:space="preserve">Щоб змінити статус (наприклад, узяти задачу в роботу) — оберіть новий статус у випадаючому списку і натисніть</w:t>
-      </w:r>
-      <w:r>
-        <w:t xml:space="preserve"> </w:t>
-      </w:r>
-      <w:r>
-        <w:rPr>
-          <w:bCs/>
-          <w:b/>
-        </w:rPr>
-        <w:t xml:space="preserve">«Оновити»</w:t>
-      </w:r>
-      <w:r>
-        <w:t xml:space="preserve">. Доступні статуси: Нова → В роботі → Очікує → Вирішена → Закрита.</w:t>
-      </w:r>
-    </w:p>
-    <w:p>
-      <w:pPr>
-        <w:numPr>
-          <w:ilvl w:val="0"/>
-          <w:numId w:val="1006"/>
-        </w:numPr>
-        <w:pStyle w:val="Compact"/>
-      </w:pPr>
-      <w:r>
-        <w:rPr>
-          <w:bCs/>
-          <w:b/>
-        </w:rPr>
-        <w:t xml:space="preserve">Перенесення в інший проєкт</w:t>
-      </w:r>
-      <w:r>
-        <w:t xml:space="preserve"> </w:t>
-      </w:r>
-      <w:r>
-        <w:t xml:space="preserve">— випадаючий список</w:t>
-      </w:r>
-      <w:r>
-        <w:t xml:space="preserve"> </w:t>
-      </w:r>
-      <w:r>
-        <w:rPr>
-          <w:bCs/>
-          <w:b/>
-        </w:rPr>
-        <w:t xml:space="preserve">«Проєкт»</w:t>
-      </w:r>
-      <w:r>
-        <w:t xml:space="preserve"> </w:t>
-      </w:r>
-      <w:r>
-        <w:t xml:space="preserve">показує всі проєкти, до яких у вас є доступ (основні й підпроєкти, не лише в межах поточного проєкту), натисніть</w:t>
-      </w:r>
-      <w:r>
-        <w:t xml:space="preserve"> </w:t>
-      </w:r>
-      <w:r>
-        <w:rPr>
-          <w:bCs/>
-          <w:b/>
-        </w:rPr>
-        <w:t xml:space="preserve">«Перенести»</w:t>
-      </w:r>
-      <w:r>
-        <w:t xml:space="preserve">. Якщо задача була прив'язана до етапу дорожньої карти або мала залежність з іншою задачею, що лишається в старому проєкті, — ці прив'язки автоматично знімаються (залежність можлива лише між задачами одного проєкту).</w:t>
-      </w:r>
-    </w:p>
-    <w:p>
-      <w:pPr>
-        <w:numPr>
-          <w:ilvl w:val="0"/>
-          <w:numId w:val="1006"/>
-        </w:numPr>
-        <w:pStyle w:val="Compact"/>
-      </w:pPr>
-      <w:r>
-        <w:rPr>
-          <w:bCs/>
-          <w:b/>
-        </w:rPr>
-        <w:t xml:space="preserve">Вкладення</w:t>
-      </w:r>
-      <w:r>
-        <w:t xml:space="preserve"> </w:t>
-      </w:r>
-      <w:r>
-        <w:t xml:space="preserve">— блок «Вкладення» нижче: скриншоти, фото, PDF (докладніше — розділ 4.9).</w:t>
-      </w:r>
-    </w:p>
-    <w:p>
-      <w:pPr>
-        <w:numPr>
-          <w:ilvl w:val="0"/>
-          <w:numId w:val="1006"/>
-        </w:numPr>
-        <w:pStyle w:val="Compact"/>
-      </w:pPr>
-      <w:r>
-        <w:rPr>
-          <w:bCs/>
-          <w:b/>
-        </w:rPr>
-        <w:t xml:space="preserve">Видалення задачі</w:t>
-      </w:r>
-      <w:r>
-        <w:t xml:space="preserve"> </w:t>
-      </w:r>
-      <w:r>
-        <w:t xml:space="preserve">— кнопка</w:t>
-      </w:r>
-      <w:r>
-        <w:t xml:space="preserve"> </w:t>
-      </w:r>
-      <w:r>
-        <w:rPr>
-          <w:bCs/>
-          <w:b/>
-        </w:rPr>
-        <w:t xml:space="preserve">«🗑️ Видалити задачу»</w:t>
-      </w:r>
-      <w:r>
-        <w:t xml:space="preserve"> </w:t>
-      </w:r>
-      <w:r>
-        <w:t xml:space="preserve">внизу сторінки, з підтвердженням. Дія незворотна: коментарі, записи обліку часу й зв'язки з іншими задачами видаляються разом із нею.</w:t>
-      </w:r>
-    </w:p>
-    <w:p>
-      <w:pPr>
-        <w:numPr>
-          <w:ilvl w:val="0"/>
-          <w:numId w:val="1006"/>
-        </w:numPr>
-        <w:pStyle w:val="Compact"/>
-      </w:pPr>
-      <w:r>
-        <w:t xml:space="preserve">Якщо термін виконання минув, а задача ще не закрита — вгорі сторінки з'являється червоне попередження «Прострочено термін виконання». Той самий сигнал (бейдж «⚠️») видно й на Канбан-дошці, у таблиці задач проєкту та на дашборді — зникає одразу після закриття задачі.</w:t>
-      </w:r>
-    </w:p>
-    <w:bookmarkEnd w:id="26"/>
-    <w:bookmarkStart w:id="27" w:name="X38ddd45aadb8e8161eac185bcf100d9bb143940"/>
+        <w:t xml:space="preserve">Внизу сторінки задачі — стрічка коментарів. Напишіть текст і натисніть</w:t>
+      </w:r>
+      <w:r>
+        <w:t xml:space="preserve"> </w:t>
+      </w:r>
+      <w:r>
+        <w:rPr>
+          <w:bCs/>
+          <w:b/>
+        </w:rPr>
+        <w:t xml:space="preserve">«Додати коментар»</w:t>
+      </w:r>
+      <w:r>
+        <w:t xml:space="preserve">. Коментарі підтримують перенос рядків, але поки без розширеного форматування (Markdown, згадування</w:t>
+      </w:r>
+      <w:r>
+        <w:t xml:space="preserve"> </w:t>
+      </w:r>
+      <w:r>
+        <w:t xml:space="preserve">@користувача</w:t>
+      </w:r>
+      <w:r>
+        <w:t xml:space="preserve"> </w:t>
+      </w:r>
+      <w:r>
+        <w:t xml:space="preserve">— заплановано на майбутні версії).</w:t>
+      </w:r>
+    </w:p>
+    <w:bookmarkEnd w:id="27"/>
+    <w:bookmarkStart w:id="28" w:name="облік-часу"/>
     <w:p>
       <w:pPr>
         <w:pStyle w:val="Heading3"/>
       </w:pPr>
       <w:r>
-        <w:t xml:space="preserve">4.3 Коментарі</w:t>
+        <w:t xml:space="preserve">4.4 Облік часу</w:t>
       </w:r>
     </w:p>
     <w:p>
@@ -1394,30 +1395,87 @@
         <w:pStyle w:val="FirstParagraph"/>
       </w:pPr>
       <w:r>
-        <w:t xml:space="preserve">Внизу сторінки задачі — стрічка коментарів. Напишіть текст і натисніть</w:t>
-      </w:r>
-      <w:r>
-        <w:t xml:space="preserve"> </w:t>
-      </w:r>
-      <w:r>
-        <w:rPr>
-          <w:bCs/>
-          <w:b/>
-        </w:rPr>
-        <w:t xml:space="preserve">«Додати коментар»</w:t>
-      </w:r>
-      <w:r>
-        <w:t xml:space="preserve">. Коментарі підтримують перенос рядків, але поки без розширеного форматування (Markdown, згадування @користувача — заплановано на майбутні версії).</w:t>
-      </w:r>
-    </w:p>
-    <w:bookmarkEnd w:id="27"/>
-    <w:bookmarkStart w:id="28" w:name="X44115ccc58c907abb9cddef1af09085a50b089f"/>
+        <w:t xml:space="preserve">У блоці</w:t>
+      </w:r>
+      <w:r>
+        <w:t xml:space="preserve"> </w:t>
+      </w:r>
+      <w:r>
+        <w:rPr>
+          <w:bCs/>
+          <w:b/>
+        </w:rPr>
+        <w:t xml:space="preserve">«Облік часу»</w:t>
+      </w:r>
+      <w:r>
+        <w:t xml:space="preserve"> </w:t>
+      </w:r>
+      <w:r>
+        <w:t xml:space="preserve">на сторінці задачі вкажіть:</w:t>
+      </w:r>
+      <w:r>
+        <w:t xml:space="preserve"> </w:t>
+      </w:r>
+      <w:r>
+        <w:t xml:space="preserve">- кількість годин (можна дробову, наприклад</w:t>
+      </w:r>
+      <w:r>
+        <w:t xml:space="preserve"> </w:t>
+      </w:r>
+      <w:r>
+        <w:rPr>
+          <w:rStyle w:val="VerbatimChar"/>
+        </w:rPr>
+        <w:t xml:space="preserve">1.5</w:t>
+      </w:r>
+      <w:r>
+        <w:t xml:space="preserve">);</w:t>
+      </w:r>
+      <w:r>
+        <w:t xml:space="preserve"> </w:t>
+      </w:r>
+      <w:r>
+        <w:t xml:space="preserve">- дату (за замовчуванням — сьогодні);</w:t>
+      </w:r>
+      <w:r>
+        <w:t xml:space="preserve"> </w:t>
+      </w:r>
+      <w:r>
+        <w:t xml:space="preserve">- категорію активності (довільний текст, наприклад «діагностика», «переговори з постачальником»).</w:t>
+      </w:r>
+    </w:p>
+    <w:p>
+      <w:pPr>
+        <w:pStyle w:val="BodyText"/>
+      </w:pPr>
+      <w:r>
+        <w:t xml:space="preserve">Натисніть</w:t>
+      </w:r>
+      <w:r>
+        <w:t xml:space="preserve"> </w:t>
+      </w:r>
+      <w:r>
+        <w:rPr>
+          <w:bCs/>
+          <w:b/>
+        </w:rPr>
+        <w:t xml:space="preserve">«Додати»</w:t>
+      </w:r>
+      <w:r>
+        <w:t xml:space="preserve"> </w:t>
+      </w:r>
+      <w:r>
+        <w:t xml:space="preserve">— час додасться до загального лічильника витрачених годин по задачі, а сам запис з’явиться в таблиці нижче форми (дата, хто додав, скільки годин, категорія). Видалити чи виправити вже доданий запис часу поки не можна через інтерфейс — у разі помилки зверніться до адміністратора.</w:t>
+      </w:r>
+    </w:p>
+    <w:bookmarkEnd w:id="28"/>
+    <w:bookmarkStart w:id="29" w:name="канбан-дошка"/>
     <w:p>
       <w:pPr>
         <w:pStyle w:val="Heading3"/>
       </w:pPr>
       <w:r>
-        <w:t xml:space="preserve">4.4 Облік часу</w:t>
+        <w:t xml:space="preserve">4.5 Канбан-дошка</w:t>
       </w:r>
     </w:p>
     <w:p>
@@ -1425,35 +1483,290 @@
         <w:pStyle w:val="FirstParagraph"/>
       </w:pPr>
       <w:r>
-        <w:t xml:space="preserve">У блоці</w:t>
-      </w:r>
-      <w:r>
-        <w:t xml:space="preserve"> </w:t>
-      </w:r>
-      <w:r>
-        <w:rPr>
-          <w:bCs/>
-          <w:b/>
-        </w:rPr>
-        <w:t xml:space="preserve">«Облік часу»</w:t>
-      </w:r>
-      <w:r>
-        <w:t xml:space="preserve"> </w:t>
-      </w:r>
-      <w:r>
-        <w:t xml:space="preserve">на сторінці задачі вкажіть:</w:t>
-      </w:r>
-    </w:p>
-    <w:p>
-      <w:pPr>
-        <w:numPr>
-          <w:ilvl w:val="0"/>
-          <w:numId w:val="1007"/>
-        </w:numPr>
-        <w:pStyle w:val="Compact"/>
-      </w:pPr>
-      <w:r>
-        <w:t xml:space="preserve">кількість годин (можна дробову, наприклад</w:t>
+        <w:t xml:space="preserve">На сторінці проєкту натисніть</w:t>
+      </w:r>
+      <w:r>
+        <w:t xml:space="preserve"> </w:t>
+      </w:r>
+      <w:r>
+        <w:rPr>
+          <w:bCs/>
+          <w:b/>
+        </w:rPr>
+        <w:t xml:space="preserve">«📋 Канбан-дошка»</w:t>
+      </w:r>
+      <w:r>
+        <w:t xml:space="preserve"> </w:t>
+      </w:r>
+      <w:r>
+        <w:t xml:space="preserve">— задачі показані колонками за статусом (Нова, В роботі, Очікує, Вирішена, Закрита). Перетягніть картку задачі мишкою в іншу колонку — статус зміниться одразу, без відкриття самої задачі. Якщо перетягування не спрацювало (наприклад, пропало з’єднання) — з’явиться повідомлення про помилку, а картка повернеться на своє місце.</w:t>
+      </w:r>
+    </w:p>
+    <w:bookmarkEnd w:id="29"/>
+    <w:bookmarkStart w:id="30" w:name="діаграма-ганта"/>
+    <w:p>
+      <w:pPr>
+        <w:pStyle w:val="Heading3"/>
+      </w:pPr>
+      <w:r>
+        <w:t xml:space="preserve">4.6 Діаграма Ганта</w:t>
+      </w:r>
+    </w:p>
+    <w:p>
+      <w:pPr>
+        <w:pStyle w:val="FirstParagraph"/>
+      </w:pPr>
+      <w:r>
+        <w:t xml:space="preserve">На сторінці проєкту натисніть</w:t>
+      </w:r>
+      <w:r>
+        <w:t xml:space="preserve"> </w:t>
+      </w:r>
+      <w:r>
+        <w:rPr>
+          <w:bCs/>
+          <w:b/>
+        </w:rPr>
+        <w:t xml:space="preserve">«📊 Діаграма Ганта»</w:t>
+      </w:r>
+      <w:r>
+        <w:t xml:space="preserve"> </w:t>
+      </w:r>
+      <w:r>
+        <w:t xml:space="preserve">— усі задачі проєкту показані смугами вздовж часової шкали. При відкритті сторінка одразу прокручується так, щоб</w:t>
+      </w:r>
+      <w:r>
+        <w:t xml:space="preserve"> </w:t>
+      </w:r>
+      <w:r>
+        <w:rPr>
+          <w:bCs/>
+          <w:b/>
+        </w:rPr>
+        <w:t xml:space="preserve">сьогоднішня дата була біля лівого краю</w:t>
+      </w:r>
+      <w:r>
+        <w:t xml:space="preserve"> </w:t>
+      </w:r>
+      <w:r>
+        <w:t xml:space="preserve">— щоб не гортати вручну в пошуках поточного моменту серед задач.</w:t>
+      </w:r>
+    </w:p>
+    <w:p>
+      <w:pPr>
+        <w:numPr>
+          <w:ilvl w:val="0"/>
+          <w:numId w:val="1003"/>
+        </w:numPr>
+        <w:pStyle w:val="Compact"/>
+      </w:pPr>
+      <w:r>
+        <w:rPr>
+          <w:bCs/>
+          <w:b/>
+        </w:rPr>
+        <w:t xml:space="preserve">Зміна термінів</w:t>
+      </w:r>
+      <w:r>
+        <w:t xml:space="preserve">: перетягніть смугу вліво/вправо, щоб змінити обидві дати одразу, або розтягніть за край, щоб змінити лише дату початку чи завершення. Зміна зберігається автоматично, без окремої кнопки «Зберегти».</w:t>
+      </w:r>
+    </w:p>
+    <w:p>
+      <w:pPr>
+        <w:numPr>
+          <w:ilvl w:val="0"/>
+          <w:numId w:val="1003"/>
+        </w:numPr>
+        <w:pStyle w:val="Compact"/>
+      </w:pPr>
+      <w:r>
+        <w:t xml:space="preserve">Задачі, для яких дати ще не вказані, показані орієнтовно (за датою створення) — щойно ви їх перетягнете, з’являться справжні дати.</w:t>
+      </w:r>
+    </w:p>
+    <w:p>
+      <w:pPr>
+        <w:numPr>
+          <w:ilvl w:val="0"/>
+          <w:numId w:val="1003"/>
+        </w:numPr>
+        <w:pStyle w:val="Compact"/>
+      </w:pPr>
+      <w:r>
+        <w:rPr>
+          <w:bCs/>
+          <w:b/>
+        </w:rPr>
+        <w:t xml:space="preserve">Колір смуги</w:t>
+      </w:r>
+      <w:r>
+        <w:t xml:space="preserve"> </w:t>
+      </w:r>
+      <w:r>
+        <w:t xml:space="preserve">відповідає пріоритету задачі (як і в календарі); закриті задачі — сірі.</w:t>
+      </w:r>
+    </w:p>
+    <w:p>
+      <w:pPr>
+        <w:numPr>
+          <w:ilvl w:val="0"/>
+          <w:numId w:val="1003"/>
+        </w:numPr>
+        <w:pStyle w:val="Compact"/>
+      </w:pPr>
+      <w:r>
+        <w:t xml:space="preserve">Натисніть на смугу, щоб відкрити саму задачу.</w:t>
+      </w:r>
+    </w:p>
+    <w:p>
+      <w:pPr>
+        <w:numPr>
+          <w:ilvl w:val="0"/>
+          <w:numId w:val="1003"/>
+        </w:numPr>
+        <w:pStyle w:val="Compact"/>
+      </w:pPr>
+      <w:r>
+        <w:rPr>
+          <w:bCs/>
+          <w:b/>
+        </w:rPr>
+        <w:t xml:space="preserve">Залежності між задачами</w:t>
+      </w:r>
+      <w:r>
+        <w:t xml:space="preserve"> </w:t>
+      </w:r>
+      <w:r>
+        <w:t xml:space="preserve">показані стрілками. Щоб додати залежність — унизу сторінки оберіть дві задачі та тип зв’язку («залежить від», «блокує», «пов’язана з», «дублює») і натисніть «Додати». У таблиці нижче кожен уже створений зв’язок можна</w:t>
+      </w:r>
+      <w:r>
+        <w:t xml:space="preserve"> </w:t>
+      </w:r>
+      <w:r>
+        <w:rPr>
+          <w:bCs/>
+          <w:b/>
+        </w:rPr>
+        <w:t xml:space="preserve">змінити</w:t>
+      </w:r>
+      <w:r>
+        <w:t xml:space="preserve"> </w:t>
+      </w:r>
+      <w:r>
+        <w:t xml:space="preserve">(виберіть інший тип у випадаючому списку — зберігається одразу) або</w:t>
+      </w:r>
+      <w:r>
+        <w:t xml:space="preserve"> </w:t>
+      </w:r>
+      <w:r>
+        <w:rPr>
+          <w:bCs/>
+          <w:b/>
+        </w:rPr>
+        <w:t xml:space="preserve">видалити</w:t>
+      </w:r>
+      <w:r>
+        <w:t xml:space="preserve"> </w:t>
+      </w:r>
+      <w:r>
+        <w:t xml:space="preserve">кнопкою «Видалити» (з підтвердженням).</w:t>
+      </w:r>
+    </w:p>
+    <w:bookmarkEnd w:id="30"/>
+    <w:bookmarkStart w:id="31" w:name="дорожня-карта"/>
+    <w:p>
+      <w:pPr>
+        <w:pStyle w:val="Heading3"/>
+      </w:pPr>
+      <w:r>
+        <w:t xml:space="preserve">4.7 Дорожня карта</w:t>
+      </w:r>
+    </w:p>
+    <w:p>
+      <w:pPr>
+        <w:pStyle w:val="FirstParagraph"/>
+      </w:pPr>
+      <w:r>
+        <w:t xml:space="preserve">На сторінці проєкту натисніть</w:t>
+      </w:r>
+      <w:r>
+        <w:t xml:space="preserve"> </w:t>
+      </w:r>
+      <w:r>
+        <w:rPr>
+          <w:bCs/>
+          <w:b/>
+        </w:rPr>
+        <w:t xml:space="preserve">«🗺️ Дорожня карта»</w:t>
+      </w:r>
+      <w:r>
+        <w:t xml:space="preserve"> </w:t>
+      </w:r>
+      <w:r>
+        <w:t xml:space="preserve">— етапи (контрольні точки) проєкту у вигляді карток, кожна з:</w:t>
+      </w:r>
+      <w:r>
+        <w:t xml:space="preserve"> </w:t>
+      </w:r>
+      <w:r>
+        <w:t xml:space="preserve">- статусом (заплановано / у процесі / завершено / затримується) — змінюється одразу у випадаючому списку;</w:t>
+      </w:r>
+      <w:r>
+        <w:t xml:space="preserve"> </w:t>
+      </w:r>
+      <w:r>
+        <w:t xml:space="preserve">- цільовою датою (якщо вказана) — якщо вона в минулому, а етап ще не завершено, поруч автоматично з’являється бейдж «⚠️ Прострочено» (незалежно від того, чи хтось вручну обрав статус «затримується»);</w:t>
+      </w:r>
+      <w:r>
+        <w:t xml:space="preserve"> </w:t>
+      </w:r>
+      <w:r>
+        <w:t xml:space="preserve">- прогрес-баром і лічильником задач («N з M задач закрито») — рахується автоматично на основі задач, прив’язаних до цього етапу;</w:t>
+      </w:r>
+      <w:r>
+        <w:t xml:space="preserve"> </w:t>
+      </w:r>
+      <w:r>
+        <w:t xml:space="preserve">- списком самих прив’язаних задач (закриті — перекреслені).</w:t>
+      </w:r>
+    </w:p>
+    <w:p>
+      <w:pPr>
+        <w:pStyle w:val="BlockText"/>
+      </w:pPr>
+      <w:r>
+        <w:t xml:space="preserve">Створювати та видаляти етапи можуть лише ролі «Адміністратор системи» та «Керівник ІТ-підрозділу». Змінювати статус уже створеного етапу може будь-хто з доступом до проєкту. Видалення етапу</w:t>
+      </w:r>
+      <w:r>
+        <w:t xml:space="preserve"> </w:t>
+      </w:r>
+      <w:r>
+        <w:rPr>
+          <w:bCs/>
+          <w:b/>
+        </w:rPr>
+        <w:t xml:space="preserve">не видаляє</w:t>
+      </w:r>
+      <w:r>
+        <w:t xml:space="preserve"> </w:t>
+      </w:r>
+      <w:r>
+        <w:t xml:space="preserve">прив’язані задачі — вони просто втрачають прив’язку до цього етапу і лишаються в проєкті.</w:t>
+      </w:r>
+    </w:p>
+    <w:p>
+      <w:pPr>
+        <w:pStyle w:val="FirstParagraph"/>
+      </w:pPr>
+      <w:r>
+        <w:t xml:space="preserve">Прив’язати задачу до етапу можна при її створенні (розділ 4.1) або пізніше на сторінці самої задачі — там же можна й зняти прив’язку, обравши «— не прив’язано —».</w:t>
+      </w:r>
+    </w:p>
+    <w:p>
+      <w:pPr>
+        <w:pStyle w:val="BodyText"/>
+      </w:pPr>
+      <w:r>
+        <w:t xml:space="preserve">Проєкт із хоча б одним простроченим етапом позначається бейджем «⚠️ Прострочено етап» на картці в списку</w:t>
       </w:r>
       <w:r>
         <w:t xml:space="preserve"> </w:t>
@@ -1462,34 +1775,23 @@
         <w:rPr>
           <w:rStyle w:val="VerbatimChar"/>
         </w:rPr>
-        <w:t xml:space="preserve">1.5</w:t>
-      </w:r>
-      <w:r>
-        <w:t xml:space="preserve">);</w:t>
-      </w:r>
-    </w:p>
-    <w:p>
-      <w:pPr>
-        <w:numPr>
-          <w:ilvl w:val="0"/>
-          <w:numId w:val="1007"/>
-        </w:numPr>
-        <w:pStyle w:val="Compact"/>
-      </w:pPr>
-      <w:r>
-        <w:t xml:space="preserve">дату (за замовчуванням — сьогодні);</w:t>
-      </w:r>
-    </w:p>
-    <w:p>
-      <w:pPr>
-        <w:numPr>
-          <w:ilvl w:val="0"/>
-          <w:numId w:val="1007"/>
-        </w:numPr>
-        <w:pStyle w:val="Compact"/>
-      </w:pPr>
-      <w:r>
-        <w:t xml:space="preserve">категорію активності (довільний текст, наприклад «діагностика», «переговори з постачальником»).</w:t>
+        <w:t xml:space="preserve">/projects</w:t>
+      </w:r>
+      <w:r>
+        <w:t xml:space="preserve"> </w:t>
+      </w:r>
+      <w:r>
+        <w:t xml:space="preserve">і на сторінці самого проєкту.</w:t>
+      </w:r>
+    </w:p>
+    <w:bookmarkEnd w:id="31"/>
+    <w:bookmarkStart w:id="32" w:name="облік-часу-по-проєкту"/>
+    <w:p>
+      <w:pPr>
+        <w:pStyle w:val="Heading3"/>
+      </w:pPr>
+      <w:r>
+        <w:t xml:space="preserve">4.8 Облік часу по проєкту</w:t>
       </w:r>
     </w:p>
     <w:p>
@@ -1497,33 +1799,129 @@
         <w:pStyle w:val="FirstParagraph"/>
       </w:pPr>
       <w:r>
-        <w:t xml:space="preserve">Натисніть</w:t>
-      </w:r>
-      <w:r>
-        <w:t xml:space="preserve"> </w:t>
-      </w:r>
-      <w:r>
-        <w:rPr>
-          <w:bCs/>
-          <w:b/>
-        </w:rPr>
-        <w:t xml:space="preserve">«Додати»</w:t>
-      </w:r>
-      <w:r>
-        <w:t xml:space="preserve"> </w:t>
-      </w:r>
-      <w:r>
-        <w:t xml:space="preserve">— час додасться до загального лічильника витрачених годин по задачі, а сам запис з'явиться в таблиці нижче форми (дата, хто додав, скільки годин, категорія). Видалити чи виправити вже доданий запис часу поки не можна через інтерфейс — у разі помилки зверніться до адміністратора.</w:t>
-      </w:r>
-    </w:p>
-    <w:bookmarkEnd w:id="28"/>
-    <w:bookmarkStart w:id="29" w:name="X4bd7fb309eb3bd4f0a7fb9aea9b124333baefc4"/>
+        <w:t xml:space="preserve">На сторінці проєкту натисніть</w:t>
+      </w:r>
+      <w:r>
+        <w:t xml:space="preserve"> </w:t>
+      </w:r>
+      <w:r>
+        <w:rPr>
+          <w:bCs/>
+          <w:b/>
+        </w:rPr>
+        <w:t xml:space="preserve">«⏱️ Облік часу»</w:t>
+      </w:r>
+      <w:r>
+        <w:t xml:space="preserve"> </w:t>
+      </w:r>
+      <w:r>
+        <w:t xml:space="preserve">— зведена сторінка з чотирьох частин:</w:t>
+      </w:r>
+      <w:r>
+        <w:t xml:space="preserve"> </w:t>
+      </w:r>
+      <w:r>
+        <w:t xml:space="preserve">1.</w:t>
+      </w:r>
+      <w:r>
+        <w:t xml:space="preserve"> </w:t>
+      </w:r>
+      <w:r>
+        <w:rPr>
+          <w:bCs/>
+          <w:b/>
+        </w:rPr>
+        <w:t xml:space="preserve">Загальна сума годин</w:t>
+      </w:r>
+      <w:r>
+        <w:t xml:space="preserve"> </w:t>
+      </w:r>
+      <w:r>
+        <w:t xml:space="preserve">по всьому проєкту одразу.</w:t>
+      </w:r>
+      <w:r>
+        <w:t xml:space="preserve"> </w:t>
+      </w:r>
+      <w:r>
+        <w:t xml:space="preserve">2.</w:t>
+      </w:r>
+      <w:r>
+        <w:t xml:space="preserve"> </w:t>
+      </w:r>
+      <w:r>
+        <w:rPr>
+          <w:bCs/>
+          <w:b/>
+        </w:rPr>
+        <w:t xml:space="preserve">Розбивка за період</w:t>
+      </w:r>
+      <w:r>
+        <w:t xml:space="preserve"> </w:t>
+      </w:r>
+      <w:r>
+        <w:t xml:space="preserve">— три вкладки: «По днях», «По тижнях» (тиждень рахується за ISO 8601, з понеділка), «По місяцях». У кожній — дві таблиці поруч: скільки годин витрачено в кожен конкретний день/тиждень/місяць загалом, і скільки — з розбивкою по кожному учаснику окремо (та сама сума, тільки по особах).</w:t>
+      </w:r>
+      <w:r>
+        <w:t xml:space="preserve"> </w:t>
+      </w:r>
+      <w:r>
+        <w:t xml:space="preserve">3.</w:t>
+      </w:r>
+      <w:r>
+        <w:t xml:space="preserve"> </w:t>
+      </w:r>
+      <w:r>
+        <w:rPr>
+          <w:bCs/>
+          <w:b/>
+        </w:rPr>
+        <w:t xml:space="preserve">Розбивка по учасниках</w:t>
+      </w:r>
+      <w:r>
+        <w:t xml:space="preserve"> </w:t>
+      </w:r>
+      <w:r>
+        <w:t xml:space="preserve">— хто скільки годин витратив, від найбільшого до найменшого.</w:t>
+      </w:r>
+      <w:r>
+        <w:t xml:space="preserve"> </w:t>
+      </w:r>
+      <w:r>
+        <w:t xml:space="preserve">4.</w:t>
+      </w:r>
+      <w:r>
+        <w:t xml:space="preserve"> </w:t>
+      </w:r>
+      <w:r>
+        <w:rPr>
+          <w:bCs/>
+          <w:b/>
+        </w:rPr>
+        <w:t xml:space="preserve">Повний список усіх записів</w:t>
+      </w:r>
+      <w:r>
+        <w:t xml:space="preserve"> </w:t>
+      </w:r>
+      <w:r>
+        <w:t xml:space="preserve">по всіх задачах проєкту — дата, задача (з посиланням), хто, скільки годин, категорія.</w:t>
+      </w:r>
+    </w:p>
+    <w:p>
+      <w:pPr>
+        <w:pStyle w:val="BodyText"/>
+      </w:pPr>
+      <w:r>
+        <w:t xml:space="preserve">Це те саме, що й окремі записи на сторінках задач (розділ 4.4), лише зібрані і згруповані в одному місці для проєкту в цілому.</w:t>
+      </w:r>
+    </w:p>
+    <w:bookmarkEnd w:id="32"/>
+    <w:bookmarkStart w:id="33" w:name="вкладення-до-задачі"/>
     <w:p>
       <w:pPr>
         <w:pStyle w:val="Heading3"/>
       </w:pPr>
       <w:r>
-        <w:t xml:space="preserve">4.5 Канбан-дошка</w:t>
+        <w:t xml:space="preserve">4.9 Вкладення до задачі</w:t>
       </w:r>
     </w:p>
     <w:p>
@@ -1531,476 +1929,6 @@
         <w:pStyle w:val="FirstParagraph"/>
       </w:pPr>
       <w:r>
-        <w:t xml:space="preserve">На сторінці проєкту натисніть</w:t>
-      </w:r>
-      <w:r>
-        <w:t xml:space="preserve"> </w:t>
-      </w:r>
-      <w:r>
-        <w:rPr>
-          <w:bCs/>
-          <w:b/>
-        </w:rPr>
-        <w:t xml:space="preserve">«📋 Канбан-дошка»</w:t>
-      </w:r>
-      <w:r>
-        <w:t xml:space="preserve"> </w:t>
-      </w:r>
-      <w:r>
-        <w:t xml:space="preserve">— задачі показані колонками за статусом (Нова, В роботі, Очікує, Вирішена, Закрита). Перетягніть картку задачі мишкою в іншу колонку — статус зміниться одразу, без відкриття самої задачі. Якщо перетягування не спрацювало (наприклад, пропало з'єднання) — з'явиться повідомлення про помилку, а картка повернеться на своє місце.</w:t>
-      </w:r>
-    </w:p>
-    <w:bookmarkEnd w:id="29"/>
-    <w:bookmarkStart w:id="30" w:name="X54dd1c96eab6ee2e6adfabcbc4e58dadb5a4d19"/>
-    <w:p>
-      <w:pPr>
-        <w:pStyle w:val="Heading3"/>
-      </w:pPr>
-      <w:r>
-        <w:t xml:space="preserve">4.6 Діаграма Ганта</w:t>
-      </w:r>
-    </w:p>
-    <w:p>
-      <w:pPr>
-        <w:pStyle w:val="FirstParagraph"/>
-      </w:pPr>
-      <w:r>
-        <w:t xml:space="preserve">На сторінці проєкту натисніть</w:t>
-      </w:r>
-      <w:r>
-        <w:t xml:space="preserve"> </w:t>
-      </w:r>
-      <w:r>
-        <w:rPr>
-          <w:bCs/>
-          <w:b/>
-        </w:rPr>
-        <w:t xml:space="preserve">«📊 Діаграма Ганта»</w:t>
-      </w:r>
-      <w:r>
-        <w:t xml:space="preserve"> </w:t>
-      </w:r>
-      <w:r>
-        <w:t xml:space="preserve">— усі задачі проєкту показані смугами вздовж часової шкали. При відкритті сторінка одразу прокручується так, щоб</w:t>
-      </w:r>
-      <w:r>
-        <w:t xml:space="preserve"> </w:t>
-      </w:r>
-      <w:r>
-        <w:rPr>
-          <w:bCs/>
-          <w:b/>
-        </w:rPr>
-        <w:t xml:space="preserve">сьогоднішня дата була біля лівого краю</w:t>
-      </w:r>
-      <w:r>
-        <w:t xml:space="preserve"> </w:t>
-      </w:r>
-      <w:r>
-        <w:t xml:space="preserve">— щоб не гортати вручну в пошуках поточного моменту серед задач.</w:t>
-      </w:r>
-    </w:p>
-    <w:p>
-      <w:pPr>
-        <w:numPr>
-          <w:ilvl w:val="0"/>
-          <w:numId w:val="1008"/>
-        </w:numPr>
-        <w:pStyle w:val="Compact"/>
-      </w:pPr>
-      <w:r>
-        <w:rPr>
-          <w:bCs/>
-          <w:b/>
-        </w:rPr>
-        <w:t xml:space="preserve">Зміна термінів</w:t>
-      </w:r>
-      <w:r>
-        <w:t xml:space="preserve">: перетягніть смугу вліво/вправо, щоб змінити обидві дати одразу, або розтягніть за край, щоб змінити лише дату початку чи завершення. Зміна зберігається автоматично, без окремої кнопки «Зберегти».</w:t>
-      </w:r>
-    </w:p>
-    <w:p>
-      <w:pPr>
-        <w:numPr>
-          <w:ilvl w:val="0"/>
-          <w:numId w:val="1008"/>
-        </w:numPr>
-        <w:pStyle w:val="Compact"/>
-      </w:pPr>
-      <w:r>
-        <w:t xml:space="preserve">Задачі, для яких дати ще не вказані, показані орієнтовно (за датою створення) — щойно ви їх перетягнете, з'являться справжні дати.</w:t>
-      </w:r>
-    </w:p>
-    <w:p>
-      <w:pPr>
-        <w:numPr>
-          <w:ilvl w:val="0"/>
-          <w:numId w:val="1008"/>
-        </w:numPr>
-        <w:pStyle w:val="Compact"/>
-      </w:pPr>
-      <w:r>
-        <w:rPr>
-          <w:bCs/>
-          <w:b/>
-        </w:rPr>
-        <w:t xml:space="preserve">Колір смуги</w:t>
-      </w:r>
-      <w:r>
-        <w:t xml:space="preserve"> </w:t>
-      </w:r>
-      <w:r>
-        <w:t xml:space="preserve">відповідає пріоритету задачі (як і в календарі); закриті задачі — сірі.</w:t>
-      </w:r>
-    </w:p>
-    <w:p>
-      <w:pPr>
-        <w:numPr>
-          <w:ilvl w:val="0"/>
-          <w:numId w:val="1008"/>
-        </w:numPr>
-        <w:pStyle w:val="Compact"/>
-      </w:pPr>
-      <w:r>
-        <w:t xml:space="preserve">Натисніть на смугу, щоб відкрити саму задачу.</w:t>
-      </w:r>
-    </w:p>
-    <w:p>
-      <w:pPr>
-        <w:numPr>
-          <w:ilvl w:val="0"/>
-          <w:numId w:val="1008"/>
-        </w:numPr>
-        <w:pStyle w:val="Compact"/>
-      </w:pPr>
-      <w:r>
-        <w:rPr>
-          <w:bCs/>
-          <w:b/>
-        </w:rPr>
-        <w:t xml:space="preserve">Залежності між задачами</w:t>
-      </w:r>
-      <w:r>
-        <w:t xml:space="preserve"> </w:t>
-      </w:r>
-      <w:r>
-        <w:t xml:space="preserve">показані стрілками. Щоб додати залежність — унизу сторінки оберіть дві задачі та тип зв'язку («залежить від», «блокує», «пов'язана з», «дублює») і натисніть «Додати». У таблиці нижче кожен уже створений зв'язок можна</w:t>
-      </w:r>
-      <w:r>
-        <w:t xml:space="preserve"> </w:t>
-      </w:r>
-      <w:r>
-        <w:rPr>
-          <w:bCs/>
-          <w:b/>
-        </w:rPr>
-        <w:t xml:space="preserve">змінити</w:t>
-      </w:r>
-      <w:r>
-        <w:t xml:space="preserve"> </w:t>
-      </w:r>
-      <w:r>
-        <w:t xml:space="preserve">(виберіть інший тип у випадаючому списку — зберігається одразу) або</w:t>
-      </w:r>
-      <w:r>
-        <w:t xml:space="preserve"> </w:t>
-      </w:r>
-      <w:r>
-        <w:rPr>
-          <w:bCs/>
-          <w:b/>
-        </w:rPr>
-        <w:t xml:space="preserve">видалити</w:t>
-      </w:r>
-      <w:r>
-        <w:t xml:space="preserve"> </w:t>
-      </w:r>
-      <w:r>
-        <w:t xml:space="preserve">кнопкою «Видалити» (з підтвердженням).</w:t>
-      </w:r>
-    </w:p>
-    <w:bookmarkEnd w:id="30"/>
-    <w:bookmarkStart w:id="31" w:name="Xdfc1115e4e16263a9fcd8213a76d83cfdfbadeb"/>
-    <w:p>
-      <w:pPr>
-        <w:pStyle w:val="Heading3"/>
-      </w:pPr>
-      <w:r>
-        <w:t xml:space="preserve">4.7 Дорожня карта</w:t>
-      </w:r>
-    </w:p>
-    <w:p>
-      <w:pPr>
-        <w:pStyle w:val="FirstParagraph"/>
-      </w:pPr>
-      <w:r>
-        <w:t xml:space="preserve">На сторінці проєкту натисніть</w:t>
-      </w:r>
-      <w:r>
-        <w:t xml:space="preserve"> </w:t>
-      </w:r>
-      <w:r>
-        <w:rPr>
-          <w:bCs/>
-          <w:b/>
-        </w:rPr>
-        <w:t xml:space="preserve">«🗺️ Дорожня карта»</w:t>
-      </w:r>
-      <w:r>
-        <w:t xml:space="preserve"> </w:t>
-      </w:r>
-      <w:r>
-        <w:t xml:space="preserve">— етапи (контрольні точки) проєкту у вигляді карток, кожна з:</w:t>
-      </w:r>
-    </w:p>
-    <w:p>
-      <w:pPr>
-        <w:numPr>
-          <w:ilvl w:val="0"/>
-          <w:numId w:val="1009"/>
-        </w:numPr>
-        <w:pStyle w:val="Compact"/>
-      </w:pPr>
-      <w:r>
-        <w:t xml:space="preserve">статусом (заплановано / у процесі / завершено / затримується) — змінюється одразу у випадаючому списку;</w:t>
-      </w:r>
-    </w:p>
-    <w:p>
-      <w:pPr>
-        <w:numPr>
-          <w:ilvl w:val="0"/>
-          <w:numId w:val="1009"/>
-        </w:numPr>
-        <w:pStyle w:val="Compact"/>
-      </w:pPr>
-      <w:r>
-        <w:t xml:space="preserve">цільовою датою (якщо вказана) — якщо вона в минулому, а етап ще не завершено, поруч автоматично з'являється бейдж «⚠️ Прострочено» (незалежно від того, чи хтось вручну обрав статус «затримується»);</w:t>
-      </w:r>
-    </w:p>
-    <w:p>
-      <w:pPr>
-        <w:numPr>
-          <w:ilvl w:val="0"/>
-          <w:numId w:val="1009"/>
-        </w:numPr>
-        <w:pStyle w:val="Compact"/>
-      </w:pPr>
-      <w:r>
-        <w:t xml:space="preserve">прогрес-баром і лічильником задач («N з M задач закрито») — рахується автоматично на основі задач, прив'язаних до цього етапу;</w:t>
-      </w:r>
-    </w:p>
-    <w:p>
-      <w:pPr>
-        <w:numPr>
-          <w:ilvl w:val="0"/>
-          <w:numId w:val="1009"/>
-        </w:numPr>
-        <w:pStyle w:val="Compact"/>
-      </w:pPr>
-      <w:r>
-        <w:t xml:space="preserve">списком самих прив'язаних задач (закриті — перекреслені).</w:t>
-      </w:r>
-    </w:p>
-    <w:p>
-      <w:pPr>
-        <w:pStyle w:val="BlockText"/>
-      </w:pPr>
-      <w:r>
-        <w:t xml:space="preserve">Створювати та видаляти етапи можуть лише ролі «Адміністратор системи» та «Керівник ІТ-підрозділу». Змінювати статус уже створеного етапу може будь-хто з доступом до проєкту. Видалення етапу</w:t>
-      </w:r>
-      <w:r>
-        <w:t xml:space="preserve"> </w:t>
-      </w:r>
-      <w:r>
-        <w:rPr>
-          <w:bCs/>
-          <w:b/>
-        </w:rPr>
-        <w:t xml:space="preserve">не видаляє</w:t>
-      </w:r>
-      <w:r>
-        <w:t xml:space="preserve"> </w:t>
-      </w:r>
-      <w:r>
-        <w:t xml:space="preserve">прив'язані задачі — вони просто втрачають прив'язку до цього етапу і лишаються в проєкті.</w:t>
-      </w:r>
-    </w:p>
-    <w:p>
-      <w:pPr>
-        <w:pStyle w:val="FirstParagraph"/>
-      </w:pPr>
-      <w:r>
-        <w:t xml:space="preserve">Прив'язати задачу до етапу можна при її створенні (розділ 4.1) або пізніше на сторінці самої задачі — там же можна й зняти прив'язку, обравши «— не прив'язано —».</w:t>
-      </w:r>
-    </w:p>
-    <w:p>
-      <w:pPr>
-        <w:pStyle w:val="BodyText"/>
-      </w:pPr>
-      <w:r>
-        <w:t xml:space="preserve">Проєкт із хоча б одним простроченим етапом позначається бейджем «⚠️ Прострочено етап» на картці в списку</w:t>
-      </w:r>
-      <w:r>
-        <w:t xml:space="preserve"> </w:t>
-      </w:r>
-      <w:r>
-        <w:rPr>
-          <w:rStyle w:val="VerbatimChar"/>
-        </w:rPr>
-        <w:t xml:space="preserve">/projects</w:t>
-      </w:r>
-      <w:r>
-        <w:t xml:space="preserve"> </w:t>
-      </w:r>
-      <w:r>
-        <w:t xml:space="preserve">і на сторінці самого проєкту.</w:t>
-      </w:r>
-    </w:p>
-    <w:bookmarkEnd w:id="31"/>
-    <w:bookmarkStart w:id="32" w:name="X156b9daba6f226d7f56608f44dae08633c2a840"/>
-    <w:p>
-      <w:pPr>
-        <w:pStyle w:val="Heading3"/>
-      </w:pPr>
-      <w:r>
-        <w:t xml:space="preserve">4.8 Облік часу по проєкту</w:t>
-      </w:r>
-    </w:p>
-    <w:p>
-      <w:pPr>
-        <w:pStyle w:val="FirstParagraph"/>
-      </w:pPr>
-      <w:r>
-        <w:t xml:space="preserve">На сторінці проєкту натисніть</w:t>
-      </w:r>
-      <w:r>
-        <w:t xml:space="preserve"> </w:t>
-      </w:r>
-      <w:r>
-        <w:rPr>
-          <w:bCs/>
-          <w:b/>
-        </w:rPr>
-        <w:t xml:space="preserve">«⏱️ Облік часу»</w:t>
-      </w:r>
-      <w:r>
-        <w:t xml:space="preserve"> </w:t>
-      </w:r>
-      <w:r>
-        <w:t xml:space="preserve">— зведена сторінка з чотирьох частин:</w:t>
-      </w:r>
-    </w:p>
-    <w:p>
-      <w:pPr>
-        <w:numPr>
-          <w:ilvl w:val="0"/>
-          <w:numId w:val="1010"/>
-        </w:numPr>
-        <w:pStyle w:val="Compact"/>
-      </w:pPr>
-      <w:r>
-        <w:rPr>
-          <w:bCs/>
-          <w:b/>
-        </w:rPr>
-        <w:t xml:space="preserve">Загальна сума годин</w:t>
-      </w:r>
-      <w:r>
-        <w:t xml:space="preserve"> </w:t>
-      </w:r>
-      <w:r>
-        <w:t xml:space="preserve">по всьому проєкту одразу.</w:t>
-      </w:r>
-    </w:p>
-    <w:p>
-      <w:pPr>
-        <w:numPr>
-          <w:ilvl w:val="0"/>
-          <w:numId w:val="1010"/>
-        </w:numPr>
-        <w:pStyle w:val="Compact"/>
-      </w:pPr>
-      <w:r>
-        <w:rPr>
-          <w:bCs/>
-          <w:b/>
-        </w:rPr>
-        <w:t xml:space="preserve">Розбивка за період</w:t>
-      </w:r>
-      <w:r>
-        <w:t xml:space="preserve"> </w:t>
-      </w:r>
-      <w:r>
-        <w:t xml:space="preserve">— три вкладки: «По днях», «По тижнях» (тиждень рахується за ISO 8601, з понеділка), «По місяцях». У кожній — дві таблиці поруч: скільки годин витрачено в кожен конкретний день/тиждень/місяць загалом, і скільки — з розбивкою по кожному учаснику окремо (та сама сума, тільки по особах).</w:t>
-      </w:r>
-    </w:p>
-    <w:p>
-      <w:pPr>
-        <w:numPr>
-          <w:ilvl w:val="0"/>
-          <w:numId w:val="1010"/>
-        </w:numPr>
-        <w:pStyle w:val="Compact"/>
-      </w:pPr>
-      <w:r>
-        <w:rPr>
-          <w:bCs/>
-          <w:b/>
-        </w:rPr>
-        <w:t xml:space="preserve">Розбивка по учасниках</w:t>
-      </w:r>
-      <w:r>
-        <w:t xml:space="preserve"> </w:t>
-      </w:r>
-      <w:r>
-        <w:t xml:space="preserve">— хто скільки годин витратив, від найбільшого до найменшого.</w:t>
-      </w:r>
-    </w:p>
-    <w:p>
-      <w:pPr>
-        <w:numPr>
-          <w:ilvl w:val="0"/>
-          <w:numId w:val="1010"/>
-        </w:numPr>
-        <w:pStyle w:val="Compact"/>
-      </w:pPr>
-      <w:r>
-        <w:rPr>
-          <w:bCs/>
-          <w:b/>
-        </w:rPr>
-        <w:t xml:space="preserve">Повний список усіх записів</w:t>
-      </w:r>
-      <w:r>
-        <w:t xml:space="preserve"> </w:t>
-      </w:r>
-      <w:r>
-        <w:t xml:space="preserve">по всіх задачах проєкту — дата, задача (з посиланням), хто, скільки годин, категорія.</w:t>
-      </w:r>
-    </w:p>
-    <w:p>
-      <w:pPr>
-        <w:pStyle w:val="FirstParagraph"/>
-      </w:pPr>
-      <w:r>
-        <w:t xml:space="preserve">Це те саме, що й окремі записи на сторінках задач (розділ 4.4), лише зібрані і згруповані в одному місці для проєкту в цілому.</w:t>
-      </w:r>
-    </w:p>
-    <w:bookmarkEnd w:id="32"/>
-    <w:bookmarkStart w:id="33" w:name="Xe6558fff4c7d4a539ce4787d39efff944a87732"/>
-    <w:p>
-      <w:pPr>
-        <w:pStyle w:val="Heading3"/>
-      </w:pPr>
-      <w:r>
-        <w:t xml:space="preserve">4.9 Вкладення до задачі</w:t>
-      </w:r>
-    </w:p>
-    <w:p>
-      <w:pPr>
-        <w:pStyle w:val="FirstParagraph"/>
-      </w:pPr>
-      <w:r>
         <w:t xml:space="preserve">На сторінці задачі є блок</w:t>
       </w:r>
       <w:r>
@@ -2024,7 +1952,7 @@
       <w:pPr>
         <w:numPr>
           <w:ilvl w:val="0"/>
-          <w:numId w:val="1011"/>
+          <w:numId w:val="1004"/>
         </w:numPr>
         <w:pStyle w:val="Compact"/>
       </w:pPr>
@@ -2046,7 +1974,7 @@
       <w:pPr>
         <w:numPr>
           <w:ilvl w:val="0"/>
-          <w:numId w:val="1011"/>
+          <w:numId w:val="1004"/>
         </w:numPr>
         <w:pStyle w:val="Compact"/>
       </w:pPr>
@@ -2081,7 +2009,7 @@
       <w:pPr>
         <w:numPr>
           <w:ilvl w:val="0"/>
-          <w:numId w:val="1011"/>
+          <w:numId w:val="1004"/>
         </w:numPr>
         <w:pStyle w:val="Compact"/>
       </w:pPr>
@@ -2103,7 +2031,7 @@
       <w:pPr>
         <w:numPr>
           <w:ilvl w:val="0"/>
-          <w:numId w:val="1011"/>
+          <w:numId w:val="1004"/>
         </w:numPr>
         <w:pStyle w:val="Compact"/>
       </w:pPr>
@@ -2134,14 +2062,14 @@
         <w:t xml:space="preserve"> </w:t>
       </w:r>
       <w:r>
-        <w:t xml:space="preserve">зберігає його на комп'ютер.</w:t>
-      </w:r>
-    </w:p>
-    <w:p>
-      <w:pPr>
-        <w:numPr>
-          <w:ilvl w:val="0"/>
-          <w:numId w:val="1011"/>
+        <w:t xml:space="preserve">зберігає його на комп’ютер.</w:t>
+      </w:r>
+    </w:p>
+    <w:p>
+      <w:pPr>
+        <w:numPr>
+          <w:ilvl w:val="0"/>
+          <w:numId w:val="1004"/>
         </w:numPr>
         <w:pStyle w:val="Compact"/>
       </w:pPr>
@@ -2163,7 +2091,7 @@
       <w:pPr>
         <w:numPr>
           <w:ilvl w:val="0"/>
-          <w:numId w:val="1011"/>
+          <w:numId w:val="1004"/>
         </w:numPr>
         <w:pStyle w:val="Compact"/>
       </w:pPr>
@@ -2185,7 +2113,7 @@
       <w:pPr>
         <w:numPr>
           <w:ilvl w:val="0"/>
-          <w:numId w:val="1011"/>
+          <w:numId w:val="1004"/>
         </w:numPr>
         <w:pStyle w:val="Compact"/>
       </w:pPr>
@@ -2215,7 +2143,7 @@
     </w:p>
     <w:bookmarkEnd w:id="33"/>
     <w:bookmarkEnd w:id="34"/>
-    <w:bookmarkStart w:id="35" w:name="X2f2f700c81453342d9b7a005b842b48ecc5069f"/>
+    <w:bookmarkStart w:id="35" w:name="календар"/>
     <w:p>
       <w:pPr>
         <w:pStyle w:val="Heading2"/>
@@ -2252,7 +2180,7 @@
       <w:pPr>
         <w:numPr>
           <w:ilvl w:val="0"/>
-          <w:numId w:val="1012"/>
+          <w:numId w:val="1005"/>
         </w:numPr>
         <w:pStyle w:val="Compact"/>
       </w:pPr>
@@ -2293,7 +2221,7 @@
       <w:pPr>
         <w:numPr>
           <w:ilvl w:val="0"/>
-          <w:numId w:val="1012"/>
+          <w:numId w:val="1005"/>
         </w:numPr>
         <w:pStyle w:val="Compact"/>
       </w:pPr>
@@ -2305,7 +2233,7 @@
       <w:pPr>
         <w:numPr>
           <w:ilvl w:val="0"/>
-          <w:numId w:val="1012"/>
+          <w:numId w:val="1005"/>
         </w:numPr>
         <w:pStyle w:val="Compact"/>
       </w:pPr>
@@ -2317,7 +2245,7 @@
       <w:pPr>
         <w:numPr>
           <w:ilvl w:val="0"/>
-          <w:numId w:val="1012"/>
+          <w:numId w:val="1005"/>
         </w:numPr>
         <w:pStyle w:val="Compact"/>
       </w:pPr>
@@ -2329,7 +2257,7 @@
       <w:pPr>
         <w:numPr>
           <w:ilvl w:val="0"/>
-          <w:numId w:val="1012"/>
+          <w:numId w:val="1005"/>
         </w:numPr>
         <w:pStyle w:val="Compact"/>
       </w:pPr>
@@ -2377,7 +2305,7 @@
       </w:r>
     </w:p>
     <w:bookmarkEnd w:id="35"/>
-    <w:bookmarkStart w:id="36" w:name="X8e9c35bc91409514cbb85f0195f01e6d00b3c48"/>
+    <w:bookmarkStart w:id="36" w:name="звіти"/>
     <w:p>
       <w:pPr>
         <w:pStyle w:val="Heading2"/>
@@ -2414,7 +2342,7 @@
       <w:pPr>
         <w:numPr>
           <w:ilvl w:val="0"/>
-          <w:numId w:val="1013"/>
+          <w:numId w:val="1006"/>
         </w:numPr>
         <w:pStyle w:val="Compact"/>
       </w:pPr>
@@ -2436,7 +2364,7 @@
       <w:pPr>
         <w:numPr>
           <w:ilvl w:val="0"/>
-          <w:numId w:val="1013"/>
+          <w:numId w:val="1006"/>
         </w:numPr>
         <w:pStyle w:val="Compact"/>
       </w:pPr>
@@ -2451,14 +2379,14 @@
         <w:t xml:space="preserve"> </w:t>
       </w:r>
       <w:r>
-        <w:t xml:space="preserve">(необов'язково) — залиште «усі доступні проєкти» або оберіть один конкретний. Список містить лише проєкти, до яких у вас є доступ. Якщо обраний проєкт має підпроєкти — їхні записи автоматично потрапляють у звіт теж, кожен своєю окремою секцією в таблиці (див. нижче).</w:t>
-      </w:r>
-    </w:p>
-    <w:p>
-      <w:pPr>
-        <w:numPr>
-          <w:ilvl w:val="0"/>
-          <w:numId w:val="1013"/>
+        <w:t xml:space="preserve">(необов’язково) — залиште «усі доступні проєкти» або оберіть один конкретний. Список містить лише проєкти, до яких у вас є доступ. Якщо обраний проєкт має підпроєкти — їхні записи автоматично потрапляють у звіт теж, кожен своєю окремою секцією в таблиці (див. нижче).</w:t>
+      </w:r>
+    </w:p>
+    <w:p>
+      <w:pPr>
+        <w:numPr>
+          <w:ilvl w:val="0"/>
+          <w:numId w:val="1006"/>
         </w:numPr>
         <w:pStyle w:val="Compact"/>
       </w:pPr>
@@ -2473,14 +2401,14 @@
         <w:t xml:space="preserve"> </w:t>
       </w:r>
       <w:r>
-        <w:t xml:space="preserve">(необов'язково) — щоб побачити облік часу лише однієї людини.</w:t>
-      </w:r>
-    </w:p>
-    <w:p>
-      <w:pPr>
-        <w:numPr>
-          <w:ilvl w:val="0"/>
-          <w:numId w:val="1013"/>
+        <w:t xml:space="preserve">(необов’язково) — щоб побачити облік часу лише однієї людини.</w:t>
+      </w:r>
+    </w:p>
+    <w:p>
+      <w:pPr>
+        <w:numPr>
+          <w:ilvl w:val="0"/>
+          <w:numId w:val="1006"/>
         </w:numPr>
         <w:pStyle w:val="Compact"/>
       </w:pPr>
@@ -2495,7 +2423,7 @@
         <w:t xml:space="preserve"> </w:t>
       </w:r>
       <w:r>
-        <w:t xml:space="preserve">(необов'язково) — текстове поле з підказками вже використаних категорій; шукає за частковим збігом.</w:t>
+        <w:t xml:space="preserve">(необов’язково) — текстове поле з підказками вже використаних категорій; шукає за частковим збігом.</w:t>
       </w:r>
     </w:p>
     <w:p>
@@ -2521,15 +2449,15 @@
       <w:r>
         <w:t xml:space="preserve">— файл відкриється в новій вкладці й одразу почне завантажуватись. Звіт складається з трьох частин:</w:t>
       </w:r>
-    </w:p>
-    <w:p>
-      <w:pPr>
-        <w:numPr>
-          <w:ilvl w:val="0"/>
-          <w:numId w:val="1014"/>
-        </w:numPr>
-        <w:pStyle w:val="Compact"/>
-      </w:pPr>
+      <w:r>
+        <w:t xml:space="preserve"> </w:t>
+      </w:r>
+      <w:r>
+        <w:t xml:space="preserve">-</w:t>
+      </w:r>
+      <w:r>
+        <w:t xml:space="preserve"> </w:t>
+      </w:r>
       <w:r>
         <w:rPr>
           <w:bCs/>
@@ -2543,15 +2471,15 @@
       <w:r>
         <w:t xml:space="preserve">у шапці — горизонтальні смуги, по одній на кожного користувача, чиї записи потрапили у звіт; довжина смуги пропорційна кількості годин, поруч — точна сума.</w:t>
       </w:r>
-    </w:p>
-    <w:p>
-      <w:pPr>
-        <w:numPr>
-          <w:ilvl w:val="0"/>
-          <w:numId w:val="1014"/>
-        </w:numPr>
-        <w:pStyle w:val="Compact"/>
-      </w:pPr>
+      <w:r>
+        <w:t xml:space="preserve"> </w:t>
+      </w:r>
+      <w:r>
+        <w:t xml:space="preserve">-</w:t>
+      </w:r>
+      <w:r>
+        <w:t xml:space="preserve"> </w:t>
+      </w:r>
       <w:r>
         <w:rPr>
           <w:bCs/>
@@ -2578,15 +2506,15 @@
       <w:r>
         <w:t xml:space="preserve">— кожен проєкт своєю плашкою, під нею лише його задачі (дата, задача, користувач, категорія, години), і рядок «Витрачено на опрацювання проєкту» з підсумком. Проєкти показані від найбільшої кількості витрачених годин до найменшої.</w:t>
       </w:r>
-    </w:p>
-    <w:p>
-      <w:pPr>
-        <w:numPr>
-          <w:ilvl w:val="0"/>
-          <w:numId w:val="1014"/>
-        </w:numPr>
-        <w:pStyle w:val="Compact"/>
-      </w:pPr>
+      <w:r>
+        <w:t xml:space="preserve"> </w:t>
+      </w:r>
+      <w:r>
+        <w:t xml:space="preserve">-</w:t>
+      </w:r>
+      <w:r>
+        <w:t xml:space="preserve"> </w:t>
+      </w:r>
       <w:r>
         <w:rPr>
           <w:bCs/>
@@ -2603,7 +2531,7 @@
     </w:p>
     <w:p>
       <w:pPr>
-        <w:pStyle w:val="FirstParagraph"/>
+        <w:pStyle w:val="BodyText"/>
       </w:pPr>
       <w:r>
         <w:t xml:space="preserve">Якщо нічого не знайдено за обраними фільтрами — звіт так і повідомить, замість порожньої таблиці.</w:t>
@@ -2617,7 +2545,7 @@
       </w:r>
     </w:p>
     <w:bookmarkEnd w:id="36"/>
-    <w:bookmarkStart w:id="42" w:name="Xcc7d581a970c8299901cd28a26d07868faf2a6d"/>
+    <w:bookmarkStart w:id="42" w:name="тікети-звернення-до-іт-підтримки"/>
     <w:p>
       <w:pPr>
         <w:pStyle w:val="Heading2"/>
@@ -2684,7 +2612,7 @@
         <w:pStyle w:val="BlockText"/>
       </w:pPr>
       <w:r>
-        <w:t xml:space="preserve">Колезі без облікового запису не обов'язково створювати його заради одного звернення — сторінка</w:t>
+        <w:t xml:space="preserve">Колезі без облікового запису не обов’язково створювати його заради одного звернення — сторінка</w:t>
       </w:r>
       <w:r>
         <w:t xml:space="preserve"> </w:t>
@@ -2744,7 +2672,7 @@
         <w:t xml:space="preserve"> </w:t>
       </w:r>
       <w:r>
-        <w:t xml:space="preserve">на адресу поштової скриньки підтримки (адресу повідомить адміністратор системи) — лист автоматично стане тікетом: тема листа — темою, текст — описом. Якщо ви пишете з тієї самої адреси, що вказана у вашому обліковому записі, тікет з'явиться у вашому списку «Тікети». Відповідь у тій самій гілці листування додається коментарем до цього тікета (можна також вказати в темі номер:</w:t>
+        <w:t xml:space="preserve">на адресу поштової скриньки підтримки (адресу повідомить адміністратор системи) — лист автоматично стане тікетом: тема листа — темою, текст — описом. Якщо ви пишете з тієї самої адреси, що вказана у вашому обліковому записі, тікет з’явиться у вашому списку «Тікети». Відповідь у тій самій гілці листування додається коментарем до цього тікета (можна також вказати в темі номер:</w:t>
       </w:r>
       <w:r>
         <w:t xml:space="preserve"> </w:t>
@@ -2759,7 +2687,7 @@
         <w:t xml:space="preserve">). Зберігаються лише зображення PNG/JPG (див. нижче); решта вкладень листа до тікета не потрапляє. Якщо адміністратор увімкнув автовідповідь, у відповідь на такий лист прийде підтвердження з посиланням для відстеження статусу — навіть якщо у вас немає облікового запису в системі.</w:t>
       </w:r>
     </w:p>
-    <w:bookmarkStart w:id="37" w:name="X65f1f0f282e74129854557814c2789e5666eaa3"/>
+    <w:bookmarkStart w:id="37" w:name="створення-тікета"/>
     <w:p>
       <w:pPr>
         <w:pStyle w:val="Heading3"/>
@@ -2807,7 +2735,7 @@
         <w:pStyle w:val="BodyText"/>
       </w:pPr>
       <w:r>
-        <w:t xml:space="preserve">У формі є необов'язкове поле</w:t>
+        <w:t xml:space="preserve">У формі є необов’язкове поле</w:t>
       </w:r>
       <w:r>
         <w:t xml:space="preserve"> </w:t>
@@ -2825,15 +2753,15 @@
       <w:r>
         <w:t xml:space="preserve">(PNG або JPG, до 10 файлів) — для скриншота помилки чи фото, що допоможуть оператору зрозуміти проблему без зайвих запитань. Додати можна двома способами:</w:t>
       </w:r>
-    </w:p>
-    <w:p>
-      <w:pPr>
-        <w:numPr>
-          <w:ilvl w:val="0"/>
-          <w:numId w:val="1015"/>
-        </w:numPr>
-        <w:pStyle w:val="Compact"/>
-      </w:pPr>
+      <w:r>
+        <w:t xml:space="preserve"> </w:t>
+      </w:r>
+      <w:r>
+        <w:t xml:space="preserve">-</w:t>
+      </w:r>
+      <w:r>
+        <w:t xml:space="preserve"> </w:t>
+      </w:r>
       <w:r>
         <w:rPr>
           <w:bCs/>
@@ -2847,15 +2775,15 @@
       <w:r>
         <w:t xml:space="preserve">кнопкою «Вибрати файли»;</w:t>
       </w:r>
-    </w:p>
-    <w:p>
-      <w:pPr>
-        <w:numPr>
-          <w:ilvl w:val="0"/>
-          <w:numId w:val="1015"/>
-        </w:numPr>
-        <w:pStyle w:val="Compact"/>
-      </w:pPr>
+      <w:r>
+        <w:t xml:space="preserve"> </w:t>
+      </w:r>
+      <w:r>
+        <w:t xml:space="preserve">-</w:t>
+      </w:r>
+      <w:r>
+        <w:t xml:space="preserve"> </w:t>
+      </w:r>
       <w:r>
         <w:rPr>
           <w:bCs/>
@@ -2981,7 +2909,96 @@
         <w:t xml:space="preserve">V</w:t>
       </w:r>
       <w:r>
-        <w:t xml:space="preserve">). Скриншот з'явиться в списку.</w:t>
+        <w:t xml:space="preserve">). Скриншот з’явиться в списку.</w:t>
+      </w:r>
+    </w:p>
+    <w:p>
+      <w:pPr>
+        <w:pStyle w:val="BodyText"/>
+      </w:pPr>
+      <w:r>
+        <w:t xml:space="preserve">Усе вибране показується списком із мініатюрами; зайве можна прибрати кнопкою</w:t>
+      </w:r>
+      <w:r>
+        <w:t xml:space="preserve"> </w:t>
+      </w:r>
+      <w:r>
+        <w:rPr>
+          <w:bCs/>
+          <w:b/>
+        </w:rPr>
+        <w:t xml:space="preserve">«Прибрати»</w:t>
+      </w:r>
+      <w:r>
+        <w:t xml:space="preserve">. Якщо якийсь файл не пройде перевірку (не той формат, завеликий),</w:t>
+      </w:r>
+      <w:r>
+        <w:t xml:space="preserve"> </w:t>
+      </w:r>
+      <w:r>
+        <w:rPr>
+          <w:bCs/>
+          <w:b/>
+        </w:rPr>
+        <w:t xml:space="preserve">тікет усе одно створиться</w:t>
+      </w:r>
+      <w:r>
+        <w:t xml:space="preserve">, а на його сторінці буде написано, що саме не прикріпилось і чому. Звичайна вставка тексту (</w:t>
+      </w:r>
+      <w:r>
+        <w:rPr>
+          <w:rStyle w:val="VerbatimChar"/>
+        </w:rPr>
+        <w:t xml:space="preserve">Ctrl</w:t>
+      </w:r>
+      <w:r>
+        <w:t xml:space="preserve">+</w:t>
+      </w:r>
+      <w:r>
+        <w:rPr>
+          <w:rStyle w:val="VerbatimChar"/>
+        </w:rPr>
+        <w:t xml:space="preserve">V</w:t>
+      </w:r>
+      <w:r>
+        <w:t xml:space="preserve"> </w:t>
+      </w:r>
+      <w:r>
+        <w:t xml:space="preserve">із текстом) працює як завжди; зображення додається лише тоді, коли воно справді є в буфері обміну (якщо там і текст, і картинка, вставиться і текст, і додасться картинка). PDF у формі створення не приймається — додайте його на сторінці вже створеного тікета (розділ 7.5).</w:t>
+      </w:r>
+    </w:p>
+    <w:p>
+      <w:pPr>
+        <w:pStyle w:val="BodyText"/>
+      </w:pPr>
+      <w:r>
+        <w:t xml:space="preserve">За бажанням можна прив’язати тікет до проєкту (список показує лише ваші проєкти) — зручно, коли звернення стосується конкретної роботи над проєктом, а не загального ІТ-запиту. Якщо перейти за кнопкою</w:t>
+      </w:r>
+      <w:r>
+        <w:t xml:space="preserve"> </w:t>
+      </w:r>
+      <w:r>
+        <w:rPr>
+          <w:bCs/>
+          <w:b/>
+        </w:rPr>
+        <w:t xml:space="preserve">«+ Тікет»</w:t>
+      </w:r>
+      <w:r>
+        <w:t xml:space="preserve"> </w:t>
+      </w:r>
+      <w:r>
+        <w:t xml:space="preserve">зі сторінки самого проєкту — він одразу буде обраний у формі.</w:t>
+      </w:r>
+    </w:p>
+    <w:bookmarkEnd w:id="37"/>
+    <w:bookmarkStart w:id="38" w:name="перегляд-і-статус-тікета"/>
+    <w:p>
+      <w:pPr>
+        <w:pStyle w:val="Heading3"/>
+      </w:pPr>
+      <w:r>
+        <w:t xml:space="preserve">7.2 Перегляд і статус тікета</w:t>
       </w:r>
     </w:p>
     <w:p>
@@ -2989,88 +3006,25 @@
         <w:pStyle w:val="FirstParagraph"/>
       </w:pPr>
       <w:r>
-        <w:t xml:space="preserve">Усе вибране показується списком із мініатюрами; зайве можна прибрати кнопкою</w:t>
-      </w:r>
-      <w:r>
-        <w:t xml:space="preserve"> </w:t>
-      </w:r>
-      <w:r>
-        <w:rPr>
-          <w:bCs/>
-          <w:b/>
-        </w:rPr>
-        <w:t xml:space="preserve">«Прибрати»</w:t>
-      </w:r>
-      <w:r>
-        <w:t xml:space="preserve">. Якщо якийсь файл не пройде перевірку (не той формат, завеликий),</w:t>
-      </w:r>
-      <w:r>
-        <w:t xml:space="preserve"> </w:t>
-      </w:r>
-      <w:r>
-        <w:rPr>
-          <w:bCs/>
-          <w:b/>
-        </w:rPr>
-        <w:t xml:space="preserve">тікет усе одно створиться</w:t>
-      </w:r>
-      <w:r>
-        <w:t xml:space="preserve">, а на його сторінці буде написано, що саме не прикріпилось і чому. Звичайна вставка тексту (</w:t>
-      </w:r>
-      <w:r>
-        <w:rPr>
-          <w:rStyle w:val="VerbatimChar"/>
-        </w:rPr>
-        <w:t xml:space="preserve">Ctrl</w:t>
-      </w:r>
-      <w:r>
-        <w:t xml:space="preserve">+</w:t>
-      </w:r>
-      <w:r>
-        <w:rPr>
-          <w:rStyle w:val="VerbatimChar"/>
-        </w:rPr>
-        <w:t xml:space="preserve">V</w:t>
-      </w:r>
-      <w:r>
-        <w:t xml:space="preserve"> </w:t>
-      </w:r>
-      <w:r>
-        <w:t xml:space="preserve">із текстом) працює як завжди; зображення додається лише тоді, коли воно справді є в буфері обміну (якщо там і текст, і картинка, вставиться і текст, і додасться картинка). PDF у формі створення не приймається — додайте його на сторінці вже створеного тікета (розділ 7.5).</w:t>
-      </w:r>
-    </w:p>
-    <w:p>
-      <w:pPr>
-        <w:pStyle w:val="BodyText"/>
-      </w:pPr>
-      <w:r>
-        <w:t xml:space="preserve">За бажанням можна прив'язати тікет до проєкту (список показує лише ваші проєкти) — зручно, коли звернення стосується конкретної роботи над проєктом, а не загального ІТ-запиту. Якщо перейти за кнопкою</w:t>
-      </w:r>
-      <w:r>
-        <w:t xml:space="preserve"> </w:t>
-      </w:r>
-      <w:r>
-        <w:rPr>
-          <w:bCs/>
-          <w:b/>
-        </w:rPr>
-        <w:t xml:space="preserve">«+ Тікет»</w:t>
-      </w:r>
-      <w:r>
-        <w:t xml:space="preserve"> </w:t>
-      </w:r>
-      <w:r>
-        <w:t xml:space="preserve">зі сторінки самого проєкту — він одразу буде обраний у формі.</w:t>
-      </w:r>
-    </w:p>
-    <w:bookmarkEnd w:id="37"/>
-    <w:bookmarkStart w:id="38" w:name="X566bfbc1a38dd856c2a3fddc831d3ee32711b56"/>
+        <w:t xml:space="preserve">На сторінці тікета видно чергу, прив’язаний проєкт (якщо є), ваші дані як заявника та листування. Змінити статус (наприклад, позначити як вирішений) можна там само у випадаючому списку. Якщо адміністратор увімкнув email-сповіщення, про зміну статусу листом дізнається заявник і призначений оператор (крім того, хто саме цю зміну зробив).</w:t>
+      </w:r>
+    </w:p>
+    <w:p>
+      <w:pPr>
+        <w:pStyle w:val="BlockText"/>
+      </w:pPr>
+      <w:r>
+        <w:t xml:space="preserve">Призначати оператора (виконавця) тікета можуть лише керівник ІТ-підрозділу, адміністратор системи або оператор служби підтримки — рядовий користувач лише бачить, хто вже призначений.</w:t>
+      </w:r>
+    </w:p>
+    <w:bookmarkEnd w:id="38"/>
+    <w:bookmarkStart w:id="39" w:name="листування"/>
     <w:p>
       <w:pPr>
         <w:pStyle w:val="Heading3"/>
       </w:pPr>
       <w:r>
-        <w:t xml:space="preserve">7.2 Перегляд і статус тікета</w:t>
+        <w:t xml:space="preserve">7.3 Листування</w:t>
       </w:r>
     </w:p>
     <w:p>
@@ -3078,25 +3032,33 @@
         <w:pStyle w:val="FirstParagraph"/>
       </w:pPr>
       <w:r>
-        <w:t xml:space="preserve">На сторінці тікета видно чергу, прив'язаний проєкт (якщо є), ваші дані як заявника та листування. Змінити статус (наприклад, позначити як вирішений) можна там само у випадаючому списку. Якщо адміністратор увімкнув email-сповіщення, про зміну статусу листом дізнається заявник і призначений оператор (крім того, хто саме цю зміну зробив).</w:t>
-      </w:r>
-    </w:p>
-    <w:p>
-      <w:pPr>
-        <w:pStyle w:val="BlockText"/>
-      </w:pPr>
-      <w:r>
-        <w:t xml:space="preserve">Призначати оператора (виконавця) тікета можуть лише керівник ІТ-підрозділу, адміністратор системи або оператор служби підтримки — рядовий користувач лише бачить, хто вже призначений.</w:t>
-      </w:r>
-    </w:p>
-    <w:bookmarkEnd w:id="38"/>
-    <w:bookmarkStart w:id="39" w:name="Xf60126fbe4e6ae54e98a7bfc16e401fa0ba049f"/>
+        <w:t xml:space="preserve">Внизу сторінки тікета — стрічка повідомлень. Напишіть відповідь і натисніть</w:t>
+      </w:r>
+      <w:r>
+        <w:t xml:space="preserve"> </w:t>
+      </w:r>
+      <w:r>
+        <w:rPr>
+          <w:bCs/>
+          <w:b/>
+        </w:rPr>
+        <w:t xml:space="preserve">«Надіслати»</w:t>
+      </w:r>
+      <w:r>
+        <w:t xml:space="preserve"> </w:t>
+      </w:r>
+      <w:r>
+        <w:t xml:space="preserve">— вона додасться до листування з позначкою, від оператора вона чи від заявника. Якщо email-сповіщення увімкнені, про нове повідомлення листом дізнається інша сторона — відповідь оператора надійде заявнику, відповідь заявника — призначеному оператору.</w:t>
+      </w:r>
+    </w:p>
+    <w:bookmarkEnd w:id="39"/>
+    <w:bookmarkStart w:id="40" w:name="оцінка-вирішення-csat"/>
     <w:p>
       <w:pPr>
         <w:pStyle w:val="Heading3"/>
       </w:pPr>
       <w:r>
-        <w:t xml:space="preserve">7.3 Листування</w:t>
+        <w:t xml:space="preserve">7.4 Оцінка вирішення (CSAT)</w:t>
       </w:r>
     </w:p>
     <w:p>
@@ -3104,33 +3066,150 @@
         <w:pStyle w:val="FirstParagraph"/>
       </w:pPr>
       <w:r>
-        <w:t xml:space="preserve">Внизу сторінки тікета — стрічка повідомлень. Напишіть відповідь і натисніть</w:t>
-      </w:r>
-      <w:r>
-        <w:t xml:space="preserve"> </w:t>
-      </w:r>
-      <w:r>
-        <w:rPr>
-          <w:bCs/>
-          <w:b/>
-        </w:rPr>
-        <w:t xml:space="preserve">«Надіслати»</w:t>
-      </w:r>
-      <w:r>
-        <w:t xml:space="preserve"> </w:t>
-      </w:r>
-      <w:r>
-        <w:t xml:space="preserve">— вона додасться до листування з позначкою, від оператора вона чи від заявника. Якщо email-сповіщення увімкнені, про нове повідомлення листом дізнається інша сторона — відповідь оператора надійде заявнику, відповідь заявника — призначеному оператору.</w:t>
-      </w:r>
-    </w:p>
-    <w:bookmarkEnd w:id="39"/>
-    <w:bookmarkStart w:id="40" w:name="X27c8890bba55310c393b34a574dee6871a36f5c"/>
+        <w:t xml:space="preserve">Коли ваше звернення має статус</w:t>
+      </w:r>
+      <w:r>
+        <w:t xml:space="preserve"> </w:t>
+      </w:r>
+      <w:r>
+        <w:rPr>
+          <w:bCs/>
+          <w:b/>
+        </w:rPr>
+        <w:t xml:space="preserve">«Вирішено»</w:t>
+      </w:r>
+      <w:r>
+        <w:t xml:space="preserve"> </w:t>
+      </w:r>
+      <w:r>
+        <w:t xml:space="preserve">або</w:t>
+      </w:r>
+      <w:r>
+        <w:t xml:space="preserve"> </w:t>
+      </w:r>
+      <w:r>
+        <w:rPr>
+          <w:bCs/>
+          <w:b/>
+        </w:rPr>
+        <w:t xml:space="preserve">«Закрито»</w:t>
+      </w:r>
+      <w:r>
+        <w:t xml:space="preserve">, внизу сторінки тікета, під листуванням, з’являється запитання</w:t>
+      </w:r>
+      <w:r>
+        <w:t xml:space="preserve"> </w:t>
+      </w:r>
+      <w:r>
+        <w:rPr>
+          <w:bCs/>
+          <w:b/>
+        </w:rPr>
+        <w:t xml:space="preserve">«Наскільки ви задоволені вирішенням звернення?»</w:t>
+      </w:r>
+      <w:r>
+        <w:t xml:space="preserve"> </w:t>
+      </w:r>
+      <w:r>
+        <w:t xml:space="preserve">і п’ять кнопок від 1 до 5 (1 — незадовільно, 5 — відмінно). Натисніть потрібну — вгорі сторінки з’явиться «Дякуємо за оцінку!», а кнопки замінить напис «Дякуємо, ви вже оцінили це звернення: N з 5».</w:t>
+      </w:r>
+    </w:p>
+    <w:p>
+      <w:pPr>
+        <w:numPr>
+          <w:ilvl w:val="0"/>
+          <w:numId w:val="1007"/>
+        </w:numPr>
+        <w:pStyle w:val="Compact"/>
+      </w:pPr>
+      <w:r>
+        <w:t xml:space="preserve">Оцінити можна</w:t>
+      </w:r>
+      <w:r>
+        <w:t xml:space="preserve"> </w:t>
+      </w:r>
+      <w:r>
+        <w:rPr>
+          <w:bCs/>
+          <w:b/>
+        </w:rPr>
+        <w:t xml:space="preserve">лише один раз</w:t>
+      </w:r>
+      <w:r>
+        <w:t xml:space="preserve"> </w:t>
+      </w:r>
+      <w:r>
+        <w:t xml:space="preserve">— змінити її потім не можна.</w:t>
+      </w:r>
+    </w:p>
+    <w:p>
+      <w:pPr>
+        <w:numPr>
+          <w:ilvl w:val="0"/>
+          <w:numId w:val="1007"/>
+        </w:numPr>
+        <w:pStyle w:val="Compact"/>
+      </w:pPr>
+      <w:r>
+        <w:t xml:space="preserve">Оцінити може</w:t>
+      </w:r>
+      <w:r>
+        <w:t xml:space="preserve"> </w:t>
+      </w:r>
+      <w:r>
+        <w:rPr>
+          <w:bCs/>
+          <w:b/>
+        </w:rPr>
+        <w:t xml:space="preserve">лише заявник</w:t>
+      </w:r>
+      <w:r>
+        <w:t xml:space="preserve"> </w:t>
+      </w:r>
+      <w:r>
+        <w:t xml:space="preserve">— той, хто створив звернення. Оператор чи адміністратор, відкривши ваш тікет, оцінку лише бачать.</w:t>
+      </w:r>
+    </w:p>
+    <w:p>
+      <w:pPr>
+        <w:numPr>
+          <w:ilvl w:val="0"/>
+          <w:numId w:val="1007"/>
+        </w:numPr>
+        <w:pStyle w:val="Compact"/>
+      </w:pPr>
+      <w:r>
+        <w:t xml:space="preserve">Якщо звернення ще не вирішено (статуси «Новий», «В роботі», «Очікує відповіді»), кнопок немає.</w:t>
+      </w:r>
+    </w:p>
+    <w:p>
+      <w:pPr>
+        <w:numPr>
+          <w:ilvl w:val="0"/>
+          <w:numId w:val="1007"/>
+        </w:numPr>
+        <w:pStyle w:val="Compact"/>
+      </w:pPr>
+      <w:r>
+        <w:t xml:space="preserve">Оцінка допомагає ІТ-підрозділу бачити якість обслуговування: адміністратор переглядає середні оцінки по чергах і по операторах.</w:t>
+      </w:r>
+    </w:p>
+    <w:p>
+      <w:pPr>
+        <w:pStyle w:val="FirstParagraph"/>
+      </w:pPr>
+      <w:r>
+        <w:t xml:space="preserve">Те саме працює й для звернень, поданих через портал самообслуговування без входу в систему, — кнопки оцінки з’являються на сторінці відстеження за вашим персональним посиланням.</w:t>
+      </w:r>
+    </w:p>
+    <w:bookmarkEnd w:id="40"/>
+    <w:bookmarkStart w:id="41" w:name="вкладення-тікета"/>
     <w:p>
       <w:pPr>
         <w:pStyle w:val="Heading3"/>
       </w:pPr>
       <w:r>
-        <w:t xml:space="preserve">7.4 Оцінка вирішення (CSAT)</w:t>
+        <w:t xml:space="preserve">7.5 Вкладення тікета</w:t>
       </w:r>
     </w:p>
     <w:p>
@@ -3138,157 +3217,6 @@
         <w:pStyle w:val="FirstParagraph"/>
       </w:pPr>
       <w:r>
-        <w:t xml:space="preserve">Коли ваше звернення має статус</w:t>
-      </w:r>
-      <w:r>
-        <w:t xml:space="preserve"> </w:t>
-      </w:r>
-      <w:r>
-        <w:rPr>
-          <w:bCs/>
-          <w:b/>
-        </w:rPr>
-        <w:t xml:space="preserve">«Вирішено»</w:t>
-      </w:r>
-      <w:r>
-        <w:t xml:space="preserve"> </w:t>
-      </w:r>
-      <w:r>
-        <w:t xml:space="preserve">або</w:t>
-      </w:r>
-      <w:r>
-        <w:t xml:space="preserve"> </w:t>
-      </w:r>
-      <w:r>
-        <w:rPr>
-          <w:bCs/>
-          <w:b/>
-        </w:rPr>
-        <w:t xml:space="preserve">«Закрито»</w:t>
-      </w:r>
-      <w:r>
-        <w:t xml:space="preserve">, внизу сторінки тікета, під листуванням, з'являється запитання</w:t>
-      </w:r>
-      <w:r>
-        <w:t xml:space="preserve"> </w:t>
-      </w:r>
-      <w:r>
-        <w:rPr>
-          <w:bCs/>
-          <w:b/>
-        </w:rPr>
-        <w:t xml:space="preserve">«Наскільки ви задоволені вирішенням звернення?»</w:t>
-      </w:r>
-      <w:r>
-        <w:t xml:space="preserve"> </w:t>
-      </w:r>
-      <w:r>
-        <w:t xml:space="preserve">і п'ять кнопок від 1 до 5 (1 — незадовільно, 5 — відмінно). Натисніть потрібну — вгорі сторінки з'явиться «Дякуємо за оцінку!», а кнопки замінить напис «Дякуємо, ви вже оцінили це звернення: N з 5».</w:t>
-      </w:r>
-    </w:p>
-    <w:p>
-      <w:pPr>
-        <w:numPr>
-          <w:ilvl w:val="0"/>
-          <w:numId w:val="1016"/>
-        </w:numPr>
-        <w:pStyle w:val="Compact"/>
-      </w:pPr>
-      <w:r>
-        <w:t xml:space="preserve">Оцінити можна</w:t>
-      </w:r>
-      <w:r>
-        <w:t xml:space="preserve"> </w:t>
-      </w:r>
-      <w:r>
-        <w:rPr>
-          <w:bCs/>
-          <w:b/>
-        </w:rPr>
-        <w:t xml:space="preserve">лише один раз</w:t>
-      </w:r>
-      <w:r>
-        <w:t xml:space="preserve"> </w:t>
-      </w:r>
-      <w:r>
-        <w:t xml:space="preserve">— змінити її потім не можна.</w:t>
-      </w:r>
-    </w:p>
-    <w:p>
-      <w:pPr>
-        <w:numPr>
-          <w:ilvl w:val="0"/>
-          <w:numId w:val="1016"/>
-        </w:numPr>
-        <w:pStyle w:val="Compact"/>
-      </w:pPr>
-      <w:r>
-        <w:t xml:space="preserve">Оцінити може</w:t>
-      </w:r>
-      <w:r>
-        <w:t xml:space="preserve"> </w:t>
-      </w:r>
-      <w:r>
-        <w:rPr>
-          <w:bCs/>
-          <w:b/>
-        </w:rPr>
-        <w:t xml:space="preserve">лише заявник</w:t>
-      </w:r>
-      <w:r>
-        <w:t xml:space="preserve"> </w:t>
-      </w:r>
-      <w:r>
-        <w:t xml:space="preserve">— той, хто створив звернення. Оператор чи адміністратор, відкривши ваш тікет, оцінку лише бачать.</w:t>
-      </w:r>
-    </w:p>
-    <w:p>
-      <w:pPr>
-        <w:numPr>
-          <w:ilvl w:val="0"/>
-          <w:numId w:val="1016"/>
-        </w:numPr>
-        <w:pStyle w:val="Compact"/>
-      </w:pPr>
-      <w:r>
-        <w:t xml:space="preserve">Якщо звернення ще не вирішено (статуси «Новий», «В роботі», «Очікує відповіді»), кнопок немає.</w:t>
-      </w:r>
-    </w:p>
-    <w:p>
-      <w:pPr>
-        <w:numPr>
-          <w:ilvl w:val="0"/>
-          <w:numId w:val="1016"/>
-        </w:numPr>
-        <w:pStyle w:val="Compact"/>
-      </w:pPr>
-      <w:r>
-        <w:t xml:space="preserve">Оцінка допомагає ІТ-підрозділу бачити якість обслуговування: адміністратор переглядає середні оцінки по чергах і по операторах.</w:t>
-      </w:r>
-    </w:p>
-    <w:p>
-      <w:pPr>
-        <w:pStyle w:val="FirstParagraph"/>
-      </w:pPr>
-      <w:r>
-        <w:t xml:space="preserve">Те саме працює й для звернень, поданих через портал самообслуговування без входу в систему, — кнопки оцінки з'являються на сторінці відстеження за вашим персональним посиланням.</w:t>
-      </w:r>
-    </w:p>
-    <w:bookmarkEnd w:id="40"/>
-    <w:bookmarkStart w:id="41" w:name="Xd1b2dc32ce815bb538e73e3fd9ed2af3f4597b6"/>
-    <w:p>
-      <w:pPr>
-        <w:pStyle w:val="Heading3"/>
-      </w:pPr>
-      <w:r>
-        <w:t xml:space="preserve">7.5 Вкладення тікета</w:t>
-      </w:r>
-    </w:p>
-    <w:p>
-      <w:pPr>
-        <w:pStyle w:val="FirstParagraph"/>
-      </w:pPr>
-      <w:r>
         <w:t xml:space="preserve">Файли можна прикріпити й</w:t>
       </w:r>
       <w:r>
@@ -3341,7 +3269,7 @@
       <w:pPr>
         <w:numPr>
           <w:ilvl w:val="0"/>
-          <w:numId w:val="1017"/>
+          <w:numId w:val="1008"/>
         </w:numPr>
         <w:pStyle w:val="Compact"/>
       </w:pPr>
@@ -3353,12 +3281,12 @@
       <w:pPr>
         <w:numPr>
           <w:ilvl w:val="0"/>
-          <w:numId w:val="1017"/>
-        </w:numPr>
-        <w:pStyle w:val="Compact"/>
-      </w:pPr>
-      <w:r>
-        <w:t xml:space="preserve">Біля кожного файлу написано, хто його додав: ім'я користувача,</w:t>
+          <w:numId w:val="1008"/>
+        </w:numPr>
+        <w:pStyle w:val="Compact"/>
+      </w:pPr>
+      <w:r>
+        <w:t xml:space="preserve">Біля кожного файлу написано, хто його додав: ім’я користувача,</w:t>
       </w:r>
       <w:r>
         <w:t xml:space="preserve"> </w:t>
@@ -3397,7 +3325,7 @@
       <w:pPr>
         <w:numPr>
           <w:ilvl w:val="0"/>
-          <w:numId w:val="1017"/>
+          <w:numId w:val="1008"/>
         </w:numPr>
         <w:pStyle w:val="Compact"/>
       </w:pPr>
@@ -3445,7 +3373,7 @@
     </w:p>
     <w:bookmarkEnd w:id="41"/>
     <w:bookmarkEnd w:id="42"/>
-    <w:bookmarkStart w:id="43" w:name="Xc2a034ab61973d280507f8c5fe62099dfdd736c"/>
+    <w:bookmarkStart w:id="44" w:name="мій-профіль-і-пароль"/>
     <w:p>
       <w:pPr>
         <w:pStyle w:val="Heading2"/>
@@ -3459,7 +3387,7 @@
         <w:pStyle w:val="FirstParagraph"/>
       </w:pPr>
       <w:r>
-        <w:t xml:space="preserve">Натисніть на своє ім'я у верхньому правому куті (поруч із кнопкою «Вийти») — відкриється сторінка</w:t>
+        <w:t xml:space="preserve">Натисніть на своє ім’я у верхньому правому куті (поруч із кнопкою «Вийти») — відкриється сторінка</w:t>
       </w:r>
       <w:r>
         <w:t xml:space="preserve"> </w:t>
@@ -3475,14 +3403,14 @@
         <w:t xml:space="preserve"> </w:t>
       </w:r>
       <w:r>
-        <w:t xml:space="preserve">з двома блоками:</w:t>
-      </w:r>
-    </w:p>
-    <w:p>
-      <w:pPr>
-        <w:numPr>
-          <w:ilvl w:val="0"/>
-          <w:numId w:val="1018"/>
+        <w:t xml:space="preserve">з двома блоками (а коли адміністратор увімкнув REST API — ще й третім, «Токени доступу до API», див. нижче):</w:t>
+      </w:r>
+    </w:p>
+    <w:p>
+      <w:pPr>
+        <w:numPr>
+          <w:ilvl w:val="0"/>
+          <w:numId w:val="1009"/>
         </w:numPr>
         <w:pStyle w:val="Compact"/>
       </w:pPr>
@@ -3497,14 +3425,14 @@
         <w:t xml:space="preserve"> </w:t>
       </w:r>
       <w:r>
-        <w:t xml:space="preserve">— ім'я, email, роль, тип автентифікації (тільки для перегляду).</w:t>
-      </w:r>
-    </w:p>
-    <w:p>
-      <w:pPr>
-        <w:numPr>
-          <w:ilvl w:val="0"/>
-          <w:numId w:val="1018"/>
+        <w:t xml:space="preserve">— ім’я, email, роль, тип автентифікації (тільки для перегляду).</w:t>
+      </w:r>
+    </w:p>
+    <w:p>
+      <w:pPr>
+        <w:numPr>
+          <w:ilvl w:val="0"/>
+          <w:numId w:val="1009"/>
         </w:numPr>
         <w:pStyle w:val="Compact"/>
       </w:pPr>
@@ -3541,6 +3469,273 @@
       </w:pPr>
       <w:r>
         <w:t xml:space="preserve">Якщо ваш обліковий запис автентифікується через Active Directory — блоку зміни пароля не буде: пароль для таких облікових записів керується самим AD (змінюйте його в Windows, як зазвичай), а не тут.</w:t>
+      </w:r>
+    </w:p>
+    <w:bookmarkStart w:id="43" w:name="Xd3547e8f2b045db79a7bffed1b32dc045dd5781"/>
+    <w:p>
+      <w:pPr>
+        <w:pStyle w:val="Heading3"/>
+      </w:pPr>
+      <w:r>
+        <w:t xml:space="preserve">Токени доступу до API (для тих, хто пише скрипти й інтеграції)</w:t>
+      </w:r>
+    </w:p>
+    <w:p>
+      <w:pPr>
+        <w:pStyle w:val="FirstParagraph"/>
+      </w:pPr>
+      <w:r>
+        <w:t xml:space="preserve">Звичайним користувачам цей блок не потрібен. Він з’являється, лише коли адміністратор</w:t>
+      </w:r>
+      <w:r>
+        <w:t xml:space="preserve"> </w:t>
+      </w:r>
+      <w:r>
+        <w:rPr>
+          <w:bCs/>
+          <w:b/>
+        </w:rPr>
+        <w:t xml:space="preserve">увімкнув REST API</w:t>
+      </w:r>
+      <w:r>
+        <w:t xml:space="preserve">, і дозволяє програмі чи скрипту працювати в системі</w:t>
+      </w:r>
+      <w:r>
+        <w:t xml:space="preserve"> </w:t>
+      </w:r>
+      <w:r>
+        <w:rPr>
+          <w:bCs/>
+          <w:b/>
+        </w:rPr>
+        <w:t xml:space="preserve">від вашого імені</w:t>
+      </w:r>
+      <w:r>
+        <w:t xml:space="preserve"> </w:t>
+      </w:r>
+      <w:r>
+        <w:t xml:space="preserve">— наприклад, автоматично створювати тікети чи читати список ваших задач. Документація для розробників —</w:t>
+      </w:r>
+      <w:r>
+        <w:t xml:space="preserve"> </w:t>
+      </w:r>
+      <w:r>
+        <w:rPr>
+          <w:rStyle w:val="VerbatimChar"/>
+        </w:rPr>
+        <w:t xml:space="preserve">docs/API_GUIDE.md</w:t>
+      </w:r>
+      <w:r>
+        <w:t xml:space="preserve">.</w:t>
+      </w:r>
+    </w:p>
+    <w:p>
+      <w:pPr>
+        <w:numPr>
+          <w:ilvl w:val="0"/>
+          <w:numId w:val="1010"/>
+        </w:numPr>
+        <w:pStyle w:val="Compact"/>
+      </w:pPr>
+      <w:r>
+        <w:t xml:space="preserve">У блоці «Токени доступу до API» вкажіть</w:t>
+      </w:r>
+      <w:r>
+        <w:t xml:space="preserve"> </w:t>
+      </w:r>
+      <w:r>
+        <w:rPr>
+          <w:bCs/>
+          <w:b/>
+        </w:rPr>
+        <w:t xml:space="preserve">назву</w:t>
+      </w:r>
+      <w:r>
+        <w:t xml:space="preserve"> </w:t>
+      </w:r>
+      <w:r>
+        <w:t xml:space="preserve">(щоб потім упізнати токен, наприклад «Мій скрипт»),</w:t>
+      </w:r>
+      <w:r>
+        <w:t xml:space="preserve"> </w:t>
+      </w:r>
+      <w:r>
+        <w:rPr>
+          <w:bCs/>
+          <w:b/>
+        </w:rPr>
+        <w:t xml:space="preserve">права</w:t>
+      </w:r>
+      <w:r>
+        <w:t xml:space="preserve"> </w:t>
+      </w:r>
+      <w:r>
+        <w:t xml:space="preserve">— «Лише читання» або «Читання й запис» (обирайте мінімально потрібні) і</w:t>
+      </w:r>
+      <w:r>
+        <w:t xml:space="preserve"> </w:t>
+      </w:r>
+      <w:r>
+        <w:rPr>
+          <w:bCs/>
+          <w:b/>
+        </w:rPr>
+        <w:t xml:space="preserve">термін дії</w:t>
+      </w:r>
+      <w:r>
+        <w:t xml:space="preserve"> </w:t>
+      </w:r>
+      <w:r>
+        <w:t xml:space="preserve">(30 днів, 90 днів, 1 рік чи без обмеження). Натисніть</w:t>
+      </w:r>
+      <w:r>
+        <w:t xml:space="preserve"> </w:t>
+      </w:r>
+      <w:r>
+        <w:rPr>
+          <w:bCs/>
+          <w:b/>
+        </w:rPr>
+        <w:t xml:space="preserve">«Створити»</w:t>
+      </w:r>
+      <w:r>
+        <w:t xml:space="preserve">.</w:t>
+      </w:r>
+    </w:p>
+    <w:p>
+      <w:pPr>
+        <w:numPr>
+          <w:ilvl w:val="0"/>
+          <w:numId w:val="1010"/>
+        </w:numPr>
+        <w:pStyle w:val="Compact"/>
+      </w:pPr>
+      <w:r>
+        <w:t xml:space="preserve">Система покаже</w:t>
+      </w:r>
+      <w:r>
+        <w:t xml:space="preserve"> </w:t>
+      </w:r>
+      <w:r>
+        <w:rPr>
+          <w:bCs/>
+          <w:b/>
+        </w:rPr>
+        <w:t xml:space="preserve">повний токен</w:t>
+      </w:r>
+      <w:r>
+        <w:t xml:space="preserve"> </w:t>
+      </w:r>
+      <w:r>
+        <w:t xml:space="preserve">(</w:t>
+      </w:r>
+      <w:r>
+        <w:rPr>
+          <w:rStyle w:val="VerbatimChar"/>
+        </w:rPr>
+        <w:t xml:space="preserve">itsm_…</w:t>
+      </w:r>
+      <w:r>
+        <w:t xml:space="preserve">) у зеленому блоці —</w:t>
+      </w:r>
+      <w:r>
+        <w:t xml:space="preserve"> </w:t>
+      </w:r>
+      <w:r>
+        <w:rPr>
+          <w:bCs/>
+          <w:b/>
+        </w:rPr>
+        <w:t xml:space="preserve">один раз</w:t>
+      </w:r>
+      <w:r>
+        <w:t xml:space="preserve">. Скопіюйте його одразу й збережіть у надійному місці: після оновлення сторінки видно лише початок токена, а відновити його неможливо — доведеться створити новий.</w:t>
+      </w:r>
+    </w:p>
+    <w:p>
+      <w:pPr>
+        <w:numPr>
+          <w:ilvl w:val="0"/>
+          <w:numId w:val="1010"/>
+        </w:numPr>
+        <w:pStyle w:val="Compact"/>
+      </w:pPr>
+      <w:r>
+        <w:t xml:space="preserve">У таблиці нижче видно ваші токени: назву, початок, права, коли токен використовувався востаннє й до якої дати діє. Кнопка</w:t>
+      </w:r>
+      <w:r>
+        <w:t xml:space="preserve"> </w:t>
+      </w:r>
+      <w:r>
+        <w:rPr>
+          <w:bCs/>
+          <w:b/>
+        </w:rPr>
+        <w:t xml:space="preserve">«Відкликати»</w:t>
+      </w:r>
+      <w:r>
+        <w:t xml:space="preserve"> </w:t>
+      </w:r>
+      <w:r>
+        <w:t xml:space="preserve">(з підтвердженням) вимикає токен назавжди — програма, що ним користується, одразу перестає працювати.</w:t>
+      </w:r>
+    </w:p>
+    <w:p>
+      <w:pPr>
+        <w:pStyle w:val="FirstParagraph"/>
+      </w:pPr>
+      <w:r>
+        <w:t xml:space="preserve">Важливо знати:</w:t>
+      </w:r>
+      <w:r>
+        <w:t xml:space="preserve"> </w:t>
+      </w:r>
+      <w:r>
+        <w:t xml:space="preserve">- Токен</w:t>
+      </w:r>
+      <w:r>
+        <w:t xml:space="preserve"> </w:t>
+      </w:r>
+      <w:r>
+        <w:rPr>
+          <w:bCs/>
+          <w:b/>
+        </w:rPr>
+        <w:t xml:space="preserve">має ті самі права, що й ви</w:t>
+      </w:r>
+      <w:r>
+        <w:t xml:space="preserve">: бачить ті самі проєкти, задачі й тікети й діє від вашого імені — усі дії записуються в журнал як ваші (з позначкою, що вони виконані через API). Тому поводьтесь із ним, як із паролем:</w:t>
+      </w:r>
+      <w:r>
+        <w:t xml:space="preserve"> </w:t>
+      </w:r>
+      <w:r>
+        <w:rPr>
+          <w:bCs/>
+          <w:b/>
+        </w:rPr>
+        <w:t xml:space="preserve">нікому не передавайте, не публікуйте в репозиторіях і чатах</w:t>
+      </w:r>
+      <w:r>
+        <w:t xml:space="preserve">. Якщо токен міг потрапити до сторонніх — одразу відкличте його й створіть новий.</w:t>
+      </w:r>
+      <w:r>
+        <w:t xml:space="preserve"> </w:t>
+      </w:r>
+      <w:r>
+        <w:t xml:space="preserve">- Одночасно може діяти не більше 20 токенів. Прострочені й відкликані токени не враховуються.</w:t>
+      </w:r>
+      <w:r>
+        <w:t xml:space="preserve"> </w:t>
+      </w:r>
+      <w:r>
+        <w:t xml:space="preserve">- Для автоматизації, яка не повинна діяти від імені конкретної людини (наприклад, моніторинг), попросіть адміністратора створити окремий службовий обліковий запис і видати токен йому.</w:t>
+      </w:r>
+      <w:r>
+        <w:t xml:space="preserve"> </w:t>
+      </w:r>
+      <w:r>
+        <w:t xml:space="preserve">- Токен перестає діяти, якщо вимкнути REST API чи деактивувати ваш обліковий запис.</w:t>
       </w:r>
     </w:p>
     <w:p>
@@ -3551,7 +3746,8 @@
       </w:r>
     </w:p>
     <w:bookmarkEnd w:id="43"/>
-    <w:bookmarkStart w:id="44" w:name="Xd450aed09f98598169258fa29caca8ed084ee67"/>
+    <w:bookmarkEnd w:id="44"/>
+    <w:bookmarkStart w:id="45" w:name="архів"/>
     <w:p>
       <w:pPr>
         <w:pStyle w:val="Heading2"/>
@@ -3620,8 +3816,8 @@
         </w:pict>
       </w:r>
     </w:p>
-    <w:bookmarkEnd w:id="44"/>
-    <w:bookmarkStart w:id="45" w:name="X610c11f445103ecdb2407a89154d1647186f56a"/>
+    <w:bookmarkEnd w:id="45"/>
+    <w:bookmarkStart w:id="46" w:name="вікі"/>
     <w:p>
       <w:pPr>
         <w:pStyle w:val="Heading2"/>
@@ -3658,7 +3854,7 @@
       <w:pPr>
         <w:numPr>
           <w:ilvl w:val="0"/>
-          <w:numId w:val="1019"/>
+          <w:numId w:val="1011"/>
         </w:numPr>
         <w:pStyle w:val="Compact"/>
       </w:pPr>
@@ -3680,7 +3876,7 @@
       <w:pPr>
         <w:numPr>
           <w:ilvl w:val="0"/>
-          <w:numId w:val="1019"/>
+          <w:numId w:val="1011"/>
         </w:numPr>
         <w:pStyle w:val="Compact"/>
       </w:pPr>
@@ -3702,7 +3898,7 @@
       <w:pPr>
         <w:numPr>
           <w:ilvl w:val="0"/>
-          <w:numId w:val="1019"/>
+          <w:numId w:val="1011"/>
         </w:numPr>
         <w:pStyle w:val="Compact"/>
       </w:pPr>
@@ -3724,7 +3920,7 @@
       <w:pPr>
         <w:numPr>
           <w:ilvl w:val="0"/>
-          <w:numId w:val="1019"/>
+          <w:numId w:val="1011"/>
         </w:numPr>
         <w:pStyle w:val="Compact"/>
       </w:pPr>
@@ -3744,6 +3940,50 @@
     </w:p>
     <w:p>
       <w:pPr>
+        <w:numPr>
+          <w:ilvl w:val="0"/>
+          <w:numId w:val="1011"/>
+        </w:numPr>
+        <w:pStyle w:val="Compact"/>
+      </w:pPr>
+      <w:r>
+        <w:rPr>
+          <w:bCs/>
+          <w:b/>
+        </w:rPr>
+        <w:t xml:space="preserve">Вкладені сторінки (ієрархія)</w:t>
+      </w:r>
+      <w:r>
+        <w:t xml:space="preserve"> </w:t>
+      </w:r>
+      <w:r>
+        <w:t xml:space="preserve">— сторінки можуть бути «підсторінками» інших: у меню ліворуч вони показані з відступом під своєю батьківською сторінкою, угорі сторінки є шлях («Вікі / Інфраструктура / Мережа»), а внизу — список її підсторінок. Якщо батьківська сторінка призначена не для вашої ролі, вона у вашому шляху не показується, а підсторінка стоїть у меню на верхньому рівні.</w:t>
+      </w:r>
+    </w:p>
+    <w:p>
+      <w:pPr>
+        <w:numPr>
+          <w:ilvl w:val="0"/>
+          <w:numId w:val="1011"/>
+        </w:numPr>
+        <w:pStyle w:val="Compact"/>
+      </w:pPr>
+      <w:r>
+        <w:rPr>
+          <w:bCs/>
+          <w:b/>
+        </w:rPr>
+        <w:t xml:space="preserve">Зображення й файли на сторінці</w:t>
+      </w:r>
+      <w:r>
+        <w:t xml:space="preserve"> </w:t>
+      </w:r>
+      <w:r>
+        <w:t xml:space="preserve">— у тексті можуть бути картинки (клік по картинці відкриває її в повному розмірі), а внизу сторінки — блок «Вкладення» з файлами, які можна відкрити чи завантажити. Файли бачать ті, хто бачить саму сторінку.</w:t>
+      </w:r>
+    </w:p>
+    <w:p>
+      <w:pPr>
         <w:pStyle w:val="FirstParagraph"/>
       </w:pPr>
       <w:r>
@@ -3757,7 +3997,7 @@
         <w:t xml:space="preserve"> </w:t>
       </w:r>
       <w:r>
-        <w:t xml:space="preserve">— для всіх інших вікі працює на читання. Якщо ви помітили помилку чи застарілий пункт, повідомте одного з них. Якщо ви один із них, див. розділ 14 гайда адміністратора (розмітка, версії, видимість сторінок).</w:t>
+        <w:t xml:space="preserve">— для всіх інших вікі працює на читання. Якщо ви помітили помилку чи застарілий пункт, повідомте одного з них. Якщо ви один із них, див. розділ 14 гайда адміністратора (розмітка, версії, видимість сторінок, підсторінки, зображення й вкладення).</w:t>
       </w:r>
     </w:p>
     <w:p>
@@ -3767,62 +4007,14 @@
         </w:pict>
       </w:r>
     </w:p>
-    <w:bookmarkEnd w:id="45"/>
-    <w:bookmarkStart w:id="46" w:name="X5cd786e3c0f6ab0ef45d4430829a6afe9f94f05"/>
+    <w:bookmarkEnd w:id="46"/>
+    <w:bookmarkStart w:id="47" w:name="документи-бібліотека-файлів"/>
     <w:p>
       <w:pPr>
         <w:pStyle w:val="Heading2"/>
       </w:pPr>
       <w:r>
-        <w:t xml:space="preserve">11. Чого в системі поки немає</w:t>
-      </w:r>
-    </w:p>
-    <w:p>
-      <w:pPr>
-        <w:numPr>
-          <w:ilvl w:val="0"/>
-          <w:numId w:val="1020"/>
-        </w:numPr>
-        <w:pStyle w:val="Compact"/>
-      </w:pPr>
-      <w:r>
-        <w:t xml:space="preserve">Форуми й окрема бібліотека файлових документів. Вкладення прикріплюються лише до тікетів і задач (не до коментарів, проєктів чи сторінок вікі); у сторінки вікі зображення вставити поки не можна.</w:t>
-      </w:r>
-    </w:p>
-    <w:p>
-      <w:pPr>
-        <w:numPr>
-          <w:ilvl w:val="0"/>
-          <w:numId w:val="1020"/>
-        </w:numPr>
-        <w:pStyle w:val="Compact"/>
-      </w:pPr>
-      <w:r>
-        <w:t xml:space="preserve">Перегляд власних файлів на сторінці відстеження порталу (без входу в систему) — їх бачать лише оператори.</w:t>
-      </w:r>
-    </w:p>
-    <w:p>
-      <w:pPr>
-        <w:numPr>
-          <w:ilvl w:val="0"/>
-          <w:numId w:val="1020"/>
-        </w:numPr>
-        <w:pStyle w:val="Compact"/>
-      </w:pPr>
-      <w:r>
-        <w:t xml:space="preserve">Кнопка «Вийти з проєкту»: доступ учасника скасовує автор, відповідальний чи адміністратор.</w:t>
-      </w:r>
-    </w:p>
-    <w:p>
-      <w:pPr>
-        <w:numPr>
-          <w:ilvl w:val="0"/>
-          <w:numId w:val="1020"/>
-        </w:numPr>
-        <w:pStyle w:val="Compact"/>
-      </w:pPr>
-      <w:r>
-        <w:t xml:space="preserve">Вхід без введення пароля (автоматично під обліковим записом Windows) для користувачів Active Directory — поки лише форма з email і доменним паролем.</w:t>
+        <w:t xml:space="preserve">11. Документи (бібліотека файлів)</w:t>
       </w:r>
     </w:p>
     <w:p>
@@ -3830,22 +4022,156 @@
         <w:pStyle w:val="FirstParagraph"/>
       </w:pPr>
       <w:r>
-        <w:t xml:space="preserve">Якщо у вас є пропозиції чи ви очікували побачити функціонал, якого немає, — повідомте адміністратора системи: перелік того, що заплановано, є в</w:t>
-      </w:r>
-      <w:r>
-        <w:t xml:space="preserve"> </w:t>
-      </w:r>
-      <w:r>
-        <w:rPr>
-          <w:rStyle w:val="VerbatimChar"/>
-        </w:rPr>
-        <w:t xml:space="preserve">docs/ADMIN_GUIDE.md</w:t>
-      </w:r>
-      <w:r>
-        <w:t xml:space="preserve"> </w:t>
-      </w:r>
-      <w:r>
-        <w:t xml:space="preserve">(розділ 15).</w:t>
+        <w:t xml:space="preserve">Пункт меню</w:t>
+      </w:r>
+      <w:r>
+        <w:t xml:space="preserve"> </w:t>
+      </w:r>
+      <w:r>
+        <w:rPr>
+          <w:bCs/>
+          <w:b/>
+        </w:rPr>
+        <w:t xml:space="preserve">«Документи»</w:t>
+      </w:r>
+      <w:r>
+        <w:t xml:space="preserve"> </w:t>
+      </w:r>
+      <w:r>
+        <w:t xml:space="preserve">— спільна бібліотека файлів, не прив’язаних до тікета чи задачі: регламенти, інструкції, форми, шаблони.</w:t>
+      </w:r>
+    </w:p>
+    <w:p>
+      <w:pPr>
+        <w:numPr>
+          <w:ilvl w:val="0"/>
+          <w:numId w:val="1012"/>
+        </w:numPr>
+        <w:pStyle w:val="Compact"/>
+      </w:pPr>
+      <w:r>
+        <w:rPr>
+          <w:bCs/>
+          <w:b/>
+        </w:rPr>
+        <w:t xml:space="preserve">Розділи</w:t>
+      </w:r>
+      <w:r>
+        <w:t xml:space="preserve"> </w:t>
+      </w:r>
+      <w:r>
+        <w:t xml:space="preserve">— ліворуч; біля кожного — кількість документів. Рядок</w:t>
+      </w:r>
+      <w:r>
+        <w:t xml:space="preserve"> </w:t>
+      </w:r>
+      <w:r>
+        <w:rPr>
+          <w:bCs/>
+          <w:b/>
+        </w:rPr>
+        <w:t xml:space="preserve">«Пошук документів»</w:t>
+      </w:r>
+      <w:r>
+        <w:t xml:space="preserve"> </w:t>
+      </w:r>
+      <w:r>
+        <w:t xml:space="preserve">шукає за назвою й описом (регістр не важливий) і працює в межах обраного розділу.</w:t>
+      </w:r>
+    </w:p>
+    <w:p>
+      <w:pPr>
+        <w:numPr>
+          <w:ilvl w:val="0"/>
+          <w:numId w:val="1012"/>
+        </w:numPr>
+        <w:pStyle w:val="Compact"/>
+      </w:pPr>
+      <w:r>
+        <w:rPr>
+          <w:bCs/>
+          <w:b/>
+        </w:rPr>
+        <w:t xml:space="preserve">Документ</w:t>
+      </w:r>
+      <w:r>
+        <w:t xml:space="preserve"> </w:t>
+      </w:r>
+      <w:r>
+        <w:t xml:space="preserve">— це назва, опис і один чи кілька файлів-</w:t>
+      </w:r>
+      <w:r>
+        <w:rPr>
+          <w:bCs/>
+          <w:b/>
+        </w:rPr>
+        <w:t xml:space="preserve">версій</w:t>
+      </w:r>
+      <w:r>
+        <w:t xml:space="preserve">. Кнопка завантаження на сторінці документа віддає</w:t>
+      </w:r>
+      <w:r>
+        <w:t xml:space="preserve"> </w:t>
+      </w:r>
+      <w:r>
+        <w:rPr>
+          <w:bCs/>
+          <w:b/>
+        </w:rPr>
+        <w:t xml:space="preserve">найновішу</w:t>
+      </w:r>
+      <w:r>
+        <w:t xml:space="preserve"> </w:t>
+      </w:r>
+      <w:r>
+        <w:t xml:space="preserve">версію; на сторінці документа видно всі версії (хто й коли додав, розмір) і кожну можна завантажити окремо — наприклад, попередню редакцію регламенту.</w:t>
+      </w:r>
+    </w:p>
+    <w:p>
+      <w:pPr>
+        <w:numPr>
+          <w:ilvl w:val="0"/>
+          <w:numId w:val="1012"/>
+        </w:numPr>
+        <w:pStyle w:val="Compact"/>
+      </w:pPr>
+      <w:r>
+        <w:t xml:space="preserve">PDF і зображення (JPG, PNG) браузер відкриває прямо у вкладці; решту файлів (документи Office, OpenDocument, TXT, CSV) завантажує на диск.</w:t>
+      </w:r>
+    </w:p>
+    <w:p>
+      <w:pPr>
+        <w:numPr>
+          <w:ilvl w:val="0"/>
+          <w:numId w:val="1012"/>
+        </w:numPr>
+        <w:pStyle w:val="Compact"/>
+      </w:pPr>
+      <w:r>
+        <w:t xml:space="preserve">Бачите ви лише ті документи, що призначені для вашої ролі. Якщо колега посилається на документ, якого у вас немає, — він не для вашої ролі (система відповідає «не знайдено»).</w:t>
+      </w:r>
+    </w:p>
+    <w:p>
+      <w:pPr>
+        <w:pStyle w:val="FirstParagraph"/>
+      </w:pPr>
+      <w:r>
+        <w:rPr>
+          <w:bCs/>
+          <w:b/>
+        </w:rPr>
+        <w:t xml:space="preserve">Додавати документи, нові версії й розділи можуть лише адміністратор системи та керівник ІТ-підрозділу</w:t>
+      </w:r>
+      <w:r>
+        <w:t xml:space="preserve">; для решти бібліотека працює на читання. Видалити документ чи версію може адміністратор або той редактор, що створив документ. Якщо ви один із них, див. розділ 20 гайда адміністратора.</w:t>
+      </w:r>
+    </w:p>
+    <w:p>
+      <w:pPr>
+        <w:pStyle w:val="BodyText"/>
+      </w:pPr>
+      <w:r>
+        <w:t xml:space="preserve">Дозволені формати: PDF, JPG, PNG, DOCX, XLSX, PPTX, ODT, ODS, ODP, TXT, CSV (файли з макросами, архіви, виконувані файли та HTML не приймаються).</w:t>
       </w:r>
     </w:p>
     <w:p>
@@ -3855,14 +4181,14 @@
         </w:pict>
       </w:r>
     </w:p>
-    <w:bookmarkEnd w:id="46"/>
-    <w:bookmarkStart w:id="47" w:name="X08ec01698902ac6f13da53e33deacb23b832ea8"/>
+    <w:bookmarkEnd w:id="47"/>
+    <w:bookmarkStart w:id="48" w:name="форум"/>
     <w:p>
       <w:pPr>
         <w:pStyle w:val="Heading2"/>
       </w:pPr>
       <w:r>
-        <w:t xml:space="preserve">12. Якщо сторінка показала помилку</w:t>
+        <w:t xml:space="preserve">12. Форум</w:t>
       </w:r>
     </w:p>
     <w:p>
@@ -3870,7 +4196,414 @@
         <w:pStyle w:val="FirstParagraph"/>
       </w:pPr>
       <w:r>
-        <w:t xml:space="preserve">Якщо замість сторінки з'явилося повідомлення</w:t>
+        <w:t xml:space="preserve">Пункт меню</w:t>
+      </w:r>
+      <w:r>
+        <w:t xml:space="preserve"> </w:t>
+      </w:r>
+      <w:r>
+        <w:rPr>
+          <w:bCs/>
+          <w:b/>
+        </w:rPr>
+        <w:t xml:space="preserve">«Форум»</w:t>
+      </w:r>
+      <w:r>
+        <w:t xml:space="preserve"> </w:t>
+      </w:r>
+      <w:r>
+        <w:t xml:space="preserve">— обговорення між співробітниками: питання, поради, оголошення. Форум складається з</w:t>
+      </w:r>
+      <w:r>
+        <w:t xml:space="preserve"> </w:t>
+      </w:r>
+      <w:r>
+        <w:rPr>
+          <w:bCs/>
+          <w:b/>
+        </w:rPr>
+        <w:t xml:space="preserve">розділів</w:t>
+      </w:r>
+      <w:r>
+        <w:t xml:space="preserve">, у розділах —</w:t>
+      </w:r>
+      <w:r>
+        <w:t xml:space="preserve"> </w:t>
+      </w:r>
+      <w:r>
+        <w:rPr>
+          <w:bCs/>
+          <w:b/>
+        </w:rPr>
+        <w:t xml:space="preserve">теми</w:t>
+      </w:r>
+      <w:r>
+        <w:t xml:space="preserve">, у темах —</w:t>
+      </w:r>
+      <w:r>
+        <w:t xml:space="preserve"> </w:t>
+      </w:r>
+      <w:r>
+        <w:rPr>
+          <w:bCs/>
+          <w:b/>
+        </w:rPr>
+        <w:t xml:space="preserve">повідомлення</w:t>
+      </w:r>
+      <w:r>
+        <w:t xml:space="preserve">.</w:t>
+      </w:r>
+    </w:p>
+    <w:p>
+      <w:pPr>
+        <w:numPr>
+          <w:ilvl w:val="0"/>
+          <w:numId w:val="1013"/>
+        </w:numPr>
+        <w:pStyle w:val="Compact"/>
+      </w:pPr>
+      <w:r>
+        <w:rPr>
+          <w:bCs/>
+          <w:b/>
+        </w:rPr>
+        <w:t xml:space="preserve">Читати</w:t>
+      </w:r>
+      <w:r>
+        <w:t xml:space="preserve"> </w:t>
+      </w:r>
+      <w:r>
+        <w:t xml:space="preserve">можуть усі, хто бачить розділ (кожен розділ призначений для певних ролей — як і сторінки вікі). Розділ чи тему, не призначені для вашої ролі, система показує як неіснуючі.</w:t>
+      </w:r>
+    </w:p>
+    <w:p>
+      <w:pPr>
+        <w:numPr>
+          <w:ilvl w:val="0"/>
+          <w:numId w:val="1013"/>
+        </w:numPr>
+        <w:pStyle w:val="Compact"/>
+      </w:pPr>
+      <w:r>
+        <w:rPr>
+          <w:bCs/>
+          <w:b/>
+        </w:rPr>
+        <w:t xml:space="preserve">Нова тема</w:t>
+      </w:r>
+      <w:r>
+        <w:t xml:space="preserve"> </w:t>
+      </w:r>
+      <w:r>
+        <w:t xml:space="preserve">— кнопка в розділі: заголовок і текст.</w:t>
+      </w:r>
+      <w:r>
+        <w:t xml:space="preserve"> </w:t>
+      </w:r>
+      <w:r>
+        <w:rPr>
+          <w:bCs/>
+          <w:b/>
+        </w:rPr>
+        <w:t xml:space="preserve">Відповідь</w:t>
+      </w:r>
+      <w:r>
+        <w:t xml:space="preserve"> </w:t>
+      </w:r>
+      <w:r>
+        <w:t xml:space="preserve">— форма внизу теми. Текст пишеться в Markdown (</w:t>
+      </w:r>
+      <w:r>
+        <w:rPr>
+          <w:bCs/>
+          <w:b/>
+        </w:rPr>
+        <w:t xml:space="preserve">жирний</w:t>
+      </w:r>
+      <w:r>
+        <w:t xml:space="preserve">,</w:t>
+      </w:r>
+      <w:r>
+        <w:t xml:space="preserve"> </w:t>
+      </w:r>
+      <w:r>
+        <w:rPr>
+          <w:iCs/>
+          <w:i/>
+        </w:rPr>
+        <w:t xml:space="preserve">курсив</w:t>
+      </w:r>
+      <w:r>
+        <w:t xml:space="preserve">,</w:t>
+      </w:r>
+      <w:r>
+        <w:t xml:space="preserve"> </w:t>
+      </w:r>
+      <w:r>
+        <w:rPr>
+          <w:rStyle w:val="VerbatimChar"/>
+        </w:rPr>
+        <w:t xml:space="preserve">код</w:t>
+      </w:r>
+      <w:r>
+        <w:t xml:space="preserve">, списки, &gt; цитата, посилання; картинок і сирого HTML немає — як у вікі).</w:t>
+      </w:r>
+    </w:p>
+    <w:p>
+      <w:pPr>
+        <w:numPr>
+          <w:ilvl w:val="0"/>
+          <w:numId w:val="1013"/>
+        </w:numPr>
+        <w:pStyle w:val="Compact"/>
+      </w:pPr>
+      <w:r>
+        <w:rPr>
+          <w:bCs/>
+          <w:b/>
+        </w:rPr>
+        <w:t xml:space="preserve">Редагувати й видаляти свої повідомлення</w:t>
+      </w:r>
+      <w:r>
+        <w:t xml:space="preserve"> </w:t>
+      </w:r>
+      <w:r>
+        <w:t xml:space="preserve">можна, поки тему не закрито. Якщо видалити перше повідомлення, видаляється вся тема з відповідями (система спитає підтвердження). Біля змінених повідомлень стоїть позначка «змінено».</w:t>
+      </w:r>
+    </w:p>
+    <w:p>
+      <w:pPr>
+        <w:numPr>
+          <w:ilvl w:val="0"/>
+          <w:numId w:val="1013"/>
+        </w:numPr>
+        <w:pStyle w:val="Compact"/>
+      </w:pPr>
+      <w:r>
+        <w:rPr>
+          <w:bCs/>
+          <w:b/>
+        </w:rPr>
+        <w:t xml:space="preserve">Закріплені теми</w:t>
+      </w:r>
+      <w:r>
+        <w:t xml:space="preserve"> </w:t>
+      </w:r>
+      <w:r>
+        <w:t xml:space="preserve">(📌) стоять угорі розділу,</w:t>
+      </w:r>
+      <w:r>
+        <w:t xml:space="preserve"> </w:t>
+      </w:r>
+      <w:r>
+        <w:rPr>
+          <w:bCs/>
+          <w:b/>
+        </w:rPr>
+        <w:t xml:space="preserve">закриті</w:t>
+      </w:r>
+      <w:r>
+        <w:t xml:space="preserve"> </w:t>
+      </w:r>
+      <w:r>
+        <w:t xml:space="preserve">(🔒) — читаються, але відповісти в них не можна.</w:t>
+      </w:r>
+    </w:p>
+    <w:p>
+      <w:pPr>
+        <w:numPr>
+          <w:ilvl w:val="0"/>
+          <w:numId w:val="1013"/>
+        </w:numPr>
+        <w:pStyle w:val="Compact"/>
+      </w:pPr>
+      <w:r>
+        <w:rPr>
+          <w:bCs/>
+          <w:b/>
+        </w:rPr>
+        <w:t xml:space="preserve">Пошук на форумі</w:t>
+      </w:r>
+      <w:r>
+        <w:t xml:space="preserve"> </w:t>
+      </w:r>
+      <w:r>
+        <w:t xml:space="preserve">— рядок угорі; шукає за заголовками й текстом лише в тих розділах, що вам доступні.</w:t>
+      </w:r>
+    </w:p>
+    <w:p>
+      <w:pPr>
+        <w:numPr>
+          <w:ilvl w:val="0"/>
+          <w:numId w:val="1013"/>
+        </w:numPr>
+        <w:pStyle w:val="Compact"/>
+      </w:pPr>
+      <w:r>
+        <w:rPr>
+          <w:bCs/>
+          <w:b/>
+        </w:rPr>
+        <w:t xml:space="preserve">Обмеження частоти:</w:t>
+      </w:r>
+      <w:r>
+        <w:t xml:space="preserve"> </w:t>
+      </w:r>
+      <w:r>
+        <w:t xml:space="preserve">щоб форум не засмічували, можна надсилати не більше 10 тем і відповідей за 5 хвилин (і 100 за добу). Якщо ліміт вичерпано, система напише, через скільки спробувати знову; текст у формі лишається.</w:t>
+      </w:r>
+    </w:p>
+    <w:p>
+      <w:pPr>
+        <w:numPr>
+          <w:ilvl w:val="0"/>
+          <w:numId w:val="1013"/>
+        </w:numPr>
+        <w:pStyle w:val="Compact"/>
+      </w:pPr>
+      <w:r>
+        <w:rPr>
+          <w:bCs/>
+          <w:b/>
+        </w:rPr>
+        <w:t xml:space="preserve">Email-сповіщення.</w:t>
+      </w:r>
+      <w:r>
+        <w:t xml:space="preserve"> </w:t>
+      </w:r>
+      <w:r>
+        <w:t xml:space="preserve">Якщо адміністратор увімкнув сповіщення про форум, ви отримаєте лист, коли хтось відповість у темі, яку ви створили або в якій писали (себе ви не сповіщаєте).</w:t>
+      </w:r>
+    </w:p>
+    <w:p>
+      <w:pPr>
+        <w:pStyle w:val="FirstParagraph"/>
+      </w:pPr>
+      <w:r>
+        <w:rPr>
+          <w:bCs/>
+          <w:b/>
+        </w:rPr>
+        <w:t xml:space="preserve">Модерація</w:t>
+      </w:r>
+      <w:r>
+        <w:t xml:space="preserve"> </w:t>
+      </w:r>
+      <w:r>
+        <w:t xml:space="preserve">(адміністратор і керівник ІТ-підрозділу): створення, зміна й видалення розділів, закріплення, закриття, перенесення в інший розділ, видалення будь-яких тем і повідомлень. Деталі — розділ 21 гайда адміністратора.</w:t>
+      </w:r>
+    </w:p>
+    <w:p>
+      <w:r>
+        <w:pict>
+          <v:rect style="width:0;height:1.5pt" o:hralign="center" o:hrstd="t" o:hr="t"/>
+        </w:pict>
+      </w:r>
+    </w:p>
+    <w:bookmarkEnd w:id="48"/>
+    <w:bookmarkStart w:id="49" w:name="чого-в-системі-поки-немає"/>
+    <w:p>
+      <w:pPr>
+        <w:pStyle w:val="Heading2"/>
+      </w:pPr>
+      <w:r>
+        <w:t xml:space="preserve">13. Чого в системі поки немає</w:t>
+      </w:r>
+    </w:p>
+    <w:p>
+      <w:pPr>
+        <w:numPr>
+          <w:ilvl w:val="0"/>
+          <w:numId w:val="1014"/>
+        </w:numPr>
+        <w:pStyle w:val="Compact"/>
+      </w:pPr>
+      <w:r>
+        <w:t xml:space="preserve">Вкладення до коментарів і проєктів: файли прикріплюються до тікетів і задач (розділи 4.9 і 7.5), до сторінок вікі (розділ 10) та як окремі документи в бібліотеці (розділ 11). Вкладень у повідомленнях форуму немає.</w:t>
+      </w:r>
+    </w:p>
+    <w:p>
+      <w:pPr>
+        <w:numPr>
+          <w:ilvl w:val="0"/>
+          <w:numId w:val="1014"/>
+        </w:numPr>
+        <w:pStyle w:val="Compact"/>
+      </w:pPr>
+      <w:r>
+        <w:t xml:space="preserve">Перегляд власних файлів на сторінці відстеження порталу (без входу в систему) — їх бачать лише оператори.</w:t>
+      </w:r>
+    </w:p>
+    <w:p>
+      <w:pPr>
+        <w:numPr>
+          <w:ilvl w:val="0"/>
+          <w:numId w:val="1014"/>
+        </w:numPr>
+        <w:pStyle w:val="Compact"/>
+      </w:pPr>
+      <w:r>
+        <w:t xml:space="preserve">Кнопка «Вийти з проєкту»: доступ учасника скасовує автор, відповідальний чи адміністратор.</w:t>
+      </w:r>
+    </w:p>
+    <w:p>
+      <w:pPr>
+        <w:numPr>
+          <w:ilvl w:val="0"/>
+          <w:numId w:val="1014"/>
+        </w:numPr>
+        <w:pStyle w:val="Compact"/>
+      </w:pPr>
+      <w:r>
+        <w:t xml:space="preserve">Вхід без введення пароля (автоматично під обліковим записом Windows) для користувачів Active Directory — поки лише форма з email і доменним паролем.</w:t>
+      </w:r>
+    </w:p>
+    <w:p>
+      <w:pPr>
+        <w:pStyle w:val="FirstParagraph"/>
+      </w:pPr>
+      <w:r>
+        <w:t xml:space="preserve">Якщо у вас є пропозиції чи ви очікували побачити функціонал, якого немає, — повідомте адміністратора системи: перелік того, що заплановано, є в</w:t>
+      </w:r>
+      <w:r>
+        <w:t xml:space="preserve"> </w:t>
+      </w:r>
+      <w:r>
+        <w:rPr>
+          <w:rStyle w:val="VerbatimChar"/>
+        </w:rPr>
+        <w:t xml:space="preserve">docs/ADMIN_GUIDE.md</w:t>
+      </w:r>
+      <w:r>
+        <w:t xml:space="preserve"> </w:t>
+      </w:r>
+      <w:r>
+        <w:t xml:space="preserve">(розділ 15).</w:t>
+      </w:r>
+    </w:p>
+    <w:p>
+      <w:r>
+        <w:pict>
+          <v:rect style="width:0;height:1.5pt" o:hralign="center" o:hrstd="t" o:hr="t"/>
+        </w:pict>
+      </w:r>
+    </w:p>
+    <w:bookmarkEnd w:id="49"/>
+    <w:bookmarkStart w:id="50" w:name="якщо-сторінка-показала-помилку"/>
+    <w:p>
+      <w:pPr>
+        <w:pStyle w:val="Heading2"/>
+      </w:pPr>
+      <w:r>
+        <w:t xml:space="preserve">14. Якщо сторінка показала помилку</w:t>
+      </w:r>
+    </w:p>
+    <w:p>
+      <w:pPr>
+        <w:pStyle w:val="FirstParagraph"/>
+      </w:pPr>
+      <w:r>
+        <w:t xml:space="preserve">Якщо замість сторінки з’явилося повідомлення</w:t>
       </w:r>
       <w:r>
         <w:t xml:space="preserve"> </w:t>
@@ -3905,7 +4638,7 @@
       <w:pPr>
         <w:numPr>
           <w:ilvl w:val="0"/>
-          <w:numId w:val="1021"/>
+          <w:numId w:val="1015"/>
         </w:numPr>
         <w:pStyle w:val="Compact"/>
       </w:pPr>
@@ -3927,7 +4660,7 @@
       <w:pPr>
         <w:numPr>
           <w:ilvl w:val="0"/>
-          <w:numId w:val="1021"/>
+          <w:numId w:val="1015"/>
         </w:numPr>
         <w:pStyle w:val="Compact"/>
       </w:pPr>
@@ -3939,7 +4672,7 @@
       <w:pPr>
         <w:numPr>
           <w:ilvl w:val="0"/>
-          <w:numId w:val="1021"/>
+          <w:numId w:val="1015"/>
         </w:numPr>
         <w:pStyle w:val="Compact"/>
       </w:pPr>
@@ -3955,8 +4688,8 @@
         <w:t xml:space="preserve">Повідомлення на кшталт «Доступ обмежено», «Сторінку не знайдено», «Недостатньо прав» чи червоні підказки у формах — це не збої, а нормальні відповіді системи (немає доступу, невірні дані тощо); для них код не потрібен.</w:t>
       </w:r>
     </w:p>
-    <w:bookmarkEnd w:id="47"/>
-    <w:bookmarkEnd w:id="48"/>
+    <w:bookmarkEnd w:id="50"/>
+    <w:bookmarkEnd w:id="51"/>
     <w:sectPr/>
   </w:body>
 </w:document>
@@ -4264,6 +4997,12 @@
     <w:abstractNumId w:val="991"/>
   </w:num>
   <w:num w:numId="1004">
+    <w:abstractNumId w:val="991"/>
+  </w:num>
+  <w:num w:numId="1005">
+    <w:abstractNumId w:val="991"/>
+  </w:num>
+  <w:num w:numId="1006">
     <w:abstractNumId w:val="99411"/>
     <w:lvlOverride w:ilvl="0">
       <w:startOverride w:val="1"/>
@@ -4293,12 +5032,6 @@
       <w:startOverride w:val="1"/>
     </w:lvlOverride>
   </w:num>
-  <w:num w:numId="1005">
-    <w:abstractNumId w:val="991"/>
-  </w:num>
-  <w:num w:numId="1006">
-    <w:abstractNumId w:val="991"/>
-  </w:num>
   <w:num w:numId="1007">
     <w:abstractNumId w:val="991"/>
   </w:num>
@@ -4306,7 +5039,34 @@
     <w:abstractNumId w:val="991"/>
   </w:num>
   <w:num w:numId="1009">
-    <w:abstractNumId w:val="991"/>
+    <w:abstractNumId w:val="99411"/>
+    <w:lvlOverride w:ilvl="0">
+      <w:startOverride w:val="1"/>
+    </w:lvlOverride>
+    <w:lvlOverride w:ilvl="1">
+      <w:startOverride w:val="1"/>
+    </w:lvlOverride>
+    <w:lvlOverride w:ilvl="2">
+      <w:startOverride w:val="1"/>
+    </w:lvlOverride>
+    <w:lvlOverride w:ilvl="3">
+      <w:startOverride w:val="1"/>
+    </w:lvlOverride>
+    <w:lvlOverride w:ilvl="4">
+      <w:startOverride w:val="1"/>
+    </w:lvlOverride>
+    <w:lvlOverride w:ilvl="5">
+      <w:startOverride w:val="1"/>
+    </w:lvlOverride>
+    <w:lvlOverride w:ilvl="6">
+      <w:startOverride w:val="1"/>
+    </w:lvlOverride>
+    <w:lvlOverride w:ilvl="7">
+      <w:startOverride w:val="1"/>
+    </w:lvlOverride>
+    <w:lvlOverride w:ilvl="8">
+      <w:startOverride w:val="1"/>
+    </w:lvlOverride>
   </w:num>
   <w:num w:numId="1010">
     <w:abstractNumId w:val="99411"/>
@@ -4345,84 +5105,12 @@
     <w:abstractNumId w:val="991"/>
   </w:num>
   <w:num w:numId="1013">
-    <w:abstractNumId w:val="99411"/>
-    <w:lvlOverride w:ilvl="0">
-      <w:startOverride w:val="1"/>
-    </w:lvlOverride>
-    <w:lvlOverride w:ilvl="1">
-      <w:startOverride w:val="1"/>
-    </w:lvlOverride>
-    <w:lvlOverride w:ilvl="2">
-      <w:startOverride w:val="1"/>
-    </w:lvlOverride>
-    <w:lvlOverride w:ilvl="3">
-      <w:startOverride w:val="1"/>
-    </w:lvlOverride>
-    <w:lvlOverride w:ilvl="4">
-      <w:startOverride w:val="1"/>
-    </w:lvlOverride>
-    <w:lvlOverride w:ilvl="5">
-      <w:startOverride w:val="1"/>
-    </w:lvlOverride>
-    <w:lvlOverride w:ilvl="6">
-      <w:startOverride w:val="1"/>
-    </w:lvlOverride>
-    <w:lvlOverride w:ilvl="7">
-      <w:startOverride w:val="1"/>
-    </w:lvlOverride>
-    <w:lvlOverride w:ilvl="8">
-      <w:startOverride w:val="1"/>
-    </w:lvlOverride>
+    <w:abstractNumId w:val="991"/>
   </w:num>
   <w:num w:numId="1014">
     <w:abstractNumId w:val="991"/>
   </w:num>
   <w:num w:numId="1015">
-    <w:abstractNumId w:val="991"/>
-  </w:num>
-  <w:num w:numId="1016">
-    <w:abstractNumId w:val="991"/>
-  </w:num>
-  <w:num w:numId="1017">
-    <w:abstractNumId w:val="991"/>
-  </w:num>
-  <w:num w:numId="1018">
-    <w:abstractNumId w:val="99411"/>
-    <w:lvlOverride w:ilvl="0">
-      <w:startOverride w:val="1"/>
-    </w:lvlOverride>
-    <w:lvlOverride w:ilvl="1">
-      <w:startOverride w:val="1"/>
-    </w:lvlOverride>
-    <w:lvlOverride w:ilvl="2">
-      <w:startOverride w:val="1"/>
-    </w:lvlOverride>
-    <w:lvlOverride w:ilvl="3">
-      <w:startOverride w:val="1"/>
-    </w:lvlOverride>
-    <w:lvlOverride w:ilvl="4">
-      <w:startOverride w:val="1"/>
-    </w:lvlOverride>
-    <w:lvlOverride w:ilvl="5">
-      <w:startOverride w:val="1"/>
-    </w:lvlOverride>
-    <w:lvlOverride w:ilvl="6">
-      <w:startOverride w:val="1"/>
-    </w:lvlOverride>
-    <w:lvlOverride w:ilvl="7">
-      <w:startOverride w:val="1"/>
-    </w:lvlOverride>
-    <w:lvlOverride w:ilvl="8">
-      <w:startOverride w:val="1"/>
-    </w:lvlOverride>
-  </w:num>
-  <w:num w:numId="1019">
-    <w:abstractNumId w:val="991"/>
-  </w:num>
-  <w:num w:numId="1020">
-    <w:abstractNumId w:val="991"/>
-  </w:num>
-  <w:num w:numId="1021">
     <w:abstractNumId w:val="99411"/>
     <w:lvlOverride w:ilvl="0">
       <w:startOverride w:val="1"/>
@@ -4463,7 +5151,7 @@
         <w:rFonts w:asciiTheme="minorHAnsi" w:cstheme="minorBidi" w:eastAsiaTheme="minorHAnsi" w:hAnsiTheme="minorHAnsi"/>
         <w:sz w:val="24"/>
         <w:szCs w:val="24"/>
-        <w:lang w:bidi="ar-SA" w:eastAsia="en-US" w:val="uk"/>
+        <w:lang w:bidi="ar-SA" w:eastAsia="en-US" w:val="en-US"/>
       </w:rPr>
     </w:rPrDefault>
     <w:pPrDefault>

--- a/docs/ITSM_User_Guide.docx
+++ b/docs/ITSM_User_Guide.docx
@@ -20,7 +20,7 @@
           <w:iCs/>
           <w:i/>
         </w:rPr>
-        <w:t xml:space="preserve">Версія застосунку: 0.2.2</w:t>
+        <w:t xml:space="preserve">Версія застосунку: 0.2.3</w:t>
       </w:r>
     </w:p>
     <w:p>
@@ -28,7 +28,7 @@
         <w:pStyle w:val="BodyText"/>
       </w:pPr>
       <w:r>
-        <w:t xml:space="preserve">Ця інструкція для звичайних учасників команди (ролі «Керівник ІТ-підрозділу», «Системний адміністратор», «Спостерігач» тощо). Якщо ви адміністратор системи — див.</w:t>
+        <w:t xml:space="preserve">Ця інструкція для звичайних учасників команди (ролі «Адміністратор Підрозділу», «Керівник ІТ-підрозділу», «Системний адміністратор», «Спостерігач» тощо). Якщо ви адміністратор системи — див.</w:t>
       </w:r>
       <w:r>
         <w:t xml:space="preserve"> </w:t>
@@ -41,6 +41,40 @@
       </w:r>
       <w:r>
         <w:t xml:space="preserve">.</w:t>
+      </w:r>
+    </w:p>
+    <w:p>
+      <w:pPr>
+        <w:pStyle w:val="BlockText"/>
+      </w:pPr>
+      <w:r>
+        <w:rPr>
+          <w:bCs/>
+          <w:b/>
+        </w:rPr>
+        <w:t xml:space="preserve">Якщо ви «Адміністратор Підрозділу».</w:t>
+      </w:r>
+      <w:r>
+        <w:t xml:space="preserve"> </w:t>
+      </w:r>
+      <w:r>
+        <w:t xml:space="preserve">Окрім звичайних можливостей, ви бачите проєкти, задачі й тікети людей свого підрозділу (разом із вкладеними), а також проєкти, де люди підрозділу виконавці задач чи вносили облік часу (канбан, Гант і облік часу працюють по них). У меню є розділ</w:t>
+      </w:r>
+      <w:r>
+        <w:t xml:space="preserve"> </w:t>
+      </w:r>
+      <w:r>
+        <w:rPr>
+          <w:bCs/>
+          <w:b/>
+        </w:rPr>
+        <w:t xml:space="preserve">«Мій підрозділ»</w:t>
+      </w:r>
+      <w:r>
+        <w:t xml:space="preserve"> </w:t>
+      </w:r>
+      <w:r>
+        <w:t xml:space="preserve">із вкладками «Користувачі», «Проєкти», «Задачі», «Тікети», «Канбан», «Гант», «Облік часу», «Черги тікетів», «CSAT» і «Журнал аудиту» (лише по підрозділу); у «Користувачах» можна змінити роль, деактивувати чи активувати користувача підрозділу, зняти блокування входу, а локальним користувачам — скинути пароль. Призначити роль «Адміністратор системи» чи «Адміністратор Підрозділу» не можна — це робить лише адміністратор системи. Докладніше — у посібнику адміністратора, розділ 24.</w:t>
       </w:r>
     </w:p>
     <w:p>
@@ -145,6 +179,28 @@
         <w:t xml:space="preserve"> </w:t>
       </w:r>
       <w:r>
+        <w:t xml:space="preserve">- якщо адміністратор увімкнув SSO, на сторінці входу є кнопка</w:t>
+      </w:r>
+      <w:r>
+        <w:t xml:space="preserve"> </w:t>
+      </w:r>
+      <w:r>
+        <w:rPr>
+          <w:bCs/>
+          <w:b/>
+        </w:rPr>
+        <w:t xml:space="preserve">«Увійти через Windows (без пароля)»</w:t>
+      </w:r>
+      <w:r>
+        <w:t xml:space="preserve"> </w:t>
+      </w:r>
+      <w:r>
+        <w:t xml:space="preserve">— вона входить під вашим обліковим записом Windows, пароль не потрібен (працює на комп’ютерах домену). Якщо не спрацювало — введіть email і пароль, як нижче;</w:t>
+      </w:r>
+      <w:r>
+        <w:t xml:space="preserve"> </w:t>
+      </w:r>
+      <w:r>
         <w:t xml:space="preserve">- в поле</w:t>
       </w:r>
       <w:r>
@@ -4544,18 +4600,6 @@
       </w:pPr>
       <w:r>
         <w:t xml:space="preserve">Кнопка «Вийти з проєкту»: доступ учасника скасовує автор, відповідальний чи адміністратор.</w:t>
-      </w:r>
-    </w:p>
-    <w:p>
-      <w:pPr>
-        <w:numPr>
-          <w:ilvl w:val="0"/>
-          <w:numId w:val="1014"/>
-        </w:numPr>
-        <w:pStyle w:val="Compact"/>
-      </w:pPr>
-      <w:r>
-        <w:t xml:space="preserve">Вхід без введення пароля (автоматично під обліковим записом Windows) для користувачів Active Directory — поки лише форма з email і доменним паролем.</w:t>
       </w:r>
     </w:p>
     <w:p>

--- a/docs/ITSM_User_Guide.docx
+++ b/docs/ITSM_User_Guide.docx
@@ -74,7 +74,7 @@
         <w:t xml:space="preserve"> </w:t>
       </w:r>
       <w:r>
-        <w:t xml:space="preserve">із вкладками «Користувачі», «Проєкти», «Задачі», «Тікети», «Канбан», «Гант», «Облік часу», «Черги тікетів», «CSAT» і «Журнал аудиту» (лише по підрозділу); у «Користувачах» можна змінити роль, деактивувати чи активувати користувача підрозділу, зняти блокування входу, а локальним користувачам — скинути пароль. Призначити роль «Адміністратор системи» чи «Адміністратор Підрозділу» не можна — це робить лише адміністратор системи. Докладніше — у посібнику адміністратора, розділ 24.</w:t>
+        <w:t xml:space="preserve">з двома вкладками, як в адміністратора системи: «Керування» (проєкти зі зміною статусу й видаленням — видалити можна проєкт, який створили ви, або такий, де всі причетні люди з вашого підрозділу; задачі, тікети, канбан, Гант, облік часу, черги тікетів, CSAT — усе по підрозділу) і «Налаштування системи» (користувачі та журнал аудиту підрозділу); у «Користувачах» можна змінити роль, деактивувати чи активувати користувача підрозділу, зняти блокування входу, а локальним користувачам — скинути пароль. Призначити роль «Адміністратор системи» чи «Адміністратор Підрозділу» не можна — це робить лише адміністратор системи. Докладніше — у посібнику адміністратора, розділ 24.</w:t>
       </w:r>
     </w:p>
     <w:p>
@@ -3401,23 +3401,23 @@
         <w:t xml:space="preserve"> </w:t>
       </w:r>
       <w:r>
-        <w:t xml:space="preserve">без входу, свої файли на сторінці відстеження ви</w:t>
-      </w:r>
-      <w:r>
-        <w:t xml:space="preserve"> </w:t>
-      </w:r>
-      <w:r>
-        <w:rPr>
-          <w:bCs/>
-          <w:b/>
-        </w:rPr>
-        <w:t xml:space="preserve">не побачите</w:t>
-      </w:r>
-      <w:r>
-        <w:t xml:space="preserve"> </w:t>
-      </w:r>
-      <w:r>
-        <w:t xml:space="preserve">— їх бачать оператори; це обмеження системи, а не втрата файлів.</w:t>
+        <w:t xml:space="preserve">без входу, свої файли ви бачите на сторінці відстеження в блоці</w:t>
+      </w:r>
+      <w:r>
+        <w:t xml:space="preserve"> </w:t>
+      </w:r>
+      <w:r>
+        <w:rPr>
+          <w:bCs/>
+          <w:b/>
+        </w:rPr>
+        <w:t xml:space="preserve">«Ваші вкладення»</w:t>
+      </w:r>
+      <w:r>
+        <w:t xml:space="preserve"> </w:t>
+      </w:r>
+      <w:r>
+        <w:t xml:space="preserve">(мініатюри, відкриття, завантаження) — за тим самим посиланням, яке ви отримали після подання звернення. Файли, додані співробітниками, там не показуються.</w:t>
       </w:r>
     </w:p>
     <w:p>
@@ -4402,7 +4402,23 @@
         <w:t xml:space="preserve">код</w:t>
       </w:r>
       <w:r>
-        <w:t xml:space="preserve">, списки, &gt; цитата, посилання; картинок і сирого HTML немає — як у вікі).</w:t>
+        <w:t xml:space="preserve">, списки, &gt; цитата, посилання; картинок у тексті й сирого HTML немає — як у вікі). Кнопка</w:t>
+      </w:r>
+      <w:r>
+        <w:t xml:space="preserve"> </w:t>
+      </w:r>
+      <w:r>
+        <w:rPr>
+          <w:bCs/>
+          <w:b/>
+        </w:rPr>
+        <w:t xml:space="preserve">«Попередній перегляд»</w:t>
+      </w:r>
+      <w:r>
+        <w:t xml:space="preserve"> </w:t>
+      </w:r>
+      <w:r>
+        <w:t xml:space="preserve">під полем показує, як виглядатиме повідомлення. До повідомлення можна прикріпити до 5 файлів (PDF, JPG, PNG, DOCX, XLSX та ін.) полем «Файли»; вони показані під текстом, а під час редагування їх можна видалити.</w:t>
       </w:r>
     </w:p>
     <w:p>
@@ -4522,13 +4538,96 @@
           <w:bCs/>
           <w:b/>
         </w:rPr>
+        <w:t xml:space="preserve">Непрочитане.</w:t>
+      </w:r>
+      <w:r>
+        <w:t xml:space="preserve"> </w:t>
+      </w:r>
+      <w:r>
+        <w:t xml:space="preserve">Теми з новими повідомленнями (не вашими) показано жирним із бейджем «нове», а біля розділу на головній — «N нових». Тема перестає бути новою, коли ви відкриєте її</w:t>
+      </w:r>
+      <w:r>
+        <w:t xml:space="preserve"> </w:t>
+      </w:r>
+      <w:r>
+        <w:rPr>
+          <w:bCs/>
+          <w:b/>
+        </w:rPr>
+        <w:t xml:space="preserve">останню сторінку</w:t>
+      </w:r>
+      <w:r>
+        <w:t xml:space="preserve">. Кнопка</w:t>
+      </w:r>
+      <w:r>
+        <w:t xml:space="preserve"> </w:t>
+      </w:r>
+      <w:r>
+        <w:rPr>
+          <w:bCs/>
+          <w:b/>
+        </w:rPr>
+        <w:t xml:space="preserve">«Позначити все прочитаним»</w:t>
+      </w:r>
+      <w:r>
+        <w:t xml:space="preserve"> </w:t>
+      </w:r>
+      <w:r>
+        <w:t xml:space="preserve">на головній сторінці форуму скидає все одразу.</w:t>
+      </w:r>
+    </w:p>
+    <w:p>
+      <w:pPr>
+        <w:numPr>
+          <w:ilvl w:val="0"/>
+          <w:numId w:val="1013"/>
+        </w:numPr>
+        <w:pStyle w:val="Compact"/>
+      </w:pPr>
+      <w:r>
+        <w:rPr>
+          <w:bCs/>
+          <w:b/>
+        </w:rPr>
         <w:t xml:space="preserve">Email-сповіщення.</w:t>
       </w:r>
       <w:r>
         <w:t xml:space="preserve"> </w:t>
       </w:r>
       <w:r>
-        <w:t xml:space="preserve">Якщо адміністратор увімкнув сповіщення про форум, ви отримаєте лист, коли хтось відповість у темі, яку ви створили або в якій писали (себе ви не сповіщаєте).</w:t>
+        <w:t xml:space="preserve">Якщо адміністратор увімкнув сповіщення про форум, ви отримаєте лист, коли хтось відповість у темі, яку ви створили або в якій писали (себе ви не сповіщаєте). Щоб отримувати лист про</w:t>
+      </w:r>
+      <w:r>
+        <w:t xml:space="preserve"> </w:t>
+      </w:r>
+      <w:r>
+        <w:rPr>
+          <w:bCs/>
+          <w:b/>
+        </w:rPr>
+        <w:t xml:space="preserve">кожну нову тему</w:t>
+      </w:r>
+      <w:r>
+        <w:t xml:space="preserve"> </w:t>
+      </w:r>
+      <w:r>
+        <w:t xml:space="preserve">розділу, відкрийте розділ і натисніть</w:t>
+      </w:r>
+      <w:r>
+        <w:t xml:space="preserve"> </w:t>
+      </w:r>
+      <w:r>
+        <w:rPr>
+          <w:bCs/>
+          <w:b/>
+        </w:rPr>
+        <w:t xml:space="preserve">«Підписатися на нові теми»</w:t>
+      </w:r>
+      <w:r>
+        <w:t xml:space="preserve"> </w:t>
+      </w:r>
+      <w:r>
+        <w:t xml:space="preserve">(кнопка стане «🔔 Ви підписані»; ще раз натисніть, щоб скасувати). Листи про власні теми не приходять.</w:t>
       </w:r>
     </w:p>
     <w:p>
@@ -4575,7 +4674,7 @@
         <w:pStyle w:val="Compact"/>
       </w:pPr>
       <w:r>
-        <w:t xml:space="preserve">Вкладення до коментарів і проєктів: файли прикріплюються до тікетів і задач (розділи 4.9 і 7.5), до сторінок вікі (розділ 10) та як окремі документи в бібліотеці (розділ 11). Вкладень у повідомленнях форуму немає.</w:t>
+        <w:t xml:space="preserve">Вкладення до коментарів і до самих проєктів: файли прикріплюються до тікетів і задач (розділи 4.9 і 7.5), повідомлень форуму (поле «Файли»), сторінок вікі (розділ 10) та як окремі документи в бібліотеці (розділ 11).</w:t>
       </w:r>
     </w:p>
     <w:p>
@@ -4587,7 +4686,7 @@
         <w:pStyle w:val="Compact"/>
       </w:pPr>
       <w:r>
-        <w:t xml:space="preserve">Перегляд власних файлів на сторінці відстеження порталу (без входу в систему) — їх бачать лише оператори.</w:t>
+        <w:t xml:space="preserve">Окрема відписка від сповіщень по одній темі форуму (є підписка на розділ).</w:t>
       </w:r>
     </w:p>
     <w:p>

--- a/docs/ITSM_User_Guide.docx
+++ b/docs/ITSM_User_Guide.docx
@@ -863,6 +863,40 @@
         <w:pStyle w:val="BodyText"/>
       </w:pPr>
       <w:r>
+        <w:rPr>
+          <w:bCs/>
+          <w:b/>
+        </w:rPr>
+        <w:t xml:space="preserve">Вийти з проєкту.</w:t>
+      </w:r>
+      <w:r>
+        <w:t xml:space="preserve"> </w:t>
+      </w:r>
+      <w:r>
+        <w:t xml:space="preserve">Якщо вас додали учасником, але проєкт вам більше не потрібен, натисніть</w:t>
+      </w:r>
+      <w:r>
+        <w:t xml:space="preserve"> </w:t>
+      </w:r>
+      <w:r>
+        <w:rPr>
+          <w:bCs/>
+          <w:b/>
+        </w:rPr>
+        <w:t xml:space="preserve">«Вийти з проєкту»</w:t>
+      </w:r>
+      <w:r>
+        <w:t xml:space="preserve"> </w:t>
+      </w:r>
+      <w:r>
+        <w:t xml:space="preserve">у блоці «Доступ до проєкту» — проєкт, його задачі й підпроєкти зникнуть у вас; повернути доступ зможе автор, відповідальний чи адміністратор. Автор і відповідальний вийти не можуть.</w:t>
+      </w:r>
+    </w:p>
+    <w:p>
+      <w:pPr>
+        <w:pStyle w:val="BodyText"/>
+      </w:pPr>
+      <w:r>
         <w:t xml:space="preserve">Добре знати: автору й відповідальному доступ дається завжди, додавати їх не потрібно; додати можна лише активного користувача;</w:t>
       </w:r>
       <w:r>
@@ -873,13 +907,13 @@
           <w:bCs/>
           <w:b/>
         </w:rPr>
-        <w:t xml:space="preserve">доступ до підпроєкту надається окремо</w:t>
-      </w:r>
-      <w:r>
-        <w:t xml:space="preserve"> </w:t>
-      </w:r>
-      <w:r>
-        <w:t xml:space="preserve">— учасник основного проєкту не бачить його підпроєктів, доки його не додали й туди. Коли в людини забирають доступ, проєкт і його задачі зникають у неї одразу, навіть із тих, що створила чи виконувала вона сама.</w:t>
+        <w:t xml:space="preserve">підпроєкти успадковують доступ</w:t>
+      </w:r>
+      <w:r>
+        <w:t xml:space="preserve"> </w:t>
+      </w:r>
+      <w:r>
+        <w:t xml:space="preserve">— хто має доступ до проєкту, бачить і всі його підпроєкти (доступ лише до підпроєкту батьківський проєкт не відкриває). Коли в людини забирають доступ, проєкт і його задачі зникають у неї одразу, навіть із тих, що створила чи виконувала вона сама.</w:t>
       </w:r>
     </w:p>
     <w:p>
@@ -4212,6 +4246,14 @@
         <w:pStyle w:val="FirstParagraph"/>
       </w:pPr>
       <w:r>
+        <w:t xml:space="preserve">Зображення в бібліотеці та картинки на сторінках вікі показуються зменшеними мініатюрами — клік відкриває повний файл.</w:t>
+      </w:r>
+    </w:p>
+    <w:p>
+      <w:pPr>
+        <w:pStyle w:val="BodyText"/>
+      </w:pPr>
+      <w:r>
         <w:rPr>
           <w:bCs/>
           <w:b/>
@@ -4418,7 +4460,53 @@
         <w:t xml:space="preserve"> </w:t>
       </w:r>
       <w:r>
-        <w:t xml:space="preserve">під полем показує, як виглядатиме повідомлення. До повідомлення можна прикріпити до 5 файлів (PDF, JPG, PNG, DOCX, XLSX та ін.) полем «Файли»; вони показані під текстом, а під час редагування їх можна видалити.</w:t>
+        <w:t xml:space="preserve">під полем показує, як виглядатиме повідомлення. До повідомлення можна прикріпити до 5 файлів (PDF, JPG, PNG, DOCX, XLSX та ін.) полем «Файли»; вони показані під текстом, а під час редагування їх можна видалити. Файл можна вставити й у сам текст: кнопка</w:t>
+      </w:r>
+      <w:r>
+        <w:t xml:space="preserve"> </w:t>
+      </w:r>
+      <w:r>
+        <w:rPr>
+          <w:bCs/>
+          <w:b/>
+        </w:rPr>
+        <w:t xml:space="preserve">«Вставити»</w:t>
+      </w:r>
+      <w:r>
+        <w:t xml:space="preserve"> </w:t>
+      </w:r>
+      <w:r>
+        <w:t xml:space="preserve">біля файлу додає</w:t>
+      </w:r>
+      <w:r>
+        <w:t xml:space="preserve"> </w:t>
+      </w:r>
+      <w:r>
+        <w:rPr>
+          <w:rStyle w:val="VerbatimChar"/>
+        </w:rPr>
+        <w:t xml:space="preserve">![опис](file:1)</w:t>
+      </w:r>
+      <w:r>
+        <w:t xml:space="preserve"> </w:t>
+      </w:r>
+      <w:r>
+        <w:t xml:space="preserve">(картинка для JPG/PNG) або</w:t>
+      </w:r>
+      <w:r>
+        <w:t xml:space="preserve"> </w:t>
+      </w:r>
+      <w:r>
+        <w:rPr>
+          <w:rStyle w:val="VerbatimChar"/>
+        </w:rPr>
+        <w:t xml:space="preserve">[текст](file:1)</w:t>
+      </w:r>
+      <w:r>
+        <w:t xml:space="preserve"> </w:t>
+      </w:r>
+      <w:r>
+        <w:t xml:space="preserve">(посилання); число — номер файлу в повідомленні за порядком (1 — перший).</w:t>
       </w:r>
     </w:p>
     <w:p>
@@ -4589,6 +4677,44 @@
           <w:bCs/>
           <w:b/>
         </w:rPr>
+        <w:t xml:space="preserve">Не хочете листів про окрему тему?</w:t>
+      </w:r>
+      <w:r>
+        <w:t xml:space="preserve"> </w:t>
+      </w:r>
+      <w:r>
+        <w:t xml:space="preserve">На сторінці теми натисніть</w:t>
+      </w:r>
+      <w:r>
+        <w:t xml:space="preserve"> </w:t>
+      </w:r>
+      <w:r>
+        <w:rPr>
+          <w:bCs/>
+          <w:b/>
+        </w:rPr>
+        <w:t xml:space="preserve">«🔕 Не сповіщати про цю тему»</w:t>
+      </w:r>
+      <w:r>
+        <w:t xml:space="preserve"> </w:t>
+      </w:r>
+      <w:r>
+        <w:t xml:space="preserve">(або перейдіть за посиланням «Відпишіться» в листі). Кнопка перетвориться на «🔔 … увімкнути» — нею листи можна повернути.</w:t>
+      </w:r>
+    </w:p>
+    <w:p>
+      <w:pPr>
+        <w:numPr>
+          <w:ilvl w:val="0"/>
+          <w:numId w:val="1013"/>
+        </w:numPr>
+        <w:pStyle w:val="Compact"/>
+      </w:pPr>
+      <w:r>
+        <w:rPr>
+          <w:bCs/>
+          <w:b/>
+        </w:rPr>
         <w:t xml:space="preserve">Email-сповіщення.</w:t>
       </w:r>
       <w:r>
@@ -4675,30 +4801,6 @@
       </w:pPr>
       <w:r>
         <w:t xml:space="preserve">Вкладення до коментарів і до самих проєктів: файли прикріплюються до тікетів і задач (розділи 4.9 і 7.5), повідомлень форуму (поле «Файли»), сторінок вікі (розділ 10) та як окремі документи в бібліотеці (розділ 11).</w:t>
-      </w:r>
-    </w:p>
-    <w:p>
-      <w:pPr>
-        <w:numPr>
-          <w:ilvl w:val="0"/>
-          <w:numId w:val="1014"/>
-        </w:numPr>
-        <w:pStyle w:val="Compact"/>
-      </w:pPr>
-      <w:r>
-        <w:t xml:space="preserve">Окрема відписка від сповіщень по одній темі форуму (є підписка на розділ).</w:t>
-      </w:r>
-    </w:p>
-    <w:p>
-      <w:pPr>
-        <w:numPr>
-          <w:ilvl w:val="0"/>
-          <w:numId w:val="1014"/>
-        </w:numPr>
-        <w:pStyle w:val="Compact"/>
-      </w:pPr>
-      <w:r>
-        <w:t xml:space="preserve">Кнопка «Вийти з проєкту»: доступ учасника скасовує автор, відповідальний чи адміністратор.</w:t>
       </w:r>
     </w:p>
     <w:p>

--- a/docs/ITSM_User_Guide.docx
+++ b/docs/ITSM_User_Guide.docx
@@ -2,7 +2,7 @@
 <file path=word/document.xml><?xml version="1.0" encoding="utf-8"?>
 <w:document xmlns:w="http://schemas.openxmlformats.org/wordprocessingml/2006/main" xmlns:m="http://schemas.openxmlformats.org/officeDocument/2006/math" xmlns:r="http://schemas.openxmlformats.org/officeDocument/2006/relationships" xmlns:o="urn:schemas-microsoft-com:office:office" xmlns:v="urn:schemas-microsoft-com:vml" xmlns:w10="urn:schemas-microsoft-com:office:word" xmlns:a="http://schemas.openxmlformats.org/drawingml/2006/main" xmlns:pic="http://schemas.openxmlformats.org/drawingml/2006/picture" xmlns:wp="http://schemas.openxmlformats.org/drawingml/2006/wordprocessingDrawing">
   <w:body>
-    <w:bookmarkStart w:id="55" w:name="гайд-користувача-itsm-system"/>
+    <w:bookmarkStart w:id="56" w:name="гайд-користувача-itsm-system"/>
     <w:p>
       <w:pPr>
         <w:pStyle w:val="Heading1"/>
@@ -1477,6 +1477,57 @@
           <w:bCs/>
           <w:b/>
         </w:rPr>
+        <w:t xml:space="preserve">Назва</w:t>
+      </w:r>
+      <w:r>
+        <w:t xml:space="preserve"> </w:t>
+      </w:r>
+      <w:r>
+        <w:t xml:space="preserve">змінюється прямо на сторінці: під заголовком натисніть</w:t>
+      </w:r>
+      <w:r>
+        <w:t xml:space="preserve"> </w:t>
+      </w:r>
+      <w:r>
+        <w:rPr>
+          <w:bCs/>
+          <w:b/>
+        </w:rPr>
+        <w:t xml:space="preserve">«✏️ Змінити назву»</w:t>
+      </w:r>
+      <w:r>
+        <w:t xml:space="preserve">, відредагуйте та натисніть</w:t>
+      </w:r>
+      <w:r>
+        <w:t xml:space="preserve"> </w:t>
+      </w:r>
+      <w:r>
+        <w:rPr>
+          <w:bCs/>
+          <w:b/>
+        </w:rPr>
+        <w:t xml:space="preserve">«Зберегти назву»</w:t>
+      </w:r>
+      <w:r>
+        <w:t xml:space="preserve"> </w:t>
+      </w:r>
+      <w:r>
+        <w:t xml:space="preserve">(зміна записується в журнал аудиту).</w:t>
+      </w:r>
+    </w:p>
+    <w:p>
+      <w:pPr>
+        <w:numPr>
+          <w:ilvl w:val="0"/>
+          <w:numId w:val="1003"/>
+        </w:numPr>
+        <w:pStyle w:val="Compact"/>
+      </w:pPr>
+      <w:r>
+        <w:rPr>
+          <w:bCs/>
+          <w:b/>
+        </w:rPr>
         <w:t xml:space="preserve">Опис</w:t>
       </w:r>
       <w:r>
@@ -2772,7 +2823,58 @@
         <w:t xml:space="preserve"> </w:t>
       </w:r>
       <w:r>
-        <w:t xml:space="preserve">на сторінці проєкту розгорніть «Додати задачі за шаблоном», оберіть шаблон (проєкту чи задачі), дату старту й натисніть «Додати задачі». Шаблон задачі після цього відкриває створену задачу.</w:t>
+        <w:t xml:space="preserve">на сторінці проєкту розгорніть «Додати задачі за шаблоном», оберіть шаблон (проєкту чи задачі), дату старту й натисніть «Додати задачі». Шаблон задачі після цього відкриває створену задачу. Якщо обрано</w:t>
+      </w:r>
+      <w:r>
+        <w:t xml:space="preserve"> </w:t>
+      </w:r>
+      <w:r>
+        <w:rPr>
+          <w:bCs/>
+          <w:b/>
+        </w:rPr>
+        <w:t xml:space="preserve">шаблон задачі</w:t>
+      </w:r>
+      <w:r>
+        <w:t xml:space="preserve">, з’являється поле</w:t>
+      </w:r>
+      <w:r>
+        <w:t xml:space="preserve"> </w:t>
+      </w:r>
+      <w:r>
+        <w:rPr>
+          <w:bCs/>
+          <w:b/>
+        </w:rPr>
+        <w:t xml:space="preserve">«Назва задачі»</w:t>
+      </w:r>
+      <w:r>
+        <w:t xml:space="preserve"> </w:t>
+      </w:r>
+      <w:r>
+        <w:t xml:space="preserve">— воно заповнене назвою з шаблону, і її можна змінити перед створенням (для шаблону проєкту назви задач беруться з шаблону).</w:t>
+      </w:r>
+    </w:p>
+    <w:p>
+      <w:pPr>
+        <w:numPr>
+          <w:ilvl w:val="0"/>
+          <w:numId w:val="1005"/>
+        </w:numPr>
+        <w:pStyle w:val="Compact"/>
+      </w:pPr>
+      <w:r>
+        <w:rPr>
+          <w:bCs/>
+          <w:b/>
+        </w:rPr>
+        <w:t xml:space="preserve">Адміністратор підрозділу</w:t>
+      </w:r>
+      <w:r>
+        <w:t xml:space="preserve"> </w:t>
+      </w:r>
+      <w:r>
+        <w:t xml:space="preserve">знаходить керування шаблонами в «Мій підрозділ → Керування → Шаблони проєктів і задач»: створення, редагування й видалення.</w:t>
       </w:r>
     </w:p>
     <w:p>
@@ -3503,7 +3605,7 @@
       </w:r>
     </w:p>
     <w:bookmarkEnd w:id="38"/>
-    <w:bookmarkStart w:id="44" w:name="тікети-звернення-до-іт-підтримки"/>
+    <w:bookmarkStart w:id="45" w:name="тікети-звернення-до-іт-підтримки"/>
     <w:p>
       <w:pPr>
         <w:pStyle w:val="Heading2"/>
@@ -4026,12 +4128,149 @@
       </w:r>
     </w:p>
     <w:bookmarkEnd w:id="41"/>
-    <w:bookmarkStart w:id="42" w:name="оцінка-вирішення-csat"/>
+    <w:bookmarkStart w:id="42" w:name="б-повязані-та-дубльовані-тікети"/>
     <w:p>
       <w:pPr>
         <w:pStyle w:val="Heading3"/>
       </w:pPr>
       <w:r>
+        <w:t xml:space="preserve">7.3б Пов’язані та дубльовані тікети</w:t>
+      </w:r>
+    </w:p>
+    <w:p>
+      <w:pPr>
+        <w:pStyle w:val="FirstParagraph"/>
+      </w:pPr>
+      <w:r>
+        <w:t xml:space="preserve">Оператори й адміністратори на сторінці тікета бачать блок</w:t>
+      </w:r>
+      <w:r>
+        <w:t xml:space="preserve"> </w:t>
+      </w:r>
+      <w:r>
+        <w:rPr>
+          <w:bCs/>
+          <w:b/>
+        </w:rPr>
+        <w:t xml:space="preserve">«Пов’язані та дубльовані тікети»</w:t>
+      </w:r>
+      <w:r>
+        <w:t xml:space="preserve">:</w:t>
+      </w:r>
+    </w:p>
+    <w:p>
+      <w:pPr>
+        <w:numPr>
+          <w:ilvl w:val="0"/>
+          <w:numId w:val="1009"/>
+        </w:numPr>
+        <w:pStyle w:val="Compact"/>
+      </w:pPr>
+      <w:r>
+        <w:rPr>
+          <w:bCs/>
+          <w:b/>
+        </w:rPr>
+        <w:t xml:space="preserve">пов’язаний з тікетом</w:t>
+      </w:r>
+      <w:r>
+        <w:t xml:space="preserve"> </w:t>
+      </w:r>
+      <w:r>
+        <w:t xml:space="preserve">— просте посилання між двома тікетами (симетричне);</w:t>
+      </w:r>
+    </w:p>
+    <w:p>
+      <w:pPr>
+        <w:numPr>
+          <w:ilvl w:val="0"/>
+          <w:numId w:val="1009"/>
+        </w:numPr>
+        <w:pStyle w:val="Compact"/>
+      </w:pPr>
+      <w:r>
+        <w:rPr>
+          <w:bCs/>
+          <w:b/>
+        </w:rPr>
+        <w:t xml:space="preserve">цей тікет — дубль тікета</w:t>
+      </w:r>
+      <w:r>
+        <w:t xml:space="preserve"> </w:t>
+      </w:r>
+      <w:r>
+        <w:t xml:space="preserve">— позначає тікет дублем іншого (оригіналу);</w:t>
+      </w:r>
+    </w:p>
+    <w:p>
+      <w:pPr>
+        <w:numPr>
+          <w:ilvl w:val="0"/>
+          <w:numId w:val="1009"/>
+        </w:numPr>
+        <w:pStyle w:val="Compact"/>
+      </w:pPr>
+      <w:r>
+        <w:rPr>
+          <w:bCs/>
+          <w:b/>
+        </w:rPr>
+        <w:t xml:space="preserve">тікет — дубль цього</w:t>
+      </w:r>
+      <w:r>
+        <w:t xml:space="preserve"> </w:t>
+      </w:r>
+      <w:r>
+        <w:t xml:space="preserve">— те саме з боку оригіналу: зручно, коли надійшло багато однакових звернень (масовий інцидент).</w:t>
+      </w:r>
+    </w:p>
+    <w:p>
+      <w:pPr>
+        <w:pStyle w:val="FirstParagraph"/>
+      </w:pPr>
+      <w:r>
+        <w:t xml:space="preserve">Вкажіть вид зв’язку, № тікета та натисніть «Додати»; «Прибрати» видаляє зв’язок. Оригінал не може бути дублем, а дубль — дублем двох оригіналів; якщо тікет, що вже має власні дублі, позначити дублем, його дублі переходять до нового оригіналу. У списку тікетів дублі мають позначку «дубль #N», оригінали — «дублів: N».</w:t>
+      </w:r>
+      <w:r>
+        <w:t xml:space="preserve"> </w:t>
+      </w:r>
+      <w:r>
+        <w:rPr>
+          <w:bCs/>
+          <w:b/>
+        </w:rPr>
+        <w:t xml:space="preserve">Закрити групу одним рухом:</w:t>
+      </w:r>
+      <w:r>
+        <w:t xml:space="preserve"> </w:t>
+      </w:r>
+      <w:r>
+        <w:t xml:space="preserve">на сторінці оригіналу змініть статус із галочкою</w:t>
+      </w:r>
+      <w:r>
+        <w:t xml:space="preserve"> </w:t>
+      </w:r>
+      <w:r>
+        <w:rPr>
+          <w:bCs/>
+          <w:b/>
+        </w:rPr>
+        <w:t xml:space="preserve">«і для дублів»</w:t>
+      </w:r>
+      <w:r>
+        <w:t xml:space="preserve"> </w:t>
+      </w:r>
+      <w:r>
+        <w:t xml:space="preserve">— той самий статус отримають усі дублі, які ви бачите (заявники отримають звичайні сповіщення про зміну статусу). Тікети, до яких у вас немає доступу, у зв’язках не показуються (лише кількість).</w:t>
+      </w:r>
+    </w:p>
+    <w:bookmarkEnd w:id="42"/>
+    <w:bookmarkStart w:id="43" w:name="оцінка-вирішення-csat"/>
+    <w:p>
+      <w:pPr>
+        <w:pStyle w:val="Heading3"/>
+      </w:pPr>
+      <w:r>
         <w:t xml:space="preserve">7.4 Оцінка вирішення (CSAT)</w:t>
       </w:r>
     </w:p>
@@ -4092,7 +4331,7 @@
       <w:pPr>
         <w:numPr>
           <w:ilvl w:val="0"/>
-          <w:numId w:val="1009"/>
+          <w:numId w:val="1010"/>
         </w:numPr>
         <w:pStyle w:val="Compact"/>
       </w:pPr>
@@ -4120,7 +4359,7 @@
       <w:pPr>
         <w:numPr>
           <w:ilvl w:val="0"/>
-          <w:numId w:val="1009"/>
+          <w:numId w:val="1010"/>
         </w:numPr>
         <w:pStyle w:val="Compact"/>
       </w:pPr>
@@ -4148,7 +4387,7 @@
       <w:pPr>
         <w:numPr>
           <w:ilvl w:val="0"/>
-          <w:numId w:val="1009"/>
+          <w:numId w:val="1010"/>
         </w:numPr>
         <w:pStyle w:val="Compact"/>
       </w:pPr>
@@ -4160,7 +4399,7 @@
       <w:pPr>
         <w:numPr>
           <w:ilvl w:val="0"/>
-          <w:numId w:val="1009"/>
+          <w:numId w:val="1010"/>
         </w:numPr>
         <w:pStyle w:val="Compact"/>
       </w:pPr>
@@ -4176,8 +4415,8 @@
         <w:t xml:space="preserve">Те саме працює й для звернень, поданих через портал самообслуговування без входу в систему, — кнопки оцінки з’являються на сторінці відстеження за вашим персональним посиланням.</w:t>
       </w:r>
     </w:p>
-    <w:bookmarkEnd w:id="42"/>
-    <w:bookmarkStart w:id="43" w:name="вкладення-тікета"/>
+    <w:bookmarkEnd w:id="43"/>
+    <w:bookmarkStart w:id="44" w:name="вкладення-тікета"/>
     <w:p>
       <w:pPr>
         <w:pStyle w:val="Heading3"/>
@@ -4243,7 +4482,7 @@
       <w:pPr>
         <w:numPr>
           <w:ilvl w:val="0"/>
-          <w:numId w:val="1010"/>
+          <w:numId w:val="1011"/>
         </w:numPr>
         <w:pStyle w:val="Compact"/>
       </w:pPr>
@@ -4255,7 +4494,7 @@
       <w:pPr>
         <w:numPr>
           <w:ilvl w:val="0"/>
-          <w:numId w:val="1010"/>
+          <w:numId w:val="1011"/>
         </w:numPr>
         <w:pStyle w:val="Compact"/>
       </w:pPr>
@@ -4299,7 +4538,7 @@
       <w:pPr>
         <w:numPr>
           <w:ilvl w:val="0"/>
-          <w:numId w:val="1010"/>
+          <w:numId w:val="1011"/>
         </w:numPr>
         <w:pStyle w:val="Compact"/>
       </w:pPr>
@@ -4345,9 +4584,9 @@
         </w:pict>
       </w:r>
     </w:p>
-    <w:bookmarkEnd w:id="43"/>
     <w:bookmarkEnd w:id="44"/>
-    <w:bookmarkStart w:id="47" w:name="мій-профіль-і-пароль"/>
+    <w:bookmarkEnd w:id="45"/>
+    <w:bookmarkStart w:id="48" w:name="мій-профіль-і-пароль"/>
     <w:p>
       <w:pPr>
         <w:pStyle w:val="Heading2"/>
@@ -4384,7 +4623,7 @@
       <w:pPr>
         <w:numPr>
           <w:ilvl w:val="0"/>
-          <w:numId w:val="1011"/>
+          <w:numId w:val="1012"/>
         </w:numPr>
         <w:pStyle w:val="Compact"/>
       </w:pPr>
@@ -4406,7 +4645,7 @@
       <w:pPr>
         <w:numPr>
           <w:ilvl w:val="0"/>
-          <w:numId w:val="1011"/>
+          <w:numId w:val="1012"/>
         </w:numPr>
         <w:pStyle w:val="Compact"/>
       </w:pPr>
@@ -4445,7 +4684,7 @@
         <w:t xml:space="preserve">Якщо ваш обліковий запис автентифікується через Active Directory — блоку зміни пароля не буде: пароль для таких облікових записів керується самим AD (змінюйте його в Windows, як зазвичай), а не тут.</w:t>
       </w:r>
     </w:p>
-    <w:bookmarkStart w:id="45" w:name="сесії-та-історія-входів"/>
+    <w:bookmarkStart w:id="46" w:name="сесії-та-історія-входів"/>
     <w:p>
       <w:pPr>
         <w:pStyle w:val="Heading3"/>
@@ -4482,7 +4721,7 @@
       <w:pPr>
         <w:numPr>
           <w:ilvl w:val="0"/>
-          <w:numId w:val="1012"/>
+          <w:numId w:val="1013"/>
         </w:numPr>
         <w:pStyle w:val="Compact"/>
       </w:pPr>
@@ -4520,7 +4759,7 @@
       <w:pPr>
         <w:numPr>
           <w:ilvl w:val="0"/>
-          <w:numId w:val="1012"/>
+          <w:numId w:val="1013"/>
         </w:numPr>
         <w:pStyle w:val="Compact"/>
       </w:pPr>
@@ -4542,7 +4781,7 @@
       <w:pPr>
         <w:numPr>
           <w:ilvl w:val="0"/>
-          <w:numId w:val="1012"/>
+          <w:numId w:val="1013"/>
         </w:numPr>
         <w:pStyle w:val="Compact"/>
       </w:pPr>
@@ -4550,8 +4789,8 @@
         <w:t xml:space="preserve">Сесію також завершують вихід кнопкою «Вийти», деактивація облікового запису та дії адміністратора. Сесія, що не робить запитів довше за налаштований час неактивності, зникає сама.</w:t>
       </w:r>
     </w:p>
-    <w:bookmarkEnd w:id="45"/>
-    <w:bookmarkStart w:id="46" w:name="Xd3547e8f2b045db79a7bffed1b32dc045dd5781"/>
+    <w:bookmarkEnd w:id="46"/>
+    <w:bookmarkStart w:id="47" w:name="Xd3547e8f2b045db79a7bffed1b32dc045dd5781"/>
     <w:p>
       <w:pPr>
         <w:pStyle w:val="Heading3"/>
@@ -4613,7 +4852,7 @@
       <w:pPr>
         <w:numPr>
           <w:ilvl w:val="0"/>
-          <w:numId w:val="1013"/>
+          <w:numId w:val="1014"/>
         </w:numPr>
         <w:pStyle w:val="Compact"/>
       </w:pPr>
@@ -4686,7 +4925,7 @@
       <w:pPr>
         <w:numPr>
           <w:ilvl w:val="0"/>
-          <w:numId w:val="1013"/>
+          <w:numId w:val="1014"/>
         </w:numPr>
         <w:pStyle w:val="Compact"/>
       </w:pPr>
@@ -4736,7 +4975,7 @@
       <w:pPr>
         <w:numPr>
           <w:ilvl w:val="0"/>
-          <w:numId w:val="1013"/>
+          <w:numId w:val="1014"/>
         </w:numPr>
         <w:pStyle w:val="Compact"/>
       </w:pPr>
@@ -4825,9 +5064,9 @@
         </w:pict>
       </w:r>
     </w:p>
-    <w:bookmarkEnd w:id="46"/>
     <w:bookmarkEnd w:id="47"/>
-    <w:bookmarkStart w:id="49" w:name="архів"/>
+    <w:bookmarkEnd w:id="48"/>
+    <w:bookmarkStart w:id="50" w:name="архів"/>
     <w:p>
       <w:pPr>
         <w:pStyle w:val="Heading2"/>
@@ -4896,7 +5135,7 @@
         </w:pict>
       </w:r>
     </w:p>
-    <w:bookmarkStart w:id="48" w:name="експорт-у-excel-і-csv"/>
+    <w:bookmarkStart w:id="49" w:name="експорт-у-excel-і-csv"/>
     <w:p>
       <w:pPr>
         <w:pStyle w:val="Heading3"/>
@@ -4975,7 +5214,7 @@
       <w:pPr>
         <w:numPr>
           <w:ilvl w:val="0"/>
-          <w:numId w:val="1014"/>
+          <w:numId w:val="1015"/>
         </w:numPr>
         <w:pStyle w:val="Compact"/>
       </w:pPr>
@@ -4997,7 +5236,7 @@
       <w:pPr>
         <w:numPr>
           <w:ilvl w:val="0"/>
-          <w:numId w:val="1014"/>
+          <w:numId w:val="1015"/>
         </w:numPr>
         <w:pStyle w:val="Compact"/>
       </w:pPr>
@@ -5019,7 +5258,7 @@
       <w:pPr>
         <w:numPr>
           <w:ilvl w:val="0"/>
-          <w:numId w:val="1014"/>
+          <w:numId w:val="1015"/>
         </w:numPr>
         <w:pStyle w:val="Compact"/>
       </w:pPr>
@@ -5031,7 +5270,7 @@
       <w:pPr>
         <w:numPr>
           <w:ilvl w:val="0"/>
-          <w:numId w:val="1014"/>
+          <w:numId w:val="1015"/>
         </w:numPr>
         <w:pStyle w:val="Compact"/>
       </w:pPr>
@@ -5046,9 +5285,9 @@
         </w:pict>
       </w:r>
     </w:p>
-    <w:bookmarkEnd w:id="48"/>
     <w:bookmarkEnd w:id="49"/>
-    <w:bookmarkStart w:id="50" w:name="вікі"/>
+    <w:bookmarkEnd w:id="50"/>
+    <w:bookmarkStart w:id="51" w:name="вікі"/>
     <w:p>
       <w:pPr>
         <w:pStyle w:val="Heading2"/>
@@ -5085,7 +5324,7 @@
       <w:pPr>
         <w:numPr>
           <w:ilvl w:val="0"/>
-          <w:numId w:val="1015"/>
+          <w:numId w:val="1016"/>
         </w:numPr>
         <w:pStyle w:val="Compact"/>
       </w:pPr>
@@ -5107,7 +5346,7 @@
       <w:pPr>
         <w:numPr>
           <w:ilvl w:val="0"/>
-          <w:numId w:val="1015"/>
+          <w:numId w:val="1016"/>
         </w:numPr>
         <w:pStyle w:val="Compact"/>
       </w:pPr>
@@ -5129,7 +5368,7 @@
       <w:pPr>
         <w:numPr>
           <w:ilvl w:val="0"/>
-          <w:numId w:val="1015"/>
+          <w:numId w:val="1016"/>
         </w:numPr>
         <w:pStyle w:val="Compact"/>
       </w:pPr>
@@ -5164,7 +5403,7 @@
       <w:pPr>
         <w:numPr>
           <w:ilvl w:val="0"/>
-          <w:numId w:val="1015"/>
+          <w:numId w:val="1016"/>
         </w:numPr>
         <w:pStyle w:val="Compact"/>
       </w:pPr>
@@ -5186,7 +5425,7 @@
       <w:pPr>
         <w:numPr>
           <w:ilvl w:val="0"/>
-          <w:numId w:val="1015"/>
+          <w:numId w:val="1016"/>
         </w:numPr>
         <w:pStyle w:val="Compact"/>
       </w:pPr>
@@ -5208,7 +5447,7 @@
       <w:pPr>
         <w:numPr>
           <w:ilvl w:val="0"/>
-          <w:numId w:val="1015"/>
+          <w:numId w:val="1016"/>
         </w:numPr>
         <w:pStyle w:val="Compact"/>
       </w:pPr>
@@ -5251,8 +5490,8 @@
         </w:pict>
       </w:r>
     </w:p>
-    <w:bookmarkEnd w:id="50"/>
-    <w:bookmarkStart w:id="51" w:name="документи-бібліотека-файлів"/>
+    <w:bookmarkEnd w:id="51"/>
+    <w:bookmarkStart w:id="52" w:name="документи-бібліотека-файлів"/>
     <w:p>
       <w:pPr>
         <w:pStyle w:val="Heading2"/>
@@ -5289,7 +5528,7 @@
       <w:pPr>
         <w:numPr>
           <w:ilvl w:val="0"/>
-          <w:numId w:val="1016"/>
+          <w:numId w:val="1017"/>
         </w:numPr>
         <w:pStyle w:val="Compact"/>
       </w:pPr>
@@ -5327,7 +5566,7 @@
       <w:pPr>
         <w:numPr>
           <w:ilvl w:val="0"/>
-          <w:numId w:val="1016"/>
+          <w:numId w:val="1017"/>
         </w:numPr>
         <w:pStyle w:val="Compact"/>
       </w:pPr>
@@ -5375,7 +5614,7 @@
       <w:pPr>
         <w:numPr>
           <w:ilvl w:val="0"/>
-          <w:numId w:val="1016"/>
+          <w:numId w:val="1017"/>
         </w:numPr>
         <w:pStyle w:val="Compact"/>
       </w:pPr>
@@ -5387,7 +5626,7 @@
       <w:pPr>
         <w:numPr>
           <w:ilvl w:val="0"/>
-          <w:numId w:val="1016"/>
+          <w:numId w:val="1017"/>
         </w:numPr>
         <w:pStyle w:val="Compact"/>
       </w:pPr>
@@ -5555,8 +5794,8 @@
         </w:pict>
       </w:r>
     </w:p>
-    <w:bookmarkEnd w:id="51"/>
-    <w:bookmarkStart w:id="52" w:name="форум"/>
+    <w:bookmarkEnd w:id="52"/>
+    <w:bookmarkStart w:id="53" w:name="форум"/>
     <w:p>
       <w:pPr>
         <w:pStyle w:val="Heading2"/>
@@ -5632,7 +5871,7 @@
       <w:pPr>
         <w:numPr>
           <w:ilvl w:val="0"/>
-          <w:numId w:val="1017"/>
+          <w:numId w:val="1018"/>
         </w:numPr>
         <w:pStyle w:val="Compact"/>
       </w:pPr>
@@ -5654,7 +5893,7 @@
       <w:pPr>
         <w:numPr>
           <w:ilvl w:val="0"/>
-          <w:numId w:val="1017"/>
+          <w:numId w:val="1018"/>
         </w:numPr>
         <w:pStyle w:val="Compact"/>
       </w:pPr>
@@ -5789,7 +6028,7 @@
       <w:pPr>
         <w:numPr>
           <w:ilvl w:val="0"/>
-          <w:numId w:val="1017"/>
+          <w:numId w:val="1018"/>
         </w:numPr>
         <w:pStyle w:val="Compact"/>
       </w:pPr>
@@ -5811,7 +6050,7 @@
       <w:pPr>
         <w:numPr>
           <w:ilvl w:val="0"/>
-          <w:numId w:val="1017"/>
+          <w:numId w:val="1018"/>
         </w:numPr>
         <w:pStyle w:val="Compact"/>
       </w:pPr>
@@ -5849,7 +6088,7 @@
       <w:pPr>
         <w:numPr>
           <w:ilvl w:val="0"/>
-          <w:numId w:val="1017"/>
+          <w:numId w:val="1018"/>
         </w:numPr>
         <w:pStyle w:val="Compact"/>
       </w:pPr>
@@ -5871,7 +6110,7 @@
       <w:pPr>
         <w:numPr>
           <w:ilvl w:val="0"/>
-          <w:numId w:val="1017"/>
+          <w:numId w:val="1018"/>
         </w:numPr>
         <w:pStyle w:val="Compact"/>
       </w:pPr>
@@ -5893,7 +6132,7 @@
       <w:pPr>
         <w:numPr>
           <w:ilvl w:val="0"/>
-          <w:numId w:val="1017"/>
+          <w:numId w:val="1018"/>
         </w:numPr>
         <w:pStyle w:val="Compact"/>
       </w:pPr>
@@ -5944,7 +6183,7 @@
       <w:pPr>
         <w:numPr>
           <w:ilvl w:val="0"/>
-          <w:numId w:val="1017"/>
+          <w:numId w:val="1018"/>
         </w:numPr>
         <w:pStyle w:val="Compact"/>
       </w:pPr>
@@ -5982,7 +6221,7 @@
       <w:pPr>
         <w:numPr>
           <w:ilvl w:val="0"/>
-          <w:numId w:val="1017"/>
+          <w:numId w:val="1018"/>
         </w:numPr>
         <w:pStyle w:val="Compact"/>
       </w:pPr>
@@ -6057,8 +6296,8 @@
         </w:pict>
       </w:r>
     </w:p>
-    <w:bookmarkEnd w:id="52"/>
-    <w:bookmarkStart w:id="53" w:name="чого-в-системі-поки-немає"/>
+    <w:bookmarkEnd w:id="53"/>
+    <w:bookmarkStart w:id="54" w:name="чого-в-системі-поки-немає"/>
     <w:p>
       <w:pPr>
         <w:pStyle w:val="Heading2"/>
@@ -6071,7 +6310,7 @@
       <w:pPr>
         <w:numPr>
           <w:ilvl w:val="0"/>
-          <w:numId w:val="1018"/>
+          <w:numId w:val="1019"/>
         </w:numPr>
         <w:pStyle w:val="Compact"/>
       </w:pPr>
@@ -6109,8 +6348,8 @@
         </w:pict>
       </w:r>
     </w:p>
-    <w:bookmarkEnd w:id="53"/>
-    <w:bookmarkStart w:id="54" w:name="якщо-сторінка-показала-помилку"/>
+    <w:bookmarkEnd w:id="54"/>
+    <w:bookmarkStart w:id="55" w:name="якщо-сторінка-показала-помилку"/>
     <w:p>
       <w:pPr>
         <w:pStyle w:val="Heading2"/>
@@ -6159,7 +6398,7 @@
       <w:pPr>
         <w:numPr>
           <w:ilvl w:val="0"/>
-          <w:numId w:val="1019"/>
+          <w:numId w:val="1020"/>
         </w:numPr>
         <w:pStyle w:val="Compact"/>
       </w:pPr>
@@ -6181,7 +6420,7 @@
       <w:pPr>
         <w:numPr>
           <w:ilvl w:val="0"/>
-          <w:numId w:val="1019"/>
+          <w:numId w:val="1020"/>
         </w:numPr>
         <w:pStyle w:val="Compact"/>
       </w:pPr>
@@ -6193,7 +6432,7 @@
       <w:pPr>
         <w:numPr>
           <w:ilvl w:val="0"/>
-          <w:numId w:val="1019"/>
+          <w:numId w:val="1020"/>
         </w:numPr>
         <w:pStyle w:val="Compact"/>
       </w:pPr>
@@ -6209,8 +6448,8 @@
         <w:t xml:space="preserve">Повідомлення на кшталт «Доступ обмежено», «Сторінку не знайдено», «Недостатньо прав» чи червоні підказки у формах — це не збої, а нормальні відповіді системи (немає доступу, невірні дані тощо); для них код не потрібен.</w:t>
       </w:r>
     </w:p>
-    <w:bookmarkEnd w:id="54"/>
     <w:bookmarkEnd w:id="55"/>
+    <w:bookmarkEnd w:id="56"/>
     <w:sectPr/>
   </w:body>
 </w:document>
@@ -6566,6 +6805,9 @@
     <w:abstractNumId w:val="991"/>
   </w:num>
   <w:num w:numId="1011">
+    <w:abstractNumId w:val="991"/>
+  </w:num>
+  <w:num w:numId="1012">
     <w:abstractNumId w:val="99411"/>
     <w:lvlOverride w:ilvl="0">
       <w:startOverride w:val="1"/>
@@ -6595,10 +6837,10 @@
       <w:startOverride w:val="1"/>
     </w:lvlOverride>
   </w:num>
-  <w:num w:numId="1012">
+  <w:num w:numId="1013">
     <w:abstractNumId w:val="991"/>
   </w:num>
-  <w:num w:numId="1013">
+  <w:num w:numId="1014">
     <w:abstractNumId w:val="99411"/>
     <w:lvlOverride w:ilvl="0">
       <w:startOverride w:val="1"/>
@@ -6628,9 +6870,6 @@
       <w:startOverride w:val="1"/>
     </w:lvlOverride>
   </w:num>
-  <w:num w:numId="1014">
-    <w:abstractNumId w:val="991"/>
-  </w:num>
   <w:num w:numId="1015">
     <w:abstractNumId w:val="991"/>
   </w:num>
@@ -6644,6 +6883,9 @@
     <w:abstractNumId w:val="991"/>
   </w:num>
   <w:num w:numId="1019">
+    <w:abstractNumId w:val="991"/>
+  </w:num>
+  <w:num w:numId="1020">
     <w:abstractNumId w:val="99411"/>
     <w:lvlOverride w:ilvl="0">
       <w:startOverride w:val="1"/>

--- a/docs/ITSM_User_Guide.docx
+++ b/docs/ITSM_User_Guide.docx
@@ -2,7 +2,7 @@
 <file path=word/document.xml><?xml version="1.0" encoding="utf-8"?>
 <w:document xmlns:w="http://schemas.openxmlformats.org/wordprocessingml/2006/main" xmlns:m="http://schemas.openxmlformats.org/officeDocument/2006/math" xmlns:r="http://schemas.openxmlformats.org/officeDocument/2006/relationships" xmlns:o="urn:schemas-microsoft-com:office:office" xmlns:v="urn:schemas-microsoft-com:vml" xmlns:w10="urn:schemas-microsoft-com:office:word" xmlns:a="http://schemas.openxmlformats.org/drawingml/2006/main" xmlns:pic="http://schemas.openxmlformats.org/drawingml/2006/picture" xmlns:wp="http://schemas.openxmlformats.org/drawingml/2006/wordprocessingDrawing">
   <w:body>
-    <w:bookmarkStart w:id="56" w:name="гайд-користувача-itsm-system"/>
+    <w:bookmarkStart w:id="57" w:name="гайд-користувача-itsm-system"/>
     <w:p>
       <w:pPr>
         <w:pStyle w:val="Heading1"/>
@@ -74,7 +74,7 @@
         <w:t xml:space="preserve"> </w:t>
       </w:r>
       <w:r>
-        <w:t xml:space="preserve">з двома вкладками, як в адміністратора системи: «Керування» (проєкти зі зміною статусу й видаленням — видалити можна проєкт, який створили ви, або такий, де всі причетні люди з вашого підрозділу; задачі, тікети, канбан, Гант, облік часу, черги тікетів, CSAT — усе по підрозділу) і «Налаштування системи» (користувачі та журнал аудиту підрозділу); у «Користувачах» можна змінити роль, деактивувати чи активувати користувача підрозділу, зняти блокування входу, а локальним користувачам — скинути пароль. Призначити роль «Адміністратор системи» чи «Адміністратор Підрозділу» не можна — це робить лише адміністратор системи. Докладніше — у посібнику адміністратора, розділ 24.</w:t>
+        <w:t xml:space="preserve">з двома вкладками, як в адміністратора системи: «Керування» (проєкти зі зміною статусу й видаленням — видалити можна проєкт, який створили ви, або такий, де всі причетні люди з вашого підрозділу; задачі, тікети, канбан, Гант, облік часу, черги тікетів, звіт по тікетах (час до першої відповіді й вирішення, експорт PDF/XLSX/CSV), CSAT — усе по підрозділу) і «Налаштування системи» (користувачі та журнал аудиту підрозділу); у «Користувачах» можна змінити роль, деактивувати чи активувати користувача підрозділу, зняти блокування входу, а локальним користувачам — скинути пароль. Призначити роль «Адміністратор системи» чи «Адміністратор Підрозділу» не можна — це робить лише адміністратор системи. Докладніше — у посібнику адміністратора, розділ 24.</w:t>
       </w:r>
     </w:p>
     <w:p>
@@ -1528,6 +1528,82 @@
           <w:bCs/>
           <w:b/>
         </w:rPr>
+        <w:t xml:space="preserve">Терміни</w:t>
+      </w:r>
+      <w:r>
+        <w:t xml:space="preserve">: під таблицею з реквізитами натисніть</w:t>
+      </w:r>
+      <w:r>
+        <w:t xml:space="preserve"> </w:t>
+      </w:r>
+      <w:r>
+        <w:rPr>
+          <w:bCs/>
+          <w:b/>
+        </w:rPr>
+        <w:t xml:space="preserve">«📅 Змінити терміни»</w:t>
+      </w:r>
+      <w:r>
+        <w:t xml:space="preserve">, виправте дату початку та/або термін, за потреби вкажіть причину й натисніть «Зберегти терміни». Дату можна встановити, змінити або очистити.</w:t>
+      </w:r>
+      <w:r>
+        <w:t xml:space="preserve"> </w:t>
+      </w:r>
+      <w:r>
+        <w:rPr>
+          <w:bCs/>
+          <w:b/>
+        </w:rPr>
+        <w:t xml:space="preserve">Початкові значення зберігаються</w:t>
+      </w:r>
+      <w:r>
+        <w:t xml:space="preserve">: коли поточна дата відрізняється від першої встановленої, поруч показано «початково: …» і зсув (червоний</w:t>
+      </w:r>
+      <w:r>
+        <w:t xml:space="preserve"> </w:t>
+      </w:r>
+      <w:r>
+        <w:rPr>
+          <w:rStyle w:val="VerbatimChar"/>
+        </w:rPr>
+        <w:t xml:space="preserve">+5 дн.</w:t>
+      </w:r>
+      <w:r>
+        <w:t xml:space="preserve"> </w:t>
+      </w:r>
+      <w:r>
+        <w:t xml:space="preserve">— термін відсунули, зелений — наблизили). Блок</w:t>
+      </w:r>
+      <w:r>
+        <w:t xml:space="preserve"> </w:t>
+      </w:r>
+      <w:r>
+        <w:rPr>
+          <w:bCs/>
+          <w:b/>
+        </w:rPr>
+        <w:t xml:space="preserve">«🕘 Історія змін термінів»</w:t>
+      </w:r>
+      <w:r>
+        <w:t xml:space="preserve"> </w:t>
+      </w:r>
+      <w:r>
+        <w:t xml:space="preserve">показує кожну зміну: коли, хто, було → стало й причину. Змінити терміни можна і перетягуванням смуги на діаграмі Ганта — це теж потрапляє в історію (без причини). Для задач, створених до появи цієї функції, початковими вважаються значення на момент оновлення системи. Після перенесення терміну нагадування про нього надсилаються заново.</w:t>
+      </w:r>
+    </w:p>
+    <w:p>
+      <w:pPr>
+        <w:numPr>
+          <w:ilvl w:val="0"/>
+          <w:numId w:val="1003"/>
+        </w:numPr>
+        <w:pStyle w:val="Compact"/>
+      </w:pPr>
+      <w:r>
+        <w:rPr>
+          <w:bCs/>
+          <w:b/>
+        </w:rPr>
         <w:t xml:space="preserve">Опис</w:t>
       </w:r>
       <w:r>
@@ -3365,7 +3441,7 @@
       </w:r>
     </w:p>
     <w:bookmarkEnd w:id="37"/>
-    <w:bookmarkStart w:id="38" w:name="звіти"/>
+    <w:bookmarkStart w:id="39" w:name="звіти"/>
     <w:p>
       <w:pPr>
         <w:pStyle w:val="Heading2"/>
@@ -3395,7 +3471,55 @@
         <w:t xml:space="preserve"> </w:t>
       </w:r>
       <w:r>
-        <w:t xml:space="preserve">на сторінці обліку часу (розділ 4.8 — обліку часу проєкту, або сторінка обліку часу всієї системи для адміністратора) відкриває форму PDF-звіту. Якщо перейти за цією кнопкою зі сторінки конкретного проєкту — цей проєкт одразу буде обраний у формі. Форма формує PDF-файл з обліком часу за обраний період:</w:t>
+        <w:t xml:space="preserve">на сторінці обліку часу (розділ 4.8 — обліку часу проєкту, або сторінка обліку часу всієї системи для адміністратора) відкриває форму звіту. У полі</w:t>
+      </w:r>
+      <w:r>
+        <w:t xml:space="preserve"> </w:t>
+      </w:r>
+      <w:r>
+        <w:rPr>
+          <w:bCs/>
+          <w:b/>
+        </w:rPr>
+        <w:t xml:space="preserve">«Тип звіту»</w:t>
+      </w:r>
+      <w:r>
+        <w:t xml:space="preserve"> </w:t>
+      </w:r>
+      <w:r>
+        <w:t xml:space="preserve">оберіть</w:t>
+      </w:r>
+      <w:r>
+        <w:t xml:space="preserve"> </w:t>
+      </w:r>
+      <w:r>
+        <w:rPr>
+          <w:bCs/>
+          <w:b/>
+        </w:rPr>
+        <w:t xml:space="preserve">«Облік часу»</w:t>
+      </w:r>
+      <w:r>
+        <w:t xml:space="preserve"> </w:t>
+      </w:r>
+      <w:r>
+        <w:t xml:space="preserve">(за замовчуванням) або</w:t>
+      </w:r>
+      <w:r>
+        <w:t xml:space="preserve"> </w:t>
+      </w:r>
+      <w:r>
+        <w:rPr>
+          <w:bCs/>
+          <w:b/>
+        </w:rPr>
+        <w:t xml:space="preserve">«Звіт по тікетах»</w:t>
+      </w:r>
+      <w:r>
+        <w:t xml:space="preserve"> </w:t>
+      </w:r>
+      <w:r>
+        <w:t xml:space="preserve">(лише адміністраторам системи й підрозділу: створено/вирішено, час до першої відповіді й вирішення, витрачені години). Якщо перейти за цією кнопкою зі сторінки конкретного проєкту — цей проєкт одразу буде обраний у формі. Форма формує файл (PDF, XLSX чи CSV) з обліком часу за обраний період:</w:t>
       </w:r>
     </w:p>
     <w:p>
@@ -3488,26 +3612,109 @@
     </w:p>
     <w:p>
       <w:pPr>
+        <w:numPr>
+          <w:ilvl w:val="0"/>
+          <w:numId w:val="1008"/>
+        </w:numPr>
+        <w:pStyle w:val="Compact"/>
+      </w:pPr>
+      <w:r>
+        <w:rPr>
+          <w:bCs/>
+          <w:b/>
+        </w:rPr>
+        <w:t xml:space="preserve">«Враховувати час, витрачений на тікети»</w:t>
+      </w:r>
+      <w:r>
+        <w:t xml:space="preserve"> </w:t>
+      </w:r>
+      <w:r>
+        <w:t xml:space="preserve">— галочка (увімкнена за замовчуванням): у звіт додаються години, записані в тікетах (блок «Облік часу» на сторінці тікета, розділ 7.2), з розбивкою по тікетах; у PDF — секції по чергах і таблиця «Час по тікетах», у XLSX/CSV — колонка «Тип» (Задача/Тікет). Звичайні користувачі бачать лише власні записи по тікетах.</w:t>
+      </w:r>
+    </w:p>
+    <w:p>
+      <w:pPr>
         <w:pStyle w:val="FirstParagraph"/>
       </w:pPr>
       <w:r>
-        <w:t xml:space="preserve">Натисніть</w:t>
-      </w:r>
-      <w:r>
-        <w:t xml:space="preserve"> </w:t>
-      </w:r>
-      <w:r>
-        <w:rPr>
-          <w:bCs/>
-          <w:b/>
-        </w:rPr>
-        <w:t xml:space="preserve">«Сформувати PDF»</w:t>
-      </w:r>
-      <w:r>
-        <w:t xml:space="preserve"> </w:t>
-      </w:r>
-      <w:r>
-        <w:t xml:space="preserve">— файл відкриється в новій вкладці й одразу почне завантажуватись. Звіт складається з трьох частин:</w:t>
+        <w:t xml:space="preserve">Оберіть</w:t>
+      </w:r>
+      <w:r>
+        <w:t xml:space="preserve"> </w:t>
+      </w:r>
+      <w:r>
+        <w:rPr>
+          <w:bCs/>
+          <w:b/>
+        </w:rPr>
+        <w:t xml:space="preserve">«Формат»</w:t>
+      </w:r>
+      <w:r>
+        <w:t xml:space="preserve">:</w:t>
+      </w:r>
+      <w:r>
+        <w:t xml:space="preserve"> </w:t>
+      </w:r>
+      <w:r>
+        <w:rPr>
+          <w:bCs/>
+          <w:b/>
+        </w:rPr>
+        <w:t xml:space="preserve">PDF</w:t>
+      </w:r>
+      <w:r>
+        <w:t xml:space="preserve"> </w:t>
+      </w:r>
+      <w:r>
+        <w:t xml:space="preserve">(з діаграмою, описаною нижче),</w:t>
+      </w:r>
+      <w:r>
+        <w:t xml:space="preserve"> </w:t>
+      </w:r>
+      <w:r>
+        <w:rPr>
+          <w:bCs/>
+          <w:b/>
+        </w:rPr>
+        <w:t xml:space="preserve">Excel (XLSX)</w:t>
+      </w:r>
+      <w:r>
+        <w:t xml:space="preserve"> </w:t>
+      </w:r>
+      <w:r>
+        <w:t xml:space="preserve">або</w:t>
+      </w:r>
+      <w:r>
+        <w:t xml:space="preserve"> </w:t>
+      </w:r>
+      <w:r>
+        <w:rPr>
+          <w:bCs/>
+          <w:b/>
+        </w:rPr>
+        <w:t xml:space="preserve">CSV</w:t>
+      </w:r>
+      <w:r>
+        <w:t xml:space="preserve"> </w:t>
+      </w:r>
+      <w:r>
+        <w:t xml:space="preserve">— дві останні містять таблицю записів обліку часу (дата, проєкт, задача, користувач, категорія, годин) для подальшої обробки; CSV відкривається в Excel з кирилицею (UTF-8, роздільник «;»). Натисніть</w:t>
+      </w:r>
+      <w:r>
+        <w:t xml:space="preserve"> </w:t>
+      </w:r>
+      <w:r>
+        <w:rPr>
+          <w:bCs/>
+          <w:b/>
+        </w:rPr>
+        <w:t xml:space="preserve">«Сформувати звіт»</w:t>
+      </w:r>
+      <w:r>
+        <w:t xml:space="preserve"> </w:t>
+      </w:r>
+      <w:r>
+        <w:t xml:space="preserve">— файл одразу почне завантажуватись. PDF-звіт складається з трьох частин:</w:t>
       </w:r>
       <w:r>
         <w:t xml:space="preserve"> </w:t>
@@ -3595,6 +3802,278 @@
       </w:pPr>
       <w:r>
         <w:t xml:space="preserve">Якщо нічого не знайдено за обраними фільтрами — звіт так і повідомить, замість порожньої таблиці.</w:t>
+      </w:r>
+    </w:p>
+    <w:bookmarkStart w:id="38" w:name="звіти-за-розкладом"/>
+    <w:p>
+      <w:pPr>
+        <w:pStyle w:val="Heading3"/>
+      </w:pPr>
+      <w:r>
+        <w:t xml:space="preserve">6.1 Звіти за розкладом</w:t>
+      </w:r>
+    </w:p>
+    <w:p>
+      <w:pPr>
+        <w:pStyle w:val="FirstParagraph"/>
+      </w:pPr>
+      <w:r>
+        <w:t xml:space="preserve">Щоб не формувати звіт вручну, налаштуйте його автоматичну відправку: на сторінці «Звіти» натисніть</w:t>
+      </w:r>
+      <w:r>
+        <w:t xml:space="preserve"> </w:t>
+      </w:r>
+      <w:r>
+        <w:rPr>
+          <w:bCs/>
+          <w:b/>
+        </w:rPr>
+        <w:t xml:space="preserve">«Звіти за розкладом»</w:t>
+      </w:r>
+      <w:r>
+        <w:t xml:space="preserve"> </w:t>
+      </w:r>
+      <w:r>
+        <w:t xml:space="preserve">(</w:t>
+      </w:r>
+      <w:r>
+        <w:rPr>
+          <w:rStyle w:val="VerbatimChar"/>
+        </w:rPr>
+        <w:t xml:space="preserve">/reports/schedules</w:t>
+      </w:r>
+      <w:r>
+        <w:t xml:space="preserve">) і заповніть форму «Новий розклад»:</w:t>
+      </w:r>
+    </w:p>
+    <w:p>
+      <w:pPr>
+        <w:numPr>
+          <w:ilvl w:val="0"/>
+          <w:numId w:val="1009"/>
+        </w:numPr>
+        <w:pStyle w:val="Compact"/>
+      </w:pPr>
+      <w:r>
+        <w:rPr>
+          <w:bCs/>
+          <w:b/>
+        </w:rPr>
+        <w:t xml:space="preserve">Назва</w:t>
+      </w:r>
+      <w:r>
+        <w:t xml:space="preserve"> </w:t>
+      </w:r>
+      <w:r>
+        <w:t xml:space="preserve">розкладу (потрапляє в тему листа).</w:t>
+      </w:r>
+    </w:p>
+    <w:p>
+      <w:pPr>
+        <w:numPr>
+          <w:ilvl w:val="0"/>
+          <w:numId w:val="1009"/>
+        </w:numPr>
+        <w:pStyle w:val="Compact"/>
+      </w:pPr>
+      <w:r>
+        <w:rPr>
+          <w:bCs/>
+          <w:b/>
+        </w:rPr>
+        <w:t xml:space="preserve">Періодичність:</w:t>
+      </w:r>
+      <w:r>
+        <w:t xml:space="preserve"> </w:t>
+      </w:r>
+      <w:r>
+        <w:t xml:space="preserve">щотижня (оберіть день тижня) — звіт за</w:t>
+      </w:r>
+      <w:r>
+        <w:t xml:space="preserve"> </w:t>
+      </w:r>
+      <w:r>
+        <w:rPr>
+          <w:iCs/>
+          <w:i/>
+        </w:rPr>
+        <w:t xml:space="preserve">попередній</w:t>
+      </w:r>
+      <w:r>
+        <w:t xml:space="preserve"> </w:t>
+      </w:r>
+      <w:r>
+        <w:t xml:space="preserve">тиждень (пн–нд); щомісяця (оберіть число 1–28) — звіт за</w:t>
+      </w:r>
+      <w:r>
+        <w:t xml:space="preserve"> </w:t>
+      </w:r>
+      <w:r>
+        <w:rPr>
+          <w:iCs/>
+          <w:i/>
+        </w:rPr>
+        <w:t xml:space="preserve">попередній</w:t>
+      </w:r>
+      <w:r>
+        <w:t xml:space="preserve"> </w:t>
+      </w:r>
+      <w:r>
+        <w:t xml:space="preserve">місяць.</w:t>
+      </w:r>
+    </w:p>
+    <w:p>
+      <w:pPr>
+        <w:numPr>
+          <w:ilvl w:val="0"/>
+          <w:numId w:val="1009"/>
+        </w:numPr>
+        <w:pStyle w:val="Compact"/>
+      </w:pPr>
+      <w:r>
+        <w:rPr>
+          <w:bCs/>
+          <w:b/>
+        </w:rPr>
+        <w:t xml:space="preserve">Не раніше (година)</w:t>
+      </w:r>
+      <w:r>
+        <w:t xml:space="preserve"> </w:t>
+      </w:r>
+      <w:r>
+        <w:t xml:space="preserve">— лист надійде в обраний день не раніше цієї години (фактичний час залежить від запуску cron на сервері, зазвичай щогодини).</w:t>
+      </w:r>
+    </w:p>
+    <w:p>
+      <w:pPr>
+        <w:numPr>
+          <w:ilvl w:val="0"/>
+          <w:numId w:val="1009"/>
+        </w:numPr>
+        <w:pStyle w:val="Compact"/>
+      </w:pPr>
+      <w:r>
+        <w:rPr>
+          <w:bCs/>
+          <w:b/>
+        </w:rPr>
+        <w:t xml:space="preserve">Формат файлу:</w:t>
+      </w:r>
+      <w:r>
+        <w:t xml:space="preserve"> </w:t>
+      </w:r>
+      <w:r>
+        <w:t xml:space="preserve">PDF (такий самий, як у ручному звіті), Excel (XLSX) або CSV.</w:t>
+      </w:r>
+    </w:p>
+    <w:p>
+      <w:pPr>
+        <w:numPr>
+          <w:ilvl w:val="0"/>
+          <w:numId w:val="1009"/>
+        </w:numPr>
+        <w:pStyle w:val="Compact"/>
+      </w:pPr>
+      <w:r>
+        <w:rPr>
+          <w:bCs/>
+          <w:b/>
+        </w:rPr>
+        <w:t xml:space="preserve">Проєкт, користувач, категорія</w:t>
+      </w:r>
+      <w:r>
+        <w:t xml:space="preserve"> </w:t>
+      </w:r>
+      <w:r>
+        <w:t xml:space="preserve">— ті самі фільтри, що й у ручному звіті.</w:t>
+      </w:r>
+    </w:p>
+    <w:p>
+      <w:pPr>
+        <w:numPr>
+          <w:ilvl w:val="0"/>
+          <w:numId w:val="1009"/>
+        </w:numPr>
+        <w:pStyle w:val="Compact"/>
+      </w:pPr>
+      <w:r>
+        <w:rPr>
+          <w:bCs/>
+          <w:b/>
+        </w:rPr>
+        <w:t xml:space="preserve">Додаткові одержувачі</w:t>
+      </w:r>
+      <w:r>
+        <w:t xml:space="preserve"> </w:t>
+      </w:r>
+      <w:r>
+        <w:t xml:space="preserve">— email-адреси через кому. Ви отримуватимете звіт завжди. Звичайний користувач може вказати лише адреси користувачів системи; зовнішні адреси додає тільки адміністратор системи.</w:t>
+      </w:r>
+    </w:p>
+    <w:p>
+      <w:pPr>
+        <w:pStyle w:val="FirstParagraph"/>
+      </w:pPr>
+      <w:r>
+        <w:t xml:space="preserve">Звіт будується з</w:t>
+      </w:r>
+      <w:r>
+        <w:t xml:space="preserve"> </w:t>
+      </w:r>
+      <w:r>
+        <w:rPr>
+          <w:bCs/>
+          <w:b/>
+        </w:rPr>
+        <w:t xml:space="preserve">вашими правами</w:t>
+      </w:r>
+      <w:r>
+        <w:t xml:space="preserve">: у ньому лише проєкти, до яких ви маєте доступ. У списку розкладів видно час і результат останньої відправки; кнопки</w:t>
+      </w:r>
+      <w:r>
+        <w:t xml:space="preserve"> </w:t>
+      </w:r>
+      <w:r>
+        <w:rPr>
+          <w:bCs/>
+          <w:b/>
+        </w:rPr>
+        <w:t xml:space="preserve">«Надіслати зараз»</w:t>
+      </w:r>
+      <w:r>
+        <w:t xml:space="preserve"> </w:t>
+      </w:r>
+      <w:r>
+        <w:t xml:space="preserve">(звіт за попередній період одразу),</w:t>
+      </w:r>
+      <w:r>
+        <w:t xml:space="preserve"> </w:t>
+      </w:r>
+      <w:r>
+        <w:rPr>
+          <w:bCs/>
+          <w:b/>
+        </w:rPr>
+        <w:t xml:space="preserve">«Вимкнути/Увімкнути»</w:t>
+      </w:r>
+      <w:r>
+        <w:t xml:space="preserve"> </w:t>
+      </w:r>
+      <w:r>
+        <w:t xml:space="preserve">та</w:t>
+      </w:r>
+      <w:r>
+        <w:t xml:space="preserve"> </w:t>
+      </w:r>
+      <w:r>
+        <w:rPr>
+          <w:bCs/>
+          <w:b/>
+        </w:rPr>
+        <w:t xml:space="preserve">«Видалити»</w:t>
+      </w:r>
+      <w:r>
+        <w:t xml:space="preserve">. Розклад не можна змінити — видаліть його й створіть новий. Якщо за період немає записів, лист усе одно надійде з приміткою. Розклад, створений сьогодні, спрацює вперше в наступному періоді, а не заднім числом. Листи надходять, лише якщо адміністратор налаштував пошту й cron.</w:t>
       </w:r>
     </w:p>
     <w:p>
@@ -3605,7 +4084,8 @@
       </w:r>
     </w:p>
     <w:bookmarkEnd w:id="38"/>
-    <w:bookmarkStart w:id="45" w:name="тікети-звернення-до-іт-підтримки"/>
+    <w:bookmarkEnd w:id="39"/>
+    <w:bookmarkStart w:id="46" w:name="тікети-звернення-до-іт-підтримки"/>
     <w:p>
       <w:pPr>
         <w:pStyle w:val="Heading2"/>
@@ -3763,7 +4243,7 @@
         <w:t xml:space="preserve">). Зберігаються лише зображення PNG/JPG (див. нижче); решта вкладень листа до тікета не потрапляє. Якщо адміністратор увімкнув автовідповідь, у відповідь на такий лист прийде підтвердження з посиланням для відстеження статусу — навіть якщо у вас немає облікового запису в системі.</w:t>
       </w:r>
     </w:p>
-    <w:bookmarkStart w:id="39" w:name="створення-тікета"/>
+    <w:bookmarkStart w:id="40" w:name="створення-тікета"/>
     <w:p>
       <w:pPr>
         <w:pStyle w:val="Heading3"/>
@@ -4067,8 +4547,8 @@
         <w:t xml:space="preserve">зі сторінки самого проєкту — він одразу буде обраний у формі.</w:t>
       </w:r>
     </w:p>
-    <w:bookmarkEnd w:id="39"/>
-    <w:bookmarkStart w:id="40" w:name="перегляд-і-статус-тікета"/>
+    <w:bookmarkEnd w:id="40"/>
+    <w:bookmarkStart w:id="41" w:name="перегляд-і-статус-тікета"/>
     <w:p>
       <w:pPr>
         <w:pStyle w:val="Heading3"/>
@@ -4093,8 +4573,42 @@
         <w:t xml:space="preserve">Призначати оператора (виконавця) тікета можуть лише керівник ІТ-підрозділу, адміністратор системи або оператор служби підтримки — рядовий користувач лише бачить, хто вже призначений.</w:t>
       </w:r>
     </w:p>
-    <w:bookmarkEnd w:id="40"/>
-    <w:bookmarkStart w:id="41" w:name="листування"/>
+    <w:p>
+      <w:pPr>
+        <w:pStyle w:val="FirstParagraph"/>
+      </w:pPr>
+      <w:r>
+        <w:rPr>
+          <w:bCs/>
+          <w:b/>
+        </w:rPr>
+        <w:t xml:space="preserve">Облік часу в тікеті.</w:t>
+      </w:r>
+      <w:r>
+        <w:t xml:space="preserve"> </w:t>
+      </w:r>
+      <w:r>
+        <w:t xml:space="preserve">Працівники підтримки бачать на сторінці тікета блок «Облік часу»: вкажіть години, дату, категорію й коментар та натисніть «Записати час». Власний запис можна видалити. Час також фіксується автоматично: під полем відповіді є</w:t>
+      </w:r>
+      <w:r>
+        <w:t xml:space="preserve"> </w:t>
+      </w:r>
+      <w:r>
+        <w:rPr>
+          <w:bCs/>
+          <w:b/>
+        </w:rPr>
+        <w:t xml:space="preserve">«Витрачено, хв»</w:t>
+      </w:r>
+      <w:r>
+        <w:t xml:space="preserve"> </w:t>
+      </w:r>
+      <w:r>
+        <w:t xml:space="preserve">(за замовчуванням 5; 0 — не записувати), а поруч зі зміною статусу — поле «хв», яке записується при переході в «Вирішено» або «Закрито». Години потрапляють у звіти «Облік часу» (розділ 6).</w:t>
+      </w:r>
+    </w:p>
+    <w:bookmarkEnd w:id="41"/>
+    <w:bookmarkStart w:id="42" w:name="листування"/>
     <w:p>
       <w:pPr>
         <w:pStyle w:val="Heading3"/>
@@ -4127,8 +4641,8 @@
         <w:t xml:space="preserve">— вона додасться до листування з позначкою, від оператора вона чи від заявника. Якщо email-сповіщення увімкнені, про нове повідомлення листом дізнається інша сторона — відповідь оператора надійде заявнику, відповідь заявника — призначеному оператору.</w:t>
       </w:r>
     </w:p>
-    <w:bookmarkEnd w:id="41"/>
-    <w:bookmarkStart w:id="42" w:name="б-повязані-та-дубльовані-тікети"/>
+    <w:bookmarkEnd w:id="42"/>
+    <w:bookmarkStart w:id="43" w:name="б-повязані-та-дубльовані-тікети"/>
     <w:p>
       <w:pPr>
         <w:pStyle w:val="Heading3"/>
@@ -4162,7 +4676,7 @@
       <w:pPr>
         <w:numPr>
           <w:ilvl w:val="0"/>
-          <w:numId w:val="1009"/>
+          <w:numId w:val="1010"/>
         </w:numPr>
         <w:pStyle w:val="Compact"/>
       </w:pPr>
@@ -4184,7 +4698,7 @@
       <w:pPr>
         <w:numPr>
           <w:ilvl w:val="0"/>
-          <w:numId w:val="1009"/>
+          <w:numId w:val="1010"/>
         </w:numPr>
         <w:pStyle w:val="Compact"/>
       </w:pPr>
@@ -4206,7 +4720,7 @@
       <w:pPr>
         <w:numPr>
           <w:ilvl w:val="0"/>
-          <w:numId w:val="1009"/>
+          <w:numId w:val="1010"/>
         </w:numPr>
         <w:pStyle w:val="Compact"/>
       </w:pPr>
@@ -4264,8 +4778,8 @@
         <w:t xml:space="preserve">— той самий статус отримають усі дублі, які ви бачите (заявники отримають звичайні сповіщення про зміну статусу). Тікети, до яких у вас немає доступу, у зв’язках не показуються (лише кількість).</w:t>
       </w:r>
     </w:p>
-    <w:bookmarkEnd w:id="42"/>
-    <w:bookmarkStart w:id="43" w:name="оцінка-вирішення-csat"/>
+    <w:bookmarkEnd w:id="43"/>
+    <w:bookmarkStart w:id="44" w:name="оцінка-вирішення-csat"/>
     <w:p>
       <w:pPr>
         <w:pStyle w:val="Heading3"/>
@@ -4331,7 +4845,7 @@
       <w:pPr>
         <w:numPr>
           <w:ilvl w:val="0"/>
-          <w:numId w:val="1010"/>
+          <w:numId w:val="1011"/>
         </w:numPr>
         <w:pStyle w:val="Compact"/>
       </w:pPr>
@@ -4359,7 +4873,7 @@
       <w:pPr>
         <w:numPr>
           <w:ilvl w:val="0"/>
-          <w:numId w:val="1010"/>
+          <w:numId w:val="1011"/>
         </w:numPr>
         <w:pStyle w:val="Compact"/>
       </w:pPr>
@@ -4387,7 +4901,7 @@
       <w:pPr>
         <w:numPr>
           <w:ilvl w:val="0"/>
-          <w:numId w:val="1010"/>
+          <w:numId w:val="1011"/>
         </w:numPr>
         <w:pStyle w:val="Compact"/>
       </w:pPr>
@@ -4399,7 +4913,7 @@
       <w:pPr>
         <w:numPr>
           <w:ilvl w:val="0"/>
-          <w:numId w:val="1010"/>
+          <w:numId w:val="1011"/>
         </w:numPr>
         <w:pStyle w:val="Compact"/>
       </w:pPr>
@@ -4415,8 +4929,8 @@
         <w:t xml:space="preserve">Те саме працює й для звернень, поданих через портал самообслуговування без входу в систему, — кнопки оцінки з’являються на сторінці відстеження за вашим персональним посиланням.</w:t>
       </w:r>
     </w:p>
-    <w:bookmarkEnd w:id="43"/>
-    <w:bookmarkStart w:id="44" w:name="вкладення-тікета"/>
+    <w:bookmarkEnd w:id="44"/>
+    <w:bookmarkStart w:id="45" w:name="вкладення-тікета"/>
     <w:p>
       <w:pPr>
         <w:pStyle w:val="Heading3"/>
@@ -4482,7 +4996,7 @@
       <w:pPr>
         <w:numPr>
           <w:ilvl w:val="0"/>
-          <w:numId w:val="1011"/>
+          <w:numId w:val="1012"/>
         </w:numPr>
         <w:pStyle w:val="Compact"/>
       </w:pPr>
@@ -4494,7 +5008,7 @@
       <w:pPr>
         <w:numPr>
           <w:ilvl w:val="0"/>
-          <w:numId w:val="1011"/>
+          <w:numId w:val="1012"/>
         </w:numPr>
         <w:pStyle w:val="Compact"/>
       </w:pPr>
@@ -4538,7 +5052,7 @@
       <w:pPr>
         <w:numPr>
           <w:ilvl w:val="0"/>
-          <w:numId w:val="1011"/>
+          <w:numId w:val="1012"/>
         </w:numPr>
         <w:pStyle w:val="Compact"/>
       </w:pPr>
@@ -4584,9 +5098,9 @@
         </w:pict>
       </w:r>
     </w:p>
-    <w:bookmarkEnd w:id="44"/>
     <w:bookmarkEnd w:id="45"/>
-    <w:bookmarkStart w:id="48" w:name="мій-профіль-і-пароль"/>
+    <w:bookmarkEnd w:id="46"/>
+    <w:bookmarkStart w:id="49" w:name="мій-профіль-і-пароль"/>
     <w:p>
       <w:pPr>
         <w:pStyle w:val="Heading2"/>
@@ -4623,7 +5137,7 @@
       <w:pPr>
         <w:numPr>
           <w:ilvl w:val="0"/>
-          <w:numId w:val="1012"/>
+          <w:numId w:val="1013"/>
         </w:numPr>
         <w:pStyle w:val="Compact"/>
       </w:pPr>
@@ -4645,7 +5159,7 @@
       <w:pPr>
         <w:numPr>
           <w:ilvl w:val="0"/>
-          <w:numId w:val="1012"/>
+          <w:numId w:val="1013"/>
         </w:numPr>
         <w:pStyle w:val="Compact"/>
       </w:pPr>
@@ -4684,7 +5198,7 @@
         <w:t xml:space="preserve">Якщо ваш обліковий запис автентифікується через Active Directory — блоку зміни пароля не буде: пароль для таких облікових записів керується самим AD (змінюйте його в Windows, як зазвичай), а не тут.</w:t>
       </w:r>
     </w:p>
-    <w:bookmarkStart w:id="46" w:name="сесії-та-історія-входів"/>
+    <w:bookmarkStart w:id="47" w:name="сесії-та-історія-входів"/>
     <w:p>
       <w:pPr>
         <w:pStyle w:val="Heading3"/>
@@ -4721,7 +5235,7 @@
       <w:pPr>
         <w:numPr>
           <w:ilvl w:val="0"/>
-          <w:numId w:val="1013"/>
+          <w:numId w:val="1014"/>
         </w:numPr>
         <w:pStyle w:val="Compact"/>
       </w:pPr>
@@ -4759,7 +5273,7 @@
       <w:pPr>
         <w:numPr>
           <w:ilvl w:val="0"/>
-          <w:numId w:val="1013"/>
+          <w:numId w:val="1014"/>
         </w:numPr>
         <w:pStyle w:val="Compact"/>
       </w:pPr>
@@ -4781,7 +5295,7 @@
       <w:pPr>
         <w:numPr>
           <w:ilvl w:val="0"/>
-          <w:numId w:val="1013"/>
+          <w:numId w:val="1014"/>
         </w:numPr>
         <w:pStyle w:val="Compact"/>
       </w:pPr>
@@ -4789,8 +5303,8 @@
         <w:t xml:space="preserve">Сесію також завершують вихід кнопкою «Вийти», деактивація облікового запису та дії адміністратора. Сесія, що не робить запитів довше за налаштований час неактивності, зникає сама.</w:t>
       </w:r>
     </w:p>
-    <w:bookmarkEnd w:id="46"/>
-    <w:bookmarkStart w:id="47" w:name="Xd3547e8f2b045db79a7bffed1b32dc045dd5781"/>
+    <w:bookmarkEnd w:id="47"/>
+    <w:bookmarkStart w:id="48" w:name="Xd3547e8f2b045db79a7bffed1b32dc045dd5781"/>
     <w:p>
       <w:pPr>
         <w:pStyle w:val="Heading3"/>
@@ -4852,7 +5366,7 @@
       <w:pPr>
         <w:numPr>
           <w:ilvl w:val="0"/>
-          <w:numId w:val="1014"/>
+          <w:numId w:val="1015"/>
         </w:numPr>
         <w:pStyle w:val="Compact"/>
       </w:pPr>
@@ -4925,7 +5439,7 @@
       <w:pPr>
         <w:numPr>
           <w:ilvl w:val="0"/>
-          <w:numId w:val="1014"/>
+          <w:numId w:val="1015"/>
         </w:numPr>
         <w:pStyle w:val="Compact"/>
       </w:pPr>
@@ -4975,7 +5489,7 @@
       <w:pPr>
         <w:numPr>
           <w:ilvl w:val="0"/>
-          <w:numId w:val="1014"/>
+          <w:numId w:val="1015"/>
         </w:numPr>
         <w:pStyle w:val="Compact"/>
       </w:pPr>
@@ -5064,9 +5578,9 @@
         </w:pict>
       </w:r>
     </w:p>
-    <w:bookmarkEnd w:id="47"/>
     <w:bookmarkEnd w:id="48"/>
-    <w:bookmarkStart w:id="50" w:name="архів"/>
+    <w:bookmarkEnd w:id="49"/>
+    <w:bookmarkStart w:id="51" w:name="архів"/>
     <w:p>
       <w:pPr>
         <w:pStyle w:val="Heading2"/>
@@ -5135,7 +5649,7 @@
         </w:pict>
       </w:r>
     </w:p>
-    <w:bookmarkStart w:id="49" w:name="експорт-у-excel-і-csv"/>
+    <w:bookmarkStart w:id="50" w:name="експорт-у-excel-і-csv"/>
     <w:p>
       <w:pPr>
         <w:pStyle w:val="Heading3"/>
@@ -5214,7 +5728,7 @@
       <w:pPr>
         <w:numPr>
           <w:ilvl w:val="0"/>
-          <w:numId w:val="1015"/>
+          <w:numId w:val="1016"/>
         </w:numPr>
         <w:pStyle w:val="Compact"/>
       </w:pPr>
@@ -5236,7 +5750,7 @@
       <w:pPr>
         <w:numPr>
           <w:ilvl w:val="0"/>
-          <w:numId w:val="1015"/>
+          <w:numId w:val="1016"/>
         </w:numPr>
         <w:pStyle w:val="Compact"/>
       </w:pPr>
@@ -5258,7 +5772,7 @@
       <w:pPr>
         <w:numPr>
           <w:ilvl w:val="0"/>
-          <w:numId w:val="1015"/>
+          <w:numId w:val="1016"/>
         </w:numPr>
         <w:pStyle w:val="Compact"/>
       </w:pPr>
@@ -5270,7 +5784,7 @@
       <w:pPr>
         <w:numPr>
           <w:ilvl w:val="0"/>
-          <w:numId w:val="1015"/>
+          <w:numId w:val="1016"/>
         </w:numPr>
         <w:pStyle w:val="Compact"/>
       </w:pPr>
@@ -5285,9 +5799,9 @@
         </w:pict>
       </w:r>
     </w:p>
-    <w:bookmarkEnd w:id="49"/>
     <w:bookmarkEnd w:id="50"/>
-    <w:bookmarkStart w:id="51" w:name="вікі"/>
+    <w:bookmarkEnd w:id="51"/>
+    <w:bookmarkStart w:id="52" w:name="вікі"/>
     <w:p>
       <w:pPr>
         <w:pStyle w:val="Heading2"/>
@@ -5324,7 +5838,7 @@
       <w:pPr>
         <w:numPr>
           <w:ilvl w:val="0"/>
-          <w:numId w:val="1016"/>
+          <w:numId w:val="1017"/>
         </w:numPr>
         <w:pStyle w:val="Compact"/>
       </w:pPr>
@@ -5346,7 +5860,7 @@
       <w:pPr>
         <w:numPr>
           <w:ilvl w:val="0"/>
-          <w:numId w:val="1016"/>
+          <w:numId w:val="1017"/>
         </w:numPr>
         <w:pStyle w:val="Compact"/>
       </w:pPr>
@@ -5368,7 +5882,7 @@
       <w:pPr>
         <w:numPr>
           <w:ilvl w:val="0"/>
-          <w:numId w:val="1016"/>
+          <w:numId w:val="1017"/>
         </w:numPr>
         <w:pStyle w:val="Compact"/>
       </w:pPr>
@@ -5403,7 +5917,7 @@
       <w:pPr>
         <w:numPr>
           <w:ilvl w:val="0"/>
-          <w:numId w:val="1016"/>
+          <w:numId w:val="1017"/>
         </w:numPr>
         <w:pStyle w:val="Compact"/>
       </w:pPr>
@@ -5425,7 +5939,7 @@
       <w:pPr>
         <w:numPr>
           <w:ilvl w:val="0"/>
-          <w:numId w:val="1016"/>
+          <w:numId w:val="1017"/>
         </w:numPr>
         <w:pStyle w:val="Compact"/>
       </w:pPr>
@@ -5447,7 +5961,7 @@
       <w:pPr>
         <w:numPr>
           <w:ilvl w:val="0"/>
-          <w:numId w:val="1016"/>
+          <w:numId w:val="1017"/>
         </w:numPr>
         <w:pStyle w:val="Compact"/>
       </w:pPr>
@@ -5490,8 +6004,8 @@
         </w:pict>
       </w:r>
     </w:p>
-    <w:bookmarkEnd w:id="51"/>
-    <w:bookmarkStart w:id="52" w:name="документи-бібліотека-файлів"/>
+    <w:bookmarkEnd w:id="52"/>
+    <w:bookmarkStart w:id="53" w:name="документи-бібліотека-файлів"/>
     <w:p>
       <w:pPr>
         <w:pStyle w:val="Heading2"/>
@@ -5528,7 +6042,7 @@
       <w:pPr>
         <w:numPr>
           <w:ilvl w:val="0"/>
-          <w:numId w:val="1017"/>
+          <w:numId w:val="1018"/>
         </w:numPr>
         <w:pStyle w:val="Compact"/>
       </w:pPr>
@@ -5566,7 +6080,7 @@
       <w:pPr>
         <w:numPr>
           <w:ilvl w:val="0"/>
-          <w:numId w:val="1017"/>
+          <w:numId w:val="1018"/>
         </w:numPr>
         <w:pStyle w:val="Compact"/>
       </w:pPr>
@@ -5614,7 +6128,7 @@
       <w:pPr>
         <w:numPr>
           <w:ilvl w:val="0"/>
-          <w:numId w:val="1017"/>
+          <w:numId w:val="1018"/>
         </w:numPr>
         <w:pStyle w:val="Compact"/>
       </w:pPr>
@@ -5626,7 +6140,7 @@
       <w:pPr>
         <w:numPr>
           <w:ilvl w:val="0"/>
-          <w:numId w:val="1017"/>
+          <w:numId w:val="1018"/>
         </w:numPr>
         <w:pStyle w:val="Compact"/>
       </w:pPr>
@@ -5794,8 +6308,8 @@
         </w:pict>
       </w:r>
     </w:p>
-    <w:bookmarkEnd w:id="52"/>
-    <w:bookmarkStart w:id="53" w:name="форум"/>
+    <w:bookmarkEnd w:id="53"/>
+    <w:bookmarkStart w:id="54" w:name="форум"/>
     <w:p>
       <w:pPr>
         <w:pStyle w:val="Heading2"/>
@@ -5871,7 +6385,7 @@
       <w:pPr>
         <w:numPr>
           <w:ilvl w:val="0"/>
-          <w:numId w:val="1018"/>
+          <w:numId w:val="1019"/>
         </w:numPr>
         <w:pStyle w:val="Compact"/>
       </w:pPr>
@@ -5893,7 +6407,7 @@
       <w:pPr>
         <w:numPr>
           <w:ilvl w:val="0"/>
-          <w:numId w:val="1018"/>
+          <w:numId w:val="1019"/>
         </w:numPr>
         <w:pStyle w:val="Compact"/>
       </w:pPr>
@@ -6028,7 +6542,7 @@
       <w:pPr>
         <w:numPr>
           <w:ilvl w:val="0"/>
-          <w:numId w:val="1018"/>
+          <w:numId w:val="1019"/>
         </w:numPr>
         <w:pStyle w:val="Compact"/>
       </w:pPr>
@@ -6050,7 +6564,7 @@
       <w:pPr>
         <w:numPr>
           <w:ilvl w:val="0"/>
-          <w:numId w:val="1018"/>
+          <w:numId w:val="1019"/>
         </w:numPr>
         <w:pStyle w:val="Compact"/>
       </w:pPr>
@@ -6088,7 +6602,7 @@
       <w:pPr>
         <w:numPr>
           <w:ilvl w:val="0"/>
-          <w:numId w:val="1018"/>
+          <w:numId w:val="1019"/>
         </w:numPr>
         <w:pStyle w:val="Compact"/>
       </w:pPr>
@@ -6110,7 +6624,7 @@
       <w:pPr>
         <w:numPr>
           <w:ilvl w:val="0"/>
-          <w:numId w:val="1018"/>
+          <w:numId w:val="1019"/>
         </w:numPr>
         <w:pStyle w:val="Compact"/>
       </w:pPr>
@@ -6132,7 +6646,7 @@
       <w:pPr>
         <w:numPr>
           <w:ilvl w:val="0"/>
-          <w:numId w:val="1018"/>
+          <w:numId w:val="1019"/>
         </w:numPr>
         <w:pStyle w:val="Compact"/>
       </w:pPr>
@@ -6183,7 +6697,7 @@
       <w:pPr>
         <w:numPr>
           <w:ilvl w:val="0"/>
-          <w:numId w:val="1018"/>
+          <w:numId w:val="1019"/>
         </w:numPr>
         <w:pStyle w:val="Compact"/>
       </w:pPr>
@@ -6221,7 +6735,7 @@
       <w:pPr>
         <w:numPr>
           <w:ilvl w:val="0"/>
-          <w:numId w:val="1018"/>
+          <w:numId w:val="1019"/>
         </w:numPr>
         <w:pStyle w:val="Compact"/>
       </w:pPr>
@@ -6296,8 +6810,8 @@
         </w:pict>
       </w:r>
     </w:p>
-    <w:bookmarkEnd w:id="53"/>
-    <w:bookmarkStart w:id="54" w:name="чого-в-системі-поки-немає"/>
+    <w:bookmarkEnd w:id="54"/>
+    <w:bookmarkStart w:id="55" w:name="чого-в-системі-поки-немає"/>
     <w:p>
       <w:pPr>
         <w:pStyle w:val="Heading2"/>
@@ -6310,7 +6824,7 @@
       <w:pPr>
         <w:numPr>
           <w:ilvl w:val="0"/>
-          <w:numId w:val="1019"/>
+          <w:numId w:val="1020"/>
         </w:numPr>
         <w:pStyle w:val="Compact"/>
       </w:pPr>
@@ -6348,8 +6862,8 @@
         </w:pict>
       </w:r>
     </w:p>
-    <w:bookmarkEnd w:id="54"/>
-    <w:bookmarkStart w:id="55" w:name="якщо-сторінка-показала-помилку"/>
+    <w:bookmarkEnd w:id="55"/>
+    <w:bookmarkStart w:id="56" w:name="якщо-сторінка-показала-помилку"/>
     <w:p>
       <w:pPr>
         <w:pStyle w:val="Heading2"/>
@@ -6398,7 +6912,7 @@
       <w:pPr>
         <w:numPr>
           <w:ilvl w:val="0"/>
-          <w:numId w:val="1020"/>
+          <w:numId w:val="1021"/>
         </w:numPr>
         <w:pStyle w:val="Compact"/>
       </w:pPr>
@@ -6420,7 +6934,7 @@
       <w:pPr>
         <w:numPr>
           <w:ilvl w:val="0"/>
-          <w:numId w:val="1020"/>
+          <w:numId w:val="1021"/>
         </w:numPr>
         <w:pStyle w:val="Compact"/>
       </w:pPr>
@@ -6432,7 +6946,7 @@
       <w:pPr>
         <w:numPr>
           <w:ilvl w:val="0"/>
-          <w:numId w:val="1020"/>
+          <w:numId w:val="1021"/>
         </w:numPr>
         <w:pStyle w:val="Compact"/>
       </w:pPr>
@@ -6448,8 +6962,8 @@
         <w:t xml:space="preserve">Повідомлення на кшталт «Доступ обмежено», «Сторінку не знайдено», «Недостатньо прав» чи червоні підказки у формах — це не збої, а нормальні відповіді системи (немає доступу, невірні дані тощо); для них код не потрібен.</w:t>
       </w:r>
     </w:p>
-    <w:bookmarkEnd w:id="55"/>
     <w:bookmarkEnd w:id="56"/>
+    <w:bookmarkEnd w:id="57"/>
     <w:sectPr/>
   </w:body>
 </w:document>
@@ -6808,6 +7322,9 @@
     <w:abstractNumId w:val="991"/>
   </w:num>
   <w:num w:numId="1012">
+    <w:abstractNumId w:val="991"/>
+  </w:num>
+  <w:num w:numId="1013">
     <w:abstractNumId w:val="99411"/>
     <w:lvlOverride w:ilvl="0">
       <w:startOverride w:val="1"/>
@@ -6837,10 +7354,10 @@
       <w:startOverride w:val="1"/>
     </w:lvlOverride>
   </w:num>
-  <w:num w:numId="1013">
+  <w:num w:numId="1014">
     <w:abstractNumId w:val="991"/>
   </w:num>
-  <w:num w:numId="1014">
+  <w:num w:numId="1015">
     <w:abstractNumId w:val="99411"/>
     <w:lvlOverride w:ilvl="0">
       <w:startOverride w:val="1"/>
@@ -6870,9 +7387,6 @@
       <w:startOverride w:val="1"/>
     </w:lvlOverride>
   </w:num>
-  <w:num w:numId="1015">
-    <w:abstractNumId w:val="991"/>
-  </w:num>
   <w:num w:numId="1016">
     <w:abstractNumId w:val="991"/>
   </w:num>
@@ -6886,6 +7400,9 @@
     <w:abstractNumId w:val="991"/>
   </w:num>
   <w:num w:numId="1020">
+    <w:abstractNumId w:val="991"/>
+  </w:num>
+  <w:num w:numId="1021">
     <w:abstractNumId w:val="99411"/>
     <w:lvlOverride w:ilvl="0">
       <w:startOverride w:val="1"/>

--- a/docs/ITSM_User_Guide.docx
+++ b/docs/ITSM_User_Guide.docx
@@ -2,7 +2,7 @@
 <file path=word/document.xml><?xml version="1.0" encoding="utf-8"?>
 <w:document xmlns:w="http://schemas.openxmlformats.org/wordprocessingml/2006/main" xmlns:m="http://schemas.openxmlformats.org/officeDocument/2006/math" xmlns:r="http://schemas.openxmlformats.org/officeDocument/2006/relationships" xmlns:o="urn:schemas-microsoft-com:office:office" xmlns:v="urn:schemas-microsoft-com:vml" xmlns:w10="urn:schemas-microsoft-com:office:word" xmlns:a="http://schemas.openxmlformats.org/drawingml/2006/main" xmlns:pic="http://schemas.openxmlformats.org/drawingml/2006/picture" xmlns:wp="http://schemas.openxmlformats.org/drawingml/2006/wordprocessingDrawing">
   <w:body>
-    <w:bookmarkStart w:id="57" w:name="гайд-користувача-itsm-system"/>
+    <w:bookmarkStart w:id="60" w:name="гайд-користувача-itsm-system"/>
     <w:p>
       <w:pPr>
         <w:pStyle w:val="Heading1"/>
@@ -6963,7 +6963,93 @@
       </w:r>
     </w:p>
     <w:bookmarkEnd w:id="56"/>
+    <w:bookmarkStart w:id="57" w:name="активи-для-співробітників-іт"/>
+    <w:p>
+      <w:pPr>
+        <w:pStyle w:val="Heading2"/>
+      </w:pPr>
+      <w:r>
+        <w:t xml:space="preserve">15. Активи (для співробітників ІТ)</w:t>
+      </w:r>
+    </w:p>
+    <w:p>
+      <w:pPr>
+        <w:pStyle w:val="FirstParagraph"/>
+      </w:pPr>
+      <w:r>
+        <w:t xml:space="preserve">Оператори, менеджер ІТ та адміністратори бачать у меню «Активи» реєстр обладнання й ПЗ. На сторінці тікета є блок «Активи»: можна прив’язати пристрій, якого стосується заявка, і швидко перейти до його картки та історії змін. Звичайні користувачі розділ не бачать.</w:t>
+      </w:r>
+    </w:p>
     <w:bookmarkEnd w:id="57"/>
+    <w:bookmarkStart w:id="58" w:name="налаштування-меню"/>
+    <w:p>
+      <w:pPr>
+        <w:pStyle w:val="Heading2"/>
+      </w:pPr>
+      <w:r>
+        <w:t xml:space="preserve">16. Налаштування меню</w:t>
+      </w:r>
+    </w:p>
+    <w:p>
+      <w:pPr>
+        <w:pStyle w:val="FirstParagraph"/>
+      </w:pPr>
+      <w:r>
+        <w:rPr>
+          <w:bCs/>
+          <w:b/>
+        </w:rPr>
+        <w:t xml:space="preserve">Профіль → Меню → «Налаштувати меню»</w:t>
+      </w:r>
+      <w:r>
+        <w:t xml:space="preserve"> </w:t>
+      </w:r>
+      <w:r>
+        <w:t xml:space="preserve">(</w:t>
+      </w:r>
+      <w:r>
+        <w:rPr>
+          <w:rStyle w:val="VerbatimChar"/>
+        </w:rPr>
+        <w:t xml:space="preserve">/profile/menu</w:t>
+      </w:r>
+      <w:r>
+        <w:t xml:space="preserve">). Перемикачами оберіть, які розділи показувати у верхньому меню: Активи (лише для тих, хто має доступ до реєстру), Архів, Вікі, Документи, Форум. За замовчуванням видно все. Налаштування особисте — інших користувачів воно не зачіпає. Це лише зручність: сторінки прихованих розділів лишаються доступними за прямим посиланням і в пошуку, права доступу не змінюються.</w:t>
+      </w:r>
+    </w:p>
+    <w:bookmarkEnd w:id="58"/>
+    <w:bookmarkStart w:id="59" w:name="правила-черги-тікетів-перегляд"/>
+    <w:p>
+      <w:pPr>
+        <w:pStyle w:val="Heading2"/>
+      </w:pPr>
+      <w:r>
+        <w:t xml:space="preserve">17. Правила черги тікетів (перегляд)</w:t>
+      </w:r>
+    </w:p>
+    <w:p>
+      <w:pPr>
+        <w:pStyle w:val="FirstParagraph"/>
+      </w:pPr>
+      <w:r>
+        <w:t xml:space="preserve">Співробітникам (оператору, менеджеру ІТ, адміністратору підрозділу) на сторінці «Тікети» доступна кнопка</w:t>
+      </w:r>
+      <w:r>
+        <w:t xml:space="preserve"> </w:t>
+      </w:r>
+      <w:r>
+        <w:rPr>
+          <w:bCs/>
+          <w:b/>
+        </w:rPr>
+        <w:t xml:space="preserve">«Правила черги»</w:t>
+      </w:r>
+      <w:r>
+        <w:t xml:space="preserve">: список автоматичних правил, налаштованих на вас (перенесення в чергу, призначення вас оператором, сповіщення). Це лише перегляд — створює й змінює правила адміністратор системи.</w:t>
+      </w:r>
+    </w:p>
+    <w:bookmarkEnd w:id="59"/>
+    <w:bookmarkEnd w:id="60"/>
     <w:sectPr/>
   </w:body>
 </w:document>

--- a/docs/ITSM_User_Guide.docx
+++ b/docs/ITSM_User_Guide.docx
@@ -20,7 +20,7 @@
           <w:iCs/>
           <w:i/>
         </w:rPr>
-        <w:t xml:space="preserve">Версія застосунку: 0.3.0</w:t>
+        <w:t xml:space="preserve">Версія застосунку: 0.9.00-rc1 (кандидат у реліз 0.9.00)</w:t>
       </w:r>
     </w:p>
     <w:p>
@@ -346,7 +346,107 @@
         <w:t xml:space="preserve"> </w:t>
       </w:r>
       <w:r>
-        <w:t xml:space="preserve">— усе, що призначено особисто вам, відсортоване за терміном виконання (найближчі й прострочені — вгорі). Прострочені позначені бейджем «⚠️».</w:t>
+        <w:t xml:space="preserve">— усе, що призначено особисто вам. Задачі згруповані за</w:t>
+      </w:r>
+      <w:r>
+        <w:t xml:space="preserve"> </w:t>
+      </w:r>
+      <w:r>
+        <w:rPr>
+          <w:bCs/>
+          <w:b/>
+        </w:rPr>
+        <w:t xml:space="preserve">проєктами</w:t>
+      </w:r>
+      <w:r>
+        <w:t xml:space="preserve"> </w:t>
+      </w:r>
+      <w:r>
+        <w:t xml:space="preserve">(кожен проєкт має свій м’який пастельний колір і заголовок групи); спершу йдуть проєкти, де є задачі з пріоритетом</w:t>
+      </w:r>
+      <w:r>
+        <w:t xml:space="preserve"> </w:t>
+      </w:r>
+      <w:r>
+        <w:rPr>
+          <w:bCs/>
+          <w:b/>
+        </w:rPr>
+        <w:t xml:space="preserve">critical</w:t>
+      </w:r>
+      <w:r>
+        <w:t xml:space="preserve">, далі</w:t>
+      </w:r>
+      <w:r>
+        <w:t xml:space="preserve"> </w:t>
+      </w:r>
+      <w:r>
+        <w:rPr>
+          <w:bCs/>
+          <w:b/>
+        </w:rPr>
+        <w:t xml:space="preserve">high</w:t>
+      </w:r>
+      <w:r>
+        <w:t xml:space="preserve">,</w:t>
+      </w:r>
+      <w:r>
+        <w:t xml:space="preserve"> </w:t>
+      </w:r>
+      <w:r>
+        <w:rPr>
+          <w:bCs/>
+          <w:b/>
+        </w:rPr>
+        <w:t xml:space="preserve">normal</w:t>
+      </w:r>
+      <w:r>
+        <w:t xml:space="preserve">,</w:t>
+      </w:r>
+      <w:r>
+        <w:t xml:space="preserve"> </w:t>
+      </w:r>
+      <w:r>
+        <w:rPr>
+          <w:bCs/>
+          <w:b/>
+        </w:rPr>
+        <w:t xml:space="preserve">low</w:t>
+      </w:r>
+      <w:r>
+        <w:t xml:space="preserve"> </w:t>
+      </w:r>
+      <w:r>
+        <w:t xml:space="preserve">(за найвищим пріоритетом у проєкті); у групі задачі впорядковані за пріоритетом, потім за</w:t>
+      </w:r>
+      <w:r>
+        <w:t xml:space="preserve"> </w:t>
+      </w:r>
+      <w:r>
+        <w:rPr>
+          <w:bCs/>
+          <w:b/>
+        </w:rPr>
+        <w:t xml:space="preserve">терміном</w:t>
+      </w:r>
+      <w:r>
+        <w:t xml:space="preserve"> </w:t>
+      </w:r>
+      <w:r>
+        <w:t xml:space="preserve">(найближчі першими, без терміну — внизу), далі за</w:t>
+      </w:r>
+      <w:r>
+        <w:t xml:space="preserve"> </w:t>
+      </w:r>
+      <w:r>
+        <w:rPr>
+          <w:bCs/>
+          <w:b/>
+        </w:rPr>
+        <w:t xml:space="preserve">статусом</w:t>
+      </w:r>
+      <w:r>
+        <w:t xml:space="preserve">. Пріоритет позначено кольором: critical — червоний, high — рожевий, normal — зелений, low — світло-блакитний. Простроченість і близькість терміну позначає колір комірки «Термін»; показується до 200 задач. Рядки таблиці компактні. Сторінка «Відкриті задачі» (картка на дашборді) групується й сортується так само.</w:t>
       </w:r>
     </w:p>
     <w:p>
@@ -1702,6 +1802,60 @@
           <w:bCs/>
           <w:b/>
         </w:rPr>
+        <w:t xml:space="preserve">Термін при вирішенні.</w:t>
+      </w:r>
+      <w:r>
+        <w:t xml:space="preserve"> </w:t>
+      </w:r>
+      <w:r>
+        <w:t xml:space="preserve">Коли задачу переводять у «Вирішена» (або «Закрита»), її</w:t>
+      </w:r>
+      <w:r>
+        <w:t xml:space="preserve"> </w:t>
+      </w:r>
+      <w:r>
+        <w:rPr>
+          <w:bCs/>
+          <w:b/>
+        </w:rPr>
+        <w:t xml:space="preserve">термін виконання прибирається</w:t>
+      </w:r>
+      <w:r>
+        <w:t xml:space="preserve"> </w:t>
+      </w:r>
+      <w:r>
+        <w:t xml:space="preserve">(початковий термін і історія змін лишаються на сторінці задачі), тож вона не вважається простроченою й не потрапляє в нагадування. «Вирішена»</w:t>
+      </w:r>
+      <w:r>
+        <w:t xml:space="preserve"> </w:t>
+      </w:r>
+      <w:r>
+        <w:rPr>
+          <w:bCs/>
+          <w:b/>
+        </w:rPr>
+        <w:t xml:space="preserve">лишається в таблиці задач проєкту (зеленим статусом), на дошці, Ганті й у списках</w:t>
+      </w:r>
+      <w:r>
+        <w:t xml:space="preserve"> </w:t>
+      </w:r>
+      <w:r>
+        <w:t xml:space="preserve">(на відміну від «Закрита», що переходить в «Архів»). Якщо задачу відкрити знову (будь-який інший статус), прибраний термін відновлюється.</w:t>
+      </w:r>
+    </w:p>
+    <w:p>
+      <w:pPr>
+        <w:numPr>
+          <w:ilvl w:val="0"/>
+          <w:numId w:val="1003"/>
+        </w:numPr>
+        <w:pStyle w:val="Compact"/>
+      </w:pPr>
+      <w:r>
+        <w:rPr>
+          <w:bCs/>
+          <w:b/>
+        </w:rPr>
         <w:t xml:space="preserve">Перенесення в інший проєкт</w:t>
       </w:r>
       <w:r>
@@ -3374,7 +3528,23 @@
         <w:pStyle w:val="Compact"/>
       </w:pPr>
       <w:r>
-        <w:t xml:space="preserve">Закриті задачі показані перекресленими та сірими — щоб не плутати з активними термінами.</w:t>
+        <w:t xml:space="preserve">Закриті задачі в календарі</w:t>
+      </w:r>
+      <w:r>
+        <w:t xml:space="preserve"> </w:t>
+      </w:r>
+      <w:r>
+        <w:rPr>
+          <w:bCs/>
+          <w:b/>
+        </w:rPr>
+        <w:t xml:space="preserve">не показуються</w:t>
+      </w:r>
+      <w:r>
+        <w:t xml:space="preserve"> </w:t>
+      </w:r>
+      <w:r>
+        <w:t xml:space="preserve">(вони є в розділі «Архів»); задачі в статусі «Вирішена» лишаються (термін у них прибрано, тож вони відображаються за датою початку).</w:t>
       </w:r>
     </w:p>
     <w:p>

--- a/docs/ITSM_User_Guide.docx
+++ b/docs/ITSM_User_Guide.docx
@@ -1283,7 +1283,7 @@
     </w:p>
     <w:bookmarkEnd w:id="24"/>
     <w:bookmarkEnd w:id="25"/>
-    <w:bookmarkStart w:id="36" w:name="задачі"/>
+    <w:bookmarkStart w:id="35" w:name="задачі"/>
     <w:p>
       <w:pPr>
         <w:pStyle w:val="Heading2"/>
@@ -1710,7 +1710,7 @@
         <w:t xml:space="preserve"> </w:t>
       </w:r>
       <w:r>
-        <w:t xml:space="preserve">редагується прямо на сторінці — змініть текст у полі й натисніть</w:t>
+        <w:t xml:space="preserve">на сторінці показується лише написаний текст; щоб змінити (або додати) його, розгорніть «✏️ Змінити опис» / «✏️ Додати опис» під ним, відредагуйте й натисніть</w:t>
       </w:r>
       <w:r>
         <w:t xml:space="preserve"> </w:t>
@@ -1735,6 +1735,56 @@
         <w:pStyle w:val="Compact"/>
       </w:pPr>
       <w:r>
+        <w:rPr>
+          <w:bCs/>
+          <w:b/>
+        </w:rPr>
+        <w:t xml:space="preserve">Порожні блоки згорнуті.</w:t>
+      </w:r>
+      <w:r>
+        <w:t xml:space="preserve"> </w:t>
+      </w:r>
+      <w:r>
+        <w:t xml:space="preserve">Якщо чек-лист, підзадачі чи вкладення ще не заповнені, на сторінці лишається лише рядок «☑ Додати чек-лист», «⧉ Додати підзадачу», «📎 Додати вкладення» — клацніть, щоб розгорнути форму (так само, як «✏️ Змінити назву»). Як тільки з’являються дані, блок показується повністю. У самої підзадачі блок підзадач не показується.</w:t>
+      </w:r>
+    </w:p>
+    <w:p>
+      <w:pPr>
+        <w:numPr>
+          <w:ilvl w:val="0"/>
+          <w:numId w:val="1003"/>
+        </w:numPr>
+        <w:pStyle w:val="Compact"/>
+      </w:pPr>
+      <w:r>
+        <w:t xml:space="preserve">Кнопка</w:t>
+      </w:r>
+      <w:r>
+        <w:t xml:space="preserve"> </w:t>
+      </w:r>
+      <w:r>
+        <w:rPr>
+          <w:bCs/>
+          <w:b/>
+        </w:rPr>
+        <w:t xml:space="preserve">«Зберегти як шаблон задачі»</w:t>
+      </w:r>
+      <w:r>
+        <w:t xml:space="preserve"> </w:t>
+      </w:r>
+      <w:r>
+        <w:t xml:space="preserve">стоїть поруч із «🗑️ Видалити задачу».</w:t>
+      </w:r>
+    </w:p>
+    <w:p>
+      <w:pPr>
+        <w:numPr>
+          <w:ilvl w:val="0"/>
+          <w:numId w:val="1003"/>
+        </w:numPr>
+        <w:pStyle w:val="Compact"/>
+      </w:pPr>
+      <w:r>
         <w:t xml:space="preserve">Щоб призначити або змінити виконавця — клацніть у полі</w:t>
       </w:r>
       <w:r>
@@ -1975,13 +2025,13 @@
       </w:r>
     </w:p>
     <w:bookmarkEnd w:id="27"/>
-    <w:bookmarkStart w:id="28" w:name="коментарі"/>
+    <w:bookmarkStart w:id="28" w:name="журнал-робіт-що-зроблено-і-скільки-часу"/>
     <w:p>
       <w:pPr>
         <w:pStyle w:val="Heading3"/>
       </w:pPr>
       <w:r>
-        <w:t xml:space="preserve">4.3 Коментарі</w:t>
+        <w:t xml:space="preserve">4.3 Журнал робіт (що зроблено і скільки часу)</w:t>
       </w:r>
     </w:p>
     <w:p>
@@ -1989,42 +2039,613 @@
         <w:pStyle w:val="FirstParagraph"/>
       </w:pPr>
       <w:r>
-        <w:t xml:space="preserve">Внизу сторінки задачі — стрічка коментарів. Напишіть текст і натисніть</w:t>
-      </w:r>
-      <w:r>
-        <w:t xml:space="preserve"> </w:t>
-      </w:r>
-      <w:r>
-        <w:rPr>
-          <w:bCs/>
-          <w:b/>
-        </w:rPr>
-        <w:t xml:space="preserve">«Додати коментар»</w:t>
-      </w:r>
-      <w:r>
-        <w:t xml:space="preserve">. Коментарі підтримують перенос рядків, але поки без розширеного форматування (Markdown, згадування</w:t>
-      </w:r>
-      <w:r>
-        <w:t xml:space="preserve"> </w:t>
-      </w:r>
-      <w:r>
-        <w:t xml:space="preserve">@користувача</w:t>
-      </w:r>
-      <w:r>
-        <w:t xml:space="preserve"> </w:t>
-      </w:r>
-      <w:r>
-        <w:t xml:space="preserve">— заплановано на майбутні версії).</w:t>
+        <w:t xml:space="preserve">Внизу сторінки задачі —</w:t>
+      </w:r>
+      <w:r>
+        <w:t xml:space="preserve"> </w:t>
+      </w:r>
+      <w:r>
+        <w:rPr>
+          <w:bCs/>
+          <w:b/>
+        </w:rPr>
+        <w:t xml:space="preserve">«Журнал робіт»</w:t>
+      </w:r>
+      <w:r>
+        <w:t xml:space="preserve">: угорі — форма нового запису, під нею — уже зроблене,</w:t>
+      </w:r>
+      <w:r>
+        <w:t xml:space="preserve"> </w:t>
+      </w:r>
+      <w:r>
+        <w:rPr>
+          <w:bCs/>
+          <w:b/>
+        </w:rPr>
+        <w:t xml:space="preserve">від новіших дат до давніших</w:t>
+      </w:r>
+      <w:r>
+        <w:t xml:space="preserve">. Відразу видно лише записи</w:t>
+      </w:r>
+      <w:r>
+        <w:t xml:space="preserve"> </w:t>
+      </w:r>
+      <w:r>
+        <w:rPr>
+          <w:bCs/>
+          <w:b/>
+        </w:rPr>
+        <w:t xml:space="preserve">за останній день</w:t>
+      </w:r>
+      <w:r>
+        <w:t xml:space="preserve">; усі попередні сховано під спойлер</w:t>
+      </w:r>
+      <w:r>
+        <w:t xml:space="preserve"> </w:t>
+      </w:r>
+      <w:r>
+        <w:rPr>
+          <w:bCs/>
+          <w:b/>
+        </w:rPr>
+        <w:t xml:space="preserve">«Попередні записи (N)»</w:t>
+      </w:r>
+      <w:r>
+        <w:t xml:space="preserve"> </w:t>
+      </w:r>
+      <w:r>
+        <w:t xml:space="preserve">— клацніть, щоб розгорнути. Під кожним своїм записом поруч стоять</w:t>
+      </w:r>
+      <w:r>
+        <w:t xml:space="preserve"> </w:t>
+      </w:r>
+      <w:r>
+        <w:rPr>
+          <w:bCs/>
+          <w:b/>
+        </w:rPr>
+        <w:t xml:space="preserve">«Редагувати»</w:t>
+      </w:r>
+      <w:r>
+        <w:t xml:space="preserve"> </w:t>
+      </w:r>
+      <w:r>
+        <w:t xml:space="preserve">(розгортає форму) і</w:t>
+      </w:r>
+      <w:r>
+        <w:t xml:space="preserve"> </w:t>
+      </w:r>
+      <w:r>
+        <w:rPr>
+          <w:bCs/>
+          <w:b/>
+        </w:rPr>
+        <w:t xml:space="preserve">«Видалити»</w:t>
+      </w:r>
+      <w:r>
+        <w:t xml:space="preserve"> </w:t>
+      </w:r>
+      <w:r>
+        <w:t xml:space="preserve">— після клацання на нього з’являється вікно підтвердження. Це єдина стрічка записів, де поруч стоять опис зробленого і витрачений час (раніше це були окремі блоки «Коментарі» та «Облік часу»).</w:t>
+      </w:r>
+    </w:p>
+    <w:p>
+      <w:pPr>
+        <w:pStyle w:val="BodyText"/>
+      </w:pPr>
+      <w:r>
+        <w:rPr>
+          <w:bCs/>
+          <w:b/>
+        </w:rPr>
+        <w:t xml:space="preserve">Новий запис.</w:t>
+      </w:r>
+      <w:r>
+        <w:t xml:space="preserve"> </w:t>
+      </w:r>
+      <w:r>
+        <w:t xml:space="preserve">Напишіть, що зроблено, і за потреби вкажіть:</w:t>
+      </w:r>
+      <w:r>
+        <w:t xml:space="preserve"> </w:t>
+      </w:r>
+      <w:r>
+        <w:t xml:space="preserve">-</w:t>
+      </w:r>
+      <w:r>
+        <w:t xml:space="preserve"> </w:t>
+      </w:r>
+      <w:r>
+        <w:rPr>
+          <w:bCs/>
+          <w:b/>
+        </w:rPr>
+        <w:t xml:space="preserve">Витрачено часу</w:t>
+      </w:r>
+      <w:r>
+        <w:t xml:space="preserve"> </w:t>
+      </w:r>
+      <w:r>
+        <w:t xml:space="preserve">— поле в хвилинах, що спершу показує</w:t>
+      </w:r>
+      <w:r>
+        <w:t xml:space="preserve"> </w:t>
+      </w:r>
+      <w:r>
+        <w:rPr>
+          <w:bCs/>
+          <w:b/>
+        </w:rPr>
+        <w:t xml:space="preserve">10 хв</w:t>
+      </w:r>
+      <w:r>
+        <w:t xml:space="preserve">; стрілки ▲▼ (або ↑↓ на клавіатурі) змінюють значення</w:t>
+      </w:r>
+      <w:r>
+        <w:t xml:space="preserve"> </w:t>
+      </w:r>
+      <w:r>
+        <w:rPr>
+          <w:bCs/>
+          <w:b/>
+        </w:rPr>
+        <w:t xml:space="preserve">кроками по 10 хвилин</w:t>
+      </w:r>
+      <w:r>
+        <w:t xml:space="preserve"> </w:t>
+      </w:r>
+      <w:r>
+        <w:t xml:space="preserve">(до 720 хв = 12 год за запис), поруч із підписом «Витрачено часу» жирним показано «1 год 10 хв»;</w:t>
+      </w:r>
+      <w:r>
+        <w:t xml:space="preserve"> </w:t>
+      </w:r>
+      <w:r>
+        <w:rPr>
+          <w:bCs/>
+          <w:b/>
+        </w:rPr>
+        <w:t xml:space="preserve">0</w:t>
+      </w:r>
+      <w:r>
+        <w:t xml:space="preserve"> </w:t>
+      </w:r>
+      <w:r>
+        <w:t xml:space="preserve">— запис без часу (просто запис чи питання);</w:t>
+      </w:r>
+      <w:r>
+        <w:t xml:space="preserve"> </w:t>
+      </w:r>
+      <w:r>
+        <w:t xml:space="preserve">-</w:t>
+      </w:r>
+      <w:r>
+        <w:t xml:space="preserve"> </w:t>
+      </w:r>
+      <w:r>
+        <w:rPr>
+          <w:bCs/>
+          <w:b/>
+        </w:rPr>
+        <w:t xml:space="preserve">Дату</w:t>
+      </w:r>
+      <w:r>
+        <w:t xml:space="preserve"> </w:t>
+      </w:r>
+      <w:r>
+        <w:t xml:space="preserve">(за замовчуванням сьогодні) та</w:t>
+      </w:r>
+      <w:r>
+        <w:t xml:space="preserve"> </w:t>
+      </w:r>
+      <w:r>
+        <w:rPr>
+          <w:bCs/>
+          <w:b/>
+        </w:rPr>
+        <w:t xml:space="preserve">категорію</w:t>
+      </w:r>
+      <w:r>
+        <w:t xml:space="preserve"> </w:t>
+      </w:r>
+      <w:r>
+        <w:t xml:space="preserve">активності (довільний текст, напр. «діагностика»).</w:t>
+      </w:r>
+    </w:p>
+    <w:p>
+      <w:pPr>
+        <w:pStyle w:val="BodyText"/>
+      </w:pPr>
+      <w:r>
+        <w:t xml:space="preserve">Натисніть</w:t>
+      </w:r>
+      <w:r>
+        <w:t xml:space="preserve"> </w:t>
+      </w:r>
+      <w:r>
+        <w:rPr>
+          <w:bCs/>
+          <w:b/>
+        </w:rPr>
+        <w:t xml:space="preserve">«Додати запис»</w:t>
+      </w:r>
+      <w:r>
+        <w:t xml:space="preserve">. Потрібен текст і/або час. Загальний лічильник «Витрачено годин» дорівнює сумі годин усіх записів, а поруч із заголовком журналу показано «Усього часу».</w:t>
+      </w:r>
+    </w:p>
+    <w:p>
+      <w:pPr>
+        <w:pStyle w:val="BodyText"/>
+      </w:pPr>
+      <w:r>
+        <w:rPr>
+          <w:bCs/>
+          <w:b/>
+        </w:rPr>
+        <w:t xml:space="preserve">Форматування тексту (Markdown).</w:t>
+      </w:r>
+      <w:r>
+        <w:t xml:space="preserve"> </w:t>
+      </w:r>
+      <w:r>
+        <w:t xml:space="preserve">Над полем опису є панель:</w:t>
+      </w:r>
+      <w:r>
+        <w:t xml:space="preserve"> </w:t>
+      </w:r>
+      <w:r>
+        <w:rPr>
+          <w:bCs/>
+          <w:b/>
+        </w:rPr>
+        <w:t xml:space="preserve">Ж</w:t>
+      </w:r>
+      <w:r>
+        <w:t xml:space="preserve"> </w:t>
+      </w:r>
+      <w:r>
+        <w:t xml:space="preserve">(жирний),</w:t>
+      </w:r>
+      <w:r>
+        <w:t xml:space="preserve"> </w:t>
+      </w:r>
+      <w:r>
+        <w:rPr>
+          <w:bCs/>
+          <w:b/>
+        </w:rPr>
+        <w:t xml:space="preserve">К</w:t>
+      </w:r>
+      <w:r>
+        <w:t xml:space="preserve"> </w:t>
+      </w:r>
+      <w:r>
+        <w:t xml:space="preserve">(курсив),</w:t>
+      </w:r>
+      <w:r>
+        <w:t xml:space="preserve"> </w:t>
+      </w:r>
+      <w:r>
+        <w:rPr>
+          <w:bCs/>
+          <w:b/>
+        </w:rPr>
+        <w:t xml:space="preserve">З</w:t>
+      </w:r>
+      <w:r>
+        <w:t xml:space="preserve"> </w:t>
+      </w:r>
+      <w:r>
+        <w:t xml:space="preserve">(закреслений), код у рядку, заголовок</w:t>
+      </w:r>
+      <w:r>
+        <w:t xml:space="preserve"> </w:t>
+      </w:r>
+      <w:r>
+        <w:rPr>
+          <w:bCs/>
+          <w:b/>
+        </w:rPr>
+        <w:t xml:space="preserve">H</w:t>
+      </w:r>
+      <w:r>
+        <w:t xml:space="preserve">, маркований і нумерований списки, цитата, блок коду та посилання; кнопки обгортають виділений текст (або вставляють шаблон), а</w:t>
+      </w:r>
+      <w:r>
+        <w:t xml:space="preserve"> </w:t>
+      </w:r>
+      <w:r>
+        <w:rPr>
+          <w:bCs/>
+          <w:b/>
+        </w:rPr>
+        <w:t xml:space="preserve">Ctrl+B / Ctrl+I / Ctrl+K</w:t>
+      </w:r>
+      <w:r>
+        <w:t xml:space="preserve"> </w:t>
+      </w:r>
+      <w:r>
+        <w:t xml:space="preserve">працюють з клавіатури. Те саме можна друкувати вручну:</w:t>
+      </w:r>
+      <w:r>
+        <w:t xml:space="preserve"> </w:t>
+      </w:r>
+      <w:r>
+        <w:rPr>
+          <w:rStyle w:val="VerbatimChar"/>
+        </w:rPr>
+        <w:t xml:space="preserve">**жирний**</w:t>
+      </w:r>
+      <w:r>
+        <w:t xml:space="preserve">,</w:t>
+      </w:r>
+      <w:r>
+        <w:t xml:space="preserve"> </w:t>
+      </w:r>
+      <w:r>
+        <w:rPr>
+          <w:rStyle w:val="VerbatimChar"/>
+        </w:rPr>
+        <w:t xml:space="preserve">*курсив*</w:t>
+      </w:r>
+      <w:r>
+        <w:t xml:space="preserve">,</w:t>
+      </w:r>
+      <w:r>
+        <w:t xml:space="preserve"> </w:t>
+      </w:r>
+      <w:r>
+        <w:rPr>
+          <w:rStyle w:val="VerbatimChar"/>
+        </w:rPr>
+        <w:t xml:space="preserve">~~закреслений~~</w:t>
+      </w:r>
+      <w:r>
+        <w:t xml:space="preserve">,</w:t>
+      </w:r>
+      <w:r>
+        <w:t xml:space="preserve"> </w:t>
+      </w:r>
+      <w:r>
+        <w:rPr>
+          <w:rStyle w:val="VerbatimChar"/>
+        </w:rPr>
+        <w:t xml:space="preserve">`код`</w:t>
+      </w:r>
+      <w:r>
+        <w:t xml:space="preserve">,</w:t>
+      </w:r>
+      <w:r>
+        <w:t xml:space="preserve"> </w:t>
+      </w:r>
+      <w:r>
+        <w:rPr>
+          <w:rStyle w:val="VerbatimChar"/>
+        </w:rPr>
+        <w:t xml:space="preserve">## Заголовок</w:t>
+      </w:r>
+      <w:r>
+        <w:t xml:space="preserve">,</w:t>
+      </w:r>
+      <w:r>
+        <w:t xml:space="preserve"> </w:t>
+      </w:r>
+      <w:r>
+        <w:rPr>
+          <w:rStyle w:val="VerbatimChar"/>
+        </w:rPr>
+        <w:t xml:space="preserve">- пункт</w:t>
+      </w:r>
+      <w:r>
+        <w:t xml:space="preserve">,</w:t>
+      </w:r>
+      <w:r>
+        <w:t xml:space="preserve"> </w:t>
+      </w:r>
+      <w:r>
+        <w:rPr>
+          <w:rStyle w:val="VerbatimChar"/>
+        </w:rPr>
+        <w:t xml:space="preserve">1. пункт</w:t>
+      </w:r>
+      <w:r>
+        <w:t xml:space="preserve">,</w:t>
+      </w:r>
+      <w:r>
+        <w:t xml:space="preserve"> </w:t>
+      </w:r>
+      <w:r>
+        <w:rPr>
+          <w:rStyle w:val="VerbatimChar"/>
+        </w:rPr>
+        <w:t xml:space="preserve">&gt; цитата</w:t>
+      </w:r>
+      <w:r>
+        <w:t xml:space="preserve">,</w:t>
+      </w:r>
+      <w:r>
+        <w:t xml:space="preserve"> </w:t>
+      </w:r>
+      <w:r>
+        <w:rPr>
+          <w:rStyle w:val="VerbatimChar"/>
+        </w:rPr>
+        <w:t xml:space="preserve">[текст](https://…)</w:t>
+      </w:r>
+      <w:r>
+        <w:t xml:space="preserve">. Одинарний перехід на новий рядок зберігається як є, сирий HTML не виконується (показується буквально). Кнопка</w:t>
+      </w:r>
+      <w:r>
+        <w:t xml:space="preserve"> </w:t>
+      </w:r>
+      <w:r>
+        <w:rPr>
+          <w:bCs/>
+          <w:b/>
+        </w:rPr>
+        <w:t xml:space="preserve">«Перегляд»</w:t>
+      </w:r>
+      <w:r>
+        <w:t xml:space="preserve"> </w:t>
+      </w:r>
+      <w:r>
+        <w:t xml:space="preserve">показує готовий вигляд. Давні записи — звичайний текст, тож відображаються без змін.</w:t>
+      </w:r>
+    </w:p>
+    <w:p>
+      <w:pPr>
+        <w:pStyle w:val="BodyText"/>
+      </w:pPr>
+      <w:r>
+        <w:rPr>
+          <w:bCs/>
+          <w:b/>
+        </w:rPr>
+        <w:t xml:space="preserve">Зображення в тексті.</w:t>
+      </w:r>
+      <w:r>
+        <w:t xml:space="preserve"> </w:t>
+      </w:r>
+      <w:r>
+        <w:t xml:space="preserve">Скриншот можна вставити просто</w:t>
+      </w:r>
+      <w:r>
+        <w:t xml:space="preserve"> </w:t>
+      </w:r>
+      <w:r>
+        <w:rPr>
+          <w:bCs/>
+          <w:b/>
+        </w:rPr>
+        <w:t xml:space="preserve">Ctrl+V</w:t>
+      </w:r>
+      <w:r>
+        <w:t xml:space="preserve"> </w:t>
+      </w:r>
+      <w:r>
+        <w:t xml:space="preserve">у поле тексту, перетягнути файл у поле або натиснути</w:t>
+      </w:r>
+      <w:r>
+        <w:t xml:space="preserve"> </w:t>
+      </w:r>
+      <w:r>
+        <w:rPr>
+          <w:bCs/>
+          <w:b/>
+        </w:rPr>
+        <w:t xml:space="preserve">«🖼 Вставити зображення»</w:t>
+      </w:r>
+      <w:r>
+        <w:t xml:space="preserve">; у тексті з’явиться мітка</w:t>
+      </w:r>
+      <w:r>
+        <w:t xml:space="preserve"> </w:t>
+      </w:r>
+      <w:r>
+        <w:rPr>
+          <w:rStyle w:val="VerbatimChar"/>
+        </w:rPr>
+        <w:t xml:space="preserve">[[file:1]]</w:t>
+      </w:r>
+      <w:r>
+        <w:t xml:space="preserve"> </w:t>
+      </w:r>
+      <w:r>
+        <w:t xml:space="preserve">— картинка стане на це місце після збереження. Вже прикріплені до задачі зображення вставляються зі списку</w:t>
+      </w:r>
+      <w:r>
+        <w:t xml:space="preserve"> </w:t>
+      </w:r>
+      <w:r>
+        <w:rPr>
+          <w:bCs/>
+          <w:b/>
+        </w:rPr>
+        <w:t xml:space="preserve">«Вставити прикріплене»</w:t>
+      </w:r>
+      <w:r>
+        <w:t xml:space="preserve">. Кнопка</w:t>
+      </w:r>
+      <w:r>
+        <w:t xml:space="preserve"> </w:t>
+      </w:r>
+      <w:r>
+        <w:rPr>
+          <w:bCs/>
+          <w:b/>
+        </w:rPr>
+        <w:t xml:space="preserve">«Перегляд»</w:t>
+      </w:r>
+      <w:r>
+        <w:t xml:space="preserve"> </w:t>
+      </w:r>
+      <w:r>
+        <w:t xml:space="preserve">показує, як виглядатиме запис. Мініатюра в записі за кліком відкривається у вікні, що спливає (розділ 18); зображення, які не мають мітки в тексті, додаються в кінець запису.</w:t>
+      </w:r>
+    </w:p>
+    <w:p>
+      <w:pPr>
+        <w:pStyle w:val="BodyText"/>
+      </w:pPr>
+      <w:r>
+        <w:rPr>
+          <w:bCs/>
+          <w:b/>
+        </w:rPr>
+        <w:t xml:space="preserve">Редагування й видалення.</w:t>
+      </w:r>
+      <w:r>
+        <w:t xml:space="preserve"> </w:t>
+      </w:r>
+      <w:r>
+        <w:t xml:space="preserve">Біля свого запису є</w:t>
+      </w:r>
+      <w:r>
+        <w:t xml:space="preserve"> </w:t>
+      </w:r>
+      <w:r>
+        <w:rPr>
+          <w:bCs/>
+          <w:b/>
+        </w:rPr>
+        <w:t xml:space="preserve">«Редагувати»</w:t>
+      </w:r>
+      <w:r>
+        <w:t xml:space="preserve"> </w:t>
+      </w:r>
+      <w:r>
+        <w:t xml:space="preserve">(текст, час, дата, категорія — без обмеження в часі) і</w:t>
+      </w:r>
+      <w:r>
+        <w:t xml:space="preserve"> </w:t>
+      </w:r>
+      <w:r>
+        <w:rPr>
+          <w:bCs/>
+          <w:b/>
+        </w:rPr>
+        <w:t xml:space="preserve">«Видалити»</w:t>
+      </w:r>
+      <w:r>
+        <w:t xml:space="preserve">. Чужі записи можуть змінювати й видаляти лише відповідальний за проєкт та адміністратор системи. Відредагований запис має позначку «змінено дд.мм.рррр гг:хх»; при зміні чи видаленні «Витрачено годин» перераховується автоматично, а дія пишеться в журнал аудиту.</w:t>
+      </w:r>
+    </w:p>
+    <w:p>
+      <w:pPr>
+        <w:pStyle w:val="BodyText"/>
+      </w:pPr>
+      <w:r>
+        <w:t xml:space="preserve">Записи без часу не потрапляють у звіти обліку часу; записи з часом — потрапляють, як і раніше.</w:t>
       </w:r>
     </w:p>
     <w:bookmarkEnd w:id="28"/>
-    <w:bookmarkStart w:id="29" w:name="облік-часу"/>
+    <w:bookmarkStart w:id="29" w:name="канбан-дошка"/>
     <w:p>
       <w:pPr>
         <w:pStyle w:val="Heading3"/>
       </w:pPr>
       <w:r>
-        <w:t xml:space="preserve">4.4 Облік часу</w:t>
+        <w:t xml:space="preserve">4.5 Канбан-дошка</w:t>
       </w:r>
     </w:p>
     <w:p>
@@ -2032,29 +2653,290 @@
         <w:pStyle w:val="FirstParagraph"/>
       </w:pPr>
       <w:r>
-        <w:t xml:space="preserve">У блоці</w:t>
-      </w:r>
-      <w:r>
-        <w:t xml:space="preserve"> </w:t>
-      </w:r>
-      <w:r>
-        <w:rPr>
-          <w:bCs/>
-          <w:b/>
-        </w:rPr>
-        <w:t xml:space="preserve">«Облік часу»</w:t>
-      </w:r>
-      <w:r>
-        <w:t xml:space="preserve"> </w:t>
-      </w:r>
-      <w:r>
-        <w:t xml:space="preserve">на сторінці задачі вкажіть:</w:t>
-      </w:r>
-      <w:r>
-        <w:t xml:space="preserve"> </w:t>
-      </w:r>
-      <w:r>
-        <w:t xml:space="preserve">- кількість годин (можна дробову, наприклад</w:t>
+        <w:t xml:space="preserve">На сторінці проєкту натисніть</w:t>
+      </w:r>
+      <w:r>
+        <w:t xml:space="preserve"> </w:t>
+      </w:r>
+      <w:r>
+        <w:rPr>
+          <w:bCs/>
+          <w:b/>
+        </w:rPr>
+        <w:t xml:space="preserve">«📋 Канбан-дошка»</w:t>
+      </w:r>
+      <w:r>
+        <w:t xml:space="preserve"> </w:t>
+      </w:r>
+      <w:r>
+        <w:t xml:space="preserve">— задачі показані колонками за статусом (Нова, В роботі, Очікує, Вирішена, Закрита). Перетягніть картку задачі мишкою в іншу колонку — статус зміниться одразу, без відкриття самої задачі. Якщо перетягування не спрацювало (наприклад, пропало з’єднання) — з’явиться повідомлення про помилку, а картка повернеться на своє місце.</w:t>
+      </w:r>
+    </w:p>
+    <w:bookmarkEnd w:id="29"/>
+    <w:bookmarkStart w:id="30" w:name="діаграма-ганта"/>
+    <w:p>
+      <w:pPr>
+        <w:pStyle w:val="Heading3"/>
+      </w:pPr>
+      <w:r>
+        <w:t xml:space="preserve">4.6 Діаграма Ганта</w:t>
+      </w:r>
+    </w:p>
+    <w:p>
+      <w:pPr>
+        <w:pStyle w:val="FirstParagraph"/>
+      </w:pPr>
+      <w:r>
+        <w:t xml:space="preserve">На сторінці проєкту натисніть</w:t>
+      </w:r>
+      <w:r>
+        <w:t xml:space="preserve"> </w:t>
+      </w:r>
+      <w:r>
+        <w:rPr>
+          <w:bCs/>
+          <w:b/>
+        </w:rPr>
+        <w:t xml:space="preserve">«📊 Діаграма Ганта»</w:t>
+      </w:r>
+      <w:r>
+        <w:t xml:space="preserve"> </w:t>
+      </w:r>
+      <w:r>
+        <w:t xml:space="preserve">— усі задачі проєкту показані смугами вздовж часової шкали. При відкритті сторінка одразу прокручується так, щоб</w:t>
+      </w:r>
+      <w:r>
+        <w:t xml:space="preserve"> </w:t>
+      </w:r>
+      <w:r>
+        <w:rPr>
+          <w:bCs/>
+          <w:b/>
+        </w:rPr>
+        <w:t xml:space="preserve">сьогоднішня дата була біля лівого краю</w:t>
+      </w:r>
+      <w:r>
+        <w:t xml:space="preserve"> </w:t>
+      </w:r>
+      <w:r>
+        <w:t xml:space="preserve">— щоб не гортати вручну в пошуках поточного моменту серед задач.</w:t>
+      </w:r>
+    </w:p>
+    <w:p>
+      <w:pPr>
+        <w:numPr>
+          <w:ilvl w:val="0"/>
+          <w:numId w:val="1004"/>
+        </w:numPr>
+        <w:pStyle w:val="Compact"/>
+      </w:pPr>
+      <w:r>
+        <w:rPr>
+          <w:bCs/>
+          <w:b/>
+        </w:rPr>
+        <w:t xml:space="preserve">Зміна термінів</w:t>
+      </w:r>
+      <w:r>
+        <w:t xml:space="preserve">: перетягніть смугу вліво/вправо, щоб змінити обидві дати одразу, або розтягніть за край, щоб змінити лише дату початку чи завершення. Зміна зберігається автоматично, без окремої кнопки «Зберегти».</w:t>
+      </w:r>
+    </w:p>
+    <w:p>
+      <w:pPr>
+        <w:numPr>
+          <w:ilvl w:val="0"/>
+          <w:numId w:val="1004"/>
+        </w:numPr>
+        <w:pStyle w:val="Compact"/>
+      </w:pPr>
+      <w:r>
+        <w:t xml:space="preserve">Задачі, для яких дати ще не вказані, показані орієнтовно (за датою створення) — щойно ви їх перетягнете, з’являться справжні дати.</w:t>
+      </w:r>
+    </w:p>
+    <w:p>
+      <w:pPr>
+        <w:numPr>
+          <w:ilvl w:val="0"/>
+          <w:numId w:val="1004"/>
+        </w:numPr>
+        <w:pStyle w:val="Compact"/>
+      </w:pPr>
+      <w:r>
+        <w:rPr>
+          <w:bCs/>
+          <w:b/>
+        </w:rPr>
+        <w:t xml:space="preserve">Колір смуги</w:t>
+      </w:r>
+      <w:r>
+        <w:t xml:space="preserve"> </w:t>
+      </w:r>
+      <w:r>
+        <w:t xml:space="preserve">відповідає пріоритету задачі (як і в календарі); закриті задачі — сірі.</w:t>
+      </w:r>
+    </w:p>
+    <w:p>
+      <w:pPr>
+        <w:numPr>
+          <w:ilvl w:val="0"/>
+          <w:numId w:val="1004"/>
+        </w:numPr>
+        <w:pStyle w:val="Compact"/>
+      </w:pPr>
+      <w:r>
+        <w:t xml:space="preserve">Натисніть на смугу, щоб відкрити саму задачу.</w:t>
+      </w:r>
+    </w:p>
+    <w:p>
+      <w:pPr>
+        <w:numPr>
+          <w:ilvl w:val="0"/>
+          <w:numId w:val="1004"/>
+        </w:numPr>
+        <w:pStyle w:val="Compact"/>
+      </w:pPr>
+      <w:r>
+        <w:rPr>
+          <w:bCs/>
+          <w:b/>
+        </w:rPr>
+        <w:t xml:space="preserve">Залежності між задачами</w:t>
+      </w:r>
+      <w:r>
+        <w:t xml:space="preserve"> </w:t>
+      </w:r>
+      <w:r>
+        <w:t xml:space="preserve">показані стрілками. Щоб додати залежність — унизу сторінки оберіть дві задачі та тип зв’язку («залежить від», «блокує», «пов’язана з», «дублює») і натисніть «Додати». У таблиці нижче кожен уже створений зв’язок можна</w:t>
+      </w:r>
+      <w:r>
+        <w:t xml:space="preserve"> </w:t>
+      </w:r>
+      <w:r>
+        <w:rPr>
+          <w:bCs/>
+          <w:b/>
+        </w:rPr>
+        <w:t xml:space="preserve">змінити</w:t>
+      </w:r>
+      <w:r>
+        <w:t xml:space="preserve"> </w:t>
+      </w:r>
+      <w:r>
+        <w:t xml:space="preserve">(виберіть інший тип у випадаючому списку — зберігається одразу) або</w:t>
+      </w:r>
+      <w:r>
+        <w:t xml:space="preserve"> </w:t>
+      </w:r>
+      <w:r>
+        <w:rPr>
+          <w:bCs/>
+          <w:b/>
+        </w:rPr>
+        <w:t xml:space="preserve">видалити</w:t>
+      </w:r>
+      <w:r>
+        <w:t xml:space="preserve"> </w:t>
+      </w:r>
+      <w:r>
+        <w:t xml:space="preserve">кнопкою «Видалити» (з підтвердженням).</w:t>
+      </w:r>
+    </w:p>
+    <w:bookmarkEnd w:id="30"/>
+    <w:bookmarkStart w:id="31" w:name="дорожня-карта"/>
+    <w:p>
+      <w:pPr>
+        <w:pStyle w:val="Heading3"/>
+      </w:pPr>
+      <w:r>
+        <w:t xml:space="preserve">4.7 Дорожня карта</w:t>
+      </w:r>
+    </w:p>
+    <w:p>
+      <w:pPr>
+        <w:pStyle w:val="FirstParagraph"/>
+      </w:pPr>
+      <w:r>
+        <w:t xml:space="preserve">На сторінці проєкту натисніть</w:t>
+      </w:r>
+      <w:r>
+        <w:t xml:space="preserve"> </w:t>
+      </w:r>
+      <w:r>
+        <w:rPr>
+          <w:bCs/>
+          <w:b/>
+        </w:rPr>
+        <w:t xml:space="preserve">«🗺️ Дорожня карта»</w:t>
+      </w:r>
+      <w:r>
+        <w:t xml:space="preserve"> </w:t>
+      </w:r>
+      <w:r>
+        <w:t xml:space="preserve">— етапи (контрольні точки) проєкту у вигляді карток, кожна з:</w:t>
+      </w:r>
+      <w:r>
+        <w:t xml:space="preserve"> </w:t>
+      </w:r>
+      <w:r>
+        <w:t xml:space="preserve">- статусом (заплановано / у процесі / завершено / затримується) — змінюється одразу у випадаючому списку;</w:t>
+      </w:r>
+      <w:r>
+        <w:t xml:space="preserve"> </w:t>
+      </w:r>
+      <w:r>
+        <w:t xml:space="preserve">- цільовою датою (якщо вказана) — якщо вона в минулому, а етап ще не завершено, поруч автоматично з’являється бейдж «⚠️ Прострочено» (незалежно від того, чи хтось вручну обрав статус «затримується»);</w:t>
+      </w:r>
+      <w:r>
+        <w:t xml:space="preserve"> </w:t>
+      </w:r>
+      <w:r>
+        <w:t xml:space="preserve">- прогрес-баром і лічильником задач («N з M задач закрито») — рахується автоматично на основі задач, прив’язаних до цього етапу;</w:t>
+      </w:r>
+      <w:r>
+        <w:t xml:space="preserve"> </w:t>
+      </w:r>
+      <w:r>
+        <w:t xml:space="preserve">- списком самих прив’язаних задач (закриті — перекреслені).</w:t>
+      </w:r>
+    </w:p>
+    <w:p>
+      <w:pPr>
+        <w:pStyle w:val="BlockText"/>
+      </w:pPr>
+      <w:r>
+        <w:t xml:space="preserve">Створювати та видаляти етапи можуть лише ролі «Адміністратор системи» та «Керівник ІТ-підрозділу». Змінювати статус уже створеного етапу може будь-хто з доступом до проєкту. Видалення етапу</w:t>
+      </w:r>
+      <w:r>
+        <w:t xml:space="preserve"> </w:t>
+      </w:r>
+      <w:r>
+        <w:rPr>
+          <w:bCs/>
+          <w:b/>
+        </w:rPr>
+        <w:t xml:space="preserve">не видаляє</w:t>
+      </w:r>
+      <w:r>
+        <w:t xml:space="preserve"> </w:t>
+      </w:r>
+      <w:r>
+        <w:t xml:space="preserve">прив’язані задачі — вони просто втрачають прив’язку до цього етапу і лишаються в проєкті.</w:t>
+      </w:r>
+    </w:p>
+    <w:p>
+      <w:pPr>
+        <w:pStyle w:val="FirstParagraph"/>
+      </w:pPr>
+      <w:r>
+        <w:t xml:space="preserve">Прив’язати задачу до етапу можна при її створенні (розділ 4.1) або пізніше на сторінці самої задачі — там же можна й зняти прив’язку, обравши «— не прив’язано —».</w:t>
+      </w:r>
+    </w:p>
+    <w:p>
+      <w:pPr>
+        <w:pStyle w:val="BodyText"/>
+      </w:pPr>
+      <w:r>
+        <w:t xml:space="preserve">Проєкт із хоча б одним простроченим етапом позначається бейджем «⚠️ Прострочено етап» на картці в списку</w:t>
       </w:r>
       <w:r>
         <w:t xml:space="preserve"> </w:t>
@@ -2063,22 +2945,135 @@
         <w:rPr>
           <w:rStyle w:val="VerbatimChar"/>
         </w:rPr>
-        <w:t xml:space="preserve">1.5</w:t>
-      </w:r>
-      <w:r>
-        <w:t xml:space="preserve">);</w:t>
-      </w:r>
-      <w:r>
-        <w:t xml:space="preserve"> </w:t>
-      </w:r>
-      <w:r>
-        <w:t xml:space="preserve">- дату (за замовчуванням — сьогодні);</w:t>
-      </w:r>
-      <w:r>
-        <w:t xml:space="preserve"> </w:t>
-      </w:r>
-      <w:r>
-        <w:t xml:space="preserve">- категорію активності (довільний текст, наприклад «діагностика», «переговори з постачальником»).</w:t>
+        <w:t xml:space="preserve">/projects</w:t>
+      </w:r>
+      <w:r>
+        <w:t xml:space="preserve"> </w:t>
+      </w:r>
+      <w:r>
+        <w:t xml:space="preserve">і на сторінці самого проєкту.</w:t>
+      </w:r>
+    </w:p>
+    <w:bookmarkEnd w:id="31"/>
+    <w:bookmarkStart w:id="32" w:name="облік-часу-по-проєкту"/>
+    <w:p>
+      <w:pPr>
+        <w:pStyle w:val="Heading3"/>
+      </w:pPr>
+      <w:r>
+        <w:t xml:space="preserve">4.8 Облік часу по проєкту</w:t>
+      </w:r>
+    </w:p>
+    <w:p>
+      <w:pPr>
+        <w:pStyle w:val="FirstParagraph"/>
+      </w:pPr>
+      <w:r>
+        <w:t xml:space="preserve">На сторінці проєкту натисніть</w:t>
+      </w:r>
+      <w:r>
+        <w:t xml:space="preserve"> </w:t>
+      </w:r>
+      <w:r>
+        <w:rPr>
+          <w:bCs/>
+          <w:b/>
+        </w:rPr>
+        <w:t xml:space="preserve">«⏱️ Облік часу»</w:t>
+      </w:r>
+      <w:r>
+        <w:t xml:space="preserve"> </w:t>
+      </w:r>
+      <w:r>
+        <w:t xml:space="preserve">— зведена сторінка з чотирьох частин:</w:t>
+      </w:r>
+      <w:r>
+        <w:t xml:space="preserve"> </w:t>
+      </w:r>
+      <w:r>
+        <w:t xml:space="preserve">1.</w:t>
+      </w:r>
+      <w:r>
+        <w:t xml:space="preserve"> </w:t>
+      </w:r>
+      <w:r>
+        <w:rPr>
+          <w:bCs/>
+          <w:b/>
+        </w:rPr>
+        <w:t xml:space="preserve">Загальна сума годин</w:t>
+      </w:r>
+      <w:r>
+        <w:t xml:space="preserve"> </w:t>
+      </w:r>
+      <w:r>
+        <w:t xml:space="preserve">по всьому проєкту одразу.</w:t>
+      </w:r>
+      <w:r>
+        <w:t xml:space="preserve"> </w:t>
+      </w:r>
+      <w:r>
+        <w:t xml:space="preserve">2.</w:t>
+      </w:r>
+      <w:r>
+        <w:t xml:space="preserve"> </w:t>
+      </w:r>
+      <w:r>
+        <w:rPr>
+          <w:bCs/>
+          <w:b/>
+        </w:rPr>
+        <w:t xml:space="preserve">Розбивка за період</w:t>
+      </w:r>
+      <w:r>
+        <w:t xml:space="preserve"> </w:t>
+      </w:r>
+      <w:r>
+        <w:t xml:space="preserve">— три вкладки: «По днях», «По тижнях» (тиждень рахується за ISO 8601, з понеділка), «По місяцях». У кожній — дві таблиці поруч: скільки годин витрачено в кожен конкретний день/тиждень/місяць загалом, і скільки — з розбивкою по кожному учаснику окремо (та сама сума, тільки по особах).</w:t>
+      </w:r>
+      <w:r>
+        <w:t xml:space="preserve"> </w:t>
+      </w:r>
+      <w:r>
+        <w:t xml:space="preserve">3.</w:t>
+      </w:r>
+      <w:r>
+        <w:t xml:space="preserve"> </w:t>
+      </w:r>
+      <w:r>
+        <w:rPr>
+          <w:bCs/>
+          <w:b/>
+        </w:rPr>
+        <w:t xml:space="preserve">Розбивка по учасниках</w:t>
+      </w:r>
+      <w:r>
+        <w:t xml:space="preserve"> </w:t>
+      </w:r>
+      <w:r>
+        <w:t xml:space="preserve">— хто скільки годин витратив, від найбільшого до найменшого.</w:t>
+      </w:r>
+      <w:r>
+        <w:t xml:space="preserve"> </w:t>
+      </w:r>
+      <w:r>
+        <w:t xml:space="preserve">4.</w:t>
+      </w:r>
+      <w:r>
+        <w:t xml:space="preserve"> </w:t>
+      </w:r>
+      <w:r>
+        <w:rPr>
+          <w:bCs/>
+          <w:b/>
+        </w:rPr>
+        <w:t xml:space="preserve">Повний список усіх записів</w:t>
+      </w:r>
+      <w:r>
+        <w:t xml:space="preserve"> </w:t>
+      </w:r>
+      <w:r>
+        <w:t xml:space="preserve">по всіх задачах проєкту — дата, задача (з посиланням), хто, скільки годин, категорія.</w:t>
       </w:r>
     </w:p>
     <w:p>
@@ -2086,33 +3081,17 @@
         <w:pStyle w:val="BodyText"/>
       </w:pPr>
       <w:r>
-        <w:t xml:space="preserve">Натисніть</w:t>
-      </w:r>
-      <w:r>
-        <w:t xml:space="preserve"> </w:t>
-      </w:r>
-      <w:r>
-        <w:rPr>
-          <w:bCs/>
-          <w:b/>
-        </w:rPr>
-        <w:t xml:space="preserve">«Додати»</w:t>
-      </w:r>
-      <w:r>
-        <w:t xml:space="preserve"> </w:t>
-      </w:r>
-      <w:r>
-        <w:t xml:space="preserve">— час додасться до загального лічильника витрачених годин по задачі, а сам запис з’явиться в таблиці нижче форми (дата, хто додав, скільки годин, категорія). Видалити чи виправити вже доданий запис часу поки не можна через інтерфейс — у разі помилки зверніться до адміністратора.</w:t>
-      </w:r>
-    </w:p>
-    <w:bookmarkEnd w:id="29"/>
-    <w:bookmarkStart w:id="30" w:name="канбан-дошка"/>
+        <w:t xml:space="preserve">Це те саме, що й окремі записи на сторінках задач (розділ 4.3), лише зібрані і згруповані в одному місці для проєкту в цілому.</w:t>
+      </w:r>
+    </w:p>
+    <w:bookmarkEnd w:id="32"/>
+    <w:bookmarkStart w:id="33" w:name="а-підзадачі-та-чек-лист"/>
     <w:p>
       <w:pPr>
         <w:pStyle w:val="Heading3"/>
       </w:pPr>
       <w:r>
-        <w:t xml:space="preserve">4.5 Канбан-дошка</w:t>
+        <w:t xml:space="preserve">4.8а Підзадачі та чек-лист</w:t>
       </w:r>
     </w:p>
     <w:p>
@@ -2120,282 +3099,7 @@
         <w:pStyle w:val="FirstParagraph"/>
       </w:pPr>
       <w:r>
-        <w:t xml:space="preserve">На сторінці проєкту натисніть</w:t>
-      </w:r>
-      <w:r>
-        <w:t xml:space="preserve"> </w:t>
-      </w:r>
-      <w:r>
-        <w:rPr>
-          <w:bCs/>
-          <w:b/>
-        </w:rPr>
-        <w:t xml:space="preserve">«📋 Канбан-дошка»</w:t>
-      </w:r>
-      <w:r>
-        <w:t xml:space="preserve"> </w:t>
-      </w:r>
-      <w:r>
-        <w:t xml:space="preserve">— задачі показані колонками за статусом (Нова, В роботі, Очікує, Вирішена, Закрита). Перетягніть картку задачі мишкою в іншу колонку — статус зміниться одразу, без відкриття самої задачі. Якщо перетягування не спрацювало (наприклад, пропало з’єднання) — з’явиться повідомлення про помилку, а картка повернеться на своє місце.</w:t>
-      </w:r>
-    </w:p>
-    <w:bookmarkEnd w:id="30"/>
-    <w:bookmarkStart w:id="31" w:name="діаграма-ганта"/>
-    <w:p>
-      <w:pPr>
-        <w:pStyle w:val="Heading3"/>
-      </w:pPr>
-      <w:r>
-        <w:t xml:space="preserve">4.6 Діаграма Ганта</w:t>
-      </w:r>
-    </w:p>
-    <w:p>
-      <w:pPr>
-        <w:pStyle w:val="FirstParagraph"/>
-      </w:pPr>
-      <w:r>
-        <w:t xml:space="preserve">На сторінці проєкту натисніть</w:t>
-      </w:r>
-      <w:r>
-        <w:t xml:space="preserve"> </w:t>
-      </w:r>
-      <w:r>
-        <w:rPr>
-          <w:bCs/>
-          <w:b/>
-        </w:rPr>
-        <w:t xml:space="preserve">«📊 Діаграма Ганта»</w:t>
-      </w:r>
-      <w:r>
-        <w:t xml:space="preserve"> </w:t>
-      </w:r>
-      <w:r>
-        <w:t xml:space="preserve">— усі задачі проєкту показані смугами вздовж часової шкали. При відкритті сторінка одразу прокручується так, щоб</w:t>
-      </w:r>
-      <w:r>
-        <w:t xml:space="preserve"> </w:t>
-      </w:r>
-      <w:r>
-        <w:rPr>
-          <w:bCs/>
-          <w:b/>
-        </w:rPr>
-        <w:t xml:space="preserve">сьогоднішня дата була біля лівого краю</w:t>
-      </w:r>
-      <w:r>
-        <w:t xml:space="preserve"> </w:t>
-      </w:r>
-      <w:r>
-        <w:t xml:space="preserve">— щоб не гортати вручну в пошуках поточного моменту серед задач.</w:t>
-      </w:r>
-    </w:p>
-    <w:p>
-      <w:pPr>
-        <w:numPr>
-          <w:ilvl w:val="0"/>
-          <w:numId w:val="1004"/>
-        </w:numPr>
-        <w:pStyle w:val="Compact"/>
-      </w:pPr>
-      <w:r>
-        <w:rPr>
-          <w:bCs/>
-          <w:b/>
-        </w:rPr>
-        <w:t xml:space="preserve">Зміна термінів</w:t>
-      </w:r>
-      <w:r>
-        <w:t xml:space="preserve">: перетягніть смугу вліво/вправо, щоб змінити обидві дати одразу, або розтягніть за край, щоб змінити лише дату початку чи завершення. Зміна зберігається автоматично, без окремої кнопки «Зберегти».</w:t>
-      </w:r>
-    </w:p>
-    <w:p>
-      <w:pPr>
-        <w:numPr>
-          <w:ilvl w:val="0"/>
-          <w:numId w:val="1004"/>
-        </w:numPr>
-        <w:pStyle w:val="Compact"/>
-      </w:pPr>
-      <w:r>
-        <w:t xml:space="preserve">Задачі, для яких дати ще не вказані, показані орієнтовно (за датою створення) — щойно ви їх перетягнете, з’являться справжні дати.</w:t>
-      </w:r>
-    </w:p>
-    <w:p>
-      <w:pPr>
-        <w:numPr>
-          <w:ilvl w:val="0"/>
-          <w:numId w:val="1004"/>
-        </w:numPr>
-        <w:pStyle w:val="Compact"/>
-      </w:pPr>
-      <w:r>
-        <w:rPr>
-          <w:bCs/>
-          <w:b/>
-        </w:rPr>
-        <w:t xml:space="preserve">Колір смуги</w:t>
-      </w:r>
-      <w:r>
-        <w:t xml:space="preserve"> </w:t>
-      </w:r>
-      <w:r>
-        <w:t xml:space="preserve">відповідає пріоритету задачі (як і в календарі); закриті задачі — сірі.</w:t>
-      </w:r>
-    </w:p>
-    <w:p>
-      <w:pPr>
-        <w:numPr>
-          <w:ilvl w:val="0"/>
-          <w:numId w:val="1004"/>
-        </w:numPr>
-        <w:pStyle w:val="Compact"/>
-      </w:pPr>
-      <w:r>
-        <w:t xml:space="preserve">Натисніть на смугу, щоб відкрити саму задачу.</w:t>
-      </w:r>
-    </w:p>
-    <w:p>
-      <w:pPr>
-        <w:numPr>
-          <w:ilvl w:val="0"/>
-          <w:numId w:val="1004"/>
-        </w:numPr>
-        <w:pStyle w:val="Compact"/>
-      </w:pPr>
-      <w:r>
-        <w:rPr>
-          <w:bCs/>
-          <w:b/>
-        </w:rPr>
-        <w:t xml:space="preserve">Залежності між задачами</w:t>
-      </w:r>
-      <w:r>
-        <w:t xml:space="preserve"> </w:t>
-      </w:r>
-      <w:r>
-        <w:t xml:space="preserve">показані стрілками. Щоб додати залежність — унизу сторінки оберіть дві задачі та тип зв’язку («залежить від», «блокує», «пов’язана з», «дублює») і натисніть «Додати». У таблиці нижче кожен уже створений зв’язок можна</w:t>
-      </w:r>
-      <w:r>
-        <w:t xml:space="preserve"> </w:t>
-      </w:r>
-      <w:r>
-        <w:rPr>
-          <w:bCs/>
-          <w:b/>
-        </w:rPr>
-        <w:t xml:space="preserve">змінити</w:t>
-      </w:r>
-      <w:r>
-        <w:t xml:space="preserve"> </w:t>
-      </w:r>
-      <w:r>
-        <w:t xml:space="preserve">(виберіть інший тип у випадаючому списку — зберігається одразу) або</w:t>
-      </w:r>
-      <w:r>
-        <w:t xml:space="preserve"> </w:t>
-      </w:r>
-      <w:r>
-        <w:rPr>
-          <w:bCs/>
-          <w:b/>
-        </w:rPr>
-        <w:t xml:space="preserve">видалити</w:t>
-      </w:r>
-      <w:r>
-        <w:t xml:space="preserve"> </w:t>
-      </w:r>
-      <w:r>
-        <w:t xml:space="preserve">кнопкою «Видалити» (з підтвердженням).</w:t>
-      </w:r>
-    </w:p>
-    <w:bookmarkEnd w:id="31"/>
-    <w:bookmarkStart w:id="32" w:name="дорожня-карта"/>
-    <w:p>
-      <w:pPr>
-        <w:pStyle w:val="Heading3"/>
-      </w:pPr>
-      <w:r>
-        <w:t xml:space="preserve">4.7 Дорожня карта</w:t>
-      </w:r>
-    </w:p>
-    <w:p>
-      <w:pPr>
-        <w:pStyle w:val="FirstParagraph"/>
-      </w:pPr>
-      <w:r>
-        <w:t xml:space="preserve">На сторінці проєкту натисніть</w:t>
-      </w:r>
-      <w:r>
-        <w:t xml:space="preserve"> </w:t>
-      </w:r>
-      <w:r>
-        <w:rPr>
-          <w:bCs/>
-          <w:b/>
-        </w:rPr>
-        <w:t xml:space="preserve">«🗺️ Дорожня карта»</w:t>
-      </w:r>
-      <w:r>
-        <w:t xml:space="preserve"> </w:t>
-      </w:r>
-      <w:r>
-        <w:t xml:space="preserve">— етапи (контрольні точки) проєкту у вигляді карток, кожна з:</w:t>
-      </w:r>
-      <w:r>
-        <w:t xml:space="preserve"> </w:t>
-      </w:r>
-      <w:r>
-        <w:t xml:space="preserve">- статусом (заплановано / у процесі / завершено / затримується) — змінюється одразу у випадаючому списку;</w:t>
-      </w:r>
-      <w:r>
-        <w:t xml:space="preserve"> </w:t>
-      </w:r>
-      <w:r>
-        <w:t xml:space="preserve">- цільовою датою (якщо вказана) — якщо вона в минулому, а етап ще не завершено, поруч автоматично з’являється бейдж «⚠️ Прострочено» (незалежно від того, чи хтось вручну обрав статус «затримується»);</w:t>
-      </w:r>
-      <w:r>
-        <w:t xml:space="preserve"> </w:t>
-      </w:r>
-      <w:r>
-        <w:t xml:space="preserve">- прогрес-баром і лічильником задач («N з M задач закрито») — рахується автоматично на основі задач, прив’язаних до цього етапу;</w:t>
-      </w:r>
-      <w:r>
-        <w:t xml:space="preserve"> </w:t>
-      </w:r>
-      <w:r>
-        <w:t xml:space="preserve">- списком самих прив’язаних задач (закриті — перекреслені).</w:t>
-      </w:r>
-    </w:p>
-    <w:p>
-      <w:pPr>
-        <w:pStyle w:val="BlockText"/>
-      </w:pPr>
-      <w:r>
-        <w:t xml:space="preserve">Створювати та видаляти етапи можуть лише ролі «Адміністратор системи» та «Керівник ІТ-підрозділу». Змінювати статус уже створеного етапу може будь-хто з доступом до проєкту. Видалення етапу</w:t>
-      </w:r>
-      <w:r>
-        <w:t xml:space="preserve"> </w:t>
-      </w:r>
-      <w:r>
-        <w:rPr>
-          <w:bCs/>
-          <w:b/>
-        </w:rPr>
-        <w:t xml:space="preserve">не видаляє</w:t>
-      </w:r>
-      <w:r>
-        <w:t xml:space="preserve"> </w:t>
-      </w:r>
-      <w:r>
-        <w:t xml:space="preserve">прив’язані задачі — вони просто втрачають прив’язку до цього етапу і лишаються в проєкті.</w:t>
-      </w:r>
-    </w:p>
-    <w:p>
-      <w:pPr>
-        <w:pStyle w:val="FirstParagraph"/>
-      </w:pPr>
-      <w:r>
-        <w:t xml:space="preserve">Прив’язати задачу до етапу можна при її створенні (розділ 4.1) або пізніше на сторінці самої задачі — там же можна й зняти прив’язку, обравши «— не прив’язано —».</w:t>
+        <w:t xml:space="preserve">Велику задачу можна розбити на частини двома способами — залежно від того, чи кожна частина потребує свого виконавця.</w:t>
       </w:r>
     </w:p>
     <w:p>
@@ -2403,7 +3107,30 @@
         <w:pStyle w:val="BodyText"/>
       </w:pPr>
       <w:r>
-        <w:t xml:space="preserve">Проєкт із хоча б одним простроченим етапом позначається бейджем «⚠️ Прострочено етап» на картці в списку</w:t>
+        <w:rPr>
+          <w:bCs/>
+          <w:b/>
+        </w:rPr>
+        <w:t xml:space="preserve">Чек-лист</w:t>
+      </w:r>
+      <w:r>
+        <w:t xml:space="preserve"> </w:t>
+      </w:r>
+      <w:r>
+        <w:t xml:space="preserve">— простий перелік кроків усередині задачі. На сторінці задачі блок</w:t>
+      </w:r>
+      <w:r>
+        <w:t xml:space="preserve"> </w:t>
+      </w:r>
+      <w:r>
+        <w:rPr>
+          <w:bCs/>
+          <w:b/>
+        </w:rPr>
+        <w:t xml:space="preserve">«Чек-лист»</w:t>
+      </w:r>
+      <w:r>
+        <w:t xml:space="preserve">: у поле внизу впишіть пункт і натисніть «Додати до чек-листа» (можна вставити одразу кілька пунктів — кожен з нового рядка; маркери</w:t>
       </w:r>
       <w:r>
         <w:t xml:space="preserve"> </w:t>
@@ -2412,135 +3139,104 @@
         <w:rPr>
           <w:rStyle w:val="VerbatimChar"/>
         </w:rPr>
-        <w:t xml:space="preserve">/projects</w:t>
-      </w:r>
-      <w:r>
-        <w:t xml:space="preserve"> </w:t>
-      </w:r>
-      <w:r>
-        <w:t xml:space="preserve">і на сторінці самого проєкту.</w:t>
-      </w:r>
-    </w:p>
-    <w:bookmarkEnd w:id="32"/>
-    <w:bookmarkStart w:id="33" w:name="облік-часу-по-проєкту"/>
-    <w:p>
-      <w:pPr>
-        <w:pStyle w:val="Heading3"/>
-      </w:pPr>
-      <w:r>
-        <w:t xml:space="preserve">4.8 Облік часу по проєкту</w:t>
-      </w:r>
-    </w:p>
-    <w:p>
-      <w:pPr>
-        <w:pStyle w:val="FirstParagraph"/>
-      </w:pPr>
-      <w:r>
-        <w:t xml:space="preserve">На сторінці проєкту натисніть</w:t>
-      </w:r>
-      <w:r>
-        <w:t xml:space="preserve"> </w:t>
-      </w:r>
-      <w:r>
-        <w:rPr>
-          <w:bCs/>
-          <w:b/>
-        </w:rPr>
-        <w:t xml:space="preserve">«⏱️ Облік часу»</w:t>
-      </w:r>
-      <w:r>
-        <w:t xml:space="preserve"> </w:t>
-      </w:r>
-      <w:r>
-        <w:t xml:space="preserve">— зведена сторінка з чотирьох частин:</w:t>
-      </w:r>
-      <w:r>
-        <w:t xml:space="preserve"> </w:t>
-      </w:r>
-      <w:r>
+        <w:t xml:space="preserve">-</w:t>
+      </w:r>
+      <w:r>
+        <w:t xml:space="preserve">,</w:t>
+      </w:r>
+      <w:r>
+        <w:t xml:space="preserve"> </w:t>
+      </w:r>
+      <w:r>
+        <w:rPr>
+          <w:rStyle w:val="VerbatimChar"/>
+        </w:rPr>
+        <w:t xml:space="preserve">*</w:t>
+      </w:r>
+      <w:r>
+        <w:t xml:space="preserve">,</w:t>
+      </w:r>
+      <w:r>
+        <w:t xml:space="preserve"> </w:t>
+      </w:r>
+      <w:r>
+        <w:rPr>
+          <w:rStyle w:val="VerbatimChar"/>
+        </w:rPr>
         <w:t xml:space="preserve">1.</w:t>
       </w:r>
       <w:r>
-        <w:t xml:space="preserve"> </w:t>
-      </w:r>
-      <w:r>
-        <w:rPr>
-          <w:bCs/>
-          <w:b/>
-        </w:rPr>
-        <w:t xml:space="preserve">Загальна сума годин</w:t>
-      </w:r>
-      <w:r>
-        <w:t xml:space="preserve"> </w:t>
-      </w:r>
-      <w:r>
-        <w:t xml:space="preserve">по всьому проєкту одразу.</w:t>
-      </w:r>
-      <w:r>
-        <w:t xml:space="preserve"> </w:t>
-      </w:r>
-      <w:r>
-        <w:t xml:space="preserve">2.</w:t>
-      </w:r>
-      <w:r>
-        <w:t xml:space="preserve"> </w:t>
-      </w:r>
-      <w:r>
-        <w:rPr>
-          <w:bCs/>
-          <w:b/>
-        </w:rPr>
-        <w:t xml:space="preserve">Розбивка за період</w:t>
-      </w:r>
-      <w:r>
-        <w:t xml:space="preserve"> </w:t>
-      </w:r>
-      <w:r>
-        <w:t xml:space="preserve">— три вкладки: «По днях», «По тижнях» (тиждень рахується за ISO 8601, з понеділка), «По місяцях». У кожній — дві таблиці поруч: скільки годин витрачено в кожен конкретний день/тиждень/місяць загалом, і скільки — з розбивкою по кожному учаснику окремо (та сама сума, тільки по особах).</w:t>
-      </w:r>
-      <w:r>
-        <w:t xml:space="preserve"> </w:t>
-      </w:r>
-      <w:r>
-        <w:t xml:space="preserve">3.</w:t>
-      </w:r>
-      <w:r>
-        <w:t xml:space="preserve"> </w:t>
-      </w:r>
-      <w:r>
-        <w:rPr>
-          <w:bCs/>
-          <w:b/>
-        </w:rPr>
-        <w:t xml:space="preserve">Розбивка по учасниках</w:t>
-      </w:r>
-      <w:r>
-        <w:t xml:space="preserve"> </w:t>
-      </w:r>
-      <w:r>
-        <w:t xml:space="preserve">— хто скільки годин витратив, від найбільшого до найменшого.</w:t>
-      </w:r>
-      <w:r>
-        <w:t xml:space="preserve"> </w:t>
-      </w:r>
-      <w:r>
-        <w:t xml:space="preserve">4.</w:t>
-      </w:r>
-      <w:r>
-        <w:t xml:space="preserve"> </w:t>
-      </w:r>
-      <w:r>
-        <w:rPr>
-          <w:bCs/>
-          <w:b/>
-        </w:rPr>
-        <w:t xml:space="preserve">Повний список усіх записів</w:t>
-      </w:r>
-      <w:r>
-        <w:t xml:space="preserve"> </w:t>
-      </w:r>
-      <w:r>
-        <w:t xml:space="preserve">по всіх задачах проєкту — дата, задача (з посиланням), хто, скільки годин, категорія.</w:t>
+        <w:t xml:space="preserve">,</w:t>
+      </w:r>
+      <w:r>
+        <w:t xml:space="preserve"> </w:t>
+      </w:r>
+      <w:r>
+        <w:rPr>
+          <w:rStyle w:val="VerbatimChar"/>
+        </w:rPr>
+        <w:t xml:space="preserve">[ ]</w:t>
+      </w:r>
+      <w:r>
+        <w:t xml:space="preserve"> </w:t>
+      </w:r>
+      <w:r>
+        <w:t xml:space="preserve">на початку рядка прибираються). Клік по</w:t>
+      </w:r>
+      <w:r>
+        <w:t xml:space="preserve"> </w:t>
+      </w:r>
+      <w:r>
+        <w:rPr>
+          <w:bCs/>
+          <w:b/>
+        </w:rPr>
+        <w:t xml:space="preserve">☐</w:t>
+      </w:r>
+      <w:r>
+        <w:t xml:space="preserve"> </w:t>
+      </w:r>
+      <w:r>
+        <w:t xml:space="preserve">позначає пункт виконаним (</w:t>
+      </w:r>
+      <w:r>
+        <w:rPr>
+          <w:bCs/>
+          <w:b/>
+        </w:rPr>
+        <w:t xml:space="preserve">☑</w:t>
+      </w:r>
+      <w:r>
+        <w:t xml:space="preserve">, поряд видно, хто і коли відзначив), повторний клік знімає позначку;</w:t>
+      </w:r>
+      <w:r>
+        <w:t xml:space="preserve"> </w:t>
+      </w:r>
+      <w:r>
+        <w:rPr>
+          <w:bCs/>
+          <w:b/>
+        </w:rPr>
+        <w:t xml:space="preserve">✕</w:t>
+      </w:r>
+      <w:r>
+        <w:t xml:space="preserve"> </w:t>
+      </w:r>
+      <w:r>
+        <w:t xml:space="preserve">видаляє пункт, а «прибрати виконані» — усі виконані одразу. Над пунктами — смужка прогресу, а у списках задач біля назви видно значок</w:t>
+      </w:r>
+      <w:r>
+        <w:t xml:space="preserve"> </w:t>
+      </w:r>
+      <w:r>
+        <w:rPr>
+          <w:bCs/>
+          <w:b/>
+        </w:rPr>
+        <w:t xml:space="preserve">☑ 2/5</w:t>
+      </w:r>
+      <w:r>
+        <w:t xml:space="preserve">. До 100 пунктів на задачу, до 255 символів у пункті. Чек-лист не блокує закриття задачі — це підказка для виконавця.</w:t>
       </w:r>
     </w:p>
     <w:p>
@@ -2548,617 +3244,454 @@
         <w:pStyle w:val="BodyText"/>
       </w:pPr>
       <w:r>
-        <w:t xml:space="preserve">Це те саме, що й окремі записи на сторінках задач (розділ 4.4), лише зібрані і згруповані в одному місці для проєкту в цілому.</w:t>
+        <w:rPr>
+          <w:bCs/>
+          <w:b/>
+        </w:rPr>
+        <w:t xml:space="preserve">Підзадачі</w:t>
+      </w:r>
+      <w:r>
+        <w:t xml:space="preserve"> </w:t>
+      </w:r>
+      <w:r>
+        <w:t xml:space="preserve">— окремі задачі всередині основної: кожна має власного виконавця, статус і термін. У блоці</w:t>
+      </w:r>
+      <w:r>
+        <w:t xml:space="preserve"> </w:t>
+      </w:r>
+      <w:r>
+        <w:rPr>
+          <w:bCs/>
+          <w:b/>
+        </w:rPr>
+        <w:t xml:space="preserve">«Підзадачі»</w:t>
+      </w:r>
+      <w:r>
+        <w:t xml:space="preserve"> </w:t>
+      </w:r>
+      <w:r>
+        <w:t xml:space="preserve">вкажіть назву, за потреби виконавця й термін та натисніть «Додати». Підзадача успадковує проєкт, тип, пріоритет і етап батьківської задачі; відкривається як звичайна задача (угорі посилання на батьківську), а в списках позначена</w:t>
+      </w:r>
+      <w:r>
+        <w:t xml:space="preserve"> </w:t>
+      </w:r>
+      <w:r>
+        <w:rPr>
+          <w:bCs/>
+          <w:b/>
+        </w:rPr>
+        <w:t xml:space="preserve">↳</w:t>
+      </w:r>
+      <w:r>
+        <w:t xml:space="preserve">. У батьківської задачі видно таблицю підзадач і прогрес («1/3 закрито»), у списках — значок</w:t>
+      </w:r>
+      <w:r>
+        <w:t xml:space="preserve"> </w:t>
+      </w:r>
+      <w:r>
+        <w:rPr>
+          <w:bCs/>
+          <w:b/>
+        </w:rPr>
+        <w:t xml:space="preserve">⧉ 1/3</w:t>
+      </w:r>
+      <w:r>
+        <w:t xml:space="preserve">.</w:t>
+      </w:r>
+      <w:r>
+        <w:t xml:space="preserve"> </w:t>
+      </w:r>
+      <w:r>
+        <w:t xml:space="preserve">-</w:t>
+      </w:r>
+      <w:r>
+        <w:t xml:space="preserve"> </w:t>
+      </w:r>
+      <w:r>
+        <w:rPr>
+          <w:bCs/>
+          <w:b/>
+        </w:rPr>
+        <w:t xml:space="preserve">Батьківську задачу не можна закрити, поки є незакриті підзадачі</w:t>
+      </w:r>
+      <w:r>
+        <w:t xml:space="preserve"> </w:t>
+      </w:r>
+      <w:r>
+        <w:t xml:space="preserve">(система покаже, скільки їх лишилось). Повторно відкрити можна без обмежень.</w:t>
+      </w:r>
+      <w:r>
+        <w:t xml:space="preserve"> </w:t>
+      </w:r>
+      <w:r>
+        <w:t xml:space="preserve">- Вкладеність —</w:t>
+      </w:r>
+      <w:r>
+        <w:t xml:space="preserve"> </w:t>
+      </w:r>
+      <w:r>
+        <w:rPr>
+          <w:bCs/>
+          <w:b/>
+        </w:rPr>
+        <w:t xml:space="preserve">один рівень</w:t>
+      </w:r>
+      <w:r>
+        <w:t xml:space="preserve">: у підзадачі власних підзадач немає (для дрібних кроків використовуйте її чек-лист).</w:t>
+      </w:r>
+      <w:r>
+        <w:t xml:space="preserve"> </w:t>
+      </w:r>
+      <w:r>
+        <w:t xml:space="preserve">- Підзадачу не можна перенести в інший проєкт окремо: переносьте батьківську задачу, підзадачі переїдуть разом із нею. Кнопка</w:t>
+      </w:r>
+      <w:r>
+        <w:t xml:space="preserve"> </w:t>
+      </w:r>
+      <w:r>
+        <w:rPr>
+          <w:bCs/>
+          <w:b/>
+        </w:rPr>
+        <w:t xml:space="preserve">«Відв’язати від батьківської задачі»</w:t>
+      </w:r>
+      <w:r>
+        <w:t xml:space="preserve"> </w:t>
+      </w:r>
+      <w:r>
+        <w:t xml:space="preserve">робить підзадачу самостійною задачею.</w:t>
+      </w:r>
+      <w:r>
+        <w:t xml:space="preserve"> </w:t>
+      </w:r>
+      <w:r>
+        <w:t xml:space="preserve">- Якщо видалити батьківську задачу, її підзадачі</w:t>
+      </w:r>
+      <w:r>
+        <w:t xml:space="preserve"> </w:t>
+      </w:r>
+      <w:r>
+        <w:rPr>
+          <w:bCs/>
+          <w:b/>
+        </w:rPr>
+        <w:t xml:space="preserve">не видаляються</w:t>
+      </w:r>
+      <w:r>
+        <w:t xml:space="preserve"> </w:t>
+      </w:r>
+      <w:r>
+        <w:t xml:space="preserve">— вони стають самостійними задачами; чек-лист видаляється разом із задачею.</w:t>
+      </w:r>
+      <w:r>
+        <w:t xml:space="preserve"> </w:t>
+      </w:r>
+      <w:r>
+        <w:t xml:space="preserve">- Усі, хто має доступ до проєкту, бачать і ведуть чек-листи та підзадачі так само, як коментарі.</w:t>
+      </w:r>
+    </w:p>
+    <w:p>
+      <w:pPr>
+        <w:pStyle w:val="BodyText"/>
+      </w:pPr>
+      <w:r>
+        <w:t xml:space="preserve">Прогрес (значки ⧉ «закрито підзадач» і ☑ «виконано пунктів чек-листа») видно не лише на сторінці задачі, а й у списках задач, на картках канбана (зі смужкою прогресу), у дорожній карті, архіві, у підписах календаря та на діаграмі Ганта (довжина зафарбованої частини смужки відповідає виконаній частці підзадач і пунктів).</w:t>
+      </w:r>
+      <w:r>
+        <w:t xml:space="preserve"> </w:t>
+      </w:r>
+      <w:r>
+        <w:t xml:space="preserve">### 4.8б Шаблони проєктів і задач</w:t>
+      </w:r>
+    </w:p>
+    <w:p>
+      <w:pPr>
+        <w:pStyle w:val="BodyText"/>
+      </w:pPr>
+      <w:r>
+        <w:t xml:space="preserve">Типові роботи (онбординг співробітника, регламентна перевірка, підготовка до атестації) не треба щоразу набирати вручну — їх можна один раз описати шаблоном. Список шаблонів: кнопка</w:t>
+      </w:r>
+      <w:r>
+        <w:t xml:space="preserve"> </w:t>
+      </w:r>
+      <w:r>
+        <w:rPr>
+          <w:bCs/>
+          <w:b/>
+        </w:rPr>
+        <w:t xml:space="preserve">«Шаблони»</w:t>
+      </w:r>
+      <w:r>
+        <w:t xml:space="preserve"> </w:t>
+      </w:r>
+      <w:r>
+        <w:t xml:space="preserve">на сторінці «Проєкти» (або адреса</w:t>
+      </w:r>
+      <w:r>
+        <w:t xml:space="preserve"> </w:t>
+      </w:r>
+      <w:r>
+        <w:rPr>
+          <w:rStyle w:val="VerbatimChar"/>
+        </w:rPr>
+        <w:t xml:space="preserve">/templates</w:t>
+      </w:r>
+      <w:r>
+        <w:t xml:space="preserve">); дивитись шаблони може кожен,</w:t>
+      </w:r>
+      <w:r>
+        <w:t xml:space="preserve"> </w:t>
+      </w:r>
+      <w:r>
+        <w:rPr>
+          <w:bCs/>
+          <w:b/>
+        </w:rPr>
+        <w:t xml:space="preserve">створювати й змінювати — адміністратор системи, адміністратор підрозділу та керівник ІТ-підрозділу</w:t>
+      </w:r>
+      <w:r>
+        <w:t xml:space="preserve">.</w:t>
+      </w:r>
+    </w:p>
+    <w:p>
+      <w:pPr>
+        <w:numPr>
+          <w:ilvl w:val="0"/>
+          <w:numId w:val="1005"/>
+        </w:numPr>
+        <w:pStyle w:val="Compact"/>
+      </w:pPr>
+      <w:r>
+        <w:rPr>
+          <w:bCs/>
+          <w:b/>
+        </w:rPr>
+        <w:t xml:space="preserve">Шаблон проєкту</w:t>
+      </w:r>
+      <w:r>
+        <w:t xml:space="preserve"> </w:t>
+      </w:r>
+      <w:r>
+        <w:t xml:space="preserve">— набір задач. Для кожної задачі вказують назву, опис, тип, пріоритет,</w:t>
+      </w:r>
+      <w:r>
+        <w:t xml:space="preserve"> </w:t>
+      </w:r>
+      <w:r>
+        <w:rPr>
+          <w:bCs/>
+          <w:b/>
+        </w:rPr>
+        <w:t xml:space="preserve">початок і термін у днях від дати старту</w:t>
+      </w:r>
+      <w:r>
+        <w:t xml:space="preserve"> </w:t>
+      </w:r>
+      <w:r>
+        <w:t xml:space="preserve">(0 — день старту, 7 — через тиждень; порожньо — без дати),</w:t>
+      </w:r>
+      <w:r>
+        <w:t xml:space="preserve"> </w:t>
+      </w:r>
+      <w:r>
+        <w:rPr>
+          <w:bCs/>
+          <w:b/>
+        </w:rPr>
+        <w:t xml:space="preserve">чек-лист</w:t>
+      </w:r>
+      <w:r>
+        <w:t xml:space="preserve"> </w:t>
+      </w:r>
+      <w:r>
+        <w:t xml:space="preserve">і</w:t>
+      </w:r>
+      <w:r>
+        <w:t xml:space="preserve"> </w:t>
+      </w:r>
+      <w:r>
+        <w:rPr>
+          <w:bCs/>
+          <w:b/>
+        </w:rPr>
+        <w:t xml:space="preserve">підзадачі</w:t>
+      </w:r>
+      <w:r>
+        <w:t xml:space="preserve"> </w:t>
+      </w:r>
+      <w:r>
+        <w:t xml:space="preserve">(кожен рядок — окремий пункт). Додатково можна задати опис проєкту.</w:t>
+      </w:r>
+    </w:p>
+    <w:p>
+      <w:pPr>
+        <w:numPr>
+          <w:ilvl w:val="0"/>
+          <w:numId w:val="1005"/>
+        </w:numPr>
+        <w:pStyle w:val="Compact"/>
+      </w:pPr>
+      <w:r>
+        <w:rPr>
+          <w:bCs/>
+          <w:b/>
+        </w:rPr>
+        <w:t xml:space="preserve">Шаблон задачі</w:t>
+      </w:r>
+      <w:r>
+        <w:t xml:space="preserve"> </w:t>
+      </w:r>
+      <w:r>
+        <w:t xml:space="preserve">— одна типова задача з тими самими полями.</w:t>
+      </w:r>
+    </w:p>
+    <w:p>
+      <w:pPr>
+        <w:numPr>
+          <w:ilvl w:val="0"/>
+          <w:numId w:val="1005"/>
+        </w:numPr>
+        <w:pStyle w:val="Compact"/>
+      </w:pPr>
+      <w:r>
+        <w:rPr>
+          <w:bCs/>
+          <w:b/>
+        </w:rPr>
+        <w:t xml:space="preserve">Створення проєкту за шаблоном:</w:t>
+      </w:r>
+      <w:r>
+        <w:t xml:space="preserve"> </w:t>
+      </w:r>
+      <w:r>
+        <w:t xml:space="preserve">у формі «Новий проєкт» оберіть «Шаблон проєкту» та дату старту — разом із проєктом з’являться всі його задачі з розрахованими термінами, чек-листами й підзадачами. Якщо опис проєкту залишити порожнім, підставиться опис із шаблону.</w:t>
+      </w:r>
+    </w:p>
+    <w:p>
+      <w:pPr>
+        <w:numPr>
+          <w:ilvl w:val="0"/>
+          <w:numId w:val="1005"/>
+        </w:numPr>
+        <w:pStyle w:val="Compact"/>
+      </w:pPr>
+      <w:r>
+        <w:rPr>
+          <w:bCs/>
+          <w:b/>
+        </w:rPr>
+        <w:t xml:space="preserve">Додавання до наявного проєкту:</w:t>
+      </w:r>
+      <w:r>
+        <w:t xml:space="preserve"> </w:t>
+      </w:r>
+      <w:r>
+        <w:t xml:space="preserve">на сторінці проєкту розгорніть «Додати задачі за шаблоном», оберіть шаблон (проєкту чи задачі), дату старту й натисніть «Додати задачі». Шаблон задачі після цього відкриває створену задачу. Якщо обрано</w:t>
+      </w:r>
+      <w:r>
+        <w:t xml:space="preserve"> </w:t>
+      </w:r>
+      <w:r>
+        <w:rPr>
+          <w:bCs/>
+          <w:b/>
+        </w:rPr>
+        <w:t xml:space="preserve">шаблон задачі</w:t>
+      </w:r>
+      <w:r>
+        <w:t xml:space="preserve">, з’являється поле</w:t>
+      </w:r>
+      <w:r>
+        <w:t xml:space="preserve"> </w:t>
+      </w:r>
+      <w:r>
+        <w:rPr>
+          <w:bCs/>
+          <w:b/>
+        </w:rPr>
+        <w:t xml:space="preserve">«Назва задачі»</w:t>
+      </w:r>
+      <w:r>
+        <w:t xml:space="preserve"> </w:t>
+      </w:r>
+      <w:r>
+        <w:t xml:space="preserve">— воно заповнене назвою з шаблону, і її можна змінити перед створенням (для шаблону проєкту назви задач беруться з шаблону).</w:t>
+      </w:r>
+    </w:p>
+    <w:p>
+      <w:pPr>
+        <w:numPr>
+          <w:ilvl w:val="0"/>
+          <w:numId w:val="1005"/>
+        </w:numPr>
+        <w:pStyle w:val="Compact"/>
+      </w:pPr>
+      <w:r>
+        <w:rPr>
+          <w:bCs/>
+          <w:b/>
+        </w:rPr>
+        <w:t xml:space="preserve">Адміністратор підрозділу</w:t>
+      </w:r>
+      <w:r>
+        <w:t xml:space="preserve"> </w:t>
+      </w:r>
+      <w:r>
+        <w:t xml:space="preserve">знаходить керування шаблонами в «Мій підрозділ → Керування → Шаблони проєктів і задач»: створення, редагування й видалення.</w:t>
+      </w:r>
+    </w:p>
+    <w:p>
+      <w:pPr>
+        <w:numPr>
+          <w:ilvl w:val="0"/>
+          <w:numId w:val="1005"/>
+        </w:numPr>
+        <w:pStyle w:val="Compact"/>
+      </w:pPr>
+      <w:r>
+        <w:rPr>
+          <w:bCs/>
+          <w:b/>
+        </w:rPr>
+        <w:t xml:space="preserve">Зберегти наявне як шаблон:</w:t>
+      </w:r>
+      <w:r>
+        <w:t xml:space="preserve"> </w:t>
+      </w:r>
+      <w:r>
+        <w:t xml:space="preserve">кнопка «Зберегти як шаблон задачі» на сторінці задачі (поруч із «Видалити задачу») та «Зберегти проєкт як шаблон» у блоці шаблонів на сторінці проєкту. Для проєкту дати задач перетворюються на зміщення від найранішої дати, підзадачі — на рядки підзадач. Збережений шаблон відкриється для перевірки й редагування.</w:t>
+      </w:r>
+    </w:p>
+    <w:p>
+      <w:pPr>
+        <w:numPr>
+          <w:ilvl w:val="0"/>
+          <w:numId w:val="1005"/>
+        </w:numPr>
+        <w:pStyle w:val="Compact"/>
+      </w:pPr>
+      <w:r>
+        <w:t xml:space="preserve">Виконавців шаблон</w:t>
+      </w:r>
+      <w:r>
+        <w:t xml:space="preserve"> </w:t>
+      </w:r>
+      <w:r>
+        <w:rPr>
+          <w:bCs/>
+          <w:b/>
+        </w:rPr>
+        <w:t xml:space="preserve">не призначає</w:t>
+      </w:r>
+      <w:r>
+        <w:t xml:space="preserve"> </w:t>
+      </w:r>
+      <w:r>
+        <w:t xml:space="preserve">— задачі створюються нерозподіленими (їх призначають потім), статус — «Нова». Зміна чи видалення шаблону не впливає на вже створені проєкти й задачі. За один раз створюється не більше 300 задач разом з підзадачами; у шаблоні — до 100 задач.</w:t>
       </w:r>
     </w:p>
     <w:bookmarkEnd w:id="33"/>
-    <w:bookmarkStart w:id="34" w:name="а-підзадачі-та-чек-лист"/>
-    <w:p>
-      <w:pPr>
-        <w:pStyle w:val="Heading3"/>
-      </w:pPr>
-      <w:r>
-        <w:t xml:space="preserve">4.8а Підзадачі та чек-лист</w:t>
-      </w:r>
-    </w:p>
-    <w:p>
-      <w:pPr>
-        <w:pStyle w:val="FirstParagraph"/>
-      </w:pPr>
-      <w:r>
-        <w:t xml:space="preserve">Велику задачу можна розбити на частини двома способами — залежно від того, чи кожна частина потребує свого виконавця.</w:t>
-      </w:r>
-    </w:p>
-    <w:p>
-      <w:pPr>
-        <w:pStyle w:val="BodyText"/>
-      </w:pPr>
-      <w:r>
-        <w:rPr>
-          <w:bCs/>
-          <w:b/>
-        </w:rPr>
-        <w:t xml:space="preserve">Чек-лист</w:t>
-      </w:r>
-      <w:r>
-        <w:t xml:space="preserve"> </w:t>
-      </w:r>
-      <w:r>
-        <w:t xml:space="preserve">— простий перелік кроків усередині задачі. На сторінці задачі блок</w:t>
-      </w:r>
-      <w:r>
-        <w:t xml:space="preserve"> </w:t>
-      </w:r>
-      <w:r>
-        <w:rPr>
-          <w:bCs/>
-          <w:b/>
-        </w:rPr>
-        <w:t xml:space="preserve">«Чек-лист»</w:t>
-      </w:r>
-      <w:r>
-        <w:t xml:space="preserve">: у поле внизу впишіть пункт і натисніть «Додати до чек-листа» (можна вставити одразу кілька пунктів — кожен з нового рядка; маркери</w:t>
-      </w:r>
-      <w:r>
-        <w:t xml:space="preserve"> </w:t>
-      </w:r>
-      <w:r>
-        <w:rPr>
-          <w:rStyle w:val="VerbatimChar"/>
-        </w:rPr>
-        <w:t xml:space="preserve">-</w:t>
-      </w:r>
-      <w:r>
-        <w:t xml:space="preserve">,</w:t>
-      </w:r>
-      <w:r>
-        <w:t xml:space="preserve"> </w:t>
-      </w:r>
-      <w:r>
-        <w:rPr>
-          <w:rStyle w:val="VerbatimChar"/>
-        </w:rPr>
-        <w:t xml:space="preserve">*</w:t>
-      </w:r>
-      <w:r>
-        <w:t xml:space="preserve">,</w:t>
-      </w:r>
-      <w:r>
-        <w:t xml:space="preserve"> </w:t>
-      </w:r>
-      <w:r>
-        <w:rPr>
-          <w:rStyle w:val="VerbatimChar"/>
-        </w:rPr>
-        <w:t xml:space="preserve">1.</w:t>
-      </w:r>
-      <w:r>
-        <w:t xml:space="preserve">,</w:t>
-      </w:r>
-      <w:r>
-        <w:t xml:space="preserve"> </w:t>
-      </w:r>
-      <w:r>
-        <w:rPr>
-          <w:rStyle w:val="VerbatimChar"/>
-        </w:rPr>
-        <w:t xml:space="preserve">[ ]</w:t>
-      </w:r>
-      <w:r>
-        <w:t xml:space="preserve"> </w:t>
-      </w:r>
-      <w:r>
-        <w:t xml:space="preserve">на початку рядка прибираються). Клік по</w:t>
-      </w:r>
-      <w:r>
-        <w:t xml:space="preserve"> </w:t>
-      </w:r>
-      <w:r>
-        <w:rPr>
-          <w:bCs/>
-          <w:b/>
-        </w:rPr>
-        <w:t xml:space="preserve">☐</w:t>
-      </w:r>
-      <w:r>
-        <w:t xml:space="preserve"> </w:t>
-      </w:r>
-      <w:r>
-        <w:t xml:space="preserve">позначає пункт виконаним (</w:t>
-      </w:r>
-      <w:r>
-        <w:rPr>
-          <w:bCs/>
-          <w:b/>
-        </w:rPr>
-        <w:t xml:space="preserve">☑</w:t>
-      </w:r>
-      <w:r>
-        <w:t xml:space="preserve">, поряд видно, хто і коли відзначив), повторний клік знімає позначку;</w:t>
-      </w:r>
-      <w:r>
-        <w:t xml:space="preserve"> </w:t>
-      </w:r>
-      <w:r>
-        <w:rPr>
-          <w:bCs/>
-          <w:b/>
-        </w:rPr>
-        <w:t xml:space="preserve">✕</w:t>
-      </w:r>
-      <w:r>
-        <w:t xml:space="preserve"> </w:t>
-      </w:r>
-      <w:r>
-        <w:t xml:space="preserve">видаляє пункт, а «прибрати виконані» — усі виконані одразу. Над пунктами — смужка прогресу, а у списках задач біля назви видно значок</w:t>
-      </w:r>
-      <w:r>
-        <w:t xml:space="preserve"> </w:t>
-      </w:r>
-      <w:r>
-        <w:rPr>
-          <w:bCs/>
-          <w:b/>
-        </w:rPr>
-        <w:t xml:space="preserve">☑ 2/5</w:t>
-      </w:r>
-      <w:r>
-        <w:t xml:space="preserve">. До 100 пунктів на задачу, до 255 символів у пункті. Чек-лист не блокує закриття задачі — це підказка для виконавця.</w:t>
-      </w:r>
-    </w:p>
-    <w:p>
-      <w:pPr>
-        <w:pStyle w:val="BodyText"/>
-      </w:pPr>
-      <w:r>
-        <w:rPr>
-          <w:bCs/>
-          <w:b/>
-        </w:rPr>
-        <w:t xml:space="preserve">Підзадачі</w:t>
-      </w:r>
-      <w:r>
-        <w:t xml:space="preserve"> </w:t>
-      </w:r>
-      <w:r>
-        <w:t xml:space="preserve">— окремі задачі всередині основної: кожна має власного виконавця, статус і термін. У блоці</w:t>
-      </w:r>
-      <w:r>
-        <w:t xml:space="preserve"> </w:t>
-      </w:r>
-      <w:r>
-        <w:rPr>
-          <w:bCs/>
-          <w:b/>
-        </w:rPr>
-        <w:t xml:space="preserve">«Підзадачі»</w:t>
-      </w:r>
-      <w:r>
-        <w:t xml:space="preserve"> </w:t>
-      </w:r>
-      <w:r>
-        <w:t xml:space="preserve">вкажіть назву, за потреби виконавця й термін та натисніть «Додати». Підзадача успадковує проєкт, тип, пріоритет і етап батьківської задачі; відкривається як звичайна задача (угорі посилання на батьківську), а в списках позначена</w:t>
-      </w:r>
-      <w:r>
-        <w:t xml:space="preserve"> </w:t>
-      </w:r>
-      <w:r>
-        <w:rPr>
-          <w:bCs/>
-          <w:b/>
-        </w:rPr>
-        <w:t xml:space="preserve">↳</w:t>
-      </w:r>
-      <w:r>
-        <w:t xml:space="preserve">. У батьківської задачі видно таблицю підзадач і прогрес («1/3 закрито»), у списках — значок</w:t>
-      </w:r>
-      <w:r>
-        <w:t xml:space="preserve"> </w:t>
-      </w:r>
-      <w:r>
-        <w:rPr>
-          <w:bCs/>
-          <w:b/>
-        </w:rPr>
-        <w:t xml:space="preserve">⧉ 1/3</w:t>
-      </w:r>
-      <w:r>
-        <w:t xml:space="preserve">.</w:t>
-      </w:r>
-      <w:r>
-        <w:t xml:space="preserve"> </w:t>
-      </w:r>
-      <w:r>
-        <w:t xml:space="preserve">-</w:t>
-      </w:r>
-      <w:r>
-        <w:t xml:space="preserve"> </w:t>
-      </w:r>
-      <w:r>
-        <w:rPr>
-          <w:bCs/>
-          <w:b/>
-        </w:rPr>
-        <w:t xml:space="preserve">Батьківську задачу не можна закрити, поки є незакриті підзадачі</w:t>
-      </w:r>
-      <w:r>
-        <w:t xml:space="preserve"> </w:t>
-      </w:r>
-      <w:r>
-        <w:t xml:space="preserve">(система покаже, скільки їх лишилось). Повторно відкрити можна без обмежень.</w:t>
-      </w:r>
-      <w:r>
-        <w:t xml:space="preserve"> </w:t>
-      </w:r>
-      <w:r>
-        <w:t xml:space="preserve">- Вкладеність —</w:t>
-      </w:r>
-      <w:r>
-        <w:t xml:space="preserve"> </w:t>
-      </w:r>
-      <w:r>
-        <w:rPr>
-          <w:bCs/>
-          <w:b/>
-        </w:rPr>
-        <w:t xml:space="preserve">один рівень</w:t>
-      </w:r>
-      <w:r>
-        <w:t xml:space="preserve">: у підзадачі власних підзадач немає (для дрібних кроків використовуйте її чек-лист).</w:t>
-      </w:r>
-      <w:r>
-        <w:t xml:space="preserve"> </w:t>
-      </w:r>
-      <w:r>
-        <w:t xml:space="preserve">- Підзадачу не можна перенести в інший проєкт окремо: переносьте батьківську задачу, підзадачі переїдуть разом із нею. Кнопка</w:t>
-      </w:r>
-      <w:r>
-        <w:t xml:space="preserve"> </w:t>
-      </w:r>
-      <w:r>
-        <w:rPr>
-          <w:bCs/>
-          <w:b/>
-        </w:rPr>
-        <w:t xml:space="preserve">«Відв’язати від батьківської задачі»</w:t>
-      </w:r>
-      <w:r>
-        <w:t xml:space="preserve"> </w:t>
-      </w:r>
-      <w:r>
-        <w:t xml:space="preserve">робить підзадачу самостійною задачею.</w:t>
-      </w:r>
-      <w:r>
-        <w:t xml:space="preserve"> </w:t>
-      </w:r>
-      <w:r>
-        <w:t xml:space="preserve">- Якщо видалити батьківську задачу, її підзадачі</w:t>
-      </w:r>
-      <w:r>
-        <w:t xml:space="preserve"> </w:t>
-      </w:r>
-      <w:r>
-        <w:rPr>
-          <w:bCs/>
-          <w:b/>
-        </w:rPr>
-        <w:t xml:space="preserve">не видаляються</w:t>
-      </w:r>
-      <w:r>
-        <w:t xml:space="preserve"> </w:t>
-      </w:r>
-      <w:r>
-        <w:t xml:space="preserve">— вони стають самостійними задачами; чек-лист видаляється разом із задачею.</w:t>
-      </w:r>
-      <w:r>
-        <w:t xml:space="preserve"> </w:t>
-      </w:r>
-      <w:r>
-        <w:t xml:space="preserve">- Усі, хто має доступ до проєкту, бачать і ведуть чек-листи та підзадачі так само, як коментарі.</w:t>
-      </w:r>
-    </w:p>
-    <w:p>
-      <w:pPr>
-        <w:pStyle w:val="BodyText"/>
-      </w:pPr>
-      <w:r>
-        <w:t xml:space="preserve">Прогрес (значки ⧉ «закрито підзадач» і ☑ «виконано пунктів чек-листа») видно не лише на сторінці задачі, а й у списках задач, на картках канбана (зі смужкою прогресу), у дорожній карті, архіві, у підписах календаря та на діаграмі Ганта (довжина зафарбованої частини смужки відповідає виконаній частці підзадач і пунктів).</w:t>
-      </w:r>
-      <w:r>
-        <w:t xml:space="preserve"> </w:t>
-      </w:r>
-      <w:r>
-        <w:t xml:space="preserve">### 4.8б Шаблони проєктів і задач</w:t>
-      </w:r>
-    </w:p>
-    <w:p>
-      <w:pPr>
-        <w:pStyle w:val="BodyText"/>
-      </w:pPr>
-      <w:r>
-        <w:t xml:space="preserve">Типові роботи (онбординг співробітника, регламентна перевірка, підготовка до атестації) не треба щоразу набирати вручну — їх можна один раз описати шаблоном. Список шаблонів: кнопка</w:t>
-      </w:r>
-      <w:r>
-        <w:t xml:space="preserve"> </w:t>
-      </w:r>
-      <w:r>
-        <w:rPr>
-          <w:bCs/>
-          <w:b/>
-        </w:rPr>
-        <w:t xml:space="preserve">«Шаблони»</w:t>
-      </w:r>
-      <w:r>
-        <w:t xml:space="preserve"> </w:t>
-      </w:r>
-      <w:r>
-        <w:t xml:space="preserve">на сторінці «Проєкти» (або адреса</w:t>
-      </w:r>
-      <w:r>
-        <w:t xml:space="preserve"> </w:t>
-      </w:r>
-      <w:r>
-        <w:rPr>
-          <w:rStyle w:val="VerbatimChar"/>
-        </w:rPr>
-        <w:t xml:space="preserve">/templates</w:t>
-      </w:r>
-      <w:r>
-        <w:t xml:space="preserve">); дивитись шаблони може кожен,</w:t>
-      </w:r>
-      <w:r>
-        <w:t xml:space="preserve"> </w:t>
-      </w:r>
-      <w:r>
-        <w:rPr>
-          <w:bCs/>
-          <w:b/>
-        </w:rPr>
-        <w:t xml:space="preserve">створювати й змінювати — адміністратор системи, адміністратор підрозділу та керівник ІТ-підрозділу</w:t>
-      </w:r>
-      <w:r>
-        <w:t xml:space="preserve">.</w:t>
-      </w:r>
-    </w:p>
-    <w:p>
-      <w:pPr>
-        <w:numPr>
-          <w:ilvl w:val="0"/>
-          <w:numId w:val="1005"/>
-        </w:numPr>
-        <w:pStyle w:val="Compact"/>
-      </w:pPr>
-      <w:r>
-        <w:rPr>
-          <w:bCs/>
-          <w:b/>
-        </w:rPr>
-        <w:t xml:space="preserve">Шаблон проєкту</w:t>
-      </w:r>
-      <w:r>
-        <w:t xml:space="preserve"> </w:t>
-      </w:r>
-      <w:r>
-        <w:t xml:space="preserve">— набір задач. Для кожної задачі вказують назву, опис, тип, пріоритет,</w:t>
-      </w:r>
-      <w:r>
-        <w:t xml:space="preserve"> </w:t>
-      </w:r>
-      <w:r>
-        <w:rPr>
-          <w:bCs/>
-          <w:b/>
-        </w:rPr>
-        <w:t xml:space="preserve">початок і термін у днях від дати старту</w:t>
-      </w:r>
-      <w:r>
-        <w:t xml:space="preserve"> </w:t>
-      </w:r>
-      <w:r>
-        <w:t xml:space="preserve">(0 — день старту, 7 — через тиждень; порожньо — без дати),</w:t>
-      </w:r>
-      <w:r>
-        <w:t xml:space="preserve"> </w:t>
-      </w:r>
-      <w:r>
-        <w:rPr>
-          <w:bCs/>
-          <w:b/>
-        </w:rPr>
-        <w:t xml:space="preserve">чек-лист</w:t>
-      </w:r>
-      <w:r>
-        <w:t xml:space="preserve"> </w:t>
-      </w:r>
-      <w:r>
-        <w:t xml:space="preserve">і</w:t>
-      </w:r>
-      <w:r>
-        <w:t xml:space="preserve"> </w:t>
-      </w:r>
-      <w:r>
-        <w:rPr>
-          <w:bCs/>
-          <w:b/>
-        </w:rPr>
-        <w:t xml:space="preserve">підзадачі</w:t>
-      </w:r>
-      <w:r>
-        <w:t xml:space="preserve"> </w:t>
-      </w:r>
-      <w:r>
-        <w:t xml:space="preserve">(кожен рядок — окремий пункт). Додатково можна задати опис проєкту.</w:t>
-      </w:r>
-    </w:p>
-    <w:p>
-      <w:pPr>
-        <w:numPr>
-          <w:ilvl w:val="0"/>
-          <w:numId w:val="1005"/>
-        </w:numPr>
-        <w:pStyle w:val="Compact"/>
-      </w:pPr>
-      <w:r>
-        <w:rPr>
-          <w:bCs/>
-          <w:b/>
-        </w:rPr>
-        <w:t xml:space="preserve">Шаблон задачі</w:t>
-      </w:r>
-      <w:r>
-        <w:t xml:space="preserve"> </w:t>
-      </w:r>
-      <w:r>
-        <w:t xml:space="preserve">— одна типова задача з тими самими полями.</w:t>
-      </w:r>
-    </w:p>
-    <w:p>
-      <w:pPr>
-        <w:numPr>
-          <w:ilvl w:val="0"/>
-          <w:numId w:val="1005"/>
-        </w:numPr>
-        <w:pStyle w:val="Compact"/>
-      </w:pPr>
-      <w:r>
-        <w:rPr>
-          <w:bCs/>
-          <w:b/>
-        </w:rPr>
-        <w:t xml:space="preserve">Створення проєкту за шаблоном:</w:t>
-      </w:r>
-      <w:r>
-        <w:t xml:space="preserve"> </w:t>
-      </w:r>
-      <w:r>
-        <w:t xml:space="preserve">у формі «Новий проєкт» оберіть «Шаблон проєкту» та дату старту — разом із проєктом з’являться всі його задачі з розрахованими термінами, чек-листами й підзадачами. Якщо опис проєкту залишити порожнім, підставиться опис із шаблону.</w:t>
-      </w:r>
-    </w:p>
-    <w:p>
-      <w:pPr>
-        <w:numPr>
-          <w:ilvl w:val="0"/>
-          <w:numId w:val="1005"/>
-        </w:numPr>
-        <w:pStyle w:val="Compact"/>
-      </w:pPr>
-      <w:r>
-        <w:rPr>
-          <w:bCs/>
-          <w:b/>
-        </w:rPr>
-        <w:t xml:space="preserve">Додавання до наявного проєкту:</w:t>
-      </w:r>
-      <w:r>
-        <w:t xml:space="preserve"> </w:t>
-      </w:r>
-      <w:r>
-        <w:t xml:space="preserve">на сторінці проєкту розгорніть «Додати задачі за шаблоном», оберіть шаблон (проєкту чи задачі), дату старту й натисніть «Додати задачі». Шаблон задачі після цього відкриває створену задачу. Якщо обрано</w:t>
-      </w:r>
-      <w:r>
-        <w:t xml:space="preserve"> </w:t>
-      </w:r>
-      <w:r>
-        <w:rPr>
-          <w:bCs/>
-          <w:b/>
-        </w:rPr>
-        <w:t xml:space="preserve">шаблон задачі</w:t>
-      </w:r>
-      <w:r>
-        <w:t xml:space="preserve">, з’являється поле</w:t>
-      </w:r>
-      <w:r>
-        <w:t xml:space="preserve"> </w:t>
-      </w:r>
-      <w:r>
-        <w:rPr>
-          <w:bCs/>
-          <w:b/>
-        </w:rPr>
-        <w:t xml:space="preserve">«Назва задачі»</w:t>
-      </w:r>
-      <w:r>
-        <w:t xml:space="preserve"> </w:t>
-      </w:r>
-      <w:r>
-        <w:t xml:space="preserve">— воно заповнене назвою з шаблону, і її можна змінити перед створенням (для шаблону проєкту назви задач беруться з шаблону).</w:t>
-      </w:r>
-    </w:p>
-    <w:p>
-      <w:pPr>
-        <w:numPr>
-          <w:ilvl w:val="0"/>
-          <w:numId w:val="1005"/>
-        </w:numPr>
-        <w:pStyle w:val="Compact"/>
-      </w:pPr>
-      <w:r>
-        <w:rPr>
-          <w:bCs/>
-          <w:b/>
-        </w:rPr>
-        <w:t xml:space="preserve">Адміністратор підрозділу</w:t>
-      </w:r>
-      <w:r>
-        <w:t xml:space="preserve"> </w:t>
-      </w:r>
-      <w:r>
-        <w:t xml:space="preserve">знаходить керування шаблонами в «Мій підрозділ → Керування → Шаблони проєктів і задач»: створення, редагування й видалення.</w:t>
-      </w:r>
-    </w:p>
-    <w:p>
-      <w:pPr>
-        <w:numPr>
-          <w:ilvl w:val="0"/>
-          <w:numId w:val="1005"/>
-        </w:numPr>
-        <w:pStyle w:val="Compact"/>
-      </w:pPr>
-      <w:r>
-        <w:rPr>
-          <w:bCs/>
-          <w:b/>
-        </w:rPr>
-        <w:t xml:space="preserve">Зберегти наявне як шаблон:</w:t>
-      </w:r>
-      <w:r>
-        <w:t xml:space="preserve"> </w:t>
-      </w:r>
-      <w:r>
-        <w:t xml:space="preserve">кнопка «Зберегти як шаблон задачі» на сторінці задачі та «Зберегти проєкт як шаблон» у блоці шаблонів на сторінці проєкту. Для проєкту дати задач перетворюються на зміщення від найранішої дати, підзадачі — на рядки підзадач. Збережений шаблон відкриється для перевірки й редагування.</w:t>
-      </w:r>
-    </w:p>
-    <w:p>
-      <w:pPr>
-        <w:numPr>
-          <w:ilvl w:val="0"/>
-          <w:numId w:val="1005"/>
-        </w:numPr>
-        <w:pStyle w:val="Compact"/>
-      </w:pPr>
-      <w:r>
-        <w:t xml:space="preserve">Виконавців шаблон</w:t>
-      </w:r>
-      <w:r>
-        <w:t xml:space="preserve"> </w:t>
-      </w:r>
-      <w:r>
-        <w:rPr>
-          <w:bCs/>
-          <w:b/>
-        </w:rPr>
-        <w:t xml:space="preserve">не призначає</w:t>
-      </w:r>
-      <w:r>
-        <w:t xml:space="preserve"> </w:t>
-      </w:r>
-      <w:r>
-        <w:t xml:space="preserve">— задачі створюються нерозподіленими (їх призначають потім), статус — «Нова». Зміна чи видалення шаблону не впливає на вже створені проєкти й задачі. За один раз створюється не більше 300 задач разом з підзадачами; у шаблоні — до 100 задач.</w:t>
-      </w:r>
-    </w:p>
-    <w:bookmarkEnd w:id="34"/>
-    <w:bookmarkStart w:id="35" w:name="вкладення-до-задачі"/>
+    <w:bookmarkStart w:id="34" w:name="вкладення-до-задачі"/>
     <w:p>
       <w:pPr>
         <w:pStyle w:val="Heading3"/>
@@ -3431,9 +3964,9 @@
         </w:pict>
       </w:r>
     </w:p>
+    <w:bookmarkEnd w:id="34"/>
     <w:bookmarkEnd w:id="35"/>
-    <w:bookmarkEnd w:id="36"/>
-    <w:bookmarkStart w:id="37" w:name="календар"/>
+    <w:bookmarkStart w:id="36" w:name="календар"/>
     <w:p>
       <w:pPr>
         <w:pStyle w:val="Heading2"/>
@@ -3610,8 +4143,8 @@
         </w:pict>
       </w:r>
     </w:p>
-    <w:bookmarkEnd w:id="37"/>
-    <w:bookmarkStart w:id="39" w:name="звіти"/>
+    <w:bookmarkEnd w:id="36"/>
+    <w:bookmarkStart w:id="38" w:name="звіти"/>
     <w:p>
       <w:pPr>
         <w:pStyle w:val="Heading2"/>
@@ -3974,7 +4507,7 @@
         <w:t xml:space="preserve">Якщо нічого не знайдено за обраними фільтрами — звіт так і повідомить, замість порожньої таблиці.</w:t>
       </w:r>
     </w:p>
-    <w:bookmarkStart w:id="38" w:name="звіти-за-розкладом"/>
+    <w:bookmarkStart w:id="37" w:name="звіти-за-розкладом"/>
     <w:p>
       <w:pPr>
         <w:pStyle w:val="Heading3"/>
@@ -4014,6 +4547,40 @@
       </w:r>
       <w:r>
         <w:t xml:space="preserve">) і заповніть форму «Новий розклад»:</w:t>
+      </w:r>
+    </w:p>
+    <w:p>
+      <w:pPr>
+        <w:pStyle w:val="BodyText"/>
+      </w:pPr>
+      <w:r>
+        <w:rPr>
+          <w:bCs/>
+          <w:b/>
+        </w:rPr>
+        <w:t xml:space="preserve">Редагування.</w:t>
+      </w:r>
+      <w:r>
+        <w:t xml:space="preserve"> </w:t>
+      </w:r>
+      <w:r>
+        <w:t xml:space="preserve">У списку розкладів кнопка</w:t>
+      </w:r>
+      <w:r>
+        <w:t xml:space="preserve"> </w:t>
+      </w:r>
+      <w:r>
+        <w:rPr>
+          <w:bCs/>
+          <w:b/>
+        </w:rPr>
+        <w:t xml:space="preserve">«Редагувати»</w:t>
+      </w:r>
+      <w:r>
+        <w:t xml:space="preserve"> </w:t>
+      </w:r>
+      <w:r>
+        <w:t xml:space="preserve">відкриває ту саму форму з поточними значеннями: можна змінити назву, періодичність, день і годину, формат, фільтри та одержувачів. Якщо змінено час відправки, відлік іде від моменту збереження (пропущений період заднім числом не надсилається). Власник розкладу не змінюється; адміністратор системи може редагувати розклади всіх користувачів.</w:t>
       </w:r>
     </w:p>
     <w:p>
@@ -4253,15 +4820,478 @@
         </w:pict>
       </w:r>
     </w:p>
+    <w:bookmarkEnd w:id="37"/>
     <w:bookmarkEnd w:id="38"/>
+    <w:bookmarkStart w:id="45" w:name="тікети-звернення-до-іт-підтримки"/>
+    <w:p>
+      <w:pPr>
+        <w:pStyle w:val="Heading2"/>
+      </w:pPr>
+      <w:r>
+        <w:t xml:space="preserve">7. Тікети (звернення до ІТ-підтримки)</w:t>
+      </w:r>
+    </w:p>
+    <w:p>
+      <w:pPr>
+        <w:pStyle w:val="FirstParagraph"/>
+      </w:pPr>
+      <w:r>
+        <w:t xml:space="preserve">Пункт меню</w:t>
+      </w:r>
+      <w:r>
+        <w:t xml:space="preserve"> </w:t>
+      </w:r>
+      <w:r>
+        <w:rPr>
+          <w:bCs/>
+          <w:b/>
+        </w:rPr>
+        <w:t xml:space="preserve">«Тікети»</w:t>
+      </w:r>
+      <w:r>
+        <w:t xml:space="preserve"> </w:t>
+      </w:r>
+      <w:r>
+        <w:t xml:space="preserve">— окремо від проєктів і задач, для швидких звернень (наприклад, «не працює принтер», «потрібен доступ до системи»). У списку показуються лише тікети, де ви заявник або призначений оператор — чужі тікети не відображаються.</w:t>
+      </w:r>
+      <w:r>
+        <w:t xml:space="preserve"> </w:t>
+      </w:r>
+      <w:r>
+        <w:rPr>
+          <w:bCs/>
+          <w:b/>
+        </w:rPr>
+        <w:t xml:space="preserve">Виняток</w:t>
+      </w:r>
+      <w:r>
+        <w:t xml:space="preserve">: якщо ваша роль — «Оператор служби підтримки» чи «Керівник ІТ-підрозділу», ви також бачите тут усі ще нікому не призначені тікети (позначені бейджем «Непризначено»), незалежно від того, хто їх створив, — щоб було з чого обирати роботу. Щойно хтось призначить себе (чи буде призначений) оператором такого тікета, він лишається видимим лише заявнику й новопризначеному оператору. Закриті тікети в цьому списку теж не показуються — вони зібрані окремо на сторінці</w:t>
+      </w:r>
+      <w:r>
+        <w:t xml:space="preserve"> </w:t>
+      </w:r>
+      <w:r>
+        <w:rPr>
+          <w:bCs/>
+          <w:b/>
+        </w:rPr>
+        <w:t xml:space="preserve">«Архів»</w:t>
+      </w:r>
+      <w:r>
+        <w:t xml:space="preserve"> </w:t>
+      </w:r>
+      <w:r>
+        <w:t xml:space="preserve">(розділ 9 нижче).</w:t>
+      </w:r>
+    </w:p>
+    <w:p>
+      <w:pPr>
+        <w:pStyle w:val="BlockText"/>
+      </w:pPr>
+      <w:r>
+        <w:t xml:space="preserve">Колезі без облікового запису не обов’язково створювати його заради одного звернення — сторінка</w:t>
+      </w:r>
+      <w:r>
+        <w:t xml:space="preserve"> </w:t>
+      </w:r>
+      <w:r>
+        <w:rPr>
+          <w:rStyle w:val="VerbatimChar"/>
+        </w:rPr>
+        <w:t xml:space="preserve">/support</w:t>
+      </w:r>
+      <w:r>
+        <w:t xml:space="preserve"> </w:t>
+      </w:r>
+      <w:r>
+        <w:t xml:space="preserve">(посилання на сторінці входу) дозволяє подати тікет анонімно, без пароля.</w:t>
+      </w:r>
+    </w:p>
+    <w:p>
+      <w:pPr>
+        <w:pStyle w:val="BlockText"/>
+      </w:pPr>
+      <w:r>
+        <w:t xml:space="preserve">Скриншоти й фото (PNG, JPG, GIF, WebP), додані до листа</w:t>
+      </w:r>
+      <w:r>
+        <w:t xml:space="preserve"> </w:t>
+      </w:r>
+      <w:r>
+        <w:rPr>
+          <w:bCs/>
+          <w:b/>
+        </w:rPr>
+        <w:t xml:space="preserve">або вставлені прямо в його текст</w:t>
+      </w:r>
+      <w:r>
+        <w:t xml:space="preserve">, теж потраплять до тікета як вкладення — окремо їх прикріплювати не треба. Їхні</w:t>
+      </w:r>
+      <w:r>
+        <w:t xml:space="preserve"> </w:t>
+      </w:r>
+      <w:r>
+        <w:rPr>
+          <w:bCs/>
+          <w:b/>
+        </w:rPr>
+        <w:t xml:space="preserve">зменшені копії одразу видно в тексті тікета</w:t>
+      </w:r>
+      <w:r>
+        <w:t xml:space="preserve"> </w:t>
+      </w:r>
+      <w:r>
+        <w:t xml:space="preserve">(під текстом листа; те саме — у відповідях на лист і на сторінці відстеження); клік по зображенню відкриває його повний розмір. Інші вкладення листа (PDF, документи) до системи не потрапляють.</w:t>
+      </w:r>
+    </w:p>
+    <w:p>
+      <w:pPr>
+        <w:pStyle w:val="BlockText"/>
+      </w:pPr>
+      <w:r>
+        <w:t xml:space="preserve">Звернення можна також надіслати</w:t>
+      </w:r>
+      <w:r>
+        <w:t xml:space="preserve"> </w:t>
+      </w:r>
+      <w:r>
+        <w:rPr>
+          <w:bCs/>
+          <w:b/>
+        </w:rPr>
+        <w:t xml:space="preserve">листом</w:t>
+      </w:r>
+      <w:r>
+        <w:t xml:space="preserve"> </w:t>
+      </w:r>
+      <w:r>
+        <w:t xml:space="preserve">на адресу поштової скриньки підтримки (адресу повідомить адміністратор системи) — лист автоматично стане тікетом: тема листа — темою, текст — описом. Якщо ви пишете з тієї самої адреси, що вказана у вашому обліковому записі, тікет з’явиться у вашому списку «Тікети». Відповідь у тій самій гілці листування додається коментарем до цього тікета (можна також вказати в темі номер:</w:t>
+      </w:r>
+      <w:r>
+        <w:t xml:space="preserve"> </w:t>
+      </w:r>
+      <w:r>
+        <w:rPr>
+          <w:rStyle w:val="VerbatimChar"/>
+        </w:rPr>
+        <w:t xml:space="preserve">[#123]</w:t>
+      </w:r>
+      <w:r>
+        <w:t xml:space="preserve">). Зберігаються лише зображення PNG/JPG (див. нижче); решта вкладень листа до тікета не потрапляє. Якщо адміністратор увімкнув автовідповідь, у відповідь на такий лист прийде підтвердження з посиланням для відстеження статусу — навіть якщо у вас немає облікового запису в системі.</w:t>
+      </w:r>
+    </w:p>
+    <w:bookmarkStart w:id="39" w:name="створення-тікета"/>
+    <w:p>
+      <w:pPr>
+        <w:pStyle w:val="Heading3"/>
+      </w:pPr>
+      <w:r>
+        <w:t xml:space="preserve">7.1 Створення тікета</w:t>
+      </w:r>
+    </w:p>
+    <w:p>
+      <w:pPr>
+        <w:pStyle w:val="FirstParagraph"/>
+      </w:pPr>
+      <w:r>
+        <w:t xml:space="preserve">Натисніть</w:t>
+      </w:r>
+      <w:r>
+        <w:t xml:space="preserve"> </w:t>
+      </w:r>
+      <w:r>
+        <w:rPr>
+          <w:bCs/>
+          <w:b/>
+        </w:rPr>
+        <w:t xml:space="preserve">«+ Нове звернення»</w:t>
+      </w:r>
+      <w:r>
+        <w:t xml:space="preserve">, оберіть чергу, вкажіть тему та опис, натисніть</w:t>
+      </w:r>
+      <w:r>
+        <w:t xml:space="preserve"> </w:t>
+      </w:r>
+      <w:r>
+        <w:rPr>
+          <w:bCs/>
+          <w:b/>
+        </w:rPr>
+        <w:t xml:space="preserve">«Надіслати звернення»</w:t>
+      </w:r>
+      <w:r>
+        <w:t xml:space="preserve">. Заявником автоматично записується ваш обліковий запис.</w:t>
+      </w:r>
+    </w:p>
+    <w:p>
+      <w:pPr>
+        <w:pStyle w:val="BodyText"/>
+      </w:pPr>
+      <w:r>
+        <w:t xml:space="preserve">У формі є необов’язкове поле</w:t>
+      </w:r>
+      <w:r>
+        <w:t xml:space="preserve"> </w:t>
+      </w:r>
+      <w:r>
+        <w:rPr>
+          <w:bCs/>
+          <w:b/>
+        </w:rPr>
+        <w:t xml:space="preserve">«Зображення»</w:t>
+      </w:r>
+      <w:r>
+        <w:t xml:space="preserve"> </w:t>
+      </w:r>
+      <w:r>
+        <w:t xml:space="preserve">(PNG, JPG, GIF або WebP, до 10 файлів) — для скриншота помилки чи фото, що допоможуть оператору зрозуміти проблему без зайвих запитань. Додати можна двома способами:</w:t>
+      </w:r>
+      <w:r>
+        <w:t xml:space="preserve"> </w:t>
+      </w:r>
+      <w:r>
+        <w:t xml:space="preserve">-</w:t>
+      </w:r>
+      <w:r>
+        <w:t xml:space="preserve"> </w:t>
+      </w:r>
+      <w:r>
+        <w:rPr>
+          <w:bCs/>
+          <w:b/>
+        </w:rPr>
+        <w:t xml:space="preserve">вибрати файли</w:t>
+      </w:r>
+      <w:r>
+        <w:t xml:space="preserve"> </w:t>
+      </w:r>
+      <w:r>
+        <w:t xml:space="preserve">кнопкою «Вибрати файли»;</w:t>
+      </w:r>
+      <w:r>
+        <w:t xml:space="preserve"> </w:t>
+      </w:r>
+      <w:r>
+        <w:t xml:space="preserve">-</w:t>
+      </w:r>
+      <w:r>
+        <w:t xml:space="preserve"> </w:t>
+      </w:r>
+      <w:r>
+        <w:rPr>
+          <w:bCs/>
+          <w:b/>
+        </w:rPr>
+        <w:t xml:space="preserve">вставити скриншот з буфера обміну</w:t>
+      </w:r>
+      <w:r>
+        <w:t xml:space="preserve"> </w:t>
+      </w:r>
+      <w:r>
+        <w:t xml:space="preserve">— зробіть знімок екрана так, щоб він потрапив у буфер (у Windows —</w:t>
+      </w:r>
+      <w:r>
+        <w:t xml:space="preserve"> </w:t>
+      </w:r>
+      <w:r>
+        <w:rPr>
+          <w:rStyle w:val="VerbatimChar"/>
+        </w:rPr>
+        <w:t xml:space="preserve">Win</w:t>
+      </w:r>
+      <w:r>
+        <w:t xml:space="preserve">+</w:t>
+      </w:r>
+      <w:r>
+        <w:rPr>
+          <w:rStyle w:val="VerbatimChar"/>
+        </w:rPr>
+        <w:t xml:space="preserve">Shift</w:t>
+      </w:r>
+      <w:r>
+        <w:t xml:space="preserve">+</w:t>
+      </w:r>
+      <w:r>
+        <w:rPr>
+          <w:rStyle w:val="VerbatimChar"/>
+        </w:rPr>
+        <w:t xml:space="preserve">S</w:t>
+      </w:r>
+      <w:r>
+        <w:t xml:space="preserve">, на Mac —</w:t>
+      </w:r>
+      <w:r>
+        <w:t xml:space="preserve"> </w:t>
+      </w:r>
+      <w:r>
+        <w:rPr>
+          <w:rStyle w:val="VerbatimChar"/>
+        </w:rPr>
+        <w:t xml:space="preserve">Cmd</w:t>
+      </w:r>
+      <w:r>
+        <w:t xml:space="preserve">+</w:t>
+      </w:r>
+      <w:r>
+        <w:rPr>
+          <w:rStyle w:val="VerbatimChar"/>
+        </w:rPr>
+        <w:t xml:space="preserve">Ctrl</w:t>
+      </w:r>
+      <w:r>
+        <w:t xml:space="preserve">+</w:t>
+      </w:r>
+      <w:r>
+        <w:rPr>
+          <w:rStyle w:val="VerbatimChar"/>
+        </w:rPr>
+        <w:t xml:space="preserve">Shift</w:t>
+      </w:r>
+      <w:r>
+        <w:t xml:space="preserve">+</w:t>
+      </w:r>
+      <w:r>
+        <w:rPr>
+          <w:rStyle w:val="VerbatimChar"/>
+        </w:rPr>
+        <w:t xml:space="preserve">4</w:t>
+      </w:r>
+      <w:r>
+        <w:t xml:space="preserve">), клацніть у форму (наприклад, у поле «Опис») і натисніть</w:t>
+      </w:r>
+      <w:r>
+        <w:t xml:space="preserve"> </w:t>
+      </w:r>
+      <w:r>
+        <w:rPr>
+          <w:rStyle w:val="VerbatimChar"/>
+        </w:rPr>
+        <w:t xml:space="preserve">Ctrl</w:t>
+      </w:r>
+      <w:r>
+        <w:t xml:space="preserve">+</w:t>
+      </w:r>
+      <w:r>
+        <w:rPr>
+          <w:rStyle w:val="VerbatimChar"/>
+        </w:rPr>
+        <w:t xml:space="preserve">V</w:t>
+      </w:r>
+      <w:r>
+        <w:t xml:space="preserve"> </w:t>
+      </w:r>
+      <w:r>
+        <w:t xml:space="preserve">(на Mac —</w:t>
+      </w:r>
+      <w:r>
+        <w:t xml:space="preserve"> </w:t>
+      </w:r>
+      <w:r>
+        <w:rPr>
+          <w:rStyle w:val="VerbatimChar"/>
+        </w:rPr>
+        <w:t xml:space="preserve">Cmd</w:t>
+      </w:r>
+      <w:r>
+        <w:t xml:space="preserve">+</w:t>
+      </w:r>
+      <w:r>
+        <w:rPr>
+          <w:rStyle w:val="VerbatimChar"/>
+        </w:rPr>
+        <w:t xml:space="preserve">V</w:t>
+      </w:r>
+      <w:r>
+        <w:t xml:space="preserve">). Скриншот з’явиться в списку.</w:t>
+      </w:r>
+    </w:p>
+    <w:p>
+      <w:pPr>
+        <w:pStyle w:val="BodyText"/>
+      </w:pPr>
+      <w:r>
+        <w:t xml:space="preserve">Усе вибране показується списком із мініатюрами; зайве можна прибрати кнопкою</w:t>
+      </w:r>
+      <w:r>
+        <w:t xml:space="preserve"> </w:t>
+      </w:r>
+      <w:r>
+        <w:rPr>
+          <w:bCs/>
+          <w:b/>
+        </w:rPr>
+        <w:t xml:space="preserve">«Прибрати»</w:t>
+      </w:r>
+      <w:r>
+        <w:t xml:space="preserve">. Якщо якийсь файл не пройде перевірку (не той формат, завеликий),</w:t>
+      </w:r>
+      <w:r>
+        <w:t xml:space="preserve"> </w:t>
+      </w:r>
+      <w:r>
+        <w:rPr>
+          <w:bCs/>
+          <w:b/>
+        </w:rPr>
+        <w:t xml:space="preserve">тікет усе одно створиться</w:t>
+      </w:r>
+      <w:r>
+        <w:t xml:space="preserve">, а на його сторінці буде написано, що саме не прикріпилось і чому. Звичайна вставка тексту (</w:t>
+      </w:r>
+      <w:r>
+        <w:rPr>
+          <w:rStyle w:val="VerbatimChar"/>
+        </w:rPr>
+        <w:t xml:space="preserve">Ctrl</w:t>
+      </w:r>
+      <w:r>
+        <w:t xml:space="preserve">+</w:t>
+      </w:r>
+      <w:r>
+        <w:rPr>
+          <w:rStyle w:val="VerbatimChar"/>
+        </w:rPr>
+        <w:t xml:space="preserve">V</w:t>
+      </w:r>
+      <w:r>
+        <w:t xml:space="preserve"> </w:t>
+      </w:r>
+      <w:r>
+        <w:t xml:space="preserve">із текстом) працює як завжди; зображення додається лише тоді, коли воно справді є в буфері обміну (якщо там і текст, і картинка, вставиться і текст, і додасться картинка). PDF у формі створення не приймається — додайте його на сторінці вже створеного тікета (розділ 7.5).</w:t>
+      </w:r>
+    </w:p>
+    <w:p>
+      <w:pPr>
+        <w:pStyle w:val="BodyText"/>
+      </w:pPr>
+      <w:r>
+        <w:t xml:space="preserve">За бажанням можна прив’язати тікет до проєкту (список показує лише ваші проєкти) — зручно, коли звернення стосується конкретної роботи над проєктом, а не загального ІТ-запиту. Якщо перейти за кнопкою</w:t>
+      </w:r>
+      <w:r>
+        <w:t xml:space="preserve"> </w:t>
+      </w:r>
+      <w:r>
+        <w:rPr>
+          <w:bCs/>
+          <w:b/>
+        </w:rPr>
+        <w:t xml:space="preserve">«+ Тікет»</w:t>
+      </w:r>
+      <w:r>
+        <w:t xml:space="preserve"> </w:t>
+      </w:r>
+      <w:r>
+        <w:t xml:space="preserve">зі сторінки самого проєкту — він одразу буде обраний у формі.</w:t>
+      </w:r>
+    </w:p>
     <w:bookmarkEnd w:id="39"/>
-    <w:bookmarkStart w:id="46" w:name="тікети-звернення-до-іт-підтримки"/>
-    <w:p>
-      <w:pPr>
-        <w:pStyle w:val="Heading2"/>
-      </w:pPr>
-      <w:r>
-        <w:t xml:space="preserve">7. Тікети (звернення до ІТ-підтримки)</w:t>
+    <w:bookmarkStart w:id="40" w:name="перегляд-і-статус-тікета"/>
+    <w:p>
+      <w:pPr>
+        <w:pStyle w:val="Heading3"/>
+      </w:pPr>
+      <w:r>
+        <w:t xml:space="preserve">7.2 Перегляд і статус тікета</w:t>
       </w:r>
     </w:p>
     <w:p>
@@ -4269,52 +5299,7 @@
         <w:pStyle w:val="FirstParagraph"/>
       </w:pPr>
       <w:r>
-        <w:t xml:space="preserve">Пункт меню</w:t>
-      </w:r>
-      <w:r>
-        <w:t xml:space="preserve"> </w:t>
-      </w:r>
-      <w:r>
-        <w:rPr>
-          <w:bCs/>
-          <w:b/>
-        </w:rPr>
-        <w:t xml:space="preserve">«Тікети»</w:t>
-      </w:r>
-      <w:r>
-        <w:t xml:space="preserve"> </w:t>
-      </w:r>
-      <w:r>
-        <w:t xml:space="preserve">— окремо від проєктів і задач, для швидких звернень (наприклад, «не працює принтер», «потрібен доступ до системи»). У списку показуються лише тікети, де ви заявник або призначений оператор — чужі тікети не відображаються.</w:t>
-      </w:r>
-      <w:r>
-        <w:t xml:space="preserve"> </w:t>
-      </w:r>
-      <w:r>
-        <w:rPr>
-          <w:bCs/>
-          <w:b/>
-        </w:rPr>
-        <w:t xml:space="preserve">Виняток</w:t>
-      </w:r>
-      <w:r>
-        <w:t xml:space="preserve">: якщо ваша роль — «Оператор служби підтримки» чи «Керівник ІТ-підрозділу», ви також бачите тут усі ще нікому не призначені тікети (позначені бейджем «Непризначено»), незалежно від того, хто їх створив, — щоб було з чого обирати роботу. Щойно хтось призначить себе (чи буде призначений) оператором такого тікета, він лишається видимим лише заявнику й новопризначеному оператору. Закриті тікети в цьому списку теж не показуються — вони зібрані окремо на сторінці</w:t>
-      </w:r>
-      <w:r>
-        <w:t xml:space="preserve"> </w:t>
-      </w:r>
-      <w:r>
-        <w:rPr>
-          <w:bCs/>
-          <w:b/>
-        </w:rPr>
-        <w:t xml:space="preserve">«Архів»</w:t>
-      </w:r>
-      <w:r>
-        <w:t xml:space="preserve"> </w:t>
-      </w:r>
-      <w:r>
-        <w:t xml:space="preserve">(розділ 9 нижче).</w:t>
+        <w:t xml:space="preserve">На сторінці тікета видно чергу, прив’язаний проєкт (якщо є), ваші дані як заявника та листування. Змінити статус (наприклад, позначити як вирішений) можна там само у випадаючому списку. Якщо адміністратор увімкнув email-сповіщення, про зміну статусу листом дізнається заявник і призначений оператор (крім того, хто саме цю зміну зробив).</w:t>
       </w:r>
     </w:p>
     <w:p>
@@ -4322,104 +5307,51 @@
         <w:pStyle w:val="BlockText"/>
       </w:pPr>
       <w:r>
-        <w:t xml:space="preserve">Колезі без облікового запису не обов’язково створювати його заради одного звернення — сторінка</w:t>
-      </w:r>
-      <w:r>
-        <w:t xml:space="preserve"> </w:t>
-      </w:r>
-      <w:r>
-        <w:rPr>
-          <w:rStyle w:val="VerbatimChar"/>
-        </w:rPr>
-        <w:t xml:space="preserve">/support</w:t>
-      </w:r>
-      <w:r>
-        <w:t xml:space="preserve"> </w:t>
-      </w:r>
-      <w:r>
-        <w:t xml:space="preserve">(посилання на сторінці входу) дозволяє подати тікет анонімно, без пароля.</w:t>
-      </w:r>
-    </w:p>
-    <w:p>
-      <w:pPr>
-        <w:pStyle w:val="BlockText"/>
-      </w:pPr>
-      <w:r>
-        <w:t xml:space="preserve">Скриншоти й фото (PNG, JPG, GIF, WebP), додані до листа</w:t>
-      </w:r>
-      <w:r>
-        <w:t xml:space="preserve"> </w:t>
-      </w:r>
-      <w:r>
-        <w:rPr>
-          <w:bCs/>
-          <w:b/>
-        </w:rPr>
-        <w:t xml:space="preserve">або вставлені прямо в його текст</w:t>
-      </w:r>
-      <w:r>
-        <w:t xml:space="preserve">, теж потраплять до тікета як вкладення — окремо їх прикріплювати не треба. Їхні</w:t>
-      </w:r>
-      <w:r>
-        <w:t xml:space="preserve"> </w:t>
-      </w:r>
-      <w:r>
-        <w:rPr>
-          <w:bCs/>
-          <w:b/>
-        </w:rPr>
-        <w:t xml:space="preserve">зменшені копії одразу видно в тексті тікета</w:t>
-      </w:r>
-      <w:r>
-        <w:t xml:space="preserve"> </w:t>
-      </w:r>
-      <w:r>
-        <w:t xml:space="preserve">(під текстом листа; те саме — у відповідях на лист і на сторінці відстеження); клік по зображенню відкриває його повний розмір. Інші вкладення листа (PDF, документи) до системи не потрапляють.</w:t>
-      </w:r>
-    </w:p>
-    <w:p>
-      <w:pPr>
-        <w:pStyle w:val="BlockText"/>
-      </w:pPr>
-      <w:r>
-        <w:t xml:space="preserve">Звернення можна також надіслати</w:t>
-      </w:r>
-      <w:r>
-        <w:t xml:space="preserve"> </w:t>
-      </w:r>
-      <w:r>
-        <w:rPr>
-          <w:bCs/>
-          <w:b/>
-        </w:rPr>
-        <w:t xml:space="preserve">листом</w:t>
-      </w:r>
-      <w:r>
-        <w:t xml:space="preserve"> </w:t>
-      </w:r>
-      <w:r>
-        <w:t xml:space="preserve">на адресу поштової скриньки підтримки (адресу повідомить адміністратор системи) — лист автоматично стане тікетом: тема листа — темою, текст — описом. Якщо ви пишете з тієї самої адреси, що вказана у вашому обліковому записі, тікет з’явиться у вашому списку «Тікети». Відповідь у тій самій гілці листування додається коментарем до цього тікета (можна також вказати в темі номер:</w:t>
-      </w:r>
-      <w:r>
-        <w:t xml:space="preserve"> </w:t>
-      </w:r>
-      <w:r>
-        <w:rPr>
-          <w:rStyle w:val="VerbatimChar"/>
-        </w:rPr>
-        <w:t xml:space="preserve">[#123]</w:t>
-      </w:r>
-      <w:r>
-        <w:t xml:space="preserve">). Зберігаються лише зображення PNG/JPG (див. нижче); решта вкладень листа до тікета не потрапляє. Якщо адміністратор увімкнув автовідповідь, у відповідь на такий лист прийде підтвердження з посиланням для відстеження статусу — навіть якщо у вас немає облікового запису в системі.</w:t>
-      </w:r>
-    </w:p>
-    <w:bookmarkStart w:id="40" w:name="створення-тікета"/>
+        <w:t xml:space="preserve">Призначати оператора (виконавця) тікета можуть лише керівник ІТ-підрозділу, адміністратор системи або оператор служби підтримки — рядовий користувач лише бачить, хто вже призначений.</w:t>
+      </w:r>
+    </w:p>
+    <w:p>
+      <w:pPr>
+        <w:pStyle w:val="FirstParagraph"/>
+      </w:pPr>
+      <w:r>
+        <w:rPr>
+          <w:bCs/>
+          <w:b/>
+        </w:rPr>
+        <w:t xml:space="preserve">Облік часу в тікеті.</w:t>
+      </w:r>
+      <w:r>
+        <w:t xml:space="preserve"> </w:t>
+      </w:r>
+      <w:r>
+        <w:t xml:space="preserve">Працівники підтримки бачать на сторінці тікета блок «Облік часу»: вкажіть години, дату, категорію й коментар та натисніть «Записати час». Власний запис можна видалити. Час також фіксується автоматично: під полем відповіді є</w:t>
+      </w:r>
+      <w:r>
+        <w:t xml:space="preserve"> </w:t>
+      </w:r>
+      <w:r>
+        <w:rPr>
+          <w:bCs/>
+          <w:b/>
+        </w:rPr>
+        <w:t xml:space="preserve">«Витрачено, хв»</w:t>
+      </w:r>
+      <w:r>
+        <w:t xml:space="preserve"> </w:t>
+      </w:r>
+      <w:r>
+        <w:t xml:space="preserve">(за замовчуванням 5; 0 — не записувати), а поруч зі зміною статусу — поле «хв», яке записується при переході в «Вирішено» або «Закрито». Години потрапляють у звіти «Облік часу» (розділ 6).</w:t>
+      </w:r>
+    </w:p>
+    <w:bookmarkEnd w:id="40"/>
+    <w:bookmarkStart w:id="41" w:name="листування"/>
     <w:p>
       <w:pPr>
         <w:pStyle w:val="Heading3"/>
       </w:pPr>
       <w:r>
-        <w:t xml:space="preserve">7.1 Створення тікета</w:t>
+        <w:t xml:space="preserve">7.3 Листування</w:t>
       </w:r>
     </w:p>
     <w:p>
@@ -4427,304 +5359,33 @@
         <w:pStyle w:val="FirstParagraph"/>
       </w:pPr>
       <w:r>
-        <w:t xml:space="preserve">Натисніть</w:t>
-      </w:r>
-      <w:r>
-        <w:t xml:space="preserve"> </w:t>
-      </w:r>
-      <w:r>
-        <w:rPr>
-          <w:bCs/>
-          <w:b/>
-        </w:rPr>
-        <w:t xml:space="preserve">«+ Нове звернення»</w:t>
-      </w:r>
-      <w:r>
-        <w:t xml:space="preserve">, оберіть чергу, вкажіть тему та опис, натисніть</w:t>
-      </w:r>
-      <w:r>
-        <w:t xml:space="preserve"> </w:t>
-      </w:r>
-      <w:r>
-        <w:rPr>
-          <w:bCs/>
-          <w:b/>
-        </w:rPr>
-        <w:t xml:space="preserve">«Надіслати звернення»</w:t>
-      </w:r>
-      <w:r>
-        <w:t xml:space="preserve">. Заявником автоматично записується ваш обліковий запис.</w:t>
-      </w:r>
-    </w:p>
-    <w:p>
-      <w:pPr>
-        <w:pStyle w:val="BodyText"/>
-      </w:pPr>
-      <w:r>
-        <w:t xml:space="preserve">У формі є необов’язкове поле</w:t>
-      </w:r>
-      <w:r>
-        <w:t xml:space="preserve"> </w:t>
-      </w:r>
-      <w:r>
-        <w:rPr>
-          <w:bCs/>
-          <w:b/>
-        </w:rPr>
-        <w:t xml:space="preserve">«Зображення»</w:t>
-      </w:r>
-      <w:r>
-        <w:t xml:space="preserve"> </w:t>
-      </w:r>
-      <w:r>
-        <w:t xml:space="preserve">(PNG, JPG, GIF або WebP, до 10 файлів) — для скриншота помилки чи фото, що допоможуть оператору зрозуміти проблему без зайвих запитань. Додати можна двома способами:</w:t>
-      </w:r>
-      <w:r>
-        <w:t xml:space="preserve"> </w:t>
-      </w:r>
-      <w:r>
-        <w:t xml:space="preserve">-</w:t>
-      </w:r>
-      <w:r>
-        <w:t xml:space="preserve"> </w:t>
-      </w:r>
-      <w:r>
-        <w:rPr>
-          <w:bCs/>
-          <w:b/>
-        </w:rPr>
-        <w:t xml:space="preserve">вибрати файли</w:t>
-      </w:r>
-      <w:r>
-        <w:t xml:space="preserve"> </w:t>
-      </w:r>
-      <w:r>
-        <w:t xml:space="preserve">кнопкою «Вибрати файли»;</w:t>
-      </w:r>
-      <w:r>
-        <w:t xml:space="preserve"> </w:t>
-      </w:r>
-      <w:r>
-        <w:t xml:space="preserve">-</w:t>
-      </w:r>
-      <w:r>
-        <w:t xml:space="preserve"> </w:t>
-      </w:r>
-      <w:r>
-        <w:rPr>
-          <w:bCs/>
-          <w:b/>
-        </w:rPr>
-        <w:t xml:space="preserve">вставити скриншот з буфера обміну</w:t>
-      </w:r>
-      <w:r>
-        <w:t xml:space="preserve"> </w:t>
-      </w:r>
-      <w:r>
-        <w:t xml:space="preserve">— зробіть знімок екрана так, щоб він потрапив у буфер (у Windows —</w:t>
-      </w:r>
-      <w:r>
-        <w:t xml:space="preserve"> </w:t>
-      </w:r>
-      <w:r>
-        <w:rPr>
-          <w:rStyle w:val="VerbatimChar"/>
-        </w:rPr>
-        <w:t xml:space="preserve">Win</w:t>
-      </w:r>
-      <w:r>
-        <w:t xml:space="preserve">+</w:t>
-      </w:r>
-      <w:r>
-        <w:rPr>
-          <w:rStyle w:val="VerbatimChar"/>
-        </w:rPr>
-        <w:t xml:space="preserve">Shift</w:t>
-      </w:r>
-      <w:r>
-        <w:t xml:space="preserve">+</w:t>
-      </w:r>
-      <w:r>
-        <w:rPr>
-          <w:rStyle w:val="VerbatimChar"/>
-        </w:rPr>
-        <w:t xml:space="preserve">S</w:t>
-      </w:r>
-      <w:r>
-        <w:t xml:space="preserve">, на Mac —</w:t>
-      </w:r>
-      <w:r>
-        <w:t xml:space="preserve"> </w:t>
-      </w:r>
-      <w:r>
-        <w:rPr>
-          <w:rStyle w:val="VerbatimChar"/>
-        </w:rPr>
-        <w:t xml:space="preserve">Cmd</w:t>
-      </w:r>
-      <w:r>
-        <w:t xml:space="preserve">+</w:t>
-      </w:r>
-      <w:r>
-        <w:rPr>
-          <w:rStyle w:val="VerbatimChar"/>
-        </w:rPr>
-        <w:t xml:space="preserve">Ctrl</w:t>
-      </w:r>
-      <w:r>
-        <w:t xml:space="preserve">+</w:t>
-      </w:r>
-      <w:r>
-        <w:rPr>
-          <w:rStyle w:val="VerbatimChar"/>
-        </w:rPr>
-        <w:t xml:space="preserve">Shift</w:t>
-      </w:r>
-      <w:r>
-        <w:t xml:space="preserve">+</w:t>
-      </w:r>
-      <w:r>
-        <w:rPr>
-          <w:rStyle w:val="VerbatimChar"/>
-        </w:rPr>
-        <w:t xml:space="preserve">4</w:t>
-      </w:r>
-      <w:r>
-        <w:t xml:space="preserve">), клацніть у форму (наприклад, у поле «Опис») і натисніть</w:t>
-      </w:r>
-      <w:r>
-        <w:t xml:space="preserve"> </w:t>
-      </w:r>
-      <w:r>
-        <w:rPr>
-          <w:rStyle w:val="VerbatimChar"/>
-        </w:rPr>
-        <w:t xml:space="preserve">Ctrl</w:t>
-      </w:r>
-      <w:r>
-        <w:t xml:space="preserve">+</w:t>
-      </w:r>
-      <w:r>
-        <w:rPr>
-          <w:rStyle w:val="VerbatimChar"/>
-        </w:rPr>
-        <w:t xml:space="preserve">V</w:t>
-      </w:r>
-      <w:r>
-        <w:t xml:space="preserve"> </w:t>
-      </w:r>
-      <w:r>
-        <w:t xml:space="preserve">(на Mac —</w:t>
-      </w:r>
-      <w:r>
-        <w:t xml:space="preserve"> </w:t>
-      </w:r>
-      <w:r>
-        <w:rPr>
-          <w:rStyle w:val="VerbatimChar"/>
-        </w:rPr>
-        <w:t xml:space="preserve">Cmd</w:t>
-      </w:r>
-      <w:r>
-        <w:t xml:space="preserve">+</w:t>
-      </w:r>
-      <w:r>
-        <w:rPr>
-          <w:rStyle w:val="VerbatimChar"/>
-        </w:rPr>
-        <w:t xml:space="preserve">V</w:t>
-      </w:r>
-      <w:r>
-        <w:t xml:space="preserve">). Скриншот з’явиться в списку.</w:t>
-      </w:r>
-    </w:p>
-    <w:p>
-      <w:pPr>
-        <w:pStyle w:val="BodyText"/>
-      </w:pPr>
-      <w:r>
-        <w:t xml:space="preserve">Усе вибране показується списком із мініатюрами; зайве можна прибрати кнопкою</w:t>
-      </w:r>
-      <w:r>
-        <w:t xml:space="preserve"> </w:t>
-      </w:r>
-      <w:r>
-        <w:rPr>
-          <w:bCs/>
-          <w:b/>
-        </w:rPr>
-        <w:t xml:space="preserve">«Прибрати»</w:t>
-      </w:r>
-      <w:r>
-        <w:t xml:space="preserve">. Якщо якийсь файл не пройде перевірку (не той формат, завеликий),</w:t>
-      </w:r>
-      <w:r>
-        <w:t xml:space="preserve"> </w:t>
-      </w:r>
-      <w:r>
-        <w:rPr>
-          <w:bCs/>
-          <w:b/>
-        </w:rPr>
-        <w:t xml:space="preserve">тікет усе одно створиться</w:t>
-      </w:r>
-      <w:r>
-        <w:t xml:space="preserve">, а на його сторінці буде написано, що саме не прикріпилось і чому. Звичайна вставка тексту (</w:t>
-      </w:r>
-      <w:r>
-        <w:rPr>
-          <w:rStyle w:val="VerbatimChar"/>
-        </w:rPr>
-        <w:t xml:space="preserve">Ctrl</w:t>
-      </w:r>
-      <w:r>
-        <w:t xml:space="preserve">+</w:t>
-      </w:r>
-      <w:r>
-        <w:rPr>
-          <w:rStyle w:val="VerbatimChar"/>
-        </w:rPr>
-        <w:t xml:space="preserve">V</w:t>
-      </w:r>
-      <w:r>
-        <w:t xml:space="preserve"> </w:t>
-      </w:r>
-      <w:r>
-        <w:t xml:space="preserve">із текстом) працює як завжди; зображення додається лише тоді, коли воно справді є в буфері обміну (якщо там і текст, і картинка, вставиться і текст, і додасться картинка). PDF у формі створення не приймається — додайте його на сторінці вже створеного тікета (розділ 7.5).</w:t>
-      </w:r>
-    </w:p>
-    <w:p>
-      <w:pPr>
-        <w:pStyle w:val="BodyText"/>
-      </w:pPr>
-      <w:r>
-        <w:t xml:space="preserve">За бажанням можна прив’язати тікет до проєкту (список показує лише ваші проєкти) — зручно, коли звернення стосується конкретної роботи над проєктом, а не загального ІТ-запиту. Якщо перейти за кнопкою</w:t>
-      </w:r>
-      <w:r>
-        <w:t xml:space="preserve"> </w:t>
-      </w:r>
-      <w:r>
-        <w:rPr>
-          <w:bCs/>
-          <w:b/>
-        </w:rPr>
-        <w:t xml:space="preserve">«+ Тікет»</w:t>
-      </w:r>
-      <w:r>
-        <w:t xml:space="preserve"> </w:t>
-      </w:r>
-      <w:r>
-        <w:t xml:space="preserve">зі сторінки самого проєкту — він одразу буде обраний у формі.</w:t>
-      </w:r>
-    </w:p>
-    <w:bookmarkEnd w:id="40"/>
-    <w:bookmarkStart w:id="41" w:name="перегляд-і-статус-тікета"/>
+        <w:t xml:space="preserve">Внизу сторінки тікета — стрічка повідомлень. Напишіть відповідь і натисніть</w:t>
+      </w:r>
+      <w:r>
+        <w:t xml:space="preserve"> </w:t>
+      </w:r>
+      <w:r>
+        <w:rPr>
+          <w:bCs/>
+          <w:b/>
+        </w:rPr>
+        <w:t xml:space="preserve">«Надіслати»</w:t>
+      </w:r>
+      <w:r>
+        <w:t xml:space="preserve"> </w:t>
+      </w:r>
+      <w:r>
+        <w:t xml:space="preserve">— вона додасться до листування з позначкою, від оператора вона чи від заявника. Якщо email-сповіщення увімкнені, про нове повідомлення листом дізнається інша сторона — відповідь оператора надійде заявнику, відповідь заявника — призначеному оператору.</w:t>
+      </w:r>
+    </w:p>
+    <w:bookmarkEnd w:id="41"/>
+    <w:bookmarkStart w:id="42" w:name="б-повязані-та-дубльовані-тікети"/>
     <w:p>
       <w:pPr>
         <w:pStyle w:val="Heading3"/>
       </w:pPr>
       <w:r>
-        <w:t xml:space="preserve">7.2 Перегляд і статус тікета</w:t>
+        <w:t xml:space="preserve">7.3б Пов’язані та дубльовані тікети</w:t>
       </w:r>
     </w:p>
     <w:p>
@@ -4732,15 +5393,86 @@
         <w:pStyle w:val="FirstParagraph"/>
       </w:pPr>
       <w:r>
-        <w:t xml:space="preserve">На сторінці тікета видно чергу, прив’язаний проєкт (якщо є), ваші дані як заявника та листування. Змінити статус (наприклад, позначити як вирішений) можна там само у випадаючому списку. Якщо адміністратор увімкнув email-сповіщення, про зміну статусу листом дізнається заявник і призначений оператор (крім того, хто саме цю зміну зробив).</w:t>
-      </w:r>
-    </w:p>
-    <w:p>
-      <w:pPr>
-        <w:pStyle w:val="BlockText"/>
-      </w:pPr>
-      <w:r>
-        <w:t xml:space="preserve">Призначати оператора (виконавця) тікета можуть лише керівник ІТ-підрозділу, адміністратор системи або оператор служби підтримки — рядовий користувач лише бачить, хто вже призначений.</w:t>
+        <w:t xml:space="preserve">Оператори й адміністратори на сторінці тікета бачать блок</w:t>
+      </w:r>
+      <w:r>
+        <w:t xml:space="preserve"> </w:t>
+      </w:r>
+      <w:r>
+        <w:rPr>
+          <w:bCs/>
+          <w:b/>
+        </w:rPr>
+        <w:t xml:space="preserve">«Пов’язані та дубльовані тікети»</w:t>
+      </w:r>
+      <w:r>
+        <w:t xml:space="preserve">:</w:t>
+      </w:r>
+    </w:p>
+    <w:p>
+      <w:pPr>
+        <w:numPr>
+          <w:ilvl w:val="0"/>
+          <w:numId w:val="1010"/>
+        </w:numPr>
+        <w:pStyle w:val="Compact"/>
+      </w:pPr>
+      <w:r>
+        <w:rPr>
+          <w:bCs/>
+          <w:b/>
+        </w:rPr>
+        <w:t xml:space="preserve">пов’язаний з тікетом</w:t>
+      </w:r>
+      <w:r>
+        <w:t xml:space="preserve"> </w:t>
+      </w:r>
+      <w:r>
+        <w:t xml:space="preserve">— просте посилання між двома тікетами (симетричне);</w:t>
+      </w:r>
+    </w:p>
+    <w:p>
+      <w:pPr>
+        <w:numPr>
+          <w:ilvl w:val="0"/>
+          <w:numId w:val="1010"/>
+        </w:numPr>
+        <w:pStyle w:val="Compact"/>
+      </w:pPr>
+      <w:r>
+        <w:rPr>
+          <w:bCs/>
+          <w:b/>
+        </w:rPr>
+        <w:t xml:space="preserve">цей тікет — дубль тікета</w:t>
+      </w:r>
+      <w:r>
+        <w:t xml:space="preserve"> </w:t>
+      </w:r>
+      <w:r>
+        <w:t xml:space="preserve">— позначає тікет дублем іншого (оригіналу);</w:t>
+      </w:r>
+    </w:p>
+    <w:p>
+      <w:pPr>
+        <w:numPr>
+          <w:ilvl w:val="0"/>
+          <w:numId w:val="1010"/>
+        </w:numPr>
+        <w:pStyle w:val="Compact"/>
+      </w:pPr>
+      <w:r>
+        <w:rPr>
+          <w:bCs/>
+          <w:b/>
+        </w:rPr>
+        <w:t xml:space="preserve">тікет — дубль цього</w:t>
+      </w:r>
+      <w:r>
+        <w:t xml:space="preserve"> </w:t>
+      </w:r>
+      <w:r>
+        <w:t xml:space="preserve">— те саме з боку оригіналу: зручно, коли надійшло багато однакових звернень (масовий інцидент).</w:t>
       </w:r>
     </w:p>
     <w:p>
@@ -4748,43 +5480,49 @@
         <w:pStyle w:val="FirstParagraph"/>
       </w:pPr>
       <w:r>
-        <w:rPr>
-          <w:bCs/>
-          <w:b/>
-        </w:rPr>
-        <w:t xml:space="preserve">Облік часу в тікеті.</w:t>
-      </w:r>
-      <w:r>
-        <w:t xml:space="preserve"> </w:t>
-      </w:r>
-      <w:r>
-        <w:t xml:space="preserve">Працівники підтримки бачать на сторінці тікета блок «Облік часу»: вкажіть години, дату, категорію й коментар та натисніть «Записати час». Власний запис можна видалити. Час також фіксується автоматично: під полем відповіді є</w:t>
-      </w:r>
-      <w:r>
-        <w:t xml:space="preserve"> </w:t>
-      </w:r>
-      <w:r>
-        <w:rPr>
-          <w:bCs/>
-          <w:b/>
-        </w:rPr>
-        <w:t xml:space="preserve">«Витрачено, хв»</w:t>
-      </w:r>
-      <w:r>
-        <w:t xml:space="preserve"> </w:t>
-      </w:r>
-      <w:r>
-        <w:t xml:space="preserve">(за замовчуванням 5; 0 — не записувати), а поруч зі зміною статусу — поле «хв», яке записується при переході в «Вирішено» або «Закрито». Години потрапляють у звіти «Облік часу» (розділ 6).</w:t>
-      </w:r>
-    </w:p>
-    <w:bookmarkEnd w:id="41"/>
-    <w:bookmarkStart w:id="42" w:name="листування"/>
+        <w:t xml:space="preserve">Вкажіть вид зв’язку, № тікета та натисніть «Додати»; «Прибрати» видаляє зв’язок. Оригінал не може бути дублем, а дубль — дублем двох оригіналів; якщо тікет, що вже має власні дублі, позначити дублем, його дублі переходять до нового оригіналу. У списку тікетів дублі мають позначку «дубль #N», оригінали — «дублів: N».</w:t>
+      </w:r>
+      <w:r>
+        <w:t xml:space="preserve"> </w:t>
+      </w:r>
+      <w:r>
+        <w:rPr>
+          <w:bCs/>
+          <w:b/>
+        </w:rPr>
+        <w:t xml:space="preserve">Закрити групу одним рухом:</w:t>
+      </w:r>
+      <w:r>
+        <w:t xml:space="preserve"> </w:t>
+      </w:r>
+      <w:r>
+        <w:t xml:space="preserve">на сторінці оригіналу змініть статус із галочкою</w:t>
+      </w:r>
+      <w:r>
+        <w:t xml:space="preserve"> </w:t>
+      </w:r>
+      <w:r>
+        <w:rPr>
+          <w:bCs/>
+          <w:b/>
+        </w:rPr>
+        <w:t xml:space="preserve">«і для дублів»</w:t>
+      </w:r>
+      <w:r>
+        <w:t xml:space="preserve"> </w:t>
+      </w:r>
+      <w:r>
+        <w:t xml:space="preserve">— той самий статус отримають усі дублі, які ви бачите (заявники отримають звичайні сповіщення про зміну статусу). Тікети, до яких у вас немає доступу, у зв’язках не показуються (лише кількість).</w:t>
+      </w:r>
+    </w:p>
+    <w:bookmarkEnd w:id="42"/>
+    <w:bookmarkStart w:id="43" w:name="оцінка-вирішення-csat"/>
     <w:p>
       <w:pPr>
         <w:pStyle w:val="Heading3"/>
       </w:pPr>
       <w:r>
-        <w:t xml:space="preserve">7.3 Листування</w:t>
+        <w:t xml:space="preserve">7.4 Оцінка вирішення (CSAT)</w:t>
       </w:r>
     </w:p>
     <w:p>
@@ -4792,33 +5530,132 @@
         <w:pStyle w:val="FirstParagraph"/>
       </w:pPr>
       <w:r>
-        <w:t xml:space="preserve">Внизу сторінки тікета — стрічка повідомлень. Напишіть відповідь і натисніть</w:t>
-      </w:r>
-      <w:r>
-        <w:t xml:space="preserve"> </w:t>
-      </w:r>
-      <w:r>
-        <w:rPr>
-          <w:bCs/>
-          <w:b/>
-        </w:rPr>
-        <w:t xml:space="preserve">«Надіслати»</w:t>
-      </w:r>
-      <w:r>
-        <w:t xml:space="preserve"> </w:t>
-      </w:r>
-      <w:r>
-        <w:t xml:space="preserve">— вона додасться до листування з позначкою, від оператора вона чи від заявника. Якщо email-сповіщення увімкнені, про нове повідомлення листом дізнається інша сторона — відповідь оператора надійде заявнику, відповідь заявника — призначеному оператору.</w:t>
-      </w:r>
-    </w:p>
-    <w:bookmarkEnd w:id="42"/>
-    <w:bookmarkStart w:id="43" w:name="б-повязані-та-дубльовані-тікети"/>
-    <w:p>
-      <w:pPr>
-        <w:pStyle w:val="Heading3"/>
-      </w:pPr>
-      <w:r>
-        <w:t xml:space="preserve">7.3б Пов’язані та дубльовані тікети</w:t>
+        <w:t xml:space="preserve">Коли ваше звернення має статус</w:t>
+      </w:r>
+      <w:r>
+        <w:t xml:space="preserve"> </w:t>
+      </w:r>
+      <w:r>
+        <w:rPr>
+          <w:bCs/>
+          <w:b/>
+        </w:rPr>
+        <w:t xml:space="preserve">«Вирішено»</w:t>
+      </w:r>
+      <w:r>
+        <w:t xml:space="preserve"> </w:t>
+      </w:r>
+      <w:r>
+        <w:t xml:space="preserve">або</w:t>
+      </w:r>
+      <w:r>
+        <w:t xml:space="preserve"> </w:t>
+      </w:r>
+      <w:r>
+        <w:rPr>
+          <w:bCs/>
+          <w:b/>
+        </w:rPr>
+        <w:t xml:space="preserve">«Закрито»</w:t>
+      </w:r>
+      <w:r>
+        <w:t xml:space="preserve">, внизу сторінки тікета, під листуванням, з’являється запитання</w:t>
+      </w:r>
+      <w:r>
+        <w:t xml:space="preserve"> </w:t>
+      </w:r>
+      <w:r>
+        <w:rPr>
+          <w:bCs/>
+          <w:b/>
+        </w:rPr>
+        <w:t xml:space="preserve">«Наскільки ви задоволені вирішенням звернення?»</w:t>
+      </w:r>
+      <w:r>
+        <w:t xml:space="preserve"> </w:t>
+      </w:r>
+      <w:r>
+        <w:t xml:space="preserve">і п’ять кнопок від 1 до 5 (1 — незадовільно, 5 — відмінно). Натисніть потрібну — вгорі сторінки з’явиться «Дякуємо за оцінку!», а кнопки замінить напис «Дякуємо, ви вже оцінили це звернення: N з 5».</w:t>
+      </w:r>
+    </w:p>
+    <w:p>
+      <w:pPr>
+        <w:numPr>
+          <w:ilvl w:val="0"/>
+          <w:numId w:val="1011"/>
+        </w:numPr>
+        <w:pStyle w:val="Compact"/>
+      </w:pPr>
+      <w:r>
+        <w:t xml:space="preserve">Оцінити можна</w:t>
+      </w:r>
+      <w:r>
+        <w:t xml:space="preserve"> </w:t>
+      </w:r>
+      <w:r>
+        <w:rPr>
+          <w:bCs/>
+          <w:b/>
+        </w:rPr>
+        <w:t xml:space="preserve">лише один раз</w:t>
+      </w:r>
+      <w:r>
+        <w:t xml:space="preserve"> </w:t>
+      </w:r>
+      <w:r>
+        <w:t xml:space="preserve">— змінити її потім не можна.</w:t>
+      </w:r>
+    </w:p>
+    <w:p>
+      <w:pPr>
+        <w:numPr>
+          <w:ilvl w:val="0"/>
+          <w:numId w:val="1011"/>
+        </w:numPr>
+        <w:pStyle w:val="Compact"/>
+      </w:pPr>
+      <w:r>
+        <w:t xml:space="preserve">Оцінити може</w:t>
+      </w:r>
+      <w:r>
+        <w:t xml:space="preserve"> </w:t>
+      </w:r>
+      <w:r>
+        <w:rPr>
+          <w:bCs/>
+          <w:b/>
+        </w:rPr>
+        <w:t xml:space="preserve">лише заявник</w:t>
+      </w:r>
+      <w:r>
+        <w:t xml:space="preserve"> </w:t>
+      </w:r>
+      <w:r>
+        <w:t xml:space="preserve">— той, хто створив звернення. Оператор чи адміністратор, відкривши ваш тікет, оцінку лише бачать.</w:t>
+      </w:r>
+    </w:p>
+    <w:p>
+      <w:pPr>
+        <w:numPr>
+          <w:ilvl w:val="0"/>
+          <w:numId w:val="1011"/>
+        </w:numPr>
+        <w:pStyle w:val="Compact"/>
+      </w:pPr>
+      <w:r>
+        <w:t xml:space="preserve">Якщо звернення ще не вирішено (статуси «Новий», «В роботі», «Очікує відповіді»), кнопок немає.</w:t>
+      </w:r>
+    </w:p>
+    <w:p>
+      <w:pPr>
+        <w:numPr>
+          <w:ilvl w:val="0"/>
+          <w:numId w:val="1011"/>
+        </w:numPr>
+        <w:pStyle w:val="Compact"/>
+      </w:pPr>
+      <w:r>
+        <w:t xml:space="preserve">Оцінка допомагає ІТ-підрозділу бачити якість обслуговування: адміністратор переглядає середні оцінки по чергах і по операторах.</w:t>
       </w:r>
     </w:p>
     <w:p>
@@ -4826,281 +5663,11 @@
         <w:pStyle w:val="FirstParagraph"/>
       </w:pPr>
       <w:r>
-        <w:t xml:space="preserve">Оператори й адміністратори на сторінці тікета бачать блок</w:t>
-      </w:r>
-      <w:r>
-        <w:t xml:space="preserve"> </w:t>
-      </w:r>
-      <w:r>
-        <w:rPr>
-          <w:bCs/>
-          <w:b/>
-        </w:rPr>
-        <w:t xml:space="preserve">«Пов’язані та дубльовані тікети»</w:t>
-      </w:r>
-      <w:r>
-        <w:t xml:space="preserve">:</w:t>
-      </w:r>
-    </w:p>
-    <w:p>
-      <w:pPr>
-        <w:numPr>
-          <w:ilvl w:val="0"/>
-          <w:numId w:val="1010"/>
-        </w:numPr>
-        <w:pStyle w:val="Compact"/>
-      </w:pPr>
-      <w:r>
-        <w:rPr>
-          <w:bCs/>
-          <w:b/>
-        </w:rPr>
-        <w:t xml:space="preserve">пов’язаний з тікетом</w:t>
-      </w:r>
-      <w:r>
-        <w:t xml:space="preserve"> </w:t>
-      </w:r>
-      <w:r>
-        <w:t xml:space="preserve">— просте посилання між двома тікетами (симетричне);</w:t>
-      </w:r>
-    </w:p>
-    <w:p>
-      <w:pPr>
-        <w:numPr>
-          <w:ilvl w:val="0"/>
-          <w:numId w:val="1010"/>
-        </w:numPr>
-        <w:pStyle w:val="Compact"/>
-      </w:pPr>
-      <w:r>
-        <w:rPr>
-          <w:bCs/>
-          <w:b/>
-        </w:rPr>
-        <w:t xml:space="preserve">цей тікет — дубль тікета</w:t>
-      </w:r>
-      <w:r>
-        <w:t xml:space="preserve"> </w:t>
-      </w:r>
-      <w:r>
-        <w:t xml:space="preserve">— позначає тікет дублем іншого (оригіналу);</w:t>
-      </w:r>
-    </w:p>
-    <w:p>
-      <w:pPr>
-        <w:numPr>
-          <w:ilvl w:val="0"/>
-          <w:numId w:val="1010"/>
-        </w:numPr>
-        <w:pStyle w:val="Compact"/>
-      </w:pPr>
-      <w:r>
-        <w:rPr>
-          <w:bCs/>
-          <w:b/>
-        </w:rPr>
-        <w:t xml:space="preserve">тікет — дубль цього</w:t>
-      </w:r>
-      <w:r>
-        <w:t xml:space="preserve"> </w:t>
-      </w:r>
-      <w:r>
-        <w:t xml:space="preserve">— те саме з боку оригіналу: зручно, коли надійшло багато однакових звернень (масовий інцидент).</w:t>
-      </w:r>
-    </w:p>
-    <w:p>
-      <w:pPr>
-        <w:pStyle w:val="FirstParagraph"/>
-      </w:pPr>
-      <w:r>
-        <w:t xml:space="preserve">Вкажіть вид зв’язку, № тікета та натисніть «Додати»; «Прибрати» видаляє зв’язок. Оригінал не може бути дублем, а дубль — дублем двох оригіналів; якщо тікет, що вже має власні дублі, позначити дублем, його дублі переходять до нового оригіналу. У списку тікетів дублі мають позначку «дубль #N», оригінали — «дублів: N».</w:t>
-      </w:r>
-      <w:r>
-        <w:t xml:space="preserve"> </w:t>
-      </w:r>
-      <w:r>
-        <w:rPr>
-          <w:bCs/>
-          <w:b/>
-        </w:rPr>
-        <w:t xml:space="preserve">Закрити групу одним рухом:</w:t>
-      </w:r>
-      <w:r>
-        <w:t xml:space="preserve"> </w:t>
-      </w:r>
-      <w:r>
-        <w:t xml:space="preserve">на сторінці оригіналу змініть статус із галочкою</w:t>
-      </w:r>
-      <w:r>
-        <w:t xml:space="preserve"> </w:t>
-      </w:r>
-      <w:r>
-        <w:rPr>
-          <w:bCs/>
-          <w:b/>
-        </w:rPr>
-        <w:t xml:space="preserve">«і для дублів»</w:t>
-      </w:r>
-      <w:r>
-        <w:t xml:space="preserve"> </w:t>
-      </w:r>
-      <w:r>
-        <w:t xml:space="preserve">— той самий статус отримають усі дублі, які ви бачите (заявники отримають звичайні сповіщення про зміну статусу). Тікети, до яких у вас немає доступу, у зв’язках не показуються (лише кількість).</w:t>
+        <w:t xml:space="preserve">Те саме працює й для звернень, поданих через портал самообслуговування без входу в систему, — кнопки оцінки з’являються на сторінці відстеження за вашим персональним посиланням.</w:t>
       </w:r>
     </w:p>
     <w:bookmarkEnd w:id="43"/>
-    <w:bookmarkStart w:id="44" w:name="оцінка-вирішення-csat"/>
-    <w:p>
-      <w:pPr>
-        <w:pStyle w:val="Heading3"/>
-      </w:pPr>
-      <w:r>
-        <w:t xml:space="preserve">7.4 Оцінка вирішення (CSAT)</w:t>
-      </w:r>
-    </w:p>
-    <w:p>
-      <w:pPr>
-        <w:pStyle w:val="FirstParagraph"/>
-      </w:pPr>
-      <w:r>
-        <w:t xml:space="preserve">Коли ваше звернення має статус</w:t>
-      </w:r>
-      <w:r>
-        <w:t xml:space="preserve"> </w:t>
-      </w:r>
-      <w:r>
-        <w:rPr>
-          <w:bCs/>
-          <w:b/>
-        </w:rPr>
-        <w:t xml:space="preserve">«Вирішено»</w:t>
-      </w:r>
-      <w:r>
-        <w:t xml:space="preserve"> </w:t>
-      </w:r>
-      <w:r>
-        <w:t xml:space="preserve">або</w:t>
-      </w:r>
-      <w:r>
-        <w:t xml:space="preserve"> </w:t>
-      </w:r>
-      <w:r>
-        <w:rPr>
-          <w:bCs/>
-          <w:b/>
-        </w:rPr>
-        <w:t xml:space="preserve">«Закрито»</w:t>
-      </w:r>
-      <w:r>
-        <w:t xml:space="preserve">, внизу сторінки тікета, під листуванням, з’являється запитання</w:t>
-      </w:r>
-      <w:r>
-        <w:t xml:space="preserve"> </w:t>
-      </w:r>
-      <w:r>
-        <w:rPr>
-          <w:bCs/>
-          <w:b/>
-        </w:rPr>
-        <w:t xml:space="preserve">«Наскільки ви задоволені вирішенням звернення?»</w:t>
-      </w:r>
-      <w:r>
-        <w:t xml:space="preserve"> </w:t>
-      </w:r>
-      <w:r>
-        <w:t xml:space="preserve">і п’ять кнопок від 1 до 5 (1 — незадовільно, 5 — відмінно). Натисніть потрібну — вгорі сторінки з’явиться «Дякуємо за оцінку!», а кнопки замінить напис «Дякуємо, ви вже оцінили це звернення: N з 5».</w:t>
-      </w:r>
-    </w:p>
-    <w:p>
-      <w:pPr>
-        <w:numPr>
-          <w:ilvl w:val="0"/>
-          <w:numId w:val="1011"/>
-        </w:numPr>
-        <w:pStyle w:val="Compact"/>
-      </w:pPr>
-      <w:r>
-        <w:t xml:space="preserve">Оцінити можна</w:t>
-      </w:r>
-      <w:r>
-        <w:t xml:space="preserve"> </w:t>
-      </w:r>
-      <w:r>
-        <w:rPr>
-          <w:bCs/>
-          <w:b/>
-        </w:rPr>
-        <w:t xml:space="preserve">лише один раз</w:t>
-      </w:r>
-      <w:r>
-        <w:t xml:space="preserve"> </w:t>
-      </w:r>
-      <w:r>
-        <w:t xml:space="preserve">— змінити її потім не можна.</w:t>
-      </w:r>
-    </w:p>
-    <w:p>
-      <w:pPr>
-        <w:numPr>
-          <w:ilvl w:val="0"/>
-          <w:numId w:val="1011"/>
-        </w:numPr>
-        <w:pStyle w:val="Compact"/>
-      </w:pPr>
-      <w:r>
-        <w:t xml:space="preserve">Оцінити може</w:t>
-      </w:r>
-      <w:r>
-        <w:t xml:space="preserve"> </w:t>
-      </w:r>
-      <w:r>
-        <w:rPr>
-          <w:bCs/>
-          <w:b/>
-        </w:rPr>
-        <w:t xml:space="preserve">лише заявник</w:t>
-      </w:r>
-      <w:r>
-        <w:t xml:space="preserve"> </w:t>
-      </w:r>
-      <w:r>
-        <w:t xml:space="preserve">— той, хто створив звернення. Оператор чи адміністратор, відкривши ваш тікет, оцінку лише бачать.</w:t>
-      </w:r>
-    </w:p>
-    <w:p>
-      <w:pPr>
-        <w:numPr>
-          <w:ilvl w:val="0"/>
-          <w:numId w:val="1011"/>
-        </w:numPr>
-        <w:pStyle w:val="Compact"/>
-      </w:pPr>
-      <w:r>
-        <w:t xml:space="preserve">Якщо звернення ще не вирішено (статуси «Новий», «В роботі», «Очікує відповіді»), кнопок немає.</w:t>
-      </w:r>
-    </w:p>
-    <w:p>
-      <w:pPr>
-        <w:numPr>
-          <w:ilvl w:val="0"/>
-          <w:numId w:val="1011"/>
-        </w:numPr>
-        <w:pStyle w:val="Compact"/>
-      </w:pPr>
-      <w:r>
-        <w:t xml:space="preserve">Оцінка допомагає ІТ-підрозділу бачити якість обслуговування: адміністратор переглядає середні оцінки по чергах і по операторах.</w:t>
-      </w:r>
-    </w:p>
-    <w:p>
-      <w:pPr>
-        <w:pStyle w:val="FirstParagraph"/>
-      </w:pPr>
-      <w:r>
-        <w:t xml:space="preserve">Те саме працює й для звернень, поданих через портал самообслуговування без входу в систему, — кнопки оцінки з’являються на сторінці відстеження за вашим персональним посиланням.</w:t>
-      </w:r>
-    </w:p>
-    <w:bookmarkEnd w:id="44"/>
-    <w:bookmarkStart w:id="45" w:name="вкладення-тікета"/>
+    <w:bookmarkStart w:id="44" w:name="вкладення-тікета"/>
     <w:p>
       <w:pPr>
         <w:pStyle w:val="Heading3"/>
@@ -5268,213 +5835,213 @@
         </w:pict>
       </w:r>
     </w:p>
+    <w:bookmarkEnd w:id="44"/>
     <w:bookmarkEnd w:id="45"/>
+    <w:bookmarkStart w:id="48" w:name="мій-профіль-і-пароль"/>
+    <w:p>
+      <w:pPr>
+        <w:pStyle w:val="Heading2"/>
+      </w:pPr>
+      <w:r>
+        <w:t xml:space="preserve">8. Мій профіль і пароль</w:t>
+      </w:r>
+    </w:p>
+    <w:p>
+      <w:pPr>
+        <w:pStyle w:val="FirstParagraph"/>
+      </w:pPr>
+      <w:r>
+        <w:t xml:space="preserve">Натисніть на своє ім’я у верхньому правому куті (поруч із кнопкою «Вийти») — відкриється сторінка</w:t>
+      </w:r>
+      <w:r>
+        <w:t xml:space="preserve"> </w:t>
+      </w:r>
+      <w:r>
+        <w:rPr>
+          <w:bCs/>
+          <w:b/>
+        </w:rPr>
+        <w:t xml:space="preserve">«Мій профіль»</w:t>
+      </w:r>
+      <w:r>
+        <w:t xml:space="preserve"> </w:t>
+      </w:r>
+      <w:r>
+        <w:t xml:space="preserve">з двома блоками (а коли адміністратор увімкнув REST API — ще й третім, «Токени доступу до API», див. нижче):</w:t>
+      </w:r>
+    </w:p>
+    <w:p>
+      <w:pPr>
+        <w:numPr>
+          <w:ilvl w:val="0"/>
+          <w:numId w:val="1013"/>
+        </w:numPr>
+        <w:pStyle w:val="Compact"/>
+      </w:pPr>
+      <w:r>
+        <w:rPr>
+          <w:bCs/>
+          <w:b/>
+        </w:rPr>
+        <w:t xml:space="preserve">Дані облікового запису</w:t>
+      </w:r>
+      <w:r>
+        <w:t xml:space="preserve"> </w:t>
+      </w:r>
+      <w:r>
+        <w:t xml:space="preserve">— ім’я, email, роль, тип автентифікації (тільки для перегляду).</w:t>
+      </w:r>
+    </w:p>
+    <w:p>
+      <w:pPr>
+        <w:numPr>
+          <w:ilvl w:val="0"/>
+          <w:numId w:val="1013"/>
+        </w:numPr>
+        <w:pStyle w:val="Compact"/>
+      </w:pPr>
+      <w:r>
+        <w:rPr>
+          <w:bCs/>
+          <w:b/>
+        </w:rPr>
+        <w:t xml:space="preserve">Зміна пароля</w:t>
+      </w:r>
+      <w:r>
+        <w:t xml:space="preserve"> </w:t>
+      </w:r>
+      <w:r>
+        <w:t xml:space="preserve">— вкажіть поточний пароль, новий пароль (щонайменше 8 символів) і підтвердження нового пароля, натисніть</w:t>
+      </w:r>
+      <w:r>
+        <w:t xml:space="preserve"> </w:t>
+      </w:r>
+      <w:r>
+        <w:rPr>
+          <w:bCs/>
+          <w:b/>
+        </w:rPr>
+        <w:t xml:space="preserve">«Змінити пароль»</w:t>
+      </w:r>
+      <w:r>
+        <w:t xml:space="preserve">.</w:t>
+      </w:r>
+    </w:p>
+    <w:p>
+      <w:pPr>
+        <w:pStyle w:val="FirstParagraph"/>
+      </w:pPr>
+      <w:r>
+        <w:t xml:space="preserve">Якщо ваш обліковий запис автентифікується через Active Directory — блоку зміни пароля не буде: пароль для таких облікових записів керується самим AD (змінюйте його в Windows, як зазвичай), а не тут.</w:t>
+      </w:r>
+    </w:p>
+    <w:bookmarkStart w:id="46" w:name="сесії-та-історія-входів"/>
+    <w:p>
+      <w:pPr>
+        <w:pStyle w:val="Heading3"/>
+      </w:pPr>
+      <w:r>
+        <w:t xml:space="preserve">Сесії та історія входів</w:t>
+      </w:r>
+    </w:p>
+    <w:p>
+      <w:pPr>
+        <w:pStyle w:val="FirstParagraph"/>
+      </w:pPr>
+      <w:r>
+        <w:t xml:space="preserve">На сторінці профілю кнопка</w:t>
+      </w:r>
+      <w:r>
+        <w:t xml:space="preserve"> </w:t>
+      </w:r>
+      <w:r>
+        <w:rPr>
+          <w:bCs/>
+          <w:b/>
+        </w:rPr>
+        <w:t xml:space="preserve">«Мої сесії та історія входів»</w:t>
+      </w:r>
+      <w:r>
+        <w:t xml:space="preserve"> </w:t>
+      </w:r>
+      <w:r>
+        <w:t xml:space="preserve">відкриває перелік пристроїв, з яких зараз виконано вхід у ваш обліковий запис: браузер і система, IP-адреса, час входу й остання активність (поточну сесію позначено «ця сесія»). Нижче — останні 30 спроб входу, включно з невдалими (невірний пароль тощо).</w:t>
+      </w:r>
+    </w:p>
+    <w:p>
+      <w:pPr>
+        <w:numPr>
+          <w:ilvl w:val="0"/>
+          <w:numId w:val="1014"/>
+        </w:numPr>
+        <w:pStyle w:val="Compact"/>
+      </w:pPr>
+      <w:r>
+        <w:rPr>
+          <w:bCs/>
+          <w:b/>
+        </w:rPr>
+        <w:t xml:space="preserve">«Завершити»</w:t>
+      </w:r>
+      <w:r>
+        <w:t xml:space="preserve"> </w:t>
+      </w:r>
+      <w:r>
+        <w:t xml:space="preserve">біля сесії негайно виводить з системи той пристрій (протягом ~20 секунд).</w:t>
+      </w:r>
+      <w:r>
+        <w:t xml:space="preserve"> </w:t>
+      </w:r>
+      <w:r>
+        <w:rPr>
+          <w:bCs/>
+          <w:b/>
+        </w:rPr>
+        <w:t xml:space="preserve">«Завершити всі інші сесії»</w:t>
+      </w:r>
+      <w:r>
+        <w:t xml:space="preserve"> </w:t>
+      </w:r>
+      <w:r>
+        <w:t xml:space="preserve">лишає лише поточну.</w:t>
+      </w:r>
+    </w:p>
+    <w:p>
+      <w:pPr>
+        <w:numPr>
+          <w:ilvl w:val="0"/>
+          <w:numId w:val="1014"/>
+        </w:numPr>
+        <w:pStyle w:val="Compact"/>
+      </w:pPr>
+      <w:r>
+        <w:t xml:space="preserve">Побачили незнайому сесію чи невдалі спроби, яких не робили, — завершіть сесію й змініть пароль.</w:t>
+      </w:r>
+      <w:r>
+        <w:t xml:space="preserve"> </w:t>
+      </w:r>
+      <w:r>
+        <w:rPr>
+          <w:bCs/>
+          <w:b/>
+        </w:rPr>
+        <w:t xml:space="preserve">Зміна пароля автоматично завершує всі інші сесії.</w:t>
+      </w:r>
+    </w:p>
+    <w:p>
+      <w:pPr>
+        <w:numPr>
+          <w:ilvl w:val="0"/>
+          <w:numId w:val="1014"/>
+        </w:numPr>
+        <w:pStyle w:val="Compact"/>
+      </w:pPr>
+      <w:r>
+        <w:t xml:space="preserve">Сесію також завершують вихід кнопкою «Вийти», деактивація облікового запису та дії адміністратора. Сесія, що не робить запитів довше за налаштований час неактивності, зникає сама.</w:t>
+      </w:r>
+    </w:p>
     <w:bookmarkEnd w:id="46"/>
-    <w:bookmarkStart w:id="49" w:name="мій-профіль-і-пароль"/>
-    <w:p>
-      <w:pPr>
-        <w:pStyle w:val="Heading2"/>
-      </w:pPr>
-      <w:r>
-        <w:t xml:space="preserve">8. Мій профіль і пароль</w:t>
-      </w:r>
-    </w:p>
-    <w:p>
-      <w:pPr>
-        <w:pStyle w:val="FirstParagraph"/>
-      </w:pPr>
-      <w:r>
-        <w:t xml:space="preserve">Натисніть на своє ім’я у верхньому правому куті (поруч із кнопкою «Вийти») — відкриється сторінка</w:t>
-      </w:r>
-      <w:r>
-        <w:t xml:space="preserve"> </w:t>
-      </w:r>
-      <w:r>
-        <w:rPr>
-          <w:bCs/>
-          <w:b/>
-        </w:rPr>
-        <w:t xml:space="preserve">«Мій профіль»</w:t>
-      </w:r>
-      <w:r>
-        <w:t xml:space="preserve"> </w:t>
-      </w:r>
-      <w:r>
-        <w:t xml:space="preserve">з двома блоками (а коли адміністратор увімкнув REST API — ще й третім, «Токени доступу до API», див. нижче):</w:t>
-      </w:r>
-    </w:p>
-    <w:p>
-      <w:pPr>
-        <w:numPr>
-          <w:ilvl w:val="0"/>
-          <w:numId w:val="1013"/>
-        </w:numPr>
-        <w:pStyle w:val="Compact"/>
-      </w:pPr>
-      <w:r>
-        <w:rPr>
-          <w:bCs/>
-          <w:b/>
-        </w:rPr>
-        <w:t xml:space="preserve">Дані облікового запису</w:t>
-      </w:r>
-      <w:r>
-        <w:t xml:space="preserve"> </w:t>
-      </w:r>
-      <w:r>
-        <w:t xml:space="preserve">— ім’я, email, роль, тип автентифікації (тільки для перегляду).</w:t>
-      </w:r>
-    </w:p>
-    <w:p>
-      <w:pPr>
-        <w:numPr>
-          <w:ilvl w:val="0"/>
-          <w:numId w:val="1013"/>
-        </w:numPr>
-        <w:pStyle w:val="Compact"/>
-      </w:pPr>
-      <w:r>
-        <w:rPr>
-          <w:bCs/>
-          <w:b/>
-        </w:rPr>
-        <w:t xml:space="preserve">Зміна пароля</w:t>
-      </w:r>
-      <w:r>
-        <w:t xml:space="preserve"> </w:t>
-      </w:r>
-      <w:r>
-        <w:t xml:space="preserve">— вкажіть поточний пароль, новий пароль (щонайменше 8 символів) і підтвердження нового пароля, натисніть</w:t>
-      </w:r>
-      <w:r>
-        <w:t xml:space="preserve"> </w:t>
-      </w:r>
-      <w:r>
-        <w:rPr>
-          <w:bCs/>
-          <w:b/>
-        </w:rPr>
-        <w:t xml:space="preserve">«Змінити пароль»</w:t>
-      </w:r>
-      <w:r>
-        <w:t xml:space="preserve">.</w:t>
-      </w:r>
-    </w:p>
-    <w:p>
-      <w:pPr>
-        <w:pStyle w:val="FirstParagraph"/>
-      </w:pPr>
-      <w:r>
-        <w:t xml:space="preserve">Якщо ваш обліковий запис автентифікується через Active Directory — блоку зміни пароля не буде: пароль для таких облікових записів керується самим AD (змінюйте його в Windows, як зазвичай), а не тут.</w:t>
-      </w:r>
-    </w:p>
-    <w:bookmarkStart w:id="47" w:name="сесії-та-історія-входів"/>
-    <w:p>
-      <w:pPr>
-        <w:pStyle w:val="Heading3"/>
-      </w:pPr>
-      <w:r>
-        <w:t xml:space="preserve">Сесії та історія входів</w:t>
-      </w:r>
-    </w:p>
-    <w:p>
-      <w:pPr>
-        <w:pStyle w:val="FirstParagraph"/>
-      </w:pPr>
-      <w:r>
-        <w:t xml:space="preserve">На сторінці профілю кнопка</w:t>
-      </w:r>
-      <w:r>
-        <w:t xml:space="preserve"> </w:t>
-      </w:r>
-      <w:r>
-        <w:rPr>
-          <w:bCs/>
-          <w:b/>
-        </w:rPr>
-        <w:t xml:space="preserve">«Мої сесії та історія входів»</w:t>
-      </w:r>
-      <w:r>
-        <w:t xml:space="preserve"> </w:t>
-      </w:r>
-      <w:r>
-        <w:t xml:space="preserve">відкриває перелік пристроїв, з яких зараз виконано вхід у ваш обліковий запис: браузер і система, IP-адреса, час входу й остання активність (поточну сесію позначено «ця сесія»). Нижче — останні 30 спроб входу, включно з невдалими (невірний пароль тощо).</w:t>
-      </w:r>
-    </w:p>
-    <w:p>
-      <w:pPr>
-        <w:numPr>
-          <w:ilvl w:val="0"/>
-          <w:numId w:val="1014"/>
-        </w:numPr>
-        <w:pStyle w:val="Compact"/>
-      </w:pPr>
-      <w:r>
-        <w:rPr>
-          <w:bCs/>
-          <w:b/>
-        </w:rPr>
-        <w:t xml:space="preserve">«Завершити»</w:t>
-      </w:r>
-      <w:r>
-        <w:t xml:space="preserve"> </w:t>
-      </w:r>
-      <w:r>
-        <w:t xml:space="preserve">біля сесії негайно виводить з системи той пристрій (протягом ~20 секунд).</w:t>
-      </w:r>
-      <w:r>
-        <w:t xml:space="preserve"> </w:t>
-      </w:r>
-      <w:r>
-        <w:rPr>
-          <w:bCs/>
-          <w:b/>
-        </w:rPr>
-        <w:t xml:space="preserve">«Завершити всі інші сесії»</w:t>
-      </w:r>
-      <w:r>
-        <w:t xml:space="preserve"> </w:t>
-      </w:r>
-      <w:r>
-        <w:t xml:space="preserve">лишає лише поточну.</w:t>
-      </w:r>
-    </w:p>
-    <w:p>
-      <w:pPr>
-        <w:numPr>
-          <w:ilvl w:val="0"/>
-          <w:numId w:val="1014"/>
-        </w:numPr>
-        <w:pStyle w:val="Compact"/>
-      </w:pPr>
-      <w:r>
-        <w:t xml:space="preserve">Побачили незнайому сесію чи невдалі спроби, яких не робили, — завершіть сесію й змініть пароль.</w:t>
-      </w:r>
-      <w:r>
-        <w:t xml:space="preserve"> </w:t>
-      </w:r>
-      <w:r>
-        <w:rPr>
-          <w:bCs/>
-          <w:b/>
-        </w:rPr>
-        <w:t xml:space="preserve">Зміна пароля автоматично завершує всі інші сесії.</w:t>
-      </w:r>
-    </w:p>
-    <w:p>
-      <w:pPr>
-        <w:numPr>
-          <w:ilvl w:val="0"/>
-          <w:numId w:val="1014"/>
-        </w:numPr>
-        <w:pStyle w:val="Compact"/>
-      </w:pPr>
-      <w:r>
-        <w:t xml:space="preserve">Сесію також завершують вихід кнопкою «Вийти», деактивація облікового запису та дії адміністратора. Сесія, що не робить запитів довше за налаштований час неактивності, зникає сама.</w:t>
-      </w:r>
-    </w:p>
-    <w:bookmarkEnd w:id="47"/>
-    <w:bookmarkStart w:id="48" w:name="Xd3547e8f2b045db79a7bffed1b32dc045dd5781"/>
+    <w:bookmarkStart w:id="47" w:name="Xd3547e8f2b045db79a7bffed1b32dc045dd5781"/>
     <w:p>
       <w:pPr>
         <w:pStyle w:val="Heading3"/>
@@ -5748,9 +6315,9 @@
         </w:pict>
       </w:r>
     </w:p>
+    <w:bookmarkEnd w:id="47"/>
     <w:bookmarkEnd w:id="48"/>
-    <w:bookmarkEnd w:id="49"/>
-    <w:bookmarkStart w:id="51" w:name="архів"/>
+    <w:bookmarkStart w:id="50" w:name="архів"/>
     <w:p>
       <w:pPr>
         <w:pStyle w:val="Heading2"/>
@@ -5802,6 +6369,59 @@
       </w:r>
       <w:r>
         <w:t xml:space="preserve">, таблиці задач на сторінці проєкту), щоб ті показували лише актуальну роботу. Видимість тут та сама, що й скрізь: адміністратор бачить усе, решта — лише своє.</w:t>
+      </w:r>
+    </w:p>
+    <w:p>
+      <w:pPr>
+        <w:pStyle w:val="BodyText"/>
+      </w:pPr>
+      <w:r>
+        <w:t xml:space="preserve">Розділи «Закриті проєкти», «Закриті тікети» і «Закриті задачі»</w:t>
+      </w:r>
+      <w:r>
+        <w:t xml:space="preserve"> </w:t>
+      </w:r>
+      <w:r>
+        <w:rPr>
+          <w:bCs/>
+          <w:b/>
+        </w:rPr>
+        <w:t xml:space="preserve">за замовчуванням згорнуті</w:t>
+      </w:r>
+      <w:r>
+        <w:t xml:space="preserve"> </w:t>
+      </w:r>
+      <w:r>
+        <w:t xml:space="preserve">(біля назви — кількість записів): натисніть на назву розділу, щоб відкрити його, або скористайтеся кнопками</w:t>
+      </w:r>
+      <w:r>
+        <w:t xml:space="preserve"> </w:t>
+      </w:r>
+      <w:r>
+        <w:rPr>
+          <w:bCs/>
+          <w:b/>
+        </w:rPr>
+        <w:t xml:space="preserve">«Показати все»</w:t>
+      </w:r>
+      <w:r>
+        <w:t xml:space="preserve"> </w:t>
+      </w:r>
+      <w:r>
+        <w:t xml:space="preserve">/</w:t>
+      </w:r>
+      <w:r>
+        <w:t xml:space="preserve"> </w:t>
+      </w:r>
+      <w:r>
+        <w:rPr>
+          <w:bCs/>
+          <w:b/>
+        </w:rPr>
+        <w:t xml:space="preserve">«Згорнути все»</w:t>
+      </w:r>
+      <w:r>
+        <w:t xml:space="preserve">. Експорт закритих тікетів і задач — усередині відкритого розділу.</w:t>
       </w:r>
     </w:p>
     <w:p>
@@ -5819,7 +6439,7 @@
         </w:pict>
       </w:r>
     </w:p>
-    <w:bookmarkStart w:id="50" w:name="експорт-у-excel-і-csv"/>
+    <w:bookmarkStart w:id="49" w:name="експорт-у-excel-і-csv"/>
     <w:p>
       <w:pPr>
         <w:pStyle w:val="Heading3"/>
@@ -5969,9 +6589,9 @@
         </w:pict>
       </w:r>
     </w:p>
+    <w:bookmarkEnd w:id="49"/>
     <w:bookmarkEnd w:id="50"/>
-    <w:bookmarkEnd w:id="51"/>
-    <w:bookmarkStart w:id="52" w:name="вікі"/>
+    <w:bookmarkStart w:id="51" w:name="вікі"/>
     <w:p>
       <w:pPr>
         <w:pStyle w:val="Heading2"/>
@@ -6002,6 +6622,131 @@
       </w:r>
       <w:r>
         <w:t xml:space="preserve">— база знань: інструкції, регламенти й відповіді на типові запитання. Зокрема, тут можна прочитати цей гайд у зручному вигляді зі змістом і пошуком (сторінка «Гайд користувача»).</w:t>
+      </w:r>
+    </w:p>
+    <w:p>
+      <w:pPr>
+        <w:numPr>
+          <w:ilvl w:val="0"/>
+          <w:numId w:val="1017"/>
+        </w:numPr>
+        <w:pStyle w:val="Compact"/>
+      </w:pPr>
+      <w:r>
+        <w:rPr>
+          <w:bCs/>
+          <w:b/>
+        </w:rPr>
+        <w:t xml:space="preserve">Схожі статті на тікеті.</w:t>
+      </w:r>
+      <w:r>
+        <w:t xml:space="preserve"> </w:t>
+      </w:r>
+      <w:r>
+        <w:t xml:space="preserve">Працівникам підтримки на сторінці тікета під його описом показується рядок «📚 База знань — схожі статті» з посиланнями на сторінки вікі, схожі на тему й опис, — типове рішення часто вже описане.</w:t>
+      </w:r>
+    </w:p>
+    <w:p>
+      <w:pPr>
+        <w:numPr>
+          <w:ilvl w:val="0"/>
+          <w:numId w:val="1017"/>
+        </w:numPr>
+        <w:pStyle w:val="Compact"/>
+      </w:pPr>
+      <w:r>
+        <w:rPr>
+          <w:bCs/>
+          <w:b/>
+        </w:rPr>
+        <w:t xml:space="preserve">Публічні статті для заявників.</w:t>
+      </w:r>
+      <w:r>
+        <w:t xml:space="preserve"> </w:t>
+      </w:r>
+      <w:r>
+        <w:t xml:space="preserve">Редактор може позначити сторінку видимістю</w:t>
+      </w:r>
+      <w:r>
+        <w:t xml:space="preserve"> </w:t>
+      </w:r>
+      <w:r>
+        <w:rPr>
+          <w:bCs/>
+          <w:b/>
+        </w:rPr>
+        <w:t xml:space="preserve">«Публічна — „База знань“»</w:t>
+      </w:r>
+      <w:r>
+        <w:t xml:space="preserve">: її побачить будь-хто без входу. Коли заявник на порталі</w:t>
+      </w:r>
+      <w:r>
+        <w:t xml:space="preserve"> </w:t>
+      </w:r>
+      <w:r>
+        <w:rPr>
+          <w:rStyle w:val="VerbatimChar"/>
+        </w:rPr>
+        <w:t xml:space="preserve">/support</w:t>
+      </w:r>
+      <w:r>
+        <w:t xml:space="preserve"> </w:t>
+      </w:r>
+      <w:r>
+        <w:t xml:space="preserve">вводить тему чи опис, під полем з’являється «Можливо, вам допоможе» з такими статтями — частина звернень відпадає без тікета.</w:t>
+      </w:r>
+    </w:p>
+    <w:p>
+      <w:pPr>
+        <w:numPr>
+          <w:ilvl w:val="0"/>
+          <w:numId w:val="1017"/>
+        </w:numPr>
+        <w:pStyle w:val="Compact"/>
+      </w:pPr>
+      <w:r>
+        <w:rPr>
+          <w:bCs/>
+          <w:b/>
+        </w:rPr>
+        <w:t xml:space="preserve">Публічна «База знань» зі сторінки входу.</w:t>
+      </w:r>
+      <w:r>
+        <w:t xml:space="preserve"> </w:t>
+      </w:r>
+      <w:r>
+        <w:t xml:space="preserve">Якщо є хоча б одна публічна стаття, на сторінці входу з’являється кнопка</w:t>
+      </w:r>
+      <w:r>
+        <w:t xml:space="preserve"> </w:t>
+      </w:r>
+      <w:r>
+        <w:rPr>
+          <w:bCs/>
+          <w:b/>
+        </w:rPr>
+        <w:t xml:space="preserve">«📚 База знань — без входу й реєстрації»</w:t>
+      </w:r>
+      <w:r>
+        <w:t xml:space="preserve"> </w:t>
+      </w:r>
+      <w:r>
+        <w:t xml:space="preserve">(під формою входу): вона відкриває</w:t>
+      </w:r>
+      <w:r>
+        <w:t xml:space="preserve"> </w:t>
+      </w:r>
+      <w:r>
+        <w:rPr>
+          <w:rStyle w:val="VerbatimChar"/>
+        </w:rPr>
+        <w:t xml:space="preserve">/support/kb</w:t>
+      </w:r>
+      <w:r>
+        <w:t xml:space="preserve"> </w:t>
+      </w:r>
+      <w:r>
+        <w:t xml:space="preserve">— перелік статей із пошуком, доступний будь-кому без облікового запису.</w:t>
       </w:r>
     </w:p>
     <w:p>
@@ -6174,8 +6919,8 @@
         </w:pict>
       </w:r>
     </w:p>
-    <w:bookmarkEnd w:id="52"/>
-    <w:bookmarkStart w:id="53" w:name="документи-бібліотека-файлів"/>
+    <w:bookmarkEnd w:id="51"/>
+    <w:bookmarkStart w:id="52" w:name="документи-бібліотека-файлів"/>
     <w:p>
       <w:pPr>
         <w:pStyle w:val="Heading2"/>
@@ -6478,8 +7223,8 @@
         </w:pict>
       </w:r>
     </w:p>
-    <w:bookmarkEnd w:id="53"/>
-    <w:bookmarkStart w:id="54" w:name="форум"/>
+    <w:bookmarkEnd w:id="52"/>
+    <w:bookmarkStart w:id="53" w:name="форум"/>
     <w:p>
       <w:pPr>
         <w:pStyle w:val="Heading2"/>
@@ -6980,8 +7725,8 @@
         </w:pict>
       </w:r>
     </w:p>
-    <w:bookmarkEnd w:id="54"/>
-    <w:bookmarkStart w:id="55" w:name="чого-в-системі-поки-немає"/>
+    <w:bookmarkEnd w:id="53"/>
+    <w:bookmarkStart w:id="54" w:name="чого-в-системі-поки-немає"/>
     <w:p>
       <w:pPr>
         <w:pStyle w:val="Heading2"/>
@@ -7032,14 +7777,114 @@
         </w:pict>
       </w:r>
     </w:p>
+    <w:bookmarkEnd w:id="54"/>
+    <w:bookmarkStart w:id="55" w:name="якщо-сторінка-показала-помилку"/>
+    <w:p>
+      <w:pPr>
+        <w:pStyle w:val="Heading2"/>
+      </w:pPr>
+      <w:r>
+        <w:t xml:space="preserve">14. Якщо сторінка показала помилку</w:t>
+      </w:r>
+    </w:p>
+    <w:p>
+      <w:pPr>
+        <w:pStyle w:val="FirstParagraph"/>
+      </w:pPr>
+      <w:r>
+        <w:t xml:space="preserve">Якщо замість сторінки з’явилося повідомлення</w:t>
+      </w:r>
+      <w:r>
+        <w:t xml:space="preserve"> </w:t>
+      </w:r>
+      <w:r>
+        <w:rPr>
+          <w:bCs/>
+          <w:b/>
+        </w:rPr>
+        <w:t xml:space="preserve">«Сталася внутрішня помилка»</w:t>
+      </w:r>
+      <w:r>
+        <w:t xml:space="preserve"> </w:t>
+      </w:r>
+      <w:r>
+        <w:t xml:space="preserve">з кодом із 8 символів (наприклад,</w:t>
+      </w:r>
+      <w:r>
+        <w:t xml:space="preserve"> </w:t>
+      </w:r>
+      <w:r>
+        <w:rPr>
+          <w:rStyle w:val="VerbatimChar"/>
+        </w:rPr>
+        <w:t xml:space="preserve">28D228AD</w:t>
+      </w:r>
+      <w:r>
+        <w:t xml:space="preserve">) — це збій на сервері, а не ваша помилка.</w:t>
+      </w:r>
+    </w:p>
+    <w:p>
+      <w:pPr>
+        <w:numPr>
+          <w:ilvl w:val="0"/>
+          <w:numId w:val="1021"/>
+        </w:numPr>
+        <w:pStyle w:val="Compact"/>
+      </w:pPr>
+      <w:r>
+        <w:rPr>
+          <w:bCs/>
+          <w:b/>
+        </w:rPr>
+        <w:t xml:space="preserve">Запишіть код</w:t>
+      </w:r>
+      <w:r>
+        <w:t xml:space="preserve"> </w:t>
+      </w:r>
+      <w:r>
+        <w:t xml:space="preserve">і повідомте його адміністратору системи — за ним він одразу знайде причину.</w:t>
+      </w:r>
+    </w:p>
+    <w:p>
+      <w:pPr>
+        <w:numPr>
+          <w:ilvl w:val="0"/>
+          <w:numId w:val="1021"/>
+        </w:numPr>
+        <w:pStyle w:val="Compact"/>
+      </w:pPr>
+      <w:r>
+        <w:t xml:space="preserve">Спробуйте оновити сторінку чи повернутися на головну (кнопка «← На головну» на сторінці помилки). Якщо помилка повторюється на одній і тій самій дії — не натискайте її знову й кілька разів, а передайте адміністратору код і що саме ви робили.</w:t>
+      </w:r>
+    </w:p>
+    <w:p>
+      <w:pPr>
+        <w:numPr>
+          <w:ilvl w:val="0"/>
+          <w:numId w:val="1021"/>
+        </w:numPr>
+        <w:pStyle w:val="Compact"/>
+      </w:pPr>
+      <w:r>
+        <w:t xml:space="preserve">Не повторюйте дію «про всяк випадок»: якщо помилка сталася під час збереження, спершу перевірте на відповідній сторінці, чи не збереглось уже — інакше можна створити дублікат.</w:t>
+      </w:r>
+    </w:p>
+    <w:p>
+      <w:pPr>
+        <w:pStyle w:val="BlockText"/>
+      </w:pPr>
+      <w:r>
+        <w:t xml:space="preserve">Повідомлення на кшталт «Доступ обмежено», «Сторінку не знайдено», «Недостатньо прав» чи червоні підказки у формах — це не збої, а нормальні відповіді системи (немає доступу, невірні дані тощо); для них код не потрібен.</w:t>
+      </w:r>
+    </w:p>
     <w:bookmarkEnd w:id="55"/>
-    <w:bookmarkStart w:id="56" w:name="якщо-сторінка-показала-помилку"/>
+    <w:bookmarkStart w:id="56" w:name="активи-для-співробітників-іт"/>
     <w:p>
       <w:pPr>
         <w:pStyle w:val="Heading2"/>
       </w:pPr>
       <w:r>
-        <w:t xml:space="preserve">14. Якщо сторінка показала помилку</w:t>
+        <w:t xml:space="preserve">15. Активи (для співробітників ІТ)</w:t>
       </w:r>
     </w:p>
     <w:p>
@@ -7047,99 +7892,54 @@
         <w:pStyle w:val="FirstParagraph"/>
       </w:pPr>
       <w:r>
-        <w:t xml:space="preserve">Якщо замість сторінки з’явилося повідомлення</w:t>
-      </w:r>
-      <w:r>
-        <w:t xml:space="preserve"> </w:t>
-      </w:r>
-      <w:r>
-        <w:rPr>
-          <w:bCs/>
-          <w:b/>
-        </w:rPr>
-        <w:t xml:space="preserve">«Сталася внутрішня помилка»</w:t>
-      </w:r>
-      <w:r>
-        <w:t xml:space="preserve"> </w:t>
-      </w:r>
-      <w:r>
-        <w:t xml:space="preserve">з кодом із 8 символів (наприклад,</w:t>
-      </w:r>
-      <w:r>
-        <w:t xml:space="preserve"> </w:t>
+        <w:t xml:space="preserve">Оператори, менеджер ІТ та адміністратори бачать у меню «Активи» реєстр обладнання й ПЗ. На сторінці тікета є блок «Активи»: можна прив’язати пристрій, якого стосується заявка, і швидко перейти до його картки та історії змін. Звичайні користувачі розділ не бачать.</w:t>
+      </w:r>
+    </w:p>
+    <w:bookmarkEnd w:id="56"/>
+    <w:bookmarkStart w:id="57" w:name="налаштування-меню"/>
+    <w:p>
+      <w:pPr>
+        <w:pStyle w:val="Heading2"/>
+      </w:pPr>
+      <w:r>
+        <w:t xml:space="preserve">16. Налаштування меню</w:t>
+      </w:r>
+    </w:p>
+    <w:p>
+      <w:pPr>
+        <w:pStyle w:val="FirstParagraph"/>
+      </w:pPr>
+      <w:r>
+        <w:rPr>
+          <w:bCs/>
+          <w:b/>
+        </w:rPr>
+        <w:t xml:space="preserve">Профіль → Меню → «Налаштувати меню»</w:t>
+      </w:r>
+      <w:r>
+        <w:t xml:space="preserve"> </w:t>
+      </w:r>
+      <w:r>
+        <w:t xml:space="preserve">(</w:t>
       </w:r>
       <w:r>
         <w:rPr>
           <w:rStyle w:val="VerbatimChar"/>
         </w:rPr>
-        <w:t xml:space="preserve">28D228AD</w:t>
-      </w:r>
-      <w:r>
-        <w:t xml:space="preserve">) — це збій на сервері, а не ваша помилка.</w:t>
-      </w:r>
-    </w:p>
-    <w:p>
-      <w:pPr>
-        <w:numPr>
-          <w:ilvl w:val="0"/>
-          <w:numId w:val="1021"/>
-        </w:numPr>
-        <w:pStyle w:val="Compact"/>
-      </w:pPr>
-      <w:r>
-        <w:rPr>
-          <w:bCs/>
-          <w:b/>
-        </w:rPr>
-        <w:t xml:space="preserve">Запишіть код</w:t>
-      </w:r>
-      <w:r>
-        <w:t xml:space="preserve"> </w:t>
-      </w:r>
-      <w:r>
-        <w:t xml:space="preserve">і повідомте його адміністратору системи — за ним він одразу знайде причину.</w:t>
-      </w:r>
-    </w:p>
-    <w:p>
-      <w:pPr>
-        <w:numPr>
-          <w:ilvl w:val="0"/>
-          <w:numId w:val="1021"/>
-        </w:numPr>
-        <w:pStyle w:val="Compact"/>
-      </w:pPr>
-      <w:r>
-        <w:t xml:space="preserve">Спробуйте оновити сторінку чи повернутися на головну (кнопка «← На головну» на сторінці помилки). Якщо помилка повторюється на одній і тій самій дії — не натискайте її знову й кілька разів, а передайте адміністратору код і що саме ви робили.</w:t>
-      </w:r>
-    </w:p>
-    <w:p>
-      <w:pPr>
-        <w:numPr>
-          <w:ilvl w:val="0"/>
-          <w:numId w:val="1021"/>
-        </w:numPr>
-        <w:pStyle w:val="Compact"/>
-      </w:pPr>
-      <w:r>
-        <w:t xml:space="preserve">Не повторюйте дію «про всяк випадок»: якщо помилка сталася під час збереження, спершу перевірте на відповідній сторінці, чи не збереглось уже — інакше можна створити дублікат.</w:t>
-      </w:r>
-    </w:p>
-    <w:p>
-      <w:pPr>
-        <w:pStyle w:val="BlockText"/>
-      </w:pPr>
-      <w:r>
-        <w:t xml:space="preserve">Повідомлення на кшталт «Доступ обмежено», «Сторінку не знайдено», «Недостатньо прав» чи червоні підказки у формах — це не збої, а нормальні відповіді системи (немає доступу, невірні дані тощо); для них код не потрібен.</w:t>
-      </w:r>
-    </w:p>
-    <w:bookmarkEnd w:id="56"/>
-    <w:bookmarkStart w:id="57" w:name="активи-для-співробітників-іт"/>
+        <w:t xml:space="preserve">/profile/menu</w:t>
+      </w:r>
+      <w:r>
+        <w:t xml:space="preserve">). Перемикачами оберіть, які розділи показувати у верхньому меню: Активи (лише для тих, хто має доступ до реєстру), Архів, Вікі, Документи, Форум. За замовчуванням видно все. Налаштування особисте — інших користувачів воно не зачіпає. Це лише зручність: сторінки прихованих розділів лишаються доступними за прямим посиланням і в пошуку, права доступу не змінюються.</w:t>
+      </w:r>
+    </w:p>
+    <w:bookmarkEnd w:id="57"/>
+    <w:bookmarkStart w:id="58" w:name="правила-черги-тікетів-перегляд"/>
     <w:p>
       <w:pPr>
         <w:pStyle w:val="Heading2"/>
       </w:pPr>
       <w:r>
-        <w:t xml:space="preserve">15. Активи (для співробітників ІТ)</w:t>
+        <w:t xml:space="preserve">17. Правила черги тікетів (перегляд)</w:t>
       </w:r>
     </w:p>
     <w:p>
@@ -7147,17 +7947,30 @@
         <w:pStyle w:val="FirstParagraph"/>
       </w:pPr>
       <w:r>
-        <w:t xml:space="preserve">Оператори, менеджер ІТ та адміністратори бачать у меню «Активи» реєстр обладнання й ПЗ. На сторінці тікета є блок «Активи»: можна прив’язати пристрій, якого стосується заявка, і швидко перейти до його картки та історії змін. Звичайні користувачі розділ не бачать.</w:t>
-      </w:r>
-    </w:p>
-    <w:bookmarkEnd w:id="57"/>
-    <w:bookmarkStart w:id="58" w:name="налаштування-меню"/>
+        <w:t xml:space="preserve">Співробітникам (оператору, менеджеру ІТ, адміністратору підрозділу) на сторінці «Тікети» доступна кнопка</w:t>
+      </w:r>
+      <w:r>
+        <w:t xml:space="preserve"> </w:t>
+      </w:r>
+      <w:r>
+        <w:rPr>
+          <w:bCs/>
+          <w:b/>
+        </w:rPr>
+        <w:t xml:space="preserve">«Правила черги»</w:t>
+      </w:r>
+      <w:r>
+        <w:t xml:space="preserve">: список автоматичних правил, налаштованих на вас (перенесення в чергу, призначення вас оператором, сповіщення). Це лише перегляд — створює й змінює правила адміністратор системи.</w:t>
+      </w:r>
+    </w:p>
+    <w:bookmarkEnd w:id="58"/>
+    <w:bookmarkStart w:id="59" w:name="перегляд-вкладень-у-вікні-що-спливає"/>
     <w:p>
       <w:pPr>
         <w:pStyle w:val="Heading2"/>
       </w:pPr>
       <w:r>
-        <w:t xml:space="preserve">16. Налаштування меню</w:t>
+        <w:t xml:space="preserve">18. Перегляд вкладень у вікні, що спливає</w:t>
       </w:r>
     </w:p>
     <w:p>
@@ -7165,57 +7978,68 @@
         <w:pStyle w:val="FirstParagraph"/>
       </w:pPr>
       <w:r>
-        <w:rPr>
-          <w:bCs/>
-          <w:b/>
-        </w:rPr>
-        <w:t xml:space="preserve">Профіль → Меню → «Налаштувати меню»</w:t>
-      </w:r>
-      <w:r>
-        <w:t xml:space="preserve"> </w:t>
-      </w:r>
-      <w:r>
-        <w:t xml:space="preserve">(</w:t>
-      </w:r>
-      <w:r>
-        <w:rPr>
-          <w:rStyle w:val="VerbatimChar"/>
-        </w:rPr>
-        <w:t xml:space="preserve">/profile/menu</w:t>
-      </w:r>
-      <w:r>
-        <w:t xml:space="preserve">). Перемикачами оберіть, які розділи показувати у верхньому меню: Активи (лише для тих, хто має доступ до реєстру), Архів, Вікі, Документи, Форум. За замовчуванням видно все. Налаштування особисте — інших користувачів воно не зачіпає. Це лише зручність: сторінки прихованих розділів лишаються доступними за прямим посиланням і в пошуку, права доступу не змінюються.</w:t>
-      </w:r>
-    </w:p>
-    <w:bookmarkEnd w:id="58"/>
-    <w:bookmarkStart w:id="59" w:name="правила-черги-тікетів-перегляд"/>
-    <w:p>
-      <w:pPr>
-        <w:pStyle w:val="Heading2"/>
-      </w:pPr>
-      <w:r>
-        <w:t xml:space="preserve">17. Правила черги тікетів (перегляд)</w:t>
-      </w:r>
-    </w:p>
-    <w:p>
-      <w:pPr>
-        <w:pStyle w:val="FirstParagraph"/>
-      </w:pPr>
-      <w:r>
-        <w:t xml:space="preserve">Співробітникам (оператору, менеджеру ІТ, адміністратору підрозділу) на сторінці «Тікети» доступна кнопка</w:t>
-      </w:r>
-      <w:r>
-        <w:t xml:space="preserve"> </w:t>
-      </w:r>
-      <w:r>
-        <w:rPr>
-          <w:bCs/>
-          <w:b/>
-        </w:rPr>
-        <w:t xml:space="preserve">«Правила черги»</w:t>
-      </w:r>
-      <w:r>
-        <w:t xml:space="preserve">: список автоматичних правил, налаштованих на вас (перенесення в чергу, призначення вас оператором, сповіщення). Це лише перегляд — створює й змінює правила адміністратор системи.</w:t>
+        <w:t xml:space="preserve">Зображення та PDF (а також PDF-перегляд документів Office) у задачах, тікетах, на порталі та в тексті тікета відкриваються у</w:t>
+      </w:r>
+      <w:r>
+        <w:t xml:space="preserve"> </w:t>
+      </w:r>
+      <w:r>
+        <w:rPr>
+          <w:bCs/>
+          <w:b/>
+        </w:rPr>
+        <w:t xml:space="preserve">вікні, що спливає</w:t>
+      </w:r>
+      <w:r>
+        <w:t xml:space="preserve"> </w:t>
+      </w:r>
+      <w:r>
+        <w:t xml:space="preserve">— приблизно</w:t>
+      </w:r>
+      <w:r>
+        <w:t xml:space="preserve"> </w:t>
+      </w:r>
+      <w:r>
+        <w:rPr>
+          <w:bCs/>
+          <w:b/>
+        </w:rPr>
+        <w:t xml:space="preserve">70 % екрана, по центру</w:t>
+      </w:r>
+      <w:r>
+        <w:t xml:space="preserve"> </w:t>
+      </w:r>
+      <w:r>
+        <w:t xml:space="preserve">— поверх поточної сторінки — без переходу на нову вкладку. Якщо на сторінці є кілька зображень, у вікні з’являються</w:t>
+      </w:r>
+      <w:r>
+        <w:t xml:space="preserve"> </w:t>
+      </w:r>
+      <w:r>
+        <w:rPr>
+          <w:bCs/>
+          <w:b/>
+        </w:rPr>
+        <w:t xml:space="preserve">стрілки ‹ ›</w:t>
+      </w:r>
+      <w:r>
+        <w:t xml:space="preserve"> </w:t>
+      </w:r>
+      <w:r>
+        <w:t xml:space="preserve">(і клавіші ← →) для переходу до попереднього/наступного зображення та лічильник «2 / 5». Закрити можна хрестиком, клавішею Esc або кліком поза вікном; у заголовку є кнопка</w:t>
+      </w:r>
+      <w:r>
+        <w:t xml:space="preserve"> </w:t>
+      </w:r>
+      <w:r>
+        <w:rPr>
+          <w:bCs/>
+          <w:b/>
+        </w:rPr>
+        <w:t xml:space="preserve">«Відкрити в новій вкладці»</w:t>
+      </w:r>
+      <w:r>
+        <w:t xml:space="preserve">. Клік із Ctrl/⌘ чи Shift відкриває вкладення в новій вкладці. Документи Office без перегляду лише завантажуються.</w:t>
       </w:r>
     </w:p>
     <w:bookmarkEnd w:id="59"/>

--- a/docs/ITSM_User_Guide.docx
+++ b/docs/ITSM_User_Guide.docx
@@ -2,7 +2,7 @@
 <file path=word/document.xml><?xml version="1.0" encoding="utf-8"?>
 <w:document xmlns:w="http://schemas.openxmlformats.org/wordprocessingml/2006/main" xmlns:m="http://schemas.openxmlformats.org/officeDocument/2006/math" xmlns:r="http://schemas.openxmlformats.org/officeDocument/2006/relationships" xmlns:o="urn:schemas-microsoft-com:office:office" xmlns:v="urn:schemas-microsoft-com:vml" xmlns:w10="urn:schemas-microsoft-com:office:word" xmlns:a="http://schemas.openxmlformats.org/drawingml/2006/main" xmlns:pic="http://schemas.openxmlformats.org/drawingml/2006/picture" xmlns:wp="http://schemas.openxmlformats.org/drawingml/2006/wordprocessingDrawing">
   <w:body>
-    <w:bookmarkStart w:id="60" w:name="гайд-користувача-itsm-system"/>
+    <w:bookmarkStart w:id="61" w:name="гайд-користувача-itsm-system"/>
     <w:p>
       <w:pPr>
         <w:pStyle w:val="Heading1"/>
@@ -3671,23 +3671,20 @@
         <w:pStyle w:val="Compact"/>
       </w:pPr>
       <w:r>
-        <w:t xml:space="preserve">Виконавців шаблон</w:t>
-      </w:r>
-      <w:r>
-        <w:t xml:space="preserve"> </w:t>
-      </w:r>
-      <w:r>
-        <w:rPr>
-          <w:bCs/>
-          <w:b/>
-        </w:rPr>
-        <w:t xml:space="preserve">не призначає</w:t>
-      </w:r>
-      <w:r>
-        <w:t xml:space="preserve"> </w:t>
-      </w:r>
-      <w:r>
-        <w:t xml:space="preserve">— задачі створюються нерозподіленими (їх призначають потім), статус — «Нова». Зміна чи видалення шаблону не впливає на вже створені проєкти й задачі. За один раз створюється не більше 300 задач разом з підзадачами; у шаблоні — до 100 задач.</w:t>
+        <w:t xml:space="preserve">Виконавців шаблон призначає</w:t>
+      </w:r>
+      <w:r>
+        <w:t xml:space="preserve"> </w:t>
+      </w:r>
+      <w:r>
+        <w:rPr>
+          <w:bCs/>
+          <w:b/>
+        </w:rPr>
+        <w:t xml:space="preserve">за ролями</w:t>
+      </w:r>
+      <w:r>
+        <w:t xml:space="preserve">: у пункті вказують роль (напр., «Керівник проєкту»), а при застосуванні шаблону під ним з’являється список «роль → працівник». Без вибору задача лишається нерозподіленою; статус — «Нова». Зміна чи видалення шаблону не впливає на вже створені проєкти й задачі. За один раз створюється не більше 300 задач разом з підзадачами; у шаблоні — до 100 задач.</w:t>
       </w:r>
     </w:p>
     <w:bookmarkEnd w:id="33"/>
@@ -4822,7 +4819,7 @@
     </w:p>
     <w:bookmarkEnd w:id="37"/>
     <w:bookmarkEnd w:id="38"/>
-    <w:bookmarkStart w:id="45" w:name="тікети-звернення-до-іт-підтримки"/>
+    <w:bookmarkStart w:id="46" w:name="тікети-звернення-до-іт-підтримки"/>
     <w:p>
       <w:pPr>
         <w:pStyle w:val="Heading2"/>
@@ -5379,12 +5376,87 @@
       </w:r>
     </w:p>
     <w:bookmarkEnd w:id="41"/>
-    <w:bookmarkStart w:id="42" w:name="б-повязані-та-дубльовані-тікети"/>
+    <w:bookmarkStart w:id="42" w:name="Xa88c5ab1f0174a2a34b3d63811dc05170e650d9"/>
     <w:p>
       <w:pPr>
         <w:pStyle w:val="Heading3"/>
       </w:pPr>
       <w:r>
+        <w:t xml:space="preserve">7.3а Пріоритет тікета і сповіщення в системі</w:t>
+      </w:r>
+    </w:p>
+    <w:p>
+      <w:pPr>
+        <w:pStyle w:val="FirstParagraph"/>
+      </w:pPr>
+      <w:r>
+        <w:t xml:space="preserve">Кожен тікет має</w:t>
+      </w:r>
+      <w:r>
+        <w:t xml:space="preserve"> </w:t>
+      </w:r>
+      <w:r>
+        <w:rPr>
+          <w:bCs/>
+          <w:b/>
+        </w:rPr>
+        <w:t xml:space="preserve">пріоритет</w:t>
+      </w:r>
+      <w:r>
+        <w:t xml:space="preserve"> </w:t>
+      </w:r>
+      <w:r>
+        <w:t xml:space="preserve">(низький / звичайний / високий / критичний); у списку «Тікети» значок з’являється, якщо пріоритет не «Звичайний». Працівник підтримки змінює його на сторінці тікета (блок «Пріоритет»); його також може встановити автоматичне правило черги.</w:t>
+      </w:r>
+    </w:p>
+    <w:p>
+      <w:pPr>
+        <w:pStyle w:val="BodyText"/>
+      </w:pPr>
+      <w:r>
+        <w:t xml:space="preserve">У верхньому меню є дзвінок</w:t>
+      </w:r>
+      <w:r>
+        <w:t xml:space="preserve"> </w:t>
+      </w:r>
+      <w:r>
+        <w:rPr>
+          <w:bCs/>
+          <w:b/>
+        </w:rPr>
+        <w:t xml:space="preserve">🔔</w:t>
+      </w:r>
+      <w:r>
+        <w:t xml:space="preserve"> </w:t>
+      </w:r>
+      <w:r>
+        <w:t xml:space="preserve">з кількістю непрочитаних сповіщень. Сторінка «Сповіщення» (</w:t>
+      </w:r>
+      <w:r>
+        <w:rPr>
+          <w:rStyle w:val="VerbatimChar"/>
+        </w:rPr>
+        <w:t xml:space="preserve">/notifications</w:t>
+      </w:r>
+      <w:r>
+        <w:t xml:space="preserve">) показує повідомлення системи (наприклад, «спрацювало правило …» для вашого тікета); клік відкриває тікет і позначає сповіщення прочитаним. Кнопки «Прочитати всі» й «Очистити прочитані» — внизу сторінки. Сповіщення надходять також, коли вам призначили тікет і коли в вашому тікеті з’явився новий коментар.</w:t>
+      </w:r>
+    </w:p>
+    <w:p>
+      <w:pPr>
+        <w:pStyle w:val="BodyText"/>
+      </w:pPr>
+      <w:r>
+        <w:t xml:space="preserve">Список «Тікети» можна відфільтрувати за пріоритетом, статусом і міткою (мітки бачить лише персонал) та відсортувати «спершу за пріоритетом». Працівник підтримки призначає мітки в блоці «Мітки» на сторінці тікета.</w:t>
+      </w:r>
+    </w:p>
+    <w:bookmarkEnd w:id="42"/>
+    <w:bookmarkStart w:id="43" w:name="б-повязані-та-дубльовані-тікети"/>
+    <w:p>
+      <w:pPr>
+        <w:pStyle w:val="Heading3"/>
+      </w:pPr>
+      <w:r>
         <w:t xml:space="preserve">7.3б Пов’язані та дубльовані тікети</w:t>
       </w:r>
     </w:p>
@@ -5515,8 +5587,8 @@
         <w:t xml:space="preserve">— той самий статус отримають усі дублі, які ви бачите (заявники отримають звичайні сповіщення про зміну статусу). Тікети, до яких у вас немає доступу, у зв’язках не показуються (лише кількість).</w:t>
       </w:r>
     </w:p>
-    <w:bookmarkEnd w:id="42"/>
-    <w:bookmarkStart w:id="43" w:name="оцінка-вирішення-csat"/>
+    <w:bookmarkEnd w:id="43"/>
+    <w:bookmarkStart w:id="44" w:name="оцінка-вирішення-csat"/>
     <w:p>
       <w:pPr>
         <w:pStyle w:val="Heading3"/>
@@ -5666,8 +5738,8 @@
         <w:t xml:space="preserve">Те саме працює й для звернень, поданих через портал самообслуговування без входу в систему, — кнопки оцінки з’являються на сторінці відстеження за вашим персональним посиланням.</w:t>
       </w:r>
     </w:p>
-    <w:bookmarkEnd w:id="43"/>
-    <w:bookmarkStart w:id="44" w:name="вкладення-тікета"/>
+    <w:bookmarkEnd w:id="44"/>
+    <w:bookmarkStart w:id="45" w:name="вкладення-тікета"/>
     <w:p>
       <w:pPr>
         <w:pStyle w:val="Heading3"/>
@@ -5835,9 +5907,9 @@
         </w:pict>
       </w:r>
     </w:p>
-    <w:bookmarkEnd w:id="44"/>
     <w:bookmarkEnd w:id="45"/>
-    <w:bookmarkStart w:id="48" w:name="мій-профіль-і-пароль"/>
+    <w:bookmarkEnd w:id="46"/>
+    <w:bookmarkStart w:id="49" w:name="мій-профіль-і-пароль"/>
     <w:p>
       <w:pPr>
         <w:pStyle w:val="Heading2"/>
@@ -5935,7 +6007,7 @@
         <w:t xml:space="preserve">Якщо ваш обліковий запис автентифікується через Active Directory — блоку зміни пароля не буде: пароль для таких облікових записів керується самим AD (змінюйте його в Windows, як зазвичай), а не тут.</w:t>
       </w:r>
     </w:p>
-    <w:bookmarkStart w:id="46" w:name="сесії-та-історія-входів"/>
+    <w:bookmarkStart w:id="47" w:name="сесії-та-історія-входів"/>
     <w:p>
       <w:pPr>
         <w:pStyle w:val="Heading3"/>
@@ -6040,8 +6112,8 @@
         <w:t xml:space="preserve">Сесію також завершують вихід кнопкою «Вийти», деактивація облікового запису та дії адміністратора. Сесія, що не робить запитів довше за налаштований час неактивності, зникає сама.</w:t>
       </w:r>
     </w:p>
-    <w:bookmarkEnd w:id="46"/>
-    <w:bookmarkStart w:id="47" w:name="Xd3547e8f2b045db79a7bffed1b32dc045dd5781"/>
+    <w:bookmarkEnd w:id="47"/>
+    <w:bookmarkStart w:id="48" w:name="Xd3547e8f2b045db79a7bffed1b32dc045dd5781"/>
     <w:p>
       <w:pPr>
         <w:pStyle w:val="Heading3"/>
@@ -6315,9 +6387,9 @@
         </w:pict>
       </w:r>
     </w:p>
-    <w:bookmarkEnd w:id="47"/>
     <w:bookmarkEnd w:id="48"/>
-    <w:bookmarkStart w:id="50" w:name="архів"/>
+    <w:bookmarkEnd w:id="49"/>
+    <w:bookmarkStart w:id="51" w:name="архів"/>
     <w:p>
       <w:pPr>
         <w:pStyle w:val="Heading2"/>
@@ -6439,7 +6511,7 @@
         </w:pict>
       </w:r>
     </w:p>
-    <w:bookmarkStart w:id="49" w:name="експорт-у-excel-і-csv"/>
+    <w:bookmarkStart w:id="50" w:name="експорт-у-excel-і-csv"/>
     <w:p>
       <w:pPr>
         <w:pStyle w:val="Heading3"/>
@@ -6589,9 +6661,9 @@
         </w:pict>
       </w:r>
     </w:p>
-    <w:bookmarkEnd w:id="49"/>
     <w:bookmarkEnd w:id="50"/>
-    <w:bookmarkStart w:id="51" w:name="вікі"/>
+    <w:bookmarkEnd w:id="51"/>
+    <w:bookmarkStart w:id="52" w:name="вікі"/>
     <w:p>
       <w:pPr>
         <w:pStyle w:val="Heading2"/>
@@ -6870,6 +6942,70 @@
       </w:r>
       <w:r>
         <w:t xml:space="preserve">— сторінки можуть бути «підсторінками» інших: у меню ліворуч вони показані з відступом під своєю батьківською сторінкою, угорі сторінки є шлях («Вікі / Інфраструктура / Мережа»), а внизу — список її підсторінок. Якщо батьківська сторінка призначена не для вашої ролі, вона у вашому шляху не показується, а підсторінка стоїть у меню на верхньому рівні.</w:t>
+      </w:r>
+    </w:p>
+    <w:p>
+      <w:pPr>
+        <w:numPr>
+          <w:ilvl w:val="0"/>
+          <w:numId w:val="1017"/>
+        </w:numPr>
+        <w:pStyle w:val="Compact"/>
+      </w:pPr>
+      <w:r>
+        <w:rPr>
+          <w:bCs/>
+          <w:b/>
+        </w:rPr>
+        <w:t xml:space="preserve">Розділи ліворуч.</w:t>
+      </w:r>
+      <w:r>
+        <w:t xml:space="preserve"> </w:t>
+      </w:r>
+      <w:r>
+        <w:t xml:space="preserve">У лівому меню показано лише сторінки</w:t>
+      </w:r>
+      <w:r>
+        <w:t xml:space="preserve"> </w:t>
+      </w:r>
+      <w:r>
+        <w:rPr>
+          <w:bCs/>
+          <w:b/>
+        </w:rPr>
+        <w:t xml:space="preserve">верхнього рівня (без батьківської сторінки)</w:t>
+      </w:r>
+      <w:r>
+        <w:t xml:space="preserve"> </w:t>
+      </w:r>
+      <w:r>
+        <w:t xml:space="preserve">— вони вважаються</w:t>
+      </w:r>
+      <w:r>
+        <w:t xml:space="preserve"> </w:t>
+      </w:r>
+      <w:r>
+        <w:rPr>
+          <w:bCs/>
+          <w:b/>
+        </w:rPr>
+        <w:t xml:space="preserve">розділами</w:t>
+      </w:r>
+      <w:r>
+        <w:t xml:space="preserve">. Сторінки, що мають батьком розділ (і глибших рівнів),</w:t>
+      </w:r>
+      <w:r>
+        <w:t xml:space="preserve"> </w:t>
+      </w:r>
+      <w:r>
+        <w:rPr>
+          <w:bCs/>
+          <w:b/>
+        </w:rPr>
+        <w:t xml:space="preserve">сховано під ним</w:t>
+      </w:r>
+      <w:r>
+        <w:t xml:space="preserve">: біля розділу є стрілка ▸/▾ і кількість сторінок; клацніть її, щоб розгорнути. Розділ автоматично розгортається, коли ви відкриваєте його сторінку чи будь-яку вкладену.</w:t>
       </w:r>
     </w:p>
     <w:p>
@@ -6919,8 +7055,8 @@
         </w:pict>
       </w:r>
     </w:p>
-    <w:bookmarkEnd w:id="51"/>
-    <w:bookmarkStart w:id="52" w:name="документи-бібліотека-файлів"/>
+    <w:bookmarkEnd w:id="52"/>
+    <w:bookmarkStart w:id="53" w:name="документи-бібліотека-файлів"/>
     <w:p>
       <w:pPr>
         <w:pStyle w:val="Heading2"/>
@@ -7223,8 +7359,8 @@
         </w:pict>
       </w:r>
     </w:p>
-    <w:bookmarkEnd w:id="52"/>
-    <w:bookmarkStart w:id="53" w:name="форум"/>
+    <w:bookmarkEnd w:id="53"/>
+    <w:bookmarkStart w:id="54" w:name="форум"/>
     <w:p>
       <w:pPr>
         <w:pStyle w:val="Heading2"/>
@@ -7725,8 +7861,8 @@
         </w:pict>
       </w:r>
     </w:p>
-    <w:bookmarkEnd w:id="53"/>
-    <w:bookmarkStart w:id="54" w:name="чого-в-системі-поки-немає"/>
+    <w:bookmarkEnd w:id="54"/>
+    <w:bookmarkStart w:id="55" w:name="чого-в-системі-поки-немає"/>
     <w:p>
       <w:pPr>
         <w:pStyle w:val="Heading2"/>
@@ -7777,8 +7913,8 @@
         </w:pict>
       </w:r>
     </w:p>
-    <w:bookmarkEnd w:id="54"/>
-    <w:bookmarkStart w:id="55" w:name="якщо-сторінка-показала-помилку"/>
+    <w:bookmarkEnd w:id="55"/>
+    <w:bookmarkStart w:id="56" w:name="якщо-сторінка-показала-помилку"/>
     <w:p>
       <w:pPr>
         <w:pStyle w:val="Heading2"/>
@@ -7877,8 +8013,8 @@
         <w:t xml:space="preserve">Повідомлення на кшталт «Доступ обмежено», «Сторінку не знайдено», «Недостатньо прав» чи червоні підказки у формах — це не збої, а нормальні відповіді системи (немає доступу, невірні дані тощо); для них код не потрібен.</w:t>
       </w:r>
     </w:p>
-    <w:bookmarkEnd w:id="55"/>
-    <w:bookmarkStart w:id="56" w:name="активи-для-співробітників-іт"/>
+    <w:bookmarkEnd w:id="56"/>
+    <w:bookmarkStart w:id="57" w:name="активи-для-співробітників-іт"/>
     <w:p>
       <w:pPr>
         <w:pStyle w:val="Heading2"/>
@@ -7895,8 +8031,8 @@
         <w:t xml:space="preserve">Оператори, менеджер ІТ та адміністратори бачать у меню «Активи» реєстр обладнання й ПЗ. На сторінці тікета є блок «Активи»: можна прив’язати пристрій, якого стосується заявка, і швидко перейти до його картки та історії змін. Звичайні користувачі розділ не бачать.</w:t>
       </w:r>
     </w:p>
-    <w:bookmarkEnd w:id="56"/>
-    <w:bookmarkStart w:id="57" w:name="налаштування-меню"/>
+    <w:bookmarkEnd w:id="57"/>
+    <w:bookmarkStart w:id="58" w:name="налаштування-меню"/>
     <w:p>
       <w:pPr>
         <w:pStyle w:val="Heading2"/>
@@ -7932,8 +8068,8 @@
         <w:t xml:space="preserve">). Перемикачами оберіть, які розділи показувати у верхньому меню: Активи (лише для тих, хто має доступ до реєстру), Архів, Вікі, Документи, Форум. За замовчуванням видно все. Налаштування особисте — інших користувачів воно не зачіпає. Це лише зручність: сторінки прихованих розділів лишаються доступними за прямим посиланням і в пошуку, права доступу не змінюються.</w:t>
       </w:r>
     </w:p>
-    <w:bookmarkEnd w:id="57"/>
-    <w:bookmarkStart w:id="58" w:name="правила-черги-тікетів-перегляд"/>
+    <w:bookmarkEnd w:id="58"/>
+    <w:bookmarkStart w:id="59" w:name="правила-черги-тікетів-перегляд"/>
     <w:p>
       <w:pPr>
         <w:pStyle w:val="Heading2"/>
@@ -7960,11 +8096,11 @@
         <w:t xml:space="preserve">«Правила черги»</w:t>
       </w:r>
       <w:r>
-        <w:t xml:space="preserve">: список автоматичних правил, налаштованих на вас (перенесення в чергу, призначення вас оператором, сповіщення). Це лише перегляд — створює й змінює правила адміністратор системи.</w:t>
-      </w:r>
-    </w:p>
-    <w:bookmarkEnd w:id="58"/>
-    <w:bookmarkStart w:id="59" w:name="перегляд-вкладень-у-вікні-що-спливає"/>
+        <w:t xml:space="preserve">: список автоматичних правил, налаштованих на вас (перенесення в чергу, призначення вас оператором, пріоритет, сповіщення; правила можуть спрацьовувати на створення тікета, зміну статусу чи новий коментар). Це лише перегляд — створює й змінює правила адміністратор системи.</w:t>
+      </w:r>
+    </w:p>
+    <w:bookmarkEnd w:id="59"/>
+    <w:bookmarkStart w:id="60" w:name="перегляд-вкладень-у-вікні-що-спливає"/>
     <w:p>
       <w:pPr>
         <w:pStyle w:val="Heading2"/>
@@ -8042,8 +8178,8 @@
         <w:t xml:space="preserve">. Клік із Ctrl/⌘ чи Shift відкриває вкладення в новій вкладці. Документи Office без перегляду лише завантажуються.</w:t>
       </w:r>
     </w:p>
-    <w:bookmarkEnd w:id="59"/>
     <w:bookmarkEnd w:id="60"/>
+    <w:bookmarkEnd w:id="61"/>
     <w:sectPr/>
   </w:body>
 </w:document>
